--- a/doc/journal_paper.docx
+++ b/doc/journal_paper.docx
@@ -306,7 +306,33 @@
         <w:rPr>
           <w:lang w:val="en-US"/>
         </w:rPr>
-        <w:t>The paper shall include an introduction on the current research in the papers field, original solutions, experimental results analysis, conclusions and references.</w:t>
+        <w:t xml:space="preserve">Online product reviews are a widely used source of information in e-commerce systems, </w:t>
+      </w:r>
+      <w:proofErr w:type="gramStart"/>
+      <w:r>
+        <w:rPr>
+          <w:lang w:val="en-US"/>
+        </w:rPr>
+        <w:t>providing assistance to</w:t>
+      </w:r>
+      <w:proofErr w:type="gramEnd"/>
+      <w:r>
+        <w:rPr>
+          <w:lang w:val="en-US"/>
+        </w:rPr>
+        <w:t xml:space="preserve"> users in the absence of direct interaction with products. Empirical studies show that a significant proportion of consumers rely on such reviews during the decision-making process, while a non-negligible fraction of the available content is estimated to be misleading or inauthentic. Given the scale at which this data is generated and consumed, even a moderate rate of unreliable reviews can affect </w:t>
+      </w:r>
+      <w:r>
+        <w:rPr>
+          <w:lang w:val="en-US"/>
+        </w:rPr>
+        <w:t>a lot of</w:t>
+      </w:r>
+      <w:r>
+        <w:rPr>
+          <w:lang w:val="en-US"/>
+        </w:rPr>
+        <w:t xml:space="preserve"> transactions and alter the perceived quality of products. In these circumstances, identifying inauthentic review content becomes a necessary component in maintaining the integrity of online marketplaces.</w:t>
       </w:r>
     </w:p>
     <w:p>
@@ -317,12 +343,6 @@
           <w:lang w:val="en-US"/>
         </w:rPr>
       </w:pPr>
-      <w:r>
-        <w:rPr>
-          <w:lang w:val="en-US"/>
-        </w:rPr>
-        <w:t>The paper should be edited as Microsoft Word 97-2007 document (.doc or .docx) or rich text format (.rtf), with the following settings (all measures in centimeters):</w:t>
-      </w:r>
     </w:p>
     <w:p>
       <w:pPr>
@@ -872,6 +892,7 @@
         <w:jc w:val="both"/>
       </w:pPr>
       <w:r>
+        <w:lastRenderedPageBreak/>
         <w:t>[1] I. Ivan and C. Ciurea</w:t>
       </w:r>
       <w:proofErr w:type="gramStart"/>
@@ -966,8 +987,8 @@
       <w:r>
         <w:t xml:space="preserve">. </w:t>
       </w:r>
-      <w:smartTag w:uri="urn:schemas-microsoft-com:office:smarttags" w:element="place">
-        <w:smartTag w:uri="urn:schemas-microsoft-com:office:smarttags" w:element="City">
+      <w:smartTag w:uri="urn:schemas-microsoft-com:office:smarttags" w:element="City">
+        <w:smartTag w:uri="urn:schemas-microsoft-com:office:smarttags" w:element="place">
           <w:r>
             <w:t>Bucharest</w:t>
           </w:r>
@@ -988,10 +1009,10 @@
           <w:lang w:val="en-US"/>
         </w:rPr>
         <w:sectPr>
-          <w:headerReference w:type="even" r:id="rId7"/>
-          <w:headerReference w:type="default" r:id="rId8"/>
-          <w:footerReference w:type="even" r:id="rId9"/>
-          <w:footerReference w:type="default" r:id="rId10"/>
+          <w:headerReference w:type="even" r:id="rId8"/>
+          <w:headerReference w:type="default" r:id="rId9"/>
+          <w:footerReference w:type="even" r:id="rId10"/>
+          <w:footerReference w:type="default" r:id="rId11"/>
           <w:type w:val="continuous"/>
           <w:pgSz w:w="11907" w:h="16840" w:code="9"/>
           <w:pgMar w:top="1701" w:right="1134" w:bottom="1134" w:left="1418" w:header="964" w:footer="567" w:gutter="284"/>
@@ -1003,7 +1024,6 @@
         <w:rPr>
           <w:lang w:val="en-US"/>
         </w:rPr>
-        <w:lastRenderedPageBreak/>
         <w:t xml:space="preserve">[4] </w:t>
       </w:r>
       <w:smartTag w:uri="urn:schemas-microsoft-com:office:smarttags" w:element="place">
@@ -1098,7 +1118,7 @@
                     </pic:cNvPicPr>
                   </pic:nvPicPr>
                   <pic:blipFill>
-                    <a:blip r:embed="rId11">
+                    <a:blip r:embed="rId12">
                       <a:extLst>
                         <a:ext uri="{28A0092B-C50C-407E-A947-70E740481C1C}">
                           <a14:useLocalDpi xmlns:a14="http://schemas.microsoft.com/office/drawing/2010/main" val="0"/>
@@ -7123,6 +7143,7 @@
   <w:style w:type="character" w:default="1" w:styleId="Fontdeparagrafimplicit">
     <w:name w:val="Default Paragraph Font"/>
     <w:uiPriority w:val="1"/>
+    <w:semiHidden/>
     <w:unhideWhenUsed/>
   </w:style>
   <w:style w:type="table" w:default="1" w:styleId="TabelNormal">
@@ -8023,4 +8044,16 @@
     </a:ext>
   </a:extLst>
 </a:theme>
+</file>
+
+<file path=customXml/item1.xml><?xml version="1.0" encoding="utf-8"?>
+<b:Sources xmlns:b="http://schemas.openxmlformats.org/officeDocument/2006/bibliography" xmlns="http://schemas.openxmlformats.org/officeDocument/2006/bibliography" SelectedStyle="\APASixthEditionOfficeOnline.xsl" StyleName="APA" Version="6"/>
+</file>
+
+<file path=customXml/itemProps1.xml><?xml version="1.0" encoding="utf-8"?>
+<ds:datastoreItem xmlns:ds="http://schemas.openxmlformats.org/officeDocument/2006/customXml" ds:itemID="{F075625B-B613-425A-BEAD-8B68C1DE3C37}">
+  <ds:schemaRefs>
+    <ds:schemaRef ds:uri="http://schemas.openxmlformats.org/officeDocument/2006/bibliography"/>
+  </ds:schemaRefs>
+</ds:datastoreItem>
 </file>
--- a/doc/journal_paper.docx
+++ b/doc/journal_paper.docx
@@ -46,40 +46,31 @@
         <w:rPr>
           <w:lang w:val="en-US"/>
         </w:rPr>
-        <w:t>First AUTHOR</w:t>
-      </w:r>
-      <w:r>
-        <w:rPr>
-          <w:vertAlign w:val="superscript"/>
-          <w:lang w:val="en-US"/>
-        </w:rPr>
-        <w:t>1</w:t>
-      </w:r>
-      <w:r>
-        <w:rPr>
-          <w:lang w:val="en-US"/>
-        </w:rPr>
-        <w:t>, Second AUTHOR</w:t>
-      </w:r>
-      <w:r>
-        <w:rPr>
-          <w:vertAlign w:val="superscript"/>
-          <w:lang w:val="en-US"/>
-        </w:rPr>
-        <w:t>2</w:t>
-      </w:r>
-      <w:r>
-        <w:rPr>
-          <w:lang w:val="en-US"/>
-        </w:rPr>
-        <w:t>, Third AUTHOR</w:t>
-      </w:r>
-      <w:r>
-        <w:rPr>
-          <w:vertAlign w:val="superscript"/>
-          <w:lang w:val="en-US"/>
-        </w:rPr>
-        <w:t>3</w:t>
+        <w:t>Sebastian</w:t>
+      </w:r>
+      <w:r>
+        <w:rPr>
+          <w:lang w:val="en-US"/>
+        </w:rPr>
+        <w:t xml:space="preserve"> </w:t>
+      </w:r>
+      <w:r>
+        <w:rPr>
+          <w:lang w:val="en-US"/>
+        </w:rPr>
+        <w:t>TONU</w:t>
+      </w:r>
+      <w:r>
+        <w:rPr>
+          <w:lang w:val="en-US"/>
+        </w:rPr>
+        <w:t xml:space="preserve">, </w:t>
+      </w:r>
+      <w:r>
+        <w:rPr>
+          <w:lang w:val="en-US"/>
+        </w:rPr>
+        <w:t>Ioana-Alexandra TONU</w:t>
       </w:r>
     </w:p>
     <w:p>
@@ -92,13 +83,6 @@
       </w:pPr>
       <w:r>
         <w:rPr>
-          <w:vertAlign w:val="superscript"/>
-          <w:lang w:val="en-US"/>
-        </w:rPr>
-        <w:t>1</w:t>
-      </w:r>
-      <w:r>
-        <w:rPr>
           <w:lang w:val="en-US"/>
         </w:rPr>
         <w:t>First author affiliation</w:t>
@@ -114,16 +98,21 @@
       </w:pPr>
       <w:r>
         <w:rPr>
-          <w:vertAlign w:val="superscript"/>
-          <w:lang w:val="en-US"/>
-        </w:rPr>
-        <w:t>2</w:t>
-      </w:r>
-      <w:r>
-        <w:rPr>
-          <w:lang w:val="en-US"/>
-        </w:rPr>
-        <w:t>Second author affiliation</w:t>
+          <w:lang w:val="en-US"/>
+        </w:rPr>
+        <w:t>sebastian.tonu@academic.tuiasi.ro</w:t>
+      </w:r>
+      <w:r>
+        <w:rPr>
+          <w:lang w:val="en-US"/>
+        </w:rPr>
+        <w:t xml:space="preserve">, </w:t>
+      </w:r>
+      <w:r>
+        <w:rPr>
+          <w:lang w:val="en-US"/>
+        </w:rPr>
+        <w:t>ioana-alexandra.tonu@student.tuiasi.ro</w:t>
       </w:r>
     </w:p>
     <w:p>
@@ -134,94 +123,68 @@
           <w:lang w:val="en-US"/>
         </w:rPr>
       </w:pPr>
-      <w:r>
-        <w:rPr>
-          <w:vertAlign w:val="superscript"/>
-          <w:lang w:val="en-US"/>
-        </w:rPr>
-        <w:t>3</w:t>
-      </w:r>
-      <w:r>
-        <w:rPr>
-          <w:lang w:val="en-US"/>
-        </w:rPr>
-        <w:t>Third author affiliation</w:t>
-      </w:r>
     </w:p>
     <w:p>
       <w:pPr>
         <w:widowControl w:val="0"/>
-        <w:jc w:val="center"/>
-        <w:rPr>
-          <w:lang w:val="en-US"/>
-        </w:rPr>
-      </w:pPr>
-      <w:r>
-        <w:rPr>
-          <w:lang w:val="en-US"/>
-        </w:rPr>
-        <w:t>First author email, Second author email, Third author email</w:t>
+        <w:jc w:val="both"/>
+        <w:rPr>
+          <w:i/>
+          <w:lang w:val="en-US"/>
+        </w:rPr>
+      </w:pPr>
+      <w:r>
+        <w:rPr>
+          <w:i/>
+          <w:lang w:val="en-US"/>
+        </w:rPr>
+        <w:t xml:space="preserve">The </w:t>
+      </w:r>
+      <w:r>
+        <w:rPr>
+          <w:i/>
+          <w:lang w:val="en-US"/>
+        </w:rPr>
+        <w:t>increased</w:t>
+      </w:r>
+      <w:r>
+        <w:rPr>
+          <w:i/>
+          <w:lang w:val="en-US"/>
+        </w:rPr>
+        <w:t xml:space="preserve"> use of online product reviews has made them a key factor in consumer decision-making processes within e-commerce platforms. </w:t>
+      </w:r>
+      <w:r>
+        <w:rPr>
+          <w:i/>
+        </w:rPr>
+        <w:t>In this context,</w:t>
+      </w:r>
+      <w:r>
+        <w:rPr>
+          <w:i/>
+          <w:lang w:val="en-US"/>
+        </w:rPr>
+        <w:t xml:space="preserve"> recent advances in large language models</w:t>
+      </w:r>
+      <w:r>
+        <w:rPr>
+          <w:i/>
+          <w:lang w:val="en-US"/>
+        </w:rPr>
+        <w:t xml:space="preserve"> (LLMs)</w:t>
+      </w:r>
+      <w:r>
+        <w:rPr>
+          <w:i/>
+          <w:lang w:val="en-US"/>
+        </w:rPr>
+        <w:t xml:space="preserve"> have enabled the generation of artificial reviews that closely resemble human-written content, raising concerns regarding their impact. This paper proposes a practical approach for detecting AI-generated product reviews based on classical machine learning techniques. A dataset is constructed by combining real user reviews with content generated using a large language model, followed by a preprocessing stage for data standardization. The classification task is addressed using TF-IDF features and a linear Support Vector Machine model. In addition, an explainability component based on SHAP is employed to analyze the contribution of individual linguistic features to the model predictions. The experimental results indicate that the proposed approach achieves high classification performance while also providing interpretable insights into the patterns that differentiate generated and authentic reviews.</w:t>
       </w:r>
     </w:p>
     <w:p>
       <w:pPr>
         <w:widowControl w:val="0"/>
-        <w:jc w:val="center"/>
-        <w:rPr>
-          <w:lang w:val="en-US"/>
-        </w:rPr>
-      </w:pPr>
-    </w:p>
-    <w:p>
-      <w:pPr>
-        <w:widowControl w:val="0"/>
-        <w:jc w:val="both"/>
-        <w:rPr>
-          <w:i/>
-          <w:lang w:val="en-US"/>
-        </w:rPr>
-      </w:pPr>
-      <w:r>
-        <w:rPr>
-          <w:i/>
-          <w:lang w:val="en-US"/>
-        </w:rPr>
-        <w:t xml:space="preserve">This document gives formatting instructions for authors preparing papers for publication in the Informatica </w:t>
-      </w:r>
-      <w:proofErr w:type="spellStart"/>
-      <w:r>
-        <w:rPr>
-          <w:i/>
-          <w:lang w:val="en-US"/>
-        </w:rPr>
-        <w:t>Economică</w:t>
-      </w:r>
-      <w:proofErr w:type="spellEnd"/>
-      <w:r>
-        <w:rPr>
-          <w:i/>
-          <w:lang w:val="en-US"/>
-        </w:rPr>
-        <w:t xml:space="preserve"> </w:t>
-      </w:r>
-      <w:r>
-        <w:rPr>
-          <w:i/>
-          <w:lang w:val="en-US"/>
-        </w:rPr>
-        <w:t>j</w:t>
-      </w:r>
-      <w:r>
-        <w:rPr>
-          <w:i/>
-          <w:lang w:val="en-US"/>
-        </w:rPr>
-        <w:t>ournal. In the abstract, please describe your paper using between 100 and 150 words. Use Times New Roman, 12, italic font style. The authors must follow the instructions given in the document for the papers to be published. You can use this document as both an instruction set and as a template into which you can type your own text.</w:t>
-      </w:r>
-    </w:p>
-    <w:p>
-      <w:pPr>
-        <w:widowControl w:val="0"/>
         <w:jc w:val="both"/>
         <w:rPr>
           <w:i/>
@@ -241,7 +204,28 @@
           <w:i/>
           <w:lang w:val="en-US"/>
         </w:rPr>
-        <w:t xml:space="preserve"> Keyword1, Keyword2, Keyword3, Keyword4, Keyword5</w:t>
+        <w:t xml:space="preserve"> </w:t>
+      </w:r>
+      <w:r>
+        <w:rPr>
+          <w:i/>
+          <w:lang w:val="en-US"/>
+        </w:rPr>
+        <w:t>fake reviews</w:t>
+      </w:r>
+      <w:r>
+        <w:rPr>
+          <w:i/>
+          <w:lang w:val="en-US"/>
+        </w:rPr>
+        <w:t>, LLM</w:t>
+      </w:r>
+      <w:r>
+        <w:rPr>
+          <w:i/>
+          <w:lang w:val="en-US"/>
+        </w:rPr>
+        <w:t>, TF-IDF, support vector machine, explainable AI</w:t>
       </w:r>
     </w:p>
     <w:p>
@@ -308,14 +292,12 @@
         </w:rPr>
         <w:t xml:space="preserve">Online product reviews are a widely used source of information in e-commerce systems, </w:t>
       </w:r>
-      <w:proofErr w:type="gramStart"/>
-      <w:r>
-        <w:rPr>
-          <w:lang w:val="en-US"/>
-        </w:rPr>
-        <w:t>providing assistance to</w:t>
-      </w:r>
-      <w:proofErr w:type="gramEnd"/>
+      <w:r>
+        <w:rPr>
+          <w:lang w:val="en-US"/>
+        </w:rPr>
+        <w:t>helping</w:t>
+      </w:r>
       <w:r>
         <w:rPr>
           <w:lang w:val="en-US"/>
@@ -323,16 +305,143 @@
         <w:t xml:space="preserve"> users in the absence of direct interaction with products. Empirical studies show that a significant proportion of consumers rely on such reviews during the decision-making process, while a non-negligible fraction of the available content is estimated to be misleading or inauthentic. Given the scale at which this data is generated and consumed, even a moderate rate of unreliable reviews can affect </w:t>
       </w:r>
       <w:r>
-        <w:rPr>
-          <w:lang w:val="en-US"/>
-        </w:rPr>
-        <w:t>a lot of</w:t>
-      </w:r>
-      <w:r>
-        <w:rPr>
-          <w:lang w:val="en-US"/>
-        </w:rPr>
-        <w:t xml:space="preserve"> transactions and alter the perceived quality of products. In these circumstances, identifying inauthentic review content becomes a necessary component in maintaining the integrity of online marketplaces.</w:t>
+        <w:t>a large number of transactions</w:t>
+      </w:r>
+      <w:r>
+        <w:rPr>
+          <w:lang w:val="en-US"/>
+        </w:rPr>
+        <w:t xml:space="preserve"> </w:t>
+      </w:r>
+      <w:r>
+        <w:rPr>
+          <w:lang w:val="en-US"/>
+        </w:rPr>
+        <w:t xml:space="preserve"> and alter the perceived quality of products. In these circumstances, identifying inauthentic review content becomes a necessary component in maintaining the integrity of online marketplaces.</w:t>
+      </w:r>
+      <w:r>
+        <w:rPr>
+          <w:lang w:val="en-US"/>
+        </w:rPr>
+        <w:t xml:space="preserve"> </w:t>
+      </w:r>
+    </w:p>
+    <w:p>
+      <w:pPr>
+        <w:widowControl w:val="0"/>
+        <w:jc w:val="both"/>
+        <w:rPr>
+          <w:lang w:val="en-US"/>
+        </w:rPr>
+      </w:pPr>
+      <w:r>
+        <w:rPr>
+          <w:lang w:val="en-US"/>
+        </w:rPr>
+        <w:tab/>
+      </w:r>
+      <w:r>
+        <w:rPr>
+          <w:lang w:val="en-US"/>
+        </w:rPr>
+        <w:t>Large language models enable the generation of structured and fluent text that can approximate human-written product reviews. When applied at scale, such systems can produce content that is difficult to distinguish from authentic user feedback.</w:t>
+      </w:r>
+      <w:r>
+        <w:rPr>
+          <w:lang w:val="en-US"/>
+        </w:rPr>
+        <w:t xml:space="preserve"> In such a scenario</w:t>
+      </w:r>
+      <w:r>
+        <w:rPr>
+          <w:lang w:val="en-US"/>
+        </w:rPr>
+        <w:t>, the pre</w:t>
+      </w:r>
+      <w:r>
+        <w:rPr>
+          <w:lang w:val="en-US"/>
+        </w:rPr>
+        <w:t>s</w:t>
+      </w:r>
+      <w:r>
+        <w:rPr>
+          <w:lang w:val="en-US"/>
+        </w:rPr>
+        <w:t>ence of artificially generated reviews increases the ambiguity of the available information.</w:t>
+      </w:r>
+    </w:p>
+    <w:p>
+      <w:pPr>
+        <w:widowControl w:val="0"/>
+        <w:jc w:val="both"/>
+        <w:rPr>
+          <w:lang w:val="en-US"/>
+        </w:rPr>
+      </w:pPr>
+      <w:r>
+        <w:rPr>
+          <w:lang w:val="en-US"/>
+        </w:rPr>
+        <w:tab/>
+      </w:r>
+      <w:r>
+        <w:rPr>
+          <w:lang w:val="en-US"/>
+        </w:rPr>
+        <w:t xml:space="preserve">Existing methods for detecting deceptive reviews are typically developed for human-generated content and rely on assumptions that do not fully apply to text produced by large language models. Due to the increased regularity and fluency of generated text, the performance of such methods may degrade in this setting. </w:t>
+      </w:r>
+      <w:r>
+        <w:rPr>
+          <w:lang w:val="en-US"/>
+        </w:rPr>
+        <w:t xml:space="preserve">A </w:t>
+      </w:r>
+      <w:r>
+        <w:rPr>
+          <w:lang w:val="en-US"/>
+        </w:rPr>
+        <w:t>significant part of the existing work focuses on classification accuracy, while offering limited insight into the factors driving model decisions. This creates the need for approaches that combine effective detection with interpretable representations of the underlying patterns.</w:t>
+      </w:r>
+    </w:p>
+    <w:p>
+      <w:pPr>
+        <w:widowControl w:val="0"/>
+        <w:jc w:val="both"/>
+        <w:rPr>
+          <w:lang w:val="en-US"/>
+        </w:rPr>
+      </w:pPr>
+      <w:r>
+        <w:rPr>
+          <w:lang w:val="en-US"/>
+        </w:rPr>
+        <w:tab/>
+      </w:r>
+      <w:r>
+        <w:rPr>
+          <w:lang w:val="en-US"/>
+        </w:rPr>
+        <w:t xml:space="preserve">This paper proposes a practical approach for detecting AI-generated product reviews based on classical machine learning techniques. A dataset is constructed by combining real user reviews with artificially generated content obtained using a large language model, followed by a preprocessing stage aimed at removing noise and standardizing the input data. The classification task is addressed using a TF-IDF representation and a linear Support Vector Machine model, selected for its simplicity and effectiveness in high-dimensional text spaces. In addition, an explainability component based on SHAP is introduced </w:t>
+      </w:r>
+      <w:r>
+        <w:rPr>
+          <w:lang w:val="en-US"/>
+        </w:rPr>
+        <w:t>to</w:t>
+      </w:r>
+      <w:r>
+        <w:rPr>
+          <w:lang w:val="en-US"/>
+        </w:rPr>
+        <w:t xml:space="preserve"> analyze the contribution of individual linguistic features to the model predictions. The results show that the proposed approach achieves high classification performance, while also providing interpretable insights into the </w:t>
+      </w:r>
+      <w:r>
+        <w:rPr>
+          <w:lang w:val="en-US"/>
+        </w:rPr>
+        <w:lastRenderedPageBreak/>
+        <w:t>patterns that differentiate generated and authentic reviews.</w:t>
       </w:r>
     </w:p>
     <w:p>
@@ -887,21 +996,24 @@
     </w:p>
     <w:p>
       <w:pPr>
+        <w:pStyle w:val="NormalWeb"/>
+        <w:widowControl w:val="0"/>
+        <w:spacing w:before="0" w:beforeAutospacing="0" w:after="0" w:afterAutospacing="0"/>
+        <w:jc w:val="both"/>
+        <w:rPr>
+          <w:b/>
+          <w:lang w:val="en-US"/>
+        </w:rPr>
+      </w:pPr>
+    </w:p>
+    <w:p>
+      <w:pPr>
         <w:pStyle w:val="Default"/>
         <w:ind w:left="340" w:hanging="340"/>
         <w:jc w:val="both"/>
       </w:pPr>
       <w:r>
-        <w:lastRenderedPageBreak/>
-        <w:t>[1] I. Ivan and C. Ciurea</w:t>
-      </w:r>
-      <w:proofErr w:type="gramStart"/>
-      <w:r>
-        <w:t>, ”Quality</w:t>
-      </w:r>
-      <w:proofErr w:type="gramEnd"/>
-      <w:r>
-        <w:t xml:space="preserve"> characteristics of collaborative systems,” in </w:t>
+        <w:t xml:space="preserve">[1] I. Ivan and C. Ciurea, ”Quality characteristics of collaborative systems,” in </w:t>
       </w:r>
       <w:r>
         <w:rPr>
@@ -930,6 +1042,19 @@
       </w:smartTag>
       <w:r>
         <w:t xml:space="preserve">, 2009, pp. 164-168. </w:t>
+      </w:r>
+    </w:p>
+    <w:p>
+      <w:pPr>
+        <w:pStyle w:val="Default"/>
+        <w:ind w:left="340" w:hanging="340"/>
+        <w:jc w:val="both"/>
+      </w:pPr>
+      <w:r>
+        <w:t>[1]</w:t>
+      </w:r>
+      <w:r>
+        <w:t xml:space="preserve"> S. Senecal and J. Nantel, "The influence of online product recommendations on consumers’ online choices," Journal of Retailing, vol. 80, no. 2, pp. 159–169, 2004.</w:t>
       </w:r>
     </w:p>
     <w:p>
@@ -7143,7 +7268,6 @@
   <w:style w:type="character" w:default="1" w:styleId="Fontdeparagrafimplicit">
     <w:name w:val="Default Paragraph Font"/>
     <w:uiPriority w:val="1"/>
-    <w:semiHidden/>
     <w:unhideWhenUsed/>
   </w:style>
   <w:style w:type="table" w:default="1" w:styleId="TabelNormal">
@@ -7782,6 +7906,14 @@
       </w:numPr>
     </w:pPr>
   </w:style>
+  <w:style w:type="paragraph" w:styleId="Bibliografie">
+    <w:name w:val="Bibliography"/>
+    <w:basedOn w:val="Normal"/>
+    <w:next w:val="Normal"/>
+    <w:uiPriority w:val="37"/>
+    <w:unhideWhenUsed/>
+    <w:rsid w:val="008D0E8D"/>
+  </w:style>
 </w:styles>
 </file>
 
@@ -8047,11 +8179,28 @@
 </file>
 
 <file path=customXml/item1.xml><?xml version="1.0" encoding="utf-8"?>
-<b:Sources xmlns:b="http://schemas.openxmlformats.org/officeDocument/2006/bibliography" xmlns="http://schemas.openxmlformats.org/officeDocument/2006/bibliography" SelectedStyle="\APASixthEditionOfficeOnline.xsl" StyleName="APA" Version="6"/>
+<b:Sources xmlns:b="http://schemas.openxmlformats.org/officeDocument/2006/bibliography" xmlns="http://schemas.openxmlformats.org/officeDocument/2006/bibliography" SelectedStyle="\APASixthEditionOfficeOnline.xsl" StyleName="APA" Version="6">
+  <b:Source>
+    <b:Tag>1</b:Tag>
+    <b:SourceType>JournalArticle</b:SourceType>
+    <b:Guid>{5894357B-AA9D-4A4D-B45D-63BCB0440EEB}</b:Guid>
+    <b:Author>
+      <b:Author>
+        <b:NameList>
+          <b:Person>
+            <b:Last>a</b:Last>
+          </b:Person>
+        </b:NameList>
+      </b:Author>
+    </b:Author>
+    <b:Title>juyg</b:Title>
+    <b:RefOrder>1</b:RefOrder>
+  </b:Source>
+</b:Sources>
 </file>
 
 <file path=customXml/itemProps1.xml><?xml version="1.0" encoding="utf-8"?>
-<ds:datastoreItem xmlns:ds="http://schemas.openxmlformats.org/officeDocument/2006/customXml" ds:itemID="{F075625B-B613-425A-BEAD-8B68C1DE3C37}">
+<ds:datastoreItem xmlns:ds="http://schemas.openxmlformats.org/officeDocument/2006/customXml" ds:itemID="{F553BD8C-2007-42C6-A3EC-41325D959044}">
   <ds:schemaRefs>
     <ds:schemaRef ds:uri="http://schemas.openxmlformats.org/officeDocument/2006/bibliography"/>
   </ds:schemaRefs>

--- a/doc/journal_paper.docx
+++ b/doc/journal_paper.docx
@@ -19,7 +19,26 @@
           <w:sz w:val="28"/>
           <w:szCs w:val="28"/>
         </w:rPr>
-        <w:t>Title: Times New Roman, 14, Bold. Use Title Case</w:t>
+        <w:t xml:space="preserve">Detecting AI-Generated Product Reviews </w:t>
+      </w:r>
+    </w:p>
+    <w:p>
+      <w:pPr>
+        <w:pStyle w:val="Titlu1"/>
+        <w:keepNext w:val="0"/>
+        <w:widowControl w:val="0"/>
+        <w:jc w:val="center"/>
+        <w:rPr>
+          <w:sz w:val="28"/>
+          <w:szCs w:val="28"/>
+        </w:rPr>
+      </w:pPr>
+      <w:r>
+        <w:rPr>
+          <w:sz w:val="28"/>
+          <w:szCs w:val="28"/>
+        </w:rPr>
+        <w:t>Using Classical Machine Learning Techniques</w:t>
       </w:r>
     </w:p>
     <w:p>
@@ -85,7 +104,39 @@
         <w:rPr>
           <w:lang w:val="en-US"/>
         </w:rPr>
-        <w:t>First author affiliation</w:t>
+        <w:t>Gheorghe Asachi Technical University of Ia</w:t>
+      </w:r>
+      <w:r>
+        <w:rPr>
+          <w:lang w:val="ro-RO"/>
+        </w:rPr>
+        <w:t>ș</w:t>
+      </w:r>
+      <w:proofErr w:type="spellStart"/>
+      <w:r>
+        <w:rPr>
+          <w:lang w:val="en-US"/>
+        </w:rPr>
+        <w:t>i</w:t>
+      </w:r>
+      <w:proofErr w:type="spellEnd"/>
+      <w:r>
+        <w:rPr>
+          <w:lang w:val="en-US"/>
+        </w:rPr>
+        <w:t>, Rom</w:t>
+      </w:r>
+      <w:r>
+        <w:rPr>
+          <w:lang w:val="en-US"/>
+        </w:rPr>
+        <w:t>a</w:t>
+      </w:r>
+      <w:r>
+        <w:rPr>
+          <w:lang w:val="en-US"/>
+        </w:rPr>
+        <w:t>nia</w:t>
       </w:r>
     </w:p>
     <w:p>
@@ -304,20 +355,34 @@
         </w:rPr>
         <w:t xml:space="preserve"> users in the absence of direct interaction with products. Empirical studies show that a significant proportion of consumers rely on such reviews during the decision-making process, while a non-negligible fraction of the available content is estimated to be misleading or inauthentic. Given the scale at which this data is generated and consumed, even a moderate rate of unreliable reviews can affect </w:t>
       </w:r>
-      <w:r>
-        <w:t>a large number of transactions</w:t>
-      </w:r>
-      <w:r>
-        <w:rPr>
-          <w:lang w:val="en-US"/>
-        </w:rPr>
+      <w:proofErr w:type="gramStart"/>
+      <w:r>
+        <w:t>a large number of</w:t>
+      </w:r>
+      <w:proofErr w:type="gramEnd"/>
+      <w:r>
         <w:t xml:space="preserve"> </w:t>
       </w:r>
       <w:r>
-        <w:rPr>
-          <w:lang w:val="en-US"/>
-        </w:rPr>
-        <w:t xml:space="preserve"> and alter the perceived quality of products. In these circumstances, identifying inauthentic review content becomes a necessary component in maintaining the integrity of online marketplaces.</w:t>
+        <w:t>transactions</w:t>
+      </w:r>
+      <w:r>
+        <w:rPr>
+          <w:lang w:val="en-US"/>
+        </w:rPr>
+        <w:t xml:space="preserve"> </w:t>
+      </w:r>
+      <w:r>
+        <w:rPr>
+          <w:lang w:val="en-US"/>
+        </w:rPr>
+        <w:t>and</w:t>
+      </w:r>
+      <w:r>
+        <w:rPr>
+          <w:lang w:val="en-US"/>
+        </w:rPr>
+        <w:t xml:space="preserve"> alter the perceived quality of products. In these circumstances, identifying inauthentic review content becomes a necessary component in maintaining the integrity of online marketplaces.</w:t>
       </w:r>
       <w:r>
         <w:rPr>
@@ -422,26 +487,26 @@
         <w:rPr>
           <w:lang w:val="en-US"/>
         </w:rPr>
-        <w:t xml:space="preserve">This paper proposes a practical approach for detecting AI-generated product reviews based on classical machine learning techniques. A dataset is constructed by combining real user reviews with artificially generated content obtained using a large language model, followed by a preprocessing stage aimed at removing noise and standardizing the input data. The classification task is addressed using a TF-IDF representation and a linear Support Vector Machine model, selected for its simplicity and effectiveness in high-dimensional text spaces. In addition, an explainability component based on SHAP is introduced </w:t>
-      </w:r>
-      <w:r>
-        <w:rPr>
-          <w:lang w:val="en-US"/>
-        </w:rPr>
-        <w:t>to</w:t>
-      </w:r>
-      <w:r>
-        <w:rPr>
-          <w:lang w:val="en-US"/>
-        </w:rPr>
-        <w:t xml:space="preserve"> analyze the contribution of individual linguistic features to the model predictions. The results show that the proposed approach achieves high classification performance, while also providing interpretable insights into the </w:t>
+        <w:t xml:space="preserve">This paper proposes a practical approach for detecting AI-generated product reviews based on classical machine learning techniques. A dataset is constructed by combining real user reviews with artificially generated content obtained using a large language model, followed by a preprocessing stage aimed at removing noise and standardizing the input data. The classification task is addressed using a TF-IDF representation and a linear Support Vector Machine model, selected for its simplicity and effectiveness in high-dimensional text spaces. In addition, an explainability component based on SHAP is introduced to analyze the contribution of individual linguistic features to </w:t>
+      </w:r>
+      <w:r>
+        <w:rPr>
+          <w:lang w:val="en-US"/>
+        </w:rPr>
+        <w:t>model</w:t>
+      </w:r>
+      <w:r>
+        <w:rPr>
+          <w:lang w:val="en-US"/>
+        </w:rPr>
+        <w:t xml:space="preserve"> predictions. The results show that the proposed approach </w:t>
       </w:r>
       <w:r>
         <w:rPr>
           <w:lang w:val="en-US"/>
         </w:rPr>
         <w:lastRenderedPageBreak/>
-        <w:t>patterns that differentiate generated and authentic reviews.</w:t>
+        <w:t>achieves high classification performance, while also providing interpretable insights into the patterns that differentiate generated and authentic reviews.</w:t>
       </w:r>
     </w:p>
     <w:p>
@@ -495,9 +560,31 @@
         <w:adjustRightInd w:val="0"/>
         <w:jc w:val="both"/>
         <w:rPr>
-          <w:lang w:val="en-US"/>
-        </w:rPr>
-      </w:pPr>
+          <w:b/>
+          <w:lang w:val="en-US"/>
+        </w:rPr>
+      </w:pPr>
+      <w:r>
+        <w:rPr>
+          <w:b/>
+          <w:lang w:val="en-US"/>
+        </w:rPr>
+        <w:t>3</w:t>
+      </w:r>
+      <w:r>
+        <w:rPr>
+          <w:b/>
+          <w:lang w:val="en-US"/>
+        </w:rPr>
+        <w:t xml:space="preserve"> </w:t>
+      </w:r>
+      <w:r>
+        <w:rPr>
+          <w:b/>
+          <w:lang w:val="en-US"/>
+        </w:rPr>
+        <w:t>Dataset Construction</w:t>
+      </w:r>
     </w:p>
     <w:p>
       <w:pPr>
@@ -516,21 +603,400 @@
           <w:b/>
           <w:lang w:val="en-US"/>
         </w:rPr>
-        <w:t>3</w:t>
+        <w:t xml:space="preserve">3.1 </w:t>
       </w:r>
       <w:r>
         <w:rPr>
           <w:b/>
           <w:lang w:val="en-US"/>
         </w:rPr>
+        <w:t>Real and AI Data</w:t>
+      </w:r>
+    </w:p>
+    <w:p>
+      <w:pPr>
+        <w:widowControl w:val="0"/>
+        <w:autoSpaceDE w:val="0"/>
+        <w:autoSpaceDN w:val="0"/>
+        <w:adjustRightInd w:val="0"/>
+        <w:ind w:firstLine="720"/>
+        <w:jc w:val="both"/>
+        <w:rPr>
+          <w:bCs w:val="0"/>
+          <w:lang w:val="en-US"/>
+        </w:rPr>
+      </w:pPr>
+      <w:r>
+        <w:rPr>
+          <w:bCs w:val="0"/>
+          <w:lang w:val="en-US"/>
+        </w:rPr>
+        <w:t xml:space="preserve">The </w:t>
+      </w:r>
+      <w:proofErr w:type="gramStart"/>
+      <w:r>
+        <w:rPr>
+          <w:bCs w:val="0"/>
+          <w:lang w:val="en-US"/>
+        </w:rPr>
+        <w:t>dataset</w:t>
+      </w:r>
+      <w:proofErr w:type="gramEnd"/>
+      <w:r>
+        <w:rPr>
+          <w:bCs w:val="0"/>
+          <w:lang w:val="en-US"/>
+        </w:rPr>
+        <w:t xml:space="preserve"> used in this study consists of both real user-generated product reviews and artificially generated content. The real reviews were collected from an existing dataset and filtered to remove entries with missing values or extremely short text, ensuring a minimum level of content consistency.</w:t>
+      </w:r>
+    </w:p>
+    <w:p>
+      <w:pPr>
+        <w:widowControl w:val="0"/>
+        <w:autoSpaceDE w:val="0"/>
+        <w:autoSpaceDN w:val="0"/>
+        <w:adjustRightInd w:val="0"/>
+        <w:ind w:firstLine="720"/>
+        <w:jc w:val="both"/>
+        <w:rPr>
+          <w:bCs w:val="0"/>
+          <w:lang w:val="en-US"/>
+        </w:rPr>
+      </w:pPr>
+      <w:r>
+        <w:rPr>
+          <w:bCs w:val="0"/>
+          <w:lang w:val="en-US"/>
+        </w:rPr>
+        <w:t xml:space="preserve">Artificial reviews were generated using a large language model (Gemma 2B), with the objective of producing short product reviews that resemble typical user feedback. The generation process was guided by prompts designed to produce reviews of 3 to 5 sentences, combining positive aspects with mild negative observations </w:t>
+      </w:r>
+      <w:proofErr w:type="gramStart"/>
+      <w:r>
+        <w:rPr>
+          <w:bCs w:val="0"/>
+          <w:lang w:val="en-US"/>
+        </w:rPr>
+        <w:t>in order to</w:t>
+      </w:r>
+      <w:proofErr w:type="gramEnd"/>
+      <w:r>
+        <w:rPr>
+          <w:bCs w:val="0"/>
+          <w:lang w:val="en-US"/>
+        </w:rPr>
+        <w:t xml:space="preserve"> approximate realistic writing patterns. Additional constraints were applied to avoid meta-textual elements and template-like artifacts.</w:t>
+      </w:r>
+    </w:p>
+    <w:p>
+      <w:pPr>
+        <w:widowControl w:val="0"/>
+        <w:autoSpaceDE w:val="0"/>
+        <w:autoSpaceDN w:val="0"/>
+        <w:adjustRightInd w:val="0"/>
+        <w:ind w:firstLine="720"/>
+        <w:jc w:val="both"/>
+        <w:rPr>
+          <w:bCs w:val="0"/>
+          <w:lang w:val="en-US"/>
+        </w:rPr>
+      </w:pPr>
+      <w:r>
+        <w:rPr>
+          <w:bCs w:val="0"/>
+          <w:lang w:val="en-US"/>
+        </w:rPr>
+        <w:t>The final dataset was obtained by combining the two sources into a unified collection of labeled samples, where real reviews were assigned label 0 and generated reviews label 1. The resulting dataset contains 5,893 samples, including 3,000 real reviews and 2,893 AI-generated reviews.</w:t>
+      </w:r>
+    </w:p>
+    <w:p>
+      <w:pPr>
+        <w:widowControl w:val="0"/>
+        <w:autoSpaceDE w:val="0"/>
+        <w:autoSpaceDN w:val="0"/>
+        <w:adjustRightInd w:val="0"/>
+        <w:ind w:firstLine="720"/>
+        <w:jc w:val="center"/>
+        <w:rPr>
+          <w:bCs w:val="0"/>
+          <w:lang w:val="en-US"/>
+        </w:rPr>
+      </w:pPr>
+      <w:r>
+        <w:rPr>
+          <w:b/>
+          <w:lang w:val="en-US"/>
+        </w:rPr>
+        <w:t>Table 1.</w:t>
+      </w:r>
+      <w:r>
+        <w:rPr>
+          <w:bCs w:val="0"/>
+          <w:lang w:val="en-US"/>
+        </w:rPr>
         <w:t xml:space="preserve"> </w:t>
       </w:r>
       <w:r>
         <w:rPr>
-          <w:b/>
-          <w:lang w:val="en-US"/>
-        </w:rPr>
-        <w:t>Dataset Construction</w:t>
+          <w:bCs w:val="0"/>
+          <w:lang w:val="en-US"/>
+        </w:rPr>
+        <w:t>Dataset distribution</w:t>
+      </w:r>
+    </w:p>
+    <w:tbl>
+      <w:tblPr>
+        <w:tblStyle w:val="Tabelgril"/>
+        <w:tblW w:w="0" w:type="auto"/>
+        <w:tblInd w:w="3685" w:type="dxa"/>
+        <w:tblLayout w:type="fixed"/>
+        <w:tblLook w:val="04A0" w:firstRow="1" w:lastRow="0" w:firstColumn="1" w:lastColumn="0" w:noHBand="0" w:noVBand="1"/>
+      </w:tblPr>
+      <w:tblGrid>
+        <w:gridCol w:w="1035"/>
+        <w:gridCol w:w="1035"/>
+      </w:tblGrid>
+      <w:tr>
+        <w:tc>
+          <w:tcPr>
+            <w:tcW w:w="1035" w:type="dxa"/>
+          </w:tcPr>
+          <w:p>
+            <w:pPr>
+              <w:widowControl w:val="0"/>
+              <w:autoSpaceDE w:val="0"/>
+              <w:autoSpaceDN w:val="0"/>
+              <w:adjustRightInd w:val="0"/>
+              <w:jc w:val="center"/>
+              <w:rPr>
+                <w:b/>
+                <w:lang w:val="en-US"/>
+              </w:rPr>
+            </w:pPr>
+            <w:r>
+              <w:rPr>
+                <w:b/>
+                <w:lang w:val="en-US"/>
+              </w:rPr>
+              <w:t>Class</w:t>
+            </w:r>
+          </w:p>
+        </w:tc>
+        <w:tc>
+          <w:tcPr>
+            <w:tcW w:w="1035" w:type="dxa"/>
+          </w:tcPr>
+          <w:p>
+            <w:pPr>
+              <w:widowControl w:val="0"/>
+              <w:autoSpaceDE w:val="0"/>
+              <w:autoSpaceDN w:val="0"/>
+              <w:adjustRightInd w:val="0"/>
+              <w:jc w:val="center"/>
+              <w:rPr>
+                <w:b/>
+                <w:lang w:val="en-US"/>
+              </w:rPr>
+            </w:pPr>
+            <w:r>
+              <w:rPr>
+                <w:b/>
+                <w:lang w:val="en-US"/>
+              </w:rPr>
+              <w:t>Count</w:t>
+            </w:r>
+          </w:p>
+        </w:tc>
+      </w:tr>
+      <w:tr>
+        <w:tc>
+          <w:tcPr>
+            <w:tcW w:w="1035" w:type="dxa"/>
+          </w:tcPr>
+          <w:p>
+            <w:pPr>
+              <w:widowControl w:val="0"/>
+              <w:autoSpaceDE w:val="0"/>
+              <w:autoSpaceDN w:val="0"/>
+              <w:adjustRightInd w:val="0"/>
+              <w:jc w:val="center"/>
+              <w:rPr>
+                <w:bCs w:val="0"/>
+                <w:lang w:val="en-US"/>
+              </w:rPr>
+            </w:pPr>
+            <w:r>
+              <w:rPr>
+                <w:bCs w:val="0"/>
+                <w:lang w:val="en-US"/>
+              </w:rPr>
+              <w:t>Real</w:t>
+            </w:r>
+          </w:p>
+        </w:tc>
+        <w:tc>
+          <w:tcPr>
+            <w:tcW w:w="1035" w:type="dxa"/>
+          </w:tcPr>
+          <w:p>
+            <w:pPr>
+              <w:widowControl w:val="0"/>
+              <w:autoSpaceDE w:val="0"/>
+              <w:autoSpaceDN w:val="0"/>
+              <w:adjustRightInd w:val="0"/>
+              <w:jc w:val="center"/>
+              <w:rPr>
+                <w:bCs w:val="0"/>
+                <w:lang w:val="en-US"/>
+              </w:rPr>
+            </w:pPr>
+            <w:r>
+              <w:rPr>
+                <w:bCs w:val="0"/>
+                <w:lang w:val="en-US"/>
+              </w:rPr>
+              <w:t>3000</w:t>
+            </w:r>
+          </w:p>
+        </w:tc>
+      </w:tr>
+      <w:tr>
+        <w:tc>
+          <w:tcPr>
+            <w:tcW w:w="1035" w:type="dxa"/>
+          </w:tcPr>
+          <w:p>
+            <w:pPr>
+              <w:widowControl w:val="0"/>
+              <w:autoSpaceDE w:val="0"/>
+              <w:autoSpaceDN w:val="0"/>
+              <w:adjustRightInd w:val="0"/>
+              <w:jc w:val="center"/>
+              <w:rPr>
+                <w:bCs w:val="0"/>
+                <w:lang w:val="en-US"/>
+              </w:rPr>
+            </w:pPr>
+            <w:r>
+              <w:rPr>
+                <w:bCs w:val="0"/>
+                <w:lang w:val="en-US"/>
+              </w:rPr>
+              <w:t>AI</w:t>
+            </w:r>
+          </w:p>
+        </w:tc>
+        <w:tc>
+          <w:tcPr>
+            <w:tcW w:w="1035" w:type="dxa"/>
+          </w:tcPr>
+          <w:p>
+            <w:pPr>
+              <w:widowControl w:val="0"/>
+              <w:autoSpaceDE w:val="0"/>
+              <w:autoSpaceDN w:val="0"/>
+              <w:adjustRightInd w:val="0"/>
+              <w:jc w:val="center"/>
+              <w:rPr>
+                <w:bCs w:val="0"/>
+                <w:lang w:val="en-US"/>
+              </w:rPr>
+            </w:pPr>
+            <w:r>
+              <w:rPr>
+                <w:bCs w:val="0"/>
+                <w:lang w:val="en-US"/>
+              </w:rPr>
+              <w:t>2893</w:t>
+            </w:r>
+          </w:p>
+        </w:tc>
+      </w:tr>
+      <w:tr>
+        <w:tc>
+          <w:tcPr>
+            <w:tcW w:w="1035" w:type="dxa"/>
+          </w:tcPr>
+          <w:p>
+            <w:pPr>
+              <w:widowControl w:val="0"/>
+              <w:autoSpaceDE w:val="0"/>
+              <w:autoSpaceDN w:val="0"/>
+              <w:adjustRightInd w:val="0"/>
+              <w:jc w:val="center"/>
+              <w:rPr>
+                <w:bCs w:val="0"/>
+                <w:lang w:val="en-US"/>
+              </w:rPr>
+            </w:pPr>
+            <w:r>
+              <w:rPr>
+                <w:bCs w:val="0"/>
+                <w:lang w:val="en-US"/>
+              </w:rPr>
+              <w:t>Total</w:t>
+            </w:r>
+          </w:p>
+        </w:tc>
+        <w:tc>
+          <w:tcPr>
+            <w:tcW w:w="1035" w:type="dxa"/>
+          </w:tcPr>
+          <w:p>
+            <w:pPr>
+              <w:widowControl w:val="0"/>
+              <w:autoSpaceDE w:val="0"/>
+              <w:autoSpaceDN w:val="0"/>
+              <w:adjustRightInd w:val="0"/>
+              <w:jc w:val="center"/>
+              <w:rPr>
+                <w:bCs w:val="0"/>
+                <w:lang w:val="en-US"/>
+              </w:rPr>
+            </w:pPr>
+            <w:r>
+              <w:rPr>
+                <w:bCs w:val="0"/>
+                <w:lang w:val="en-US"/>
+              </w:rPr>
+              <w:t>5893</w:t>
+            </w:r>
+          </w:p>
+        </w:tc>
+      </w:tr>
+    </w:tbl>
+    <w:p>
+      <w:pPr>
+        <w:widowControl w:val="0"/>
+        <w:autoSpaceDE w:val="0"/>
+        <w:autoSpaceDN w:val="0"/>
+        <w:adjustRightInd w:val="0"/>
+        <w:ind w:firstLine="720"/>
+        <w:jc w:val="both"/>
+        <w:rPr>
+          <w:bCs w:val="0"/>
+          <w:lang w:val="en-US"/>
+        </w:rPr>
+      </w:pPr>
+    </w:p>
+    <w:p>
+      <w:pPr>
+        <w:widowControl w:val="0"/>
+        <w:autoSpaceDE w:val="0"/>
+        <w:autoSpaceDN w:val="0"/>
+        <w:adjustRightInd w:val="0"/>
+        <w:ind w:firstLine="720"/>
+        <w:jc w:val="both"/>
+        <w:rPr>
+          <w:bCs w:val="0"/>
+          <w:lang w:val="en-US"/>
+        </w:rPr>
+      </w:pPr>
+      <w:r>
+        <w:rPr>
+          <w:bCs w:val="0"/>
+          <w:lang w:val="en-US"/>
+        </w:rPr>
+        <w:t>The dataset is approximately balanced, allowing a fair evaluation of the classification models without requiring additional balancing techniques.</w:t>
       </w:r>
     </w:p>
     <w:p>
@@ -541,24 +1007,131 @@
         <w:adjustRightInd w:val="0"/>
         <w:jc w:val="both"/>
         <w:rPr>
+          <w:lang w:val="en-US"/>
+        </w:rPr>
+      </w:pPr>
+      <w:r>
+        <w:rPr>
           <w:b/>
           <w:lang w:val="en-US"/>
         </w:rPr>
-      </w:pPr>
+        <w:t xml:space="preserve">3.2 </w:t>
+      </w:r>
       <w:r>
         <w:rPr>
           <w:b/>
           <w:lang w:val="en-US"/>
         </w:rPr>
-        <w:t xml:space="preserve">3.1 </w:t>
-      </w:r>
-      <w:r>
-        <w:rPr>
-          <w:b/>
-          <w:lang w:val="en-US"/>
-        </w:rPr>
-        <w:t>Real and AI Data</w:t>
-      </w:r>
+        <w:t>Data Cleaning</w:t>
+      </w:r>
+    </w:p>
+    <w:p>
+      <w:pPr>
+        <w:widowControl w:val="0"/>
+        <w:autoSpaceDE w:val="0"/>
+        <w:autoSpaceDN w:val="0"/>
+        <w:adjustRightInd w:val="0"/>
+        <w:ind w:firstLine="720"/>
+        <w:jc w:val="both"/>
+        <w:rPr>
+          <w:lang w:val="en-US"/>
+        </w:rPr>
+      </w:pPr>
+      <w:r>
+        <w:rPr>
+          <w:lang w:val="en-US"/>
+        </w:rPr>
+        <w:t xml:space="preserve">A preprocessing stage was applied </w:t>
+      </w:r>
+      <w:r>
+        <w:rPr>
+          <w:lang w:val="en-US"/>
+        </w:rPr>
+        <w:t>to</w:t>
+      </w:r>
+      <w:r>
+        <w:rPr>
+          <w:lang w:val="en-US"/>
+        </w:rPr>
+        <w:t xml:space="preserve"> standardize the textual data and remove artifacts that could introduce bias in the classification process. HTML elements and residual tokens such as </w:t>
+      </w:r>
+      <w:r>
+        <w:rPr>
+          <w:lang w:val="en-US"/>
+        </w:rPr>
+        <w:t>“</w:t>
+      </w:r>
+      <w:proofErr w:type="spellStart"/>
+      <w:r>
+        <w:rPr>
+          <w:lang w:val="en-US"/>
+        </w:rPr>
+        <w:t>br</w:t>
+      </w:r>
+      <w:proofErr w:type="spellEnd"/>
+      <w:r>
+        <w:rPr>
+          <w:lang w:val="en-US"/>
+        </w:rPr>
+        <w:t>”</w:t>
+      </w:r>
+      <w:r>
+        <w:rPr>
+          <w:lang w:val="en-US"/>
+        </w:rPr>
+        <w:t xml:space="preserve"> were eliminated, as they do not represent meaningful linguistic information and may act as unintended discriminative features.</w:t>
+      </w:r>
+      <w:r>
+        <w:rPr>
+          <w:lang w:val="en-US"/>
+        </w:rPr>
+        <w:t xml:space="preserve"> </w:t>
+      </w:r>
+      <w:r>
+        <w:rPr>
+          <w:lang w:val="en-US"/>
+        </w:rPr>
+        <w:t>Duplicate entries were removed to avoid redundancy, and reviews with extremely short or inconsistent content were filtered out. Basic normalization steps were also applied to ensure a consistent format across all samples.</w:t>
+      </w:r>
+      <w:r>
+        <w:rPr>
+          <w:lang w:val="en-US"/>
+        </w:rPr>
+        <w:t xml:space="preserve"> </w:t>
+      </w:r>
+      <w:r>
+        <w:rPr>
+          <w:lang w:val="en-US"/>
+        </w:rPr>
+        <w:t xml:space="preserve">The resulting dataset contains clean and homogeneous text data, suitable for feature extraction and subsequent classification. A summary of the </w:t>
+      </w:r>
+      <w:proofErr w:type="gramStart"/>
+      <w:r>
+        <w:rPr>
+          <w:lang w:val="en-US"/>
+        </w:rPr>
+        <w:t>dataset</w:t>
+      </w:r>
+      <w:proofErr w:type="gramEnd"/>
+      <w:r>
+        <w:rPr>
+          <w:lang w:val="en-US"/>
+        </w:rPr>
+        <w:t xml:space="preserve"> statistics is provided in Section 5.</w:t>
+      </w:r>
+    </w:p>
+    <w:p>
+      <w:pPr>
+        <w:widowControl w:val="0"/>
+        <w:autoSpaceDE w:val="0"/>
+        <w:autoSpaceDN w:val="0"/>
+        <w:adjustRightInd w:val="0"/>
+        <w:ind w:firstLine="720"/>
+        <w:jc w:val="both"/>
+        <w:rPr>
+          <w:lang w:val="en-US"/>
+        </w:rPr>
+      </w:pPr>
     </w:p>
     <w:p>
       <w:pPr>
@@ -568,22 +1141,29 @@
         <w:adjustRightInd w:val="0"/>
         <w:jc w:val="both"/>
         <w:rPr>
-          <w:lang w:val="en-US"/>
-        </w:rPr>
-      </w:pPr>
-      <w:r>
-        <w:rPr>
           <w:b/>
           <w:lang w:val="en-US"/>
         </w:rPr>
-        <w:t xml:space="preserve">3.2 </w:t>
-      </w:r>
+      </w:pPr>
       <w:r>
         <w:rPr>
           <w:b/>
           <w:lang w:val="en-US"/>
         </w:rPr>
-        <w:t>Data Cleaning</w:t>
+        <w:t>4</w:t>
+      </w:r>
+      <w:r>
+        <w:rPr>
+          <w:b/>
+          <w:lang w:val="en-US"/>
+        </w:rPr>
+        <w:t xml:space="preserve"> </w:t>
+      </w:r>
+      <w:r>
+        <w:rPr>
+          <w:b/>
+        </w:rPr>
+        <w:t>Methodology</w:t>
       </w:r>
     </w:p>
     <w:p>
@@ -594,10 +1174,328 @@
         <w:adjustRightInd w:val="0"/>
         <w:jc w:val="both"/>
         <w:rPr>
-          <w:lang w:val="en-US"/>
-        </w:rPr>
-      </w:pPr>
+          <w:b/>
+          <w:lang w:val="en-US"/>
+        </w:rPr>
+      </w:pPr>
+      <w:r>
+        <w:rPr>
+          <w:b/>
+          <w:lang w:val="en-US"/>
+        </w:rPr>
+        <w:t xml:space="preserve">4.1 </w:t>
+      </w:r>
+      <w:r>
+        <w:rPr>
+          <w:b/>
+          <w:lang w:val="en-US"/>
+        </w:rPr>
+        <w:t>Feature Extraction</w:t>
+      </w:r>
     </w:p>
+    <w:p>
+      <w:pPr>
+        <w:widowControl w:val="0"/>
+        <w:autoSpaceDE w:val="0"/>
+        <w:autoSpaceDN w:val="0"/>
+        <w:adjustRightInd w:val="0"/>
+        <w:ind w:firstLine="720"/>
+        <w:jc w:val="both"/>
+        <w:rPr>
+          <w:bCs w:val="0"/>
+          <w:lang w:val="en-US"/>
+        </w:rPr>
+      </w:pPr>
+      <w:r>
+        <w:rPr>
+          <w:bCs w:val="0"/>
+          <w:lang w:val="en-US"/>
+        </w:rPr>
+        <w:t>The textual data was transformed into a numerical representation using the Term Frequency–Inverse Document Frequency (TF-IDF) approach. This method encodes each review as a vector in a high-dimensional feature space, where each dimension corresponds to a term or a sequence of terms extracted from the corpus.</w:t>
+      </w:r>
+    </w:p>
+    <w:p>
+      <w:pPr>
+        <w:widowControl w:val="0"/>
+        <w:autoSpaceDE w:val="0"/>
+        <w:autoSpaceDN w:val="0"/>
+        <w:adjustRightInd w:val="0"/>
+        <w:ind w:firstLine="720"/>
+        <w:jc w:val="both"/>
+        <w:rPr>
+          <w:bCs w:val="0"/>
+          <w:lang w:val="en-US"/>
+        </w:rPr>
+      </w:pPr>
+      <w:r>
+        <w:rPr>
+          <w:bCs w:val="0"/>
+          <w:lang w:val="en-US"/>
+        </w:rPr>
+        <w:t>The TF-IDF weight of a term</w:t>
+      </w:r>
+      <w:r>
+        <w:rPr>
+          <w:bCs w:val="0"/>
+          <w:lang w:val="en-US"/>
+        </w:rPr>
+        <w:t xml:space="preserve"> </w:t>
+      </w:r>
+      <m:oMath>
+        <m:r>
+          <w:rPr>
+            <w:rFonts w:ascii="Cambria Math" w:hAnsi="Cambria Math"/>
+            <w:lang w:val="en-US"/>
+          </w:rPr>
+          <m:t>t</m:t>
+        </m:r>
+      </m:oMath>
+      <w:r>
+        <w:rPr>
+          <w:bCs w:val="0"/>
+          <w:lang w:val="en-US"/>
+        </w:rPr>
+        <w:t xml:space="preserve"> in a document </w:t>
+      </w:r>
+      <m:oMath>
+        <m:r>
+          <w:rPr>
+            <w:rFonts w:ascii="Cambria Math" w:hAnsi="Cambria Math"/>
+            <w:lang w:val="en-US"/>
+          </w:rPr>
+          <m:t>d</m:t>
+        </m:r>
+      </m:oMath>
+      <w:r>
+        <w:rPr>
+          <w:bCs w:val="0"/>
+          <w:lang w:val="en-US"/>
+        </w:rPr>
+        <w:t xml:space="preserve"> is defined as:</w:t>
+      </w:r>
+    </w:p>
+    <w:tbl>
+      <w:tblPr>
+        <w:tblStyle w:val="Tabelgril"/>
+        <w:tblW w:w="0" w:type="auto"/>
+        <w:tblBorders>
+          <w:top w:val="none" w:sz="0" w:space="0" w:color="auto"/>
+          <w:left w:val="none" w:sz="0" w:space="0" w:color="auto"/>
+          <w:bottom w:val="none" w:sz="0" w:space="0" w:color="auto"/>
+          <w:right w:val="none" w:sz="0" w:space="0" w:color="auto"/>
+          <w:insideH w:val="none" w:sz="0" w:space="0" w:color="auto"/>
+          <w:insideV w:val="none" w:sz="0" w:space="0" w:color="auto"/>
+        </w:tblBorders>
+        <w:tblLook w:val="04A0" w:firstRow="1" w:lastRow="0" w:firstColumn="1" w:lastColumn="0" w:noHBand="0" w:noVBand="1"/>
+      </w:tblPr>
+      <w:tblGrid>
+        <w:gridCol w:w="445"/>
+        <w:gridCol w:w="8100"/>
+        <w:gridCol w:w="516"/>
+      </w:tblGrid>
+      <w:tr>
+        <w:tc>
+          <w:tcPr>
+            <w:tcW w:w="445" w:type="dxa"/>
+            <w:vAlign w:val="center"/>
+          </w:tcPr>
+          <w:p>
+            <w:pPr>
+              <w:widowControl w:val="0"/>
+              <w:autoSpaceDE w:val="0"/>
+              <w:autoSpaceDN w:val="0"/>
+              <w:adjustRightInd w:val="0"/>
+              <w:jc w:val="center"/>
+              <w:rPr>
+                <w:bCs w:val="0"/>
+                <w:lang w:val="en-US"/>
+              </w:rPr>
+            </w:pPr>
+          </w:p>
+        </w:tc>
+        <w:tc>
+          <w:tcPr>
+            <w:tcW w:w="8100" w:type="dxa"/>
+            <w:vAlign w:val="center"/>
+          </w:tcPr>
+          <w:p>
+            <w:pPr>
+              <w:widowControl w:val="0"/>
+              <w:autoSpaceDE w:val="0"/>
+              <w:autoSpaceDN w:val="0"/>
+              <w:adjustRightInd w:val="0"/>
+              <w:jc w:val="center"/>
+              <w:rPr>
+                <w:bCs w:val="0"/>
+                <w:lang w:val="en-US"/>
+              </w:rPr>
+            </w:pPr>
+            <m:oMathPara>
+              <m:oMath>
+                <m:r>
+                  <w:rPr>
+                    <w:rFonts w:ascii="Cambria Math" w:hAnsi="Cambria Math"/>
+                    <w:lang w:val="en-US"/>
+                  </w:rPr>
+                  <m:t>TF-IDF</m:t>
+                </m:r>
+                <m:d>
+                  <m:dPr>
+                    <m:ctrlPr>
+                      <w:rPr>
+                        <w:rFonts w:ascii="Cambria Math" w:hAnsi="Cambria Math"/>
+                        <w:bCs w:val="0"/>
+                        <w:i/>
+                        <w:lang w:val="en-US"/>
+                      </w:rPr>
+                    </m:ctrlPr>
+                  </m:dPr>
+                  <m:e>
+                    <m:r>
+                      <w:rPr>
+                        <w:rFonts w:ascii="Cambria Math" w:hAnsi="Cambria Math"/>
+                        <w:lang w:val="en-US"/>
+                      </w:rPr>
+                      <m:t>t,d</m:t>
+                    </m:r>
+                  </m:e>
+                </m:d>
+                <m:r>
+                  <w:rPr>
+                    <w:rFonts w:ascii="Cambria Math" w:hAnsi="Cambria Math"/>
+                    <w:lang w:val="en-US"/>
+                  </w:rPr>
+                  <m:t>=tf</m:t>
+                </m:r>
+                <m:d>
+                  <m:dPr>
+                    <m:ctrlPr>
+                      <w:rPr>
+                        <w:rFonts w:ascii="Cambria Math" w:hAnsi="Cambria Math"/>
+                        <w:bCs w:val="0"/>
+                        <w:i/>
+                        <w:lang w:val="en-US"/>
+                      </w:rPr>
+                    </m:ctrlPr>
+                  </m:dPr>
+                  <m:e>
+                    <m:r>
+                      <w:rPr>
+                        <w:rFonts w:ascii="Cambria Math" w:hAnsi="Cambria Math"/>
+                        <w:lang w:val="en-US"/>
+                      </w:rPr>
+                      <m:t>t,d</m:t>
+                    </m:r>
+                  </m:e>
+                </m:d>
+                <m:r>
+                  <w:rPr>
+                    <w:rFonts w:ascii="Cambria Math" w:hAnsi="Cambria Math"/>
+                    <w:lang w:val="en-US"/>
+                  </w:rPr>
+                  <m:t>∙</m:t>
+                </m:r>
+                <m:func>
+                  <m:funcPr>
+                    <m:ctrlPr>
+                      <w:rPr>
+                        <w:rFonts w:ascii="Cambria Math" w:hAnsi="Cambria Math"/>
+                        <w:bCs w:val="0"/>
+                        <w:i/>
+                        <w:lang w:val="en-US"/>
+                      </w:rPr>
+                    </m:ctrlPr>
+                  </m:funcPr>
+                  <m:fName>
+                    <m:r>
+                      <m:rPr>
+                        <m:sty m:val="p"/>
+                      </m:rPr>
+                      <w:rPr>
+                        <w:rFonts w:ascii="Cambria Math" w:hAnsi="Cambria Math"/>
+                      </w:rPr>
+                      <m:t>log</m:t>
+                    </m:r>
+                  </m:fName>
+                  <m:e>
+                    <m:r>
+                      <w:rPr>
+                        <w:rFonts w:ascii="Cambria Math" w:hAnsi="Cambria Math"/>
+                        <w:lang w:val="en-US"/>
+                      </w:rPr>
+                      <m:t xml:space="preserve"> (</m:t>
+                    </m:r>
+                    <m:f>
+                      <m:fPr>
+                        <m:ctrlPr>
+                          <w:rPr>
+                            <w:rFonts w:ascii="Cambria Math" w:hAnsi="Cambria Math"/>
+                            <w:bCs w:val="0"/>
+                            <w:i/>
+                            <w:lang w:val="en-US"/>
+                          </w:rPr>
+                        </m:ctrlPr>
+                      </m:fPr>
+                      <m:num>
+                        <m:r>
+                          <w:rPr>
+                            <w:rFonts w:ascii="Cambria Math" w:hAnsi="Cambria Math"/>
+                            <w:lang w:val="en-US"/>
+                          </w:rPr>
+                          <m:t>N</m:t>
+                        </m:r>
+                      </m:num>
+                      <m:den>
+                        <m:r>
+                          <w:rPr>
+                            <w:rFonts w:ascii="Cambria Math" w:hAnsi="Cambria Math"/>
+                            <w:lang w:val="en-US"/>
+                          </w:rPr>
+                          <m:t>df(t)</m:t>
+                        </m:r>
+                      </m:den>
+                    </m:f>
+                    <m:r>
+                      <w:rPr>
+                        <w:rFonts w:ascii="Cambria Math" w:hAnsi="Cambria Math"/>
+                        <w:lang w:val="en-US"/>
+                      </w:rPr>
+                      <m:t>)</m:t>
+                    </m:r>
+                  </m:e>
+                </m:func>
+              </m:oMath>
+            </m:oMathPara>
+          </w:p>
+        </w:tc>
+        <w:tc>
+          <w:tcPr>
+            <w:tcW w:w="516" w:type="dxa"/>
+            <w:vAlign w:val="center"/>
+          </w:tcPr>
+          <w:p>
+            <w:pPr>
+              <w:widowControl w:val="0"/>
+              <w:autoSpaceDE w:val="0"/>
+              <w:autoSpaceDN w:val="0"/>
+              <w:adjustRightInd w:val="0"/>
+              <w:jc w:val="center"/>
+              <w:rPr>
+                <w:bCs w:val="0"/>
+                <w:lang w:val="en-US"/>
+              </w:rPr>
+            </w:pPr>
+            <w:r>
+              <w:rPr>
+                <w:bCs w:val="0"/>
+                <w:lang w:val="en-US"/>
+              </w:rPr>
+              <w:t>(1)</w:t>
+            </w:r>
+          </w:p>
+        </w:tc>
+      </w:tr>
+    </w:tbl>
     <w:p>
       <w:pPr>
         <w:widowControl w:val="0"/>
@@ -606,29 +1504,86 @@
         <w:adjustRightInd w:val="0"/>
         <w:jc w:val="both"/>
         <w:rPr>
-          <w:b/>
-          <w:lang w:val="en-US"/>
-        </w:rPr>
-      </w:pPr>
-      <w:r>
-        <w:rPr>
-          <w:b/>
-          <w:lang w:val="en-US"/>
-        </w:rPr>
-        <w:t>4</w:t>
-      </w:r>
-      <w:r>
-        <w:rPr>
-          <w:b/>
+          <w:bCs w:val="0"/>
+          <w:lang w:val="en-US"/>
+        </w:rPr>
+      </w:pPr>
+      <w:r>
+        <w:rPr>
+          <w:bCs w:val="0"/>
+          <w:lang w:val="en-US"/>
+        </w:rPr>
+        <w:t xml:space="preserve">where </w:t>
+      </w:r>
+      <m:oMath>
+        <m:r>
+          <w:rPr>
+            <w:rFonts w:ascii="Cambria Math" w:hAnsi="Cambria Math"/>
+            <w:lang w:val="en-US"/>
+          </w:rPr>
+          <m:t>tf(t,d)</m:t>
+        </m:r>
+      </m:oMath>
+      <w:r>
+        <w:rPr>
+          <w:bCs w:val="0"/>
+          <w:lang w:val="en-US"/>
+        </w:rPr>
+        <w:t xml:space="preserve"> represents the term frequency, </w:t>
+      </w:r>
+      <m:oMath>
+        <m:r>
+          <w:rPr>
+            <w:rFonts w:ascii="Cambria Math" w:hAnsi="Cambria Math"/>
+            <w:lang w:val="en-US"/>
+          </w:rPr>
+          <m:t>df(t)</m:t>
+        </m:r>
+      </m:oMath>
+      <w:r>
+        <w:rPr>
+          <w:bCs w:val="0"/>
+          <w:lang w:val="en-US"/>
+        </w:rPr>
+        <w:t xml:space="preserve"> denotes the document frequency, and </w:t>
+      </w:r>
+      <m:oMath>
+        <m:r>
+          <w:rPr>
+            <w:rFonts w:ascii="Cambria Math" w:hAnsi="Cambria Math"/>
+            <w:lang w:val="en-US"/>
+          </w:rPr>
+          <m:t>N</m:t>
+        </m:r>
+      </m:oMath>
+      <w:r>
+        <w:rPr>
+          <w:bCs w:val="0"/>
+          <w:lang w:val="en-US"/>
+        </w:rPr>
+        <w:t xml:space="preserve"> is the total number of documents in the dataset.</w:t>
+      </w:r>
+      <w:r>
+        <w:rPr>
+          <w:bCs w:val="0"/>
           <w:lang w:val="en-US"/>
         </w:rPr>
         <w:t xml:space="preserve"> </w:t>
       </w:r>
       <w:r>
         <w:rPr>
-          <w:b/>
-        </w:rPr>
-        <w:t>Methodology</w:t>
+          <w:bCs w:val="0"/>
+          <w:lang w:val="en-US"/>
+        </w:rPr>
+        <w:t xml:space="preserve">The TF-IDF representation reduces the influence of frequently occurring terms that carry limited information, while emphasizing terms that are </w:t>
+      </w:r>
+      <w:r>
+        <w:rPr>
+          <w:bCs w:val="0"/>
+          <w:lang w:val="en-US"/>
+        </w:rPr>
+        <w:lastRenderedPageBreak/>
+        <w:t>more specific to individual reviews.</w:t>
       </w:r>
     </w:p>
     <w:p>
@@ -639,23 +1594,53 @@
         <w:adjustRightInd w:val="0"/>
         <w:jc w:val="both"/>
         <w:rPr>
-          <w:b/>
-          <w:lang w:val="en-US"/>
-        </w:rPr>
-      </w:pPr>
-      <w:r>
-        <w:rPr>
-          <w:b/>
-          <w:lang w:val="en-US"/>
-        </w:rPr>
-        <w:t xml:space="preserve">4.1 </w:t>
-      </w:r>
-      <w:r>
-        <w:rPr>
-          <w:b/>
-          <w:lang w:val="en-US"/>
-        </w:rPr>
-        <w:t>Feature Extraction</w:t>
+          <w:bCs w:val="0"/>
+          <w:lang w:val="en-US"/>
+        </w:rPr>
+      </w:pPr>
+      <w:r>
+        <w:rPr>
+          <w:bCs w:val="0"/>
+          <w:lang w:val="en-US"/>
+        </w:rPr>
+        <w:t xml:space="preserve">In this study, both unigrams and bigrams were considered </w:t>
+      </w:r>
+      <w:proofErr w:type="gramStart"/>
+      <w:r>
+        <w:rPr>
+          <w:bCs w:val="0"/>
+          <w:lang w:val="en-US"/>
+        </w:rPr>
+        <w:t>in order to</w:t>
+      </w:r>
+      <w:proofErr w:type="gramEnd"/>
+      <w:r>
+        <w:rPr>
+          <w:bCs w:val="0"/>
+          <w:lang w:val="en-US"/>
+        </w:rPr>
+        <w:t xml:space="preserve"> capture not only individual word usage, but also short contextual patterns that may differentiate generated and authentic content. </w:t>
+      </w:r>
+      <w:r>
+        <w:rPr>
+          <w:bCs w:val="0"/>
+          <w:lang w:val="en-US"/>
+        </w:rPr>
+        <w:t>The inclusion of bigrams allows the model to capture short patterns that may reflect common phrasing used in generated content.</w:t>
+      </w:r>
+      <w:r>
+        <w:rPr>
+          <w:bCs w:val="0"/>
+          <w:lang w:val="en-US"/>
+        </w:rPr>
+        <w:t xml:space="preserve"> </w:t>
+      </w:r>
+      <w:r>
+        <w:rPr>
+          <w:bCs w:val="0"/>
+          <w:lang w:val="en-US"/>
+        </w:rPr>
+        <w:t>The TF-IDF representation was selected due to its simplicity and effectiveness in text classification tasks.</w:t>
       </w:r>
     </w:p>
     <w:p>
@@ -691,12 +1676,20 @@
         <w:autoSpaceDE w:val="0"/>
         <w:autoSpaceDN w:val="0"/>
         <w:adjustRightInd w:val="0"/>
+        <w:ind w:firstLine="720"/>
         <w:jc w:val="both"/>
         <w:rPr>
-          <w:b/>
-          <w:lang w:val="en-US"/>
-        </w:rPr>
-      </w:pPr>
+          <w:bCs w:val="0"/>
+          <w:lang w:val="en-US"/>
+        </w:rPr>
+      </w:pPr>
+      <w:r>
+        <w:rPr>
+          <w:bCs w:val="0"/>
+          <w:lang w:val="en-US"/>
+        </w:rPr>
+        <w:t>The classification task was addressed using a linear Support Vector Machine (SVM) model applied to the TF-IDF feature representation. This model was selected due to its ability to effectively handle high-dimensional sparse data, which is characteristic of text-based representations, as well as its strong performance in similar classification tasks.</w:t>
+      </w:r>
     </w:p>
     <w:p>
       <w:pPr>
@@ -706,40 +1699,16 @@
         <w:adjustRightInd w:val="0"/>
         <w:jc w:val="both"/>
         <w:rPr>
-          <w:b/>
-        </w:rPr>
-      </w:pPr>
-      <w:r>
-        <w:rPr>
-          <w:b/>
-          <w:lang w:val="en-US"/>
-        </w:rPr>
-        <w:t>5</w:t>
-      </w:r>
-      <w:r>
-        <w:rPr>
-          <w:b/>
-          <w:lang w:val="en-US"/>
-        </w:rPr>
-        <w:t xml:space="preserve"> </w:t>
-      </w:r>
-      <w:r>
-        <w:rPr>
-          <w:b/>
-        </w:rPr>
-        <w:t>Experimental Results</w:t>
-      </w:r>
-      <w:r>
-        <w:rPr>
-          <w:b/>
-        </w:rPr>
-        <w:t xml:space="preserve"> </w:t>
-      </w:r>
-      <w:r>
-        <w:rPr>
-          <w:b/>
-        </w:rPr>
-        <w:t>and Evaluation</w:t>
+          <w:bCs w:val="0"/>
+          <w:lang w:val="en-US"/>
+        </w:rPr>
+      </w:pPr>
+      <w:r>
+        <w:rPr>
+          <w:bCs w:val="0"/>
+          <w:lang w:val="en-US"/>
+        </w:rPr>
+        <w:t>As a baseline, a Logistic Regression model was evaluated using a set of simple surface features. This baseline provides a reference for assessing the contribution of the lexical information introduced by the TF-IDF representation. While the baseline model captures basic structural characteristics of the text, the main model relies on term-based features extracted from the dataset.</w:t>
       </w:r>
     </w:p>
     <w:p>
@@ -750,23 +1719,58 @@
         <w:adjustRightInd w:val="0"/>
         <w:jc w:val="both"/>
         <w:rPr>
-          <w:b/>
-          <w:lang w:val="en-US"/>
-        </w:rPr>
-      </w:pPr>
-      <w:r>
-        <w:rPr>
-          <w:b/>
-          <w:lang w:val="en-US"/>
-        </w:rPr>
-        <w:t xml:space="preserve">5.1 </w:t>
-      </w:r>
-      <w:r>
-        <w:rPr>
-          <w:b/>
-          <w:lang w:val="en-US"/>
-        </w:rPr>
-        <w:t>Experimental Setup</w:t>
+          <w:bCs w:val="0"/>
+          <w:lang w:val="en-US"/>
+        </w:rPr>
+      </w:pPr>
+      <w:r>
+        <w:rPr>
+          <w:bCs w:val="0"/>
+          <w:lang w:val="en-US"/>
+        </w:rPr>
+        <w:t xml:space="preserve">The dataset was divided into training and testing subsets </w:t>
+      </w:r>
+      <w:r>
+        <w:rPr>
+          <w:bCs w:val="0"/>
+          <w:lang w:val="en-US"/>
+        </w:rPr>
+        <w:t>to</w:t>
+      </w:r>
+      <w:r>
+        <w:rPr>
+          <w:bCs w:val="0"/>
+          <w:lang w:val="en-US"/>
+        </w:rPr>
+        <w:t xml:space="preserve"> evaluate the generalization capability of the models. Standard classification metrics were used to assess performance. An explainability analysis was further conducted using SHAP, applied to the Logistic Regression model, </w:t>
+      </w:r>
+      <w:r>
+        <w:rPr>
+          <w:bCs w:val="0"/>
+          <w:lang w:val="en-US"/>
+        </w:rPr>
+        <w:t>to</w:t>
+      </w:r>
+      <w:r>
+        <w:rPr>
+          <w:bCs w:val="0"/>
+          <w:lang w:val="en-US"/>
+        </w:rPr>
+        <w:t xml:space="preserve"> investigate the contribution of individual features to the predictio</w:t>
+      </w:r>
+      <w:r>
+        <w:rPr>
+          <w:bCs w:val="0"/>
+          <w:lang w:val="en-US"/>
+        </w:rPr>
+        <w:t>n</w:t>
+      </w:r>
+      <w:r>
+        <w:rPr>
+          <w:bCs w:val="0"/>
+          <w:lang w:val="en-US"/>
+        </w:rPr>
+        <w:t>.</w:t>
       </w:r>
     </w:p>
     <w:p>
@@ -777,24 +1781,10 @@
         <w:adjustRightInd w:val="0"/>
         <w:jc w:val="both"/>
         <w:rPr>
-          <w:b/>
-          <w:lang w:val="en-US"/>
-        </w:rPr>
-      </w:pPr>
-      <w:r>
-        <w:rPr>
-          <w:b/>
-          <w:lang w:val="en-US"/>
-        </w:rPr>
-        <w:t xml:space="preserve">5.2 </w:t>
-      </w:r>
-      <w:r>
-        <w:rPr>
-          <w:b/>
-          <w:lang w:val="en-US"/>
-        </w:rPr>
-        <w:t>Results</w:t>
-      </w:r>
+          <w:bCs w:val="0"/>
+          <w:lang w:val="en-US"/>
+        </w:rPr>
+      </w:pPr>
     </w:p>
     <w:p>
       <w:pPr>
@@ -805,9 +1795,40 @@
         <w:jc w:val="both"/>
         <w:rPr>
           <w:b/>
-          <w:lang w:val="en-US"/>
-        </w:rPr>
-      </w:pPr>
+        </w:rPr>
+      </w:pPr>
+      <w:r>
+        <w:rPr>
+          <w:b/>
+          <w:lang w:val="en-US"/>
+        </w:rPr>
+        <w:t>5</w:t>
+      </w:r>
+      <w:r>
+        <w:rPr>
+          <w:b/>
+          <w:lang w:val="en-US"/>
+        </w:rPr>
+        <w:t xml:space="preserve"> </w:t>
+      </w:r>
+      <w:r>
+        <w:rPr>
+          <w:b/>
+        </w:rPr>
+        <w:t>Experimental Results</w:t>
+      </w:r>
+      <w:r>
+        <w:rPr>
+          <w:b/>
+        </w:rPr>
+        <w:t xml:space="preserve"> </w:t>
+      </w:r>
+      <w:r>
+        <w:rPr>
+          <w:b/>
+        </w:rPr>
+        <w:t>and Evaluation</w:t>
+      </w:r>
     </w:p>
     <w:p>
       <w:pPr>
@@ -826,21 +1847,14 @@
           <w:b/>
           <w:lang w:val="en-US"/>
         </w:rPr>
-        <w:t xml:space="preserve">6 </w:t>
+        <w:t xml:space="preserve">5.1 </w:t>
       </w:r>
       <w:r>
         <w:rPr>
           <w:b/>
           <w:lang w:val="en-US"/>
         </w:rPr>
-        <w:t>Explainability Analysi</w:t>
-      </w:r>
-      <w:r>
-        <w:rPr>
-          <w:b/>
-          <w:lang w:val="en-US"/>
-        </w:rPr>
-        <w:t>s</w:t>
+        <w:t>Experimental Setup</w:t>
       </w:r>
     </w:p>
     <w:p>
@@ -855,6 +1869,20 @@
           <w:lang w:val="en-US"/>
         </w:rPr>
       </w:pPr>
+      <w:r>
+        <w:rPr>
+          <w:b/>
+          <w:lang w:val="en-US"/>
+        </w:rPr>
+        <w:t xml:space="preserve">5.2 </w:t>
+      </w:r>
+      <w:r>
+        <w:rPr>
+          <w:b/>
+          <w:lang w:val="en-US"/>
+        </w:rPr>
+        <w:t>Results</w:t>
+      </w:r>
     </w:p>
     <w:p>
       <w:pPr>
@@ -868,34 +1896,6 @@
           <w:lang w:val="en-US"/>
         </w:rPr>
       </w:pPr>
-      <w:r>
-        <w:rPr>
-          <w:b/>
-          <w:lang w:val="en-US"/>
-        </w:rPr>
-        <w:t xml:space="preserve">7 </w:t>
-      </w:r>
-      <w:r>
-        <w:rPr>
-          <w:b/>
-          <w:lang w:val="en-US"/>
-        </w:rPr>
-        <w:t>Discussion</w:t>
-      </w:r>
-      <w:r>
-        <w:rPr>
-          <w:b/>
-          <w:lang w:val="en-US"/>
-        </w:rPr>
-        <w:t xml:space="preserve"> </w:t>
-      </w:r>
-      <w:r>
-        <w:rPr>
-          <w:b/>
-          <w:lang w:val="en-US"/>
-        </w:rPr>
-        <w:t>and Limitations</w:t>
-      </w:r>
     </w:p>
     <w:p>
       <w:pPr>
@@ -909,6 +1909,27 @@
           <w:lang w:val="en-US"/>
         </w:rPr>
       </w:pPr>
+      <w:r>
+        <w:rPr>
+          <w:b/>
+          <w:lang w:val="en-US"/>
+        </w:rPr>
+        <w:t xml:space="preserve">6 </w:t>
+      </w:r>
+      <w:r>
+        <w:rPr>
+          <w:b/>
+          <w:lang w:val="en-US"/>
+        </w:rPr>
+        <w:t>Explainability Analysi</w:t>
+      </w:r>
+      <w:r>
+        <w:rPr>
+          <w:b/>
+          <w:lang w:val="en-US"/>
+        </w:rPr>
+        <w:t>s</w:t>
+      </w:r>
     </w:p>
     <w:p>
       <w:pPr>
@@ -922,20 +1943,6 @@
           <w:lang w:val="en-US"/>
         </w:rPr>
       </w:pPr>
-      <w:r>
-        <w:rPr>
-          <w:b/>
-          <w:lang w:val="en-US"/>
-        </w:rPr>
-        <w:t xml:space="preserve">8 </w:t>
-      </w:r>
-      <w:r>
-        <w:rPr>
-          <w:b/>
-          <w:lang w:val="en-US"/>
-        </w:rPr>
-        <w:t>Conclusion</w:t>
-      </w:r>
     </w:p>
     <w:p>
       <w:pPr>
@@ -949,6 +1956,34 @@
           <w:lang w:val="en-US"/>
         </w:rPr>
       </w:pPr>
+      <w:r>
+        <w:rPr>
+          <w:b/>
+          <w:lang w:val="en-US"/>
+        </w:rPr>
+        <w:t xml:space="preserve">7 </w:t>
+      </w:r>
+      <w:r>
+        <w:rPr>
+          <w:b/>
+          <w:lang w:val="en-US"/>
+        </w:rPr>
+        <w:t>Discussion</w:t>
+      </w:r>
+      <w:r>
+        <w:rPr>
+          <w:b/>
+          <w:lang w:val="en-US"/>
+        </w:rPr>
+        <w:t xml:space="preserve"> </w:t>
+      </w:r>
+      <w:r>
+        <w:rPr>
+          <w:b/>
+          <w:lang w:val="en-US"/>
+        </w:rPr>
+        <w:t>and Limitations</w:t>
+      </w:r>
     </w:p>
     <w:p>
       <w:pPr>
@@ -971,9 +2006,68 @@
         <w:adjustRightInd w:val="0"/>
         <w:jc w:val="both"/>
         <w:rPr>
-          <w:lang w:val="en-US"/>
-        </w:rPr>
-      </w:pPr>
+          <w:b/>
+          <w:lang w:val="en-US"/>
+        </w:rPr>
+      </w:pPr>
+      <w:r>
+        <w:rPr>
+          <w:b/>
+          <w:lang w:val="en-US"/>
+        </w:rPr>
+        <w:t xml:space="preserve">8 </w:t>
+      </w:r>
+      <w:r>
+        <w:rPr>
+          <w:b/>
+          <w:lang w:val="en-US"/>
+        </w:rPr>
+        <w:t>Conclusion</w:t>
+      </w:r>
+    </w:p>
+    <w:p>
+      <w:pPr>
+        <w:widowControl w:val="0"/>
+        <w:autoSpaceDE w:val="0"/>
+        <w:autoSpaceDN w:val="0"/>
+        <w:adjustRightInd w:val="0"/>
+        <w:jc w:val="both"/>
+        <w:rPr>
+          <w:b/>
+          <w:lang w:val="en-US"/>
+        </w:rPr>
+      </w:pPr>
+    </w:p>
+    <w:p>
+      <w:pPr>
+        <w:widowControl w:val="0"/>
+        <w:autoSpaceDE w:val="0"/>
+        <w:autoSpaceDN w:val="0"/>
+        <w:adjustRightInd w:val="0"/>
+        <w:jc w:val="both"/>
+        <w:rPr>
+          <w:b/>
+          <w:lang w:val="en-US"/>
+        </w:rPr>
+      </w:pPr>
+    </w:p>
+    <w:p>
+      <w:pPr>
+        <w:widowControl w:val="0"/>
+        <w:autoSpaceDE w:val="0"/>
+        <w:autoSpaceDN w:val="0"/>
+        <w:adjustRightInd w:val="0"/>
+        <w:jc w:val="both"/>
+        <w:rPr>
+          <w:lang w:val="en-US"/>
+        </w:rPr>
+      </w:pPr>
+      <w:r>
+        <w:rPr>
+          <w:lang w:val="en-US"/>
+        </w:rPr>
+        <w:t xml:space="preserve"> </w:t>
+      </w:r>
     </w:p>
     <w:p>
       <w:pPr>
@@ -1013,7 +2107,15 @@
         <w:jc w:val="both"/>
       </w:pPr>
       <w:r>
-        <w:t xml:space="preserve">[1] I. Ivan and C. Ciurea, ”Quality characteristics of collaborative systems,” in </w:t>
+        <w:t>[1] I. Ivan and C. Ciurea</w:t>
+      </w:r>
+      <w:proofErr w:type="gramStart"/>
+      <w:r>
+        <w:t>, ”Quality</w:t>
+      </w:r>
+      <w:proofErr w:type="gramEnd"/>
+      <w:r>
+        <w:t xml:space="preserve"> characteristics of collaborative systems,” in </w:t>
       </w:r>
       <w:r>
         <w:rPr>
@@ -1112,8 +2214,8 @@
       <w:r>
         <w:t xml:space="preserve">. </w:t>
       </w:r>
-      <w:smartTag w:uri="urn:schemas-microsoft-com:office:smarttags" w:element="City">
-        <w:smartTag w:uri="urn:schemas-microsoft-com:office:smarttags" w:element="place">
+      <w:smartTag w:uri="urn:schemas-microsoft-com:office:smarttags" w:element="place">
+        <w:smartTag w:uri="urn:schemas-microsoft-com:office:smarttags" w:element="City">
           <w:r>
             <w:t>Bucharest</w:t>
           </w:r>
@@ -1217,6 +2319,7 @@
           <w:noProof/>
           <w:lang w:val="ro-RO" w:eastAsia="ro-RO"/>
         </w:rPr>
+        <w:lastRenderedPageBreak/>
         <w:drawing>
           <wp:anchor distT="0" distB="0" distL="114300" distR="114300" simplePos="0" relativeHeight="251657728" behindDoc="0" locked="0" layoutInCell="1" allowOverlap="1" wp14:anchorId="2252EDF0" wp14:editId="627EE7ED">
             <wp:simplePos x="0" y="0"/>
@@ -1288,7 +2391,15 @@
         <w:t xml:space="preserve">Ion IVAN </w:t>
       </w:r>
       <w:r>
-        <w:t>has graduated the Faculty of Economic Computation and Economic Cybernetics in 1970. He holds a PhD diploma in Economics from 1978 and he had gone through all didactic positions since 1970 when he joined the staff of the Bucharest Academy of Economic Studies, teaching assistant in 1970, senior lecturer in 1978, assistant</w:t>
+        <w:t xml:space="preserve">has graduated the Faculty of Economic Computation and Economic Cybernetics in 1970. He holds a PhD diploma in Economics from </w:t>
+      </w:r>
+      <w:proofErr w:type="gramStart"/>
+      <w:r>
+        <w:t>1978</w:t>
+      </w:r>
+      <w:proofErr w:type="gramEnd"/>
+      <w:r>
+        <w:t xml:space="preserve"> and he had gone through all didactic positions since 1970 when he joined the staff of the Bucharest Academy of Economic Studies, teaching assistant in 1970, senior lecturer in 1978, assistant</w:t>
       </w:r>
       <w:r>
         <w:t xml:space="preserve"> </w:t>
@@ -1528,7 +2639,14 @@
         <w:sz w:val="20"/>
         <w:szCs w:val="20"/>
       </w:rPr>
-      <w:t>20</w:t>
+      <w:t>3</w:t>
+    </w:r>
+    <w:r>
+      <w:rPr>
+        <w:sz w:val="20"/>
+        <w:szCs w:val="20"/>
+      </w:rPr>
+      <w:t>0</w:t>
     </w:r>
     <w:r>
       <w:rPr>
@@ -1556,7 +2674,35 @@
         <w:sz w:val="20"/>
         <w:szCs w:val="20"/>
       </w:rPr>
-      <w:t xml:space="preserve"> 1/2016</w:t>
+      <w:t xml:space="preserve"> </w:t>
+    </w:r>
+    <w:r>
+      <w:rPr>
+        <w:sz w:val="20"/>
+        <w:szCs w:val="20"/>
+      </w:rPr>
+      <w:t>2</w:t>
+    </w:r>
+    <w:r>
+      <w:rPr>
+        <w:sz w:val="20"/>
+        <w:szCs w:val="20"/>
+      </w:rPr>
+      <w:t>/20</w:t>
+    </w:r>
+    <w:r>
+      <w:rPr>
+        <w:sz w:val="20"/>
+        <w:szCs w:val="20"/>
+      </w:rPr>
+      <w:t>2</w:t>
+    </w:r>
+    <w:r>
+      <w:rPr>
+        <w:sz w:val="20"/>
+        <w:szCs w:val="20"/>
+      </w:rPr>
+      <w:t>6</w:t>
     </w:r>
   </w:p>
 </w:hdr>
@@ -1617,7 +2763,14 @@
         <w:sz w:val="20"/>
         <w:szCs w:val="20"/>
       </w:rPr>
-      <w:t>20</w:t>
+      <w:t>3</w:t>
+    </w:r>
+    <w:r>
+      <w:rPr>
+        <w:sz w:val="20"/>
+        <w:szCs w:val="20"/>
+      </w:rPr>
+      <w:t>0</w:t>
     </w:r>
     <w:r>
       <w:rPr>
@@ -1645,7 +2798,28 @@
         <w:sz w:val="20"/>
         <w:szCs w:val="20"/>
       </w:rPr>
-      <w:t xml:space="preserve"> 1/201</w:t>
+      <w:t xml:space="preserve"> </w:t>
+    </w:r>
+    <w:r>
+      <w:rPr>
+        <w:sz w:val="20"/>
+        <w:szCs w:val="20"/>
+      </w:rPr>
+      <w:t>2</w:t>
+    </w:r>
+    <w:r>
+      <w:rPr>
+        <w:sz w:val="20"/>
+        <w:szCs w:val="20"/>
+      </w:rPr>
+      <w:t>/20</w:t>
+    </w:r>
+    <w:r>
+      <w:rPr>
+        <w:sz w:val="20"/>
+        <w:szCs w:val="20"/>
+      </w:rPr>
+      <w:t>2</w:t>
     </w:r>
     <w:r>
       <w:rPr>
@@ -7268,6 +8442,7 @@
   <w:style w:type="character" w:default="1" w:styleId="Fontdeparagrafimplicit">
     <w:name w:val="Default Paragraph Font"/>
     <w:uiPriority w:val="1"/>
+    <w:semiHidden/>
     <w:unhideWhenUsed/>
   </w:style>
   <w:style w:type="table" w:default="1" w:styleId="TabelNormal">
@@ -7914,6 +9089,16 @@
     <w:unhideWhenUsed/>
     <w:rsid w:val="008D0E8D"/>
   </w:style>
+  <w:style w:type="character" w:styleId="Textsubstituent">
+    <w:name w:val="Placeholder Text"/>
+    <w:basedOn w:val="Fontdeparagrafimplicit"/>
+    <w:uiPriority w:val="99"/>
+    <w:semiHidden/>
+    <w:rsid w:val="00FF6DE0"/>
+    <w:rPr>
+      <w:color w:val="666666"/>
+    </w:rPr>
+  </w:style>
 </w:styles>
 </file>
 

--- a/doc/journal_paper.docx
+++ b/doc/journal_paper.docx
@@ -1728,35 +1728,7 @@
           <w:bCs w:val="0"/>
           <w:lang w:val="en-US"/>
         </w:rPr>
-        <w:t xml:space="preserve">The dataset was divided into training and testing subsets </w:t>
-      </w:r>
-      <w:r>
-        <w:rPr>
-          <w:bCs w:val="0"/>
-          <w:lang w:val="en-US"/>
-        </w:rPr>
-        <w:t>to</w:t>
-      </w:r>
-      <w:r>
-        <w:rPr>
-          <w:bCs w:val="0"/>
-          <w:lang w:val="en-US"/>
-        </w:rPr>
-        <w:t xml:space="preserve"> evaluate the generalization capability of the models. Standard classification metrics were used to assess performance. An explainability analysis was further conducted using SHAP, applied to the Logistic Regression model, </w:t>
-      </w:r>
-      <w:r>
-        <w:rPr>
-          <w:bCs w:val="0"/>
-          <w:lang w:val="en-US"/>
-        </w:rPr>
-        <w:t>to</w:t>
-      </w:r>
-      <w:r>
-        <w:rPr>
-          <w:bCs w:val="0"/>
-          <w:lang w:val="en-US"/>
-        </w:rPr>
-        <w:t xml:space="preserve"> investigate the contribution of individual features to the predictio</w:t>
+        <w:t>The dataset was divided into training and testing subsets to evaluate the generalization capability of the models. Standard classification metrics were used to assess performance. An explainability analysis was further conducted using SHAP, applied to the Logistic Regression model, to investigate the contribution of individual features to the predictio</w:t>
       </w:r>
       <w:r>
         <w:rPr>
@@ -1863,25 +1835,117 @@
         <w:autoSpaceDE w:val="0"/>
         <w:autoSpaceDN w:val="0"/>
         <w:adjustRightInd w:val="0"/>
+        <w:ind w:firstLine="720"/>
         <w:jc w:val="both"/>
         <w:rPr>
-          <w:b/>
-          <w:lang w:val="en-US"/>
-        </w:rPr>
-      </w:pPr>
-      <w:r>
-        <w:rPr>
-          <w:b/>
-          <w:lang w:val="en-US"/>
-        </w:rPr>
-        <w:t xml:space="preserve">5.2 </w:t>
-      </w:r>
-      <w:r>
-        <w:rPr>
-          <w:b/>
-          <w:lang w:val="en-US"/>
-        </w:rPr>
-        <w:t>Results</w:t>
+          <w:bCs w:val="0"/>
+          <w:lang w:val="en-US"/>
+        </w:rPr>
+      </w:pPr>
+      <w:r>
+        <w:rPr>
+          <w:bCs w:val="0"/>
+          <w:lang w:val="en-US"/>
+        </w:rPr>
+        <w:t>The experimental evaluation was conducted on the dataset described in Section 3, consisting of 5,893 labeled reviews, including 3,000 real samples and 2,893 AI-generated samples. Since the dataset is approximately balanced, no additional resampling or class balancing techniques were applied.</w:t>
+      </w:r>
+      <w:r>
+        <w:rPr>
+          <w:bCs w:val="0"/>
+          <w:lang w:val="en-US"/>
+        </w:rPr>
+        <w:t xml:space="preserve"> </w:t>
+      </w:r>
+      <w:r>
+        <w:rPr>
+          <w:bCs w:val="0"/>
+          <w:lang w:val="en-US"/>
+        </w:rPr>
+        <w:t xml:space="preserve">The dataset was divided into training and testing subsets using an 80/20 split. A stratified partitioning strategy was employed </w:t>
+      </w:r>
+      <w:r>
+        <w:rPr>
+          <w:bCs w:val="0"/>
+          <w:lang w:val="en-US"/>
+        </w:rPr>
+        <w:t>to</w:t>
+      </w:r>
+      <w:r>
+        <w:rPr>
+          <w:bCs w:val="0"/>
+          <w:lang w:val="en-US"/>
+        </w:rPr>
+        <w:t xml:space="preserve"> preserve the class distribution in both subsets and to ensure a fair evaluation of the models under comparable conditions.</w:t>
+      </w:r>
+    </w:p>
+    <w:p>
+      <w:pPr>
+        <w:widowControl w:val="0"/>
+        <w:autoSpaceDE w:val="0"/>
+        <w:autoSpaceDN w:val="0"/>
+        <w:adjustRightInd w:val="0"/>
+        <w:ind w:firstLine="720"/>
+        <w:jc w:val="both"/>
+        <w:rPr>
+          <w:bCs w:val="0"/>
+          <w:lang w:val="en-US"/>
+        </w:rPr>
+      </w:pPr>
+      <w:r>
+        <w:rPr>
+          <w:bCs w:val="0"/>
+          <w:lang w:val="en-US"/>
+        </w:rPr>
+        <w:t>Two classification settings were considered. The first corresponds to a baseline model based on simple surface features extracted from the text, including length-related and structural characteristics. This baseline was implemented using Logistic Regression and was intended to provide a reference point for assessing the discriminative contribution of more informative lexical representations. The second setting corresponds to the proposed approach, where the review texts were represented using TF-IDF features computed over unigrams and bigrams, and the resulting vectors were classified using a linear Support Vector Machine model.</w:t>
+      </w:r>
+    </w:p>
+    <w:p>
+      <w:pPr>
+        <w:widowControl w:val="0"/>
+        <w:autoSpaceDE w:val="0"/>
+        <w:autoSpaceDN w:val="0"/>
+        <w:adjustRightInd w:val="0"/>
+        <w:ind w:firstLine="720"/>
+        <w:jc w:val="both"/>
+        <w:rPr>
+          <w:bCs w:val="0"/>
+          <w:lang w:val="en-US"/>
+        </w:rPr>
+      </w:pPr>
+      <w:r>
+        <w:rPr>
+          <w:bCs w:val="0"/>
+          <w:lang w:val="en-US"/>
+        </w:rPr>
+        <w:t xml:space="preserve">The performance of the evaluated models was assessed using standard classification metrics, namely accuracy, precision, recall, and F1-score. These measures were selected </w:t>
+      </w:r>
+      <w:r>
+        <w:rPr>
+          <w:bCs w:val="0"/>
+          <w:lang w:val="en-US"/>
+        </w:rPr>
+        <w:t>to</w:t>
+      </w:r>
+      <w:r>
+        <w:rPr>
+          <w:bCs w:val="0"/>
+          <w:lang w:val="en-US"/>
+        </w:rPr>
+        <w:t xml:space="preserve"> provide a consistent evaluation of classification quality across both classes. In addition, the confusion matrix of the main model was analyzed </w:t>
+      </w:r>
+      <w:r>
+        <w:rPr>
+          <w:bCs w:val="0"/>
+          <w:lang w:val="en-US"/>
+        </w:rPr>
+        <w:t>to</w:t>
+      </w:r>
+      <w:r>
+        <w:rPr>
+          <w:bCs w:val="0"/>
+          <w:lang w:val="en-US"/>
+        </w:rPr>
+        <w:t xml:space="preserve"> examine the distribution of correct and incorrect predictions.</w:t>
       </w:r>
     </w:p>
     <w:p>
@@ -1896,6 +1960,20 @@
           <w:lang w:val="en-US"/>
         </w:rPr>
       </w:pPr>
+      <w:r>
+        <w:rPr>
+          <w:b/>
+          <w:lang w:val="en-US"/>
+        </w:rPr>
+        <w:t xml:space="preserve">5.2 </w:t>
+      </w:r>
+      <w:r>
+        <w:rPr>
+          <w:b/>
+          <w:lang w:val="en-US"/>
+        </w:rPr>
+        <w:t>Results</w:t>
+      </w:r>
     </w:p>
     <w:p>
       <w:pPr>
@@ -1909,27 +1987,6 @@
           <w:lang w:val="en-US"/>
         </w:rPr>
       </w:pPr>
-      <w:r>
-        <w:rPr>
-          <w:b/>
-          <w:lang w:val="en-US"/>
-        </w:rPr>
-        <w:t xml:space="preserve">6 </w:t>
-      </w:r>
-      <w:r>
-        <w:rPr>
-          <w:b/>
-          <w:lang w:val="en-US"/>
-        </w:rPr>
-        <w:t>Explainability Analysi</w:t>
-      </w:r>
-      <w:r>
-        <w:rPr>
-          <w:b/>
-          <w:lang w:val="en-US"/>
-        </w:rPr>
-        <w:t>s</w:t>
-      </w:r>
     </w:p>
     <w:p>
       <w:pPr>
@@ -1943,6 +2000,27 @@
           <w:lang w:val="en-US"/>
         </w:rPr>
       </w:pPr>
+      <w:r>
+        <w:rPr>
+          <w:b/>
+          <w:lang w:val="en-US"/>
+        </w:rPr>
+        <w:t xml:space="preserve">6 </w:t>
+      </w:r>
+      <w:r>
+        <w:rPr>
+          <w:b/>
+          <w:lang w:val="en-US"/>
+        </w:rPr>
+        <w:t>Explainability Analysi</w:t>
+      </w:r>
+      <w:r>
+        <w:rPr>
+          <w:b/>
+          <w:lang w:val="en-US"/>
+        </w:rPr>
+        <w:t>s</w:t>
+      </w:r>
     </w:p>
     <w:p>
       <w:pPr>
@@ -1956,34 +2034,6 @@
           <w:lang w:val="en-US"/>
         </w:rPr>
       </w:pPr>
-      <w:r>
-        <w:rPr>
-          <w:b/>
-          <w:lang w:val="en-US"/>
-        </w:rPr>
-        <w:t xml:space="preserve">7 </w:t>
-      </w:r>
-      <w:r>
-        <w:rPr>
-          <w:b/>
-          <w:lang w:val="en-US"/>
-        </w:rPr>
-        <w:t>Discussion</w:t>
-      </w:r>
-      <w:r>
-        <w:rPr>
-          <w:b/>
-          <w:lang w:val="en-US"/>
-        </w:rPr>
-        <w:t xml:space="preserve"> </w:t>
-      </w:r>
-      <w:r>
-        <w:rPr>
-          <w:b/>
-          <w:lang w:val="en-US"/>
-        </w:rPr>
-        <w:t>and Limitations</w:t>
-      </w:r>
     </w:p>
     <w:p>
       <w:pPr>
@@ -1997,6 +2047,34 @@
           <w:lang w:val="en-US"/>
         </w:rPr>
       </w:pPr>
+      <w:r>
+        <w:rPr>
+          <w:b/>
+          <w:lang w:val="en-US"/>
+        </w:rPr>
+        <w:t xml:space="preserve">7 </w:t>
+      </w:r>
+      <w:r>
+        <w:rPr>
+          <w:b/>
+          <w:lang w:val="en-US"/>
+        </w:rPr>
+        <w:t>Discussion</w:t>
+      </w:r>
+      <w:r>
+        <w:rPr>
+          <w:b/>
+          <w:lang w:val="en-US"/>
+        </w:rPr>
+        <w:t xml:space="preserve"> </w:t>
+      </w:r>
+      <w:r>
+        <w:rPr>
+          <w:b/>
+          <w:lang w:val="en-US"/>
+        </w:rPr>
+        <w:t>and Limitations</w:t>
+      </w:r>
     </w:p>
     <w:p>
       <w:pPr>
@@ -2010,20 +2088,6 @@
           <w:lang w:val="en-US"/>
         </w:rPr>
       </w:pPr>
-      <w:r>
-        <w:rPr>
-          <w:b/>
-          <w:lang w:val="en-US"/>
-        </w:rPr>
-        <w:t xml:space="preserve">8 </w:t>
-      </w:r>
-      <w:r>
-        <w:rPr>
-          <w:b/>
-          <w:lang w:val="en-US"/>
-        </w:rPr>
-        <w:t>Conclusion</w:t>
-      </w:r>
     </w:p>
     <w:p>
       <w:pPr>
@@ -2037,6 +2101,20 @@
           <w:lang w:val="en-US"/>
         </w:rPr>
       </w:pPr>
+      <w:r>
+        <w:rPr>
+          <w:b/>
+          <w:lang w:val="en-US"/>
+        </w:rPr>
+        <w:t xml:space="preserve">8 </w:t>
+      </w:r>
+      <w:r>
+        <w:rPr>
+          <w:b/>
+          <w:lang w:val="en-US"/>
+        </w:rPr>
+        <w:t>Conclusion</w:t>
+      </w:r>
     </w:p>
     <w:p>
       <w:pPr>
@@ -2059,6 +2137,19 @@
         <w:adjustRightInd w:val="0"/>
         <w:jc w:val="both"/>
         <w:rPr>
+          <w:b/>
+          <w:lang w:val="en-US"/>
+        </w:rPr>
+      </w:pPr>
+    </w:p>
+    <w:p>
+      <w:pPr>
+        <w:widowControl w:val="0"/>
+        <w:autoSpaceDE w:val="0"/>
+        <w:autoSpaceDN w:val="0"/>
+        <w:adjustRightInd w:val="0"/>
+        <w:jc w:val="both"/>
+        <w:rPr>
           <w:lang w:val="en-US"/>
         </w:rPr>
       </w:pPr>
@@ -2085,6 +2176,7 @@
           <w:b/>
           <w:lang w:val="en-US"/>
         </w:rPr>
+        <w:lastRenderedPageBreak/>
         <w:t>References</w:t>
       </w:r>
     </w:p>
@@ -2214,8 +2306,8 @@
       <w:r>
         <w:t xml:space="preserve">. </w:t>
       </w:r>
-      <w:smartTag w:uri="urn:schemas-microsoft-com:office:smarttags" w:element="place">
-        <w:smartTag w:uri="urn:schemas-microsoft-com:office:smarttags" w:element="City">
+      <w:smartTag w:uri="urn:schemas-microsoft-com:office:smarttags" w:element="City">
+        <w:smartTag w:uri="urn:schemas-microsoft-com:office:smarttags" w:element="place">
           <w:r>
             <w:t>Bucharest</w:t>
           </w:r>
@@ -2319,7 +2411,6 @@
           <w:noProof/>
           <w:lang w:val="ro-RO" w:eastAsia="ro-RO"/>
         </w:rPr>
-        <w:lastRenderedPageBreak/>
         <w:drawing>
           <wp:anchor distT="0" distB="0" distL="114300" distR="114300" simplePos="0" relativeHeight="251657728" behindDoc="0" locked="0" layoutInCell="1" allowOverlap="1" wp14:anchorId="2252EDF0" wp14:editId="627EE7ED">
             <wp:simplePos x="0" y="0"/>

--- a/doc/journal_paper.docx
+++ b/doc/journal_paper.docx
@@ -7,6 +7,7 @@
         <w:pStyle w:val="Titlu1"/>
         <w:keepNext w:val="0"/>
         <w:widowControl w:val="0"/>
+        <w:ind w:firstLine="720"/>
         <w:jc w:val="center"/>
         <w:rPr>
           <w:sz w:val="28"/>
@@ -353,7 +354,43 @@
         <w:rPr>
           <w:lang w:val="en-US"/>
         </w:rPr>
-        <w:t xml:space="preserve"> users in the absence of direct interaction with products. Empirical studies show that a significant proportion of consumers rely on such reviews during the decision-making process, while a non-negligible fraction of the available content is estimated to be misleading or inauthentic. Given the scale at which this data is generated and consumed, even a moderate rate of unreliable reviews can affect </w:t>
+        <w:t xml:space="preserve"> users in the absence of direct interaction with products</w:t>
+      </w:r>
+      <w:r>
+        <w:rPr>
+          <w:lang w:val="en-US"/>
+        </w:rPr>
+        <w:t xml:space="preserve"> [1], [2], [3]</w:t>
+      </w:r>
+      <w:r>
+        <w:rPr>
+          <w:lang w:val="en-US"/>
+        </w:rPr>
+        <w:t>. Empirical studies show that a significant proportion of consumers rely on such reviews during the decision-making process</w:t>
+      </w:r>
+      <w:r>
+        <w:rPr>
+          <w:lang w:val="en-US"/>
+        </w:rPr>
+        <w:t xml:space="preserve"> [1], [2], [3]</w:t>
+      </w:r>
+      <w:r>
+        <w:rPr>
+          <w:lang w:val="en-US"/>
+        </w:rPr>
+        <w:t>, while a non-negligible fraction of the available content is estimated to be misleading or inauthentic</w:t>
+      </w:r>
+      <w:r>
+        <w:rPr>
+          <w:lang w:val="en-US"/>
+        </w:rPr>
+        <w:t xml:space="preserve"> [4], [5]</w:t>
+      </w:r>
+      <w:r>
+        <w:rPr>
+          <w:lang w:val="en-US"/>
+        </w:rPr>
+        <w:t xml:space="preserve">. Given the scale at which this data is generated and consumed, even a moderate rate of unreliable reviews can affect </w:t>
       </w:r>
       <w:proofErr w:type="gramStart"/>
       <w:r>
@@ -382,7 +419,31 @@
         <w:rPr>
           <w:lang w:val="en-US"/>
         </w:rPr>
-        <w:t xml:space="preserve"> alter the perceived quality of products. In these circumstances, identifying inauthentic review content becomes a necessary component in maintaining the integrity of online marketplaces.</w:t>
+        <w:t xml:space="preserve"> alter the perceived quality of products</w:t>
+      </w:r>
+      <w:r>
+        <w:rPr>
+          <w:lang w:val="en-US"/>
+        </w:rPr>
+        <w:t xml:space="preserve"> [2], [4]</w:t>
+      </w:r>
+      <w:r>
+        <w:rPr>
+          <w:lang w:val="en-US"/>
+        </w:rPr>
+        <w:t>. In these circumstances, identifying inauthentic review content becomes a necessary component in maintaining the integrity of online marketplaces</w:t>
+      </w:r>
+      <w:r>
+        <w:rPr>
+          <w:lang w:val="en-US"/>
+        </w:rPr>
+        <w:t xml:space="preserve"> [4], [5]</w:t>
+      </w:r>
+      <w:r>
+        <w:rPr>
+          <w:lang w:val="en-US"/>
+        </w:rPr>
+        <w:t>.</w:t>
       </w:r>
       <w:r>
         <w:rPr>
@@ -409,7 +470,19 @@
         <w:rPr>
           <w:lang w:val="en-US"/>
         </w:rPr>
-        <w:t>Large language models enable the generation of structured and fluent text that can approximate human-written product reviews. When applied at scale, such systems can produce content that is difficult to distinguish from authentic user feedback.</w:t>
+        <w:t>Large language models enable the generation of structured and fluent text that can approximate human-written product reviews</w:t>
+      </w:r>
+      <w:r>
+        <w:rPr>
+          <w:lang w:val="en-US"/>
+        </w:rPr>
+        <w:t xml:space="preserve"> [6], [7]</w:t>
+      </w:r>
+      <w:r>
+        <w:rPr>
+          <w:lang w:val="en-US"/>
+        </w:rPr>
+        <w:t>. When applied at scale, such systems can produce content that is difficult to distinguish from authentic user feedback.</w:t>
       </w:r>
       <w:r>
         <w:rPr>
@@ -433,7 +506,19 @@
         <w:rPr>
           <w:lang w:val="en-US"/>
         </w:rPr>
-        <w:t>ence of artificially generated reviews increases the ambiguity of the available information.</w:t>
+        <w:t>ence of artificially generated reviews increases the ambiguity of the available information</w:t>
+      </w:r>
+      <w:r>
+        <w:rPr>
+          <w:lang w:val="en-US"/>
+        </w:rPr>
+        <w:t xml:space="preserve"> [7], [8]</w:t>
+      </w:r>
+      <w:r>
+        <w:rPr>
+          <w:lang w:val="en-US"/>
+        </w:rPr>
+        <w:t>.</w:t>
       </w:r>
     </w:p>
     <w:p>
@@ -454,7 +539,19 @@
         <w:rPr>
           <w:lang w:val="en-US"/>
         </w:rPr>
-        <w:t xml:space="preserve">Existing methods for detecting deceptive reviews are typically developed for human-generated content and rely on assumptions that do not fully apply to text produced by large language models. Due to the increased regularity and fluency of generated text, the performance of such methods may degrade in this setting. </w:t>
+        <w:t>Existing methods for detecting deceptive reviews are typically developed for human-generated content and rely on assumptions that do not fully apply to text produced by large language models. Due to the increased regularity and fluency of generated text, the performance of such methods may degrade in this setting</w:t>
+      </w:r>
+      <w:r>
+        <w:rPr>
+          <w:lang w:val="en-US"/>
+        </w:rPr>
+        <w:t xml:space="preserve"> [7], [8]</w:t>
+      </w:r>
+      <w:r>
+        <w:rPr>
+          <w:lang w:val="en-US"/>
+        </w:rPr>
+        <w:t xml:space="preserve">. </w:t>
       </w:r>
       <w:r>
         <w:rPr>
@@ -466,7 +563,31 @@
         <w:rPr>
           <w:lang w:val="en-US"/>
         </w:rPr>
-        <w:t>significant part of the existing work focuses on classification accuracy, while offering limited insight into the factors driving model decisions. This creates the need for approaches that combine effective detection with interpretable representations of the underlying patterns.</w:t>
+        <w:t>significant part of the existing work focuses on classification accuracy, while offering limited insight into the factors driving model decisions</w:t>
+      </w:r>
+      <w:r>
+        <w:rPr>
+          <w:lang w:val="en-US"/>
+        </w:rPr>
+        <w:t xml:space="preserve"> [5], [8], [9]</w:t>
+      </w:r>
+      <w:r>
+        <w:rPr>
+          <w:lang w:val="en-US"/>
+        </w:rPr>
+        <w:t>. This creates the need for approaches that combine effective detection with interpretable representations of the underlying patterns</w:t>
+      </w:r>
+      <w:r>
+        <w:rPr>
+          <w:lang w:val="en-US"/>
+        </w:rPr>
+        <w:t xml:space="preserve"> [9], [10]</w:t>
+      </w:r>
+      <w:r>
+        <w:rPr>
+          <w:lang w:val="en-US"/>
+        </w:rPr>
+        <w:t>.</w:t>
       </w:r>
     </w:p>
     <w:p>
@@ -487,7 +608,26 @@
         <w:rPr>
           <w:lang w:val="en-US"/>
         </w:rPr>
-        <w:t xml:space="preserve">This paper proposes a practical approach for detecting AI-generated product reviews based on classical machine learning techniques. A dataset is constructed by combining real user reviews with artificially generated content obtained using a large language model, followed by a preprocessing stage aimed at removing noise and standardizing the input data. The classification task is addressed using a TF-IDF representation and a linear Support Vector Machine model, selected for its simplicity and effectiveness in high-dimensional text spaces. In addition, an explainability component based on SHAP is introduced to analyze the contribution of individual linguistic features to </w:t>
+        <w:t>This paper proposes a practical approach for detecting AI-generated product reviews based on classical machine learning techniques. A dataset is constructed by combining real user reviews</w:t>
+      </w:r>
+      <w:r>
+        <w:rPr>
+          <w:lang w:val="en-US"/>
+        </w:rPr>
+        <w:t xml:space="preserve"> [11]</w:t>
+      </w:r>
+      <w:r>
+        <w:rPr>
+          <w:lang w:val="en-US"/>
+        </w:rPr>
+        <w:t xml:space="preserve"> with artificially generated content obtained using a large language model, followed by a preprocessing stage aimed at removing noise and standardizing the input data. The classification task is addressed using a TF-IDF representation and a linear Support Vector Machine model, selected for its simplicity and effectiveness in high-dimensional text spaces. In addition, </w:t>
+      </w:r>
+      <w:r>
+        <w:rPr>
+          <w:lang w:val="en-US"/>
+        </w:rPr>
+        <w:lastRenderedPageBreak/>
+        <w:t xml:space="preserve">an explainability component based on SHAP is introduced to analyze the contribution of individual linguistic features to </w:t>
       </w:r>
       <w:r>
         <w:rPr>
@@ -499,14 +639,7 @@
         <w:rPr>
           <w:lang w:val="en-US"/>
         </w:rPr>
-        <w:t xml:space="preserve"> predictions. The results show that the proposed approach </w:t>
-      </w:r>
-      <w:r>
-        <w:rPr>
-          <w:lang w:val="en-US"/>
-        </w:rPr>
-        <w:lastRenderedPageBreak/>
-        <w:t>achieves high classification performance, while also providing interpretable insights into the patterns that differentiate generated and authentic reviews.</w:t>
+        <w:t xml:space="preserve"> predictions. The results show that the proposed approach achieves high classification performance, while also providing interpretable insights into the patterns that differentiate generated and authentic reviews.</w:t>
       </w:r>
     </w:p>
     <w:p>
@@ -545,6 +678,237 @@
         </w:rPr>
         <w:t>Related Work</w:t>
       </w:r>
+    </w:p>
+    <w:p>
+      <w:pPr>
+        <w:widowControl w:val="0"/>
+        <w:rPr>
+          <w:bCs w:val="0"/>
+          <w:lang w:val="en-US"/>
+        </w:rPr>
+      </w:pPr>
+      <w:r>
+        <w:rPr>
+          <w:b/>
+          <w:lang w:val="en-US"/>
+        </w:rPr>
+        <w:tab/>
+      </w:r>
+      <w:r>
+        <w:rPr>
+          <w:bCs w:val="0"/>
+          <w:lang w:val="en-US"/>
+        </w:rPr>
+        <w:t xml:space="preserve">Online product reviews have been extensively examined in the e-commerce literature due to their influence on consumer judgment and purchasing </w:t>
+      </w:r>
+      <w:r>
+        <w:rPr>
+          <w:bCs w:val="0"/>
+          <w:lang w:val="en-US"/>
+        </w:rPr>
+        <w:t>behavior</w:t>
+      </w:r>
+      <w:r>
+        <w:rPr>
+          <w:bCs w:val="0"/>
+          <w:lang w:val="en-US"/>
+        </w:rPr>
+        <w:t xml:space="preserve"> [1], [2]</w:t>
+      </w:r>
+      <w:r>
+        <w:rPr>
+          <w:bCs w:val="0"/>
+          <w:lang w:val="en-US"/>
+        </w:rPr>
+        <w:t>. Early studies showed that recommendations and review-based signals can affect online choices, while subsequent work demonstrated that both the presence and the perceived quality of reviews may influence product evaluation and sales performance</w:t>
+      </w:r>
+      <w:r>
+        <w:rPr>
+          <w:bCs w:val="0"/>
+          <w:lang w:val="en-US"/>
+        </w:rPr>
+        <w:t xml:space="preserve"> [1], [2], [3]</w:t>
+      </w:r>
+      <w:r>
+        <w:rPr>
+          <w:bCs w:val="0"/>
+          <w:lang w:val="en-US"/>
+        </w:rPr>
+        <w:t>. In this context, review content has been treated not only as a source of consumer opinion, but also as a decision signal with direct relevance for digital marketplaces</w:t>
+      </w:r>
+      <w:r>
+        <w:rPr>
+          <w:bCs w:val="0"/>
+          <w:lang w:val="en-US"/>
+        </w:rPr>
+        <w:t xml:space="preserve"> [2], [3]</w:t>
+      </w:r>
+      <w:r>
+        <w:rPr>
+          <w:bCs w:val="0"/>
+          <w:lang w:val="en-US"/>
+        </w:rPr>
+        <w:t xml:space="preserve">. This perspective explains the increasing interest in methods for </w:t>
+      </w:r>
+      <w:proofErr w:type="spellStart"/>
+      <w:r>
+        <w:rPr>
+          <w:bCs w:val="0"/>
+          <w:lang w:val="en-US"/>
+        </w:rPr>
+        <w:t>analysing</w:t>
+      </w:r>
+      <w:proofErr w:type="spellEnd"/>
+      <w:r>
+        <w:rPr>
+          <w:bCs w:val="0"/>
+          <w:lang w:val="en-US"/>
+        </w:rPr>
+        <w:t xml:space="preserve"> review text and, more recently, for assessing its credibility</w:t>
+      </w:r>
+      <w:r>
+        <w:rPr>
+          <w:bCs w:val="0"/>
+          <w:lang w:val="en-US"/>
+        </w:rPr>
+        <w:t xml:space="preserve"> [4], [5]</w:t>
+      </w:r>
+      <w:r>
+        <w:rPr>
+          <w:bCs w:val="0"/>
+          <w:lang w:val="en-US"/>
+        </w:rPr>
+        <w:t>.</w:t>
+      </w:r>
+    </w:p>
+    <w:p>
+      <w:pPr>
+        <w:widowControl w:val="0"/>
+        <w:ind w:firstLine="720"/>
+        <w:rPr>
+          <w:bCs w:val="0"/>
+          <w:lang w:val="en-US"/>
+        </w:rPr>
+      </w:pPr>
+      <w:r>
+        <w:rPr>
+          <w:bCs w:val="0"/>
+          <w:lang w:val="en-US"/>
+        </w:rPr>
+        <w:t xml:space="preserve">Research on review authenticity has developed mainly under the broader framework of review spam and deceptive review detection. Early work formalized the notion of opinion spam and showed that false or manipulative reviews require dedicated detection strategies rather than direct reuse of methods developed for other forms of spam [4], [12]. </w:t>
+      </w:r>
+      <w:r>
+        <w:rPr>
+          <w:bCs w:val="0"/>
+          <w:lang w:val="en-US"/>
+        </w:rPr>
+        <w:t>Other</w:t>
+      </w:r>
+      <w:r>
+        <w:rPr>
+          <w:bCs w:val="0"/>
+          <w:lang w:val="en-US"/>
+        </w:rPr>
+        <w:t xml:space="preserve"> studies approached deceptive review detection as a supervised text classification problem and showed that linguistic features can provide substantial discriminatory power, even when human judgment remains unreliable [13]. Later work extended this direction by incorporating reviewer behavior and behavioral footprints, moving beyond purely lexical approaches [14], [15]. More recent studies have further explored richer textual representations and e-commerce-specific settings </w:t>
+      </w:r>
+      <w:r>
+        <w:rPr>
+          <w:bCs w:val="0"/>
+          <w:lang w:val="en-US"/>
+        </w:rPr>
+        <w:t>to</w:t>
+      </w:r>
+      <w:r>
+        <w:rPr>
+          <w:bCs w:val="0"/>
+          <w:lang w:val="en-US"/>
+        </w:rPr>
+        <w:t xml:space="preserve"> improve the detection of false reviews across diverse product categories [5], [16].</w:t>
+      </w:r>
+      <w:r>
+        <w:rPr>
+          <w:bCs w:val="0"/>
+          <w:lang w:val="en-US"/>
+        </w:rPr>
+        <w:tab/>
+      </w:r>
+      <w:r>
+        <w:rPr>
+          <w:bCs w:val="0"/>
+          <w:lang w:val="en-US"/>
+        </w:rPr>
+        <w:t>The recent development of large language models has introduced a distinct layer of complexity to the problem of review authenticity</w:t>
+      </w:r>
+      <w:r>
+        <w:rPr>
+          <w:bCs w:val="0"/>
+          <w:lang w:val="en-US"/>
+        </w:rPr>
+        <w:t xml:space="preserve"> [8], [17]</w:t>
+      </w:r>
+      <w:r>
+        <w:rPr>
+          <w:bCs w:val="0"/>
+          <w:lang w:val="en-US"/>
+        </w:rPr>
+        <w:t>. Unlike traditional deceptive reviews, which were typically written by humans and often retained observable stylistic irregularities, machine-generated reviews can be produced at scale and may exhibit a higher degree of fluency, regularity, and contextual coherence [6], [7]. This shift has motivated a growing body of work on AI-generated text detection, including studies that address the specific case of machine-generated fake reviews in e-commerce environments [8], [17]. At the same time, recent research has placed increasing emphasis on model interpretability, arguing that high classification performance alone is not sufficient when the objective is to understand the linguistic patterns associated with manipulated content [9], [10], [18]. Interest in the broader role of AI in e-commerce has also been noted in the Romanian context, where recent work has examined user trust in AI-based systems [19], while the expansion of digitally mediated commerce has further increased the relevance of reliable automated content assessment [20].</w:t>
+      </w:r>
+    </w:p>
+    <w:p>
+      <w:pPr>
+        <w:widowControl w:val="0"/>
+        <w:ind w:firstLine="720"/>
+        <w:rPr>
+          <w:bCs w:val="0"/>
+          <w:lang w:val="en-US"/>
+        </w:rPr>
+      </w:pPr>
+      <w:r>
+        <w:rPr>
+          <w:bCs w:val="0"/>
+          <w:lang w:val="en-US"/>
+        </w:rPr>
+        <w:t>Despite these advances, several limitations remain visible in the current literature. A substantial part of existing work addresses either traditional deceptive reviews or AI-generated text in a more general setting, while fewer studies examine AI-generated product reviews in a focused e-commerce context [</w:t>
+      </w:r>
+      <w:proofErr w:type="gramStart"/>
+      <w:r>
+        <w:rPr>
+          <w:bCs w:val="0"/>
+          <w:lang w:val="en-US"/>
+        </w:rPr>
+        <w:t>5]</w:t>
+      </w:r>
+      <w:r>
+        <w:rPr>
+          <w:bCs w:val="0"/>
+          <w:lang w:val="en-US"/>
+        </w:rPr>
+        <w:t>, [6</w:t>
+      </w:r>
+      <w:proofErr w:type="gramEnd"/>
+      <w:r>
+        <w:rPr>
+          <w:bCs w:val="0"/>
+          <w:lang w:val="en-US"/>
+        </w:rPr>
+        <w:t xml:space="preserve">], [7], </w:t>
+      </w:r>
+      <w:r>
+        <w:rPr>
+          <w:bCs w:val="0"/>
+          <w:lang w:val="en-US"/>
+        </w:rPr>
+        <w:t>[8], [17]. At the same time, many contributions remain primarily oriented toward classification performance, whereas the linguistic factors underlying model decisions are discussed less systematically [9], [10], [18]. Against this background, the present study is positioned at the intersection of e-commerce review analytics, AI-generated content detection, and explainable machine learning, with an emphasis on simple and reproducible text classification models applied to a dataset combining real reviews and LLM-generated content [11].</w:t>
+      </w:r>
+    </w:p>
+    <w:p>
+      <w:pPr>
+        <w:widowControl w:val="0"/>
+        <w:rPr>
+          <w:bCs w:val="0"/>
+          <w:lang w:val="en-US"/>
+        </w:rPr>
+      </w:pPr>
     </w:p>
     <w:bookmarkEnd w:id="0"/>
     <w:bookmarkEnd w:id="1"/>
@@ -603,6 +967,7 @@
           <w:b/>
           <w:lang w:val="en-US"/>
         </w:rPr>
+        <w:lastRenderedPageBreak/>
         <w:t xml:space="preserve">3.1 </w:t>
       </w:r>
       <w:r>
@@ -647,7 +1012,21 @@
           <w:bCs w:val="0"/>
           <w:lang w:val="en-US"/>
         </w:rPr>
-        <w:t xml:space="preserve"> used in this study consists of both real user-generated product reviews and artificially generated content. The real reviews were collected from an existing dataset and filtered to remove entries with missing values or extremely short text, ensuring a minimum level of content consistency.</w:t>
+        <w:t xml:space="preserve"> used in this study consists of both real user-generated product reviews and artificially generated content. The real reviews were collected from an existing dataset</w:t>
+      </w:r>
+      <w:r>
+        <w:rPr>
+          <w:bCs w:val="0"/>
+          <w:lang w:val="en-US"/>
+        </w:rPr>
+        <w:t xml:space="preserve"> [11]</w:t>
+      </w:r>
+      <w:r>
+        <w:rPr>
+          <w:bCs w:val="0"/>
+          <w:lang w:val="en-US"/>
+        </w:rPr>
+        <w:t xml:space="preserve"> and filtered to remove entries with missing values or extremely short text, ensuring a minimum level of content consistency.</w:t>
       </w:r>
     </w:p>
     <w:p>
@@ -668,7 +1047,21 @@
           <w:bCs w:val="0"/>
           <w:lang w:val="en-US"/>
         </w:rPr>
-        <w:t xml:space="preserve">Artificial reviews were generated using a large language model (Gemma 2B), with the objective of producing short product reviews that resemble typical user feedback. The generation process was guided by prompts designed to produce reviews of 3 to 5 sentences, combining positive aspects with mild negative observations </w:t>
+        <w:t>Artificial reviews were generated using a large language model (Gemma 2B)</w:t>
+      </w:r>
+      <w:r>
+        <w:rPr>
+          <w:bCs w:val="0"/>
+          <w:lang w:val="en-US"/>
+        </w:rPr>
+        <w:t xml:space="preserve"> [21]</w:t>
+      </w:r>
+      <w:r>
+        <w:rPr>
+          <w:bCs w:val="0"/>
+          <w:lang w:val="en-US"/>
+        </w:rPr>
+        <w:t xml:space="preserve">, with the objective of producing short product reviews that resemble typical user feedback. The generation process was guided by prompts designed to produce reviews of 3 to 5 sentences, combining positive aspects with mild negative observations </w:t>
       </w:r>
       <w:proofErr w:type="gramStart"/>
       <w:r>
@@ -684,7 +1077,21 @@
           <w:bCs w:val="0"/>
           <w:lang w:val="en-US"/>
         </w:rPr>
-        <w:t xml:space="preserve"> approximate realistic writing patterns. Additional constraints were applied to avoid meta-textual elements and template-like artifacts.</w:t>
+        <w:t xml:space="preserve"> approximate realistic writing patterns</w:t>
+      </w:r>
+      <w:r>
+        <w:rPr>
+          <w:bCs w:val="0"/>
+          <w:lang w:val="en-US"/>
+        </w:rPr>
+        <w:t xml:space="preserve"> [8]</w:t>
+      </w:r>
+      <w:r>
+        <w:rPr>
+          <w:bCs w:val="0"/>
+          <w:lang w:val="en-US"/>
+        </w:rPr>
+        <w:t>. Additional constraints were applied to avoid meta-textual elements and template-like artifacts.</w:t>
       </w:r>
     </w:p>
     <w:p>
@@ -1031,7 +1438,6 @@
         <w:autoSpaceDE w:val="0"/>
         <w:autoSpaceDN w:val="0"/>
         <w:adjustRightInd w:val="0"/>
-        <w:ind w:firstLine="720"/>
         <w:jc w:val="both"/>
         <w:rPr>
           <w:lang w:val="en-US"/>
@@ -1041,25 +1447,7 @@
         <w:rPr>
           <w:lang w:val="en-US"/>
         </w:rPr>
-        <w:t xml:space="preserve">A preprocessing stage was applied </w:t>
-      </w:r>
-      <w:r>
-        <w:rPr>
-          <w:lang w:val="en-US"/>
-        </w:rPr>
-        <w:t>to</w:t>
-      </w:r>
-      <w:r>
-        <w:rPr>
-          <w:lang w:val="en-US"/>
-        </w:rPr>
-        <w:t xml:space="preserve"> standardize the textual data and remove artifacts that could introduce bias in the classification process. HTML elements and residual tokens such as </w:t>
-      </w:r>
-      <w:r>
-        <w:rPr>
-          <w:lang w:val="en-US"/>
-        </w:rPr>
-        <w:t>“</w:t>
+        <w:t>A preprocessing stage was applied to standardize the textual data and remove artifacts that could introduce bias in the classification process [5]. HTML elements and residual tokens such as “</w:t>
       </w:r>
       <w:proofErr w:type="spellStart"/>
       <w:r>
@@ -1073,16 +1461,94 @@
         <w:rPr>
           <w:lang w:val="en-US"/>
         </w:rPr>
-        <w:t>”</w:t>
-      </w:r>
-      <w:r>
-        <w:rPr>
-          <w:lang w:val="en-US"/>
-        </w:rPr>
-        <w:t xml:space="preserve"> were eliminated, as they do not represent meaningful linguistic information and may act as unintended discriminative features.</w:t>
-      </w:r>
-      <w:r>
-        <w:rPr>
+        <w:t>” were eliminated, as they do not represent meaningful linguistic information and may act as unintended discriminative features. Duplicate entries were removed to avoid redundancy, and reviews with extremely short or inconsistent content were filtered out. Basic normalization steps were also applied to ensure a consistent format across all samples.</w:t>
+      </w:r>
+    </w:p>
+    <w:p>
+      <w:pPr>
+        <w:widowControl w:val="0"/>
+        <w:autoSpaceDE w:val="0"/>
+        <w:autoSpaceDN w:val="0"/>
+        <w:adjustRightInd w:val="0"/>
+        <w:jc w:val="both"/>
+        <w:rPr>
+          <w:lang w:val="en-US"/>
+        </w:rPr>
+      </w:pPr>
+      <w:r>
+        <w:rPr>
+          <w:lang w:val="en-US"/>
+        </w:rPr>
+        <w:t xml:space="preserve">The resulting dataset contains clean and homogeneous text data, suitable for feature extraction and subsequent classification. </w:t>
+      </w:r>
+      <w:r>
+        <w:rPr>
+          <w:lang w:val="en-US"/>
+        </w:rPr>
+        <w:t>To</w:t>
+      </w:r>
+      <w:r>
+        <w:rPr>
+          <w:lang w:val="en-US"/>
+        </w:rPr>
+        <w:t xml:space="preserve"> provide a compact overview of the cleaned corpus, several descriptive statistics were computed separately for the two classes. The results are presented in Table 2.</w:t>
+      </w:r>
+    </w:p>
+    <w:p>
+      <w:pPr>
+        <w:widowControl w:val="0"/>
+        <w:autoSpaceDE w:val="0"/>
+        <w:autoSpaceDN w:val="0"/>
+        <w:adjustRightInd w:val="0"/>
+        <w:jc w:val="both"/>
+        <w:rPr>
+          <w:lang w:val="en-US"/>
+        </w:rPr>
+      </w:pPr>
+      <w:r>
+        <w:rPr>
+          <w:lang w:val="en-US"/>
+        </w:rPr>
+        <w:t>The statistics show that AI-generated reviews are, on average, longer than authentic reviews, both in terms of word count and sentence count. These differences suggest that the two classes vary not only in lexical content, but also in basic structural properties of the text.</w:t>
+      </w:r>
+    </w:p>
+    <w:p>
+      <w:pPr>
+        <w:widowControl w:val="0"/>
+        <w:autoSpaceDE w:val="0"/>
+        <w:autoSpaceDN w:val="0"/>
+        <w:adjustRightInd w:val="0"/>
+        <w:jc w:val="center"/>
+        <w:rPr>
+          <w:lang w:val="en-US"/>
+        </w:rPr>
+      </w:pPr>
+    </w:p>
+    <w:p>
+      <w:pPr>
+        <w:widowControl w:val="0"/>
+        <w:autoSpaceDE w:val="0"/>
+        <w:autoSpaceDN w:val="0"/>
+        <w:adjustRightInd w:val="0"/>
+        <w:jc w:val="center"/>
+        <w:rPr>
+          <w:b/>
+          <w:bCs w:val="0"/>
+          <w:lang w:val="en-US"/>
+        </w:rPr>
+      </w:pPr>
+      <w:r>
+        <w:rPr>
+          <w:b/>
+          <w:bCs w:val="0"/>
+          <w:lang w:val="en-US"/>
+        </w:rPr>
+        <w:t>Table 2.</w:t>
+      </w:r>
+      <w:r>
+        <w:rPr>
+          <w:b/>
+          <w:bCs w:val="0"/>
           <w:lang w:val="en-US"/>
         </w:rPr>
         <w:t xml:space="preserve"> </w:t>
@@ -1091,35 +1557,362 @@
         <w:rPr>
           <w:lang w:val="en-US"/>
         </w:rPr>
-        <w:t>Duplicate entries were removed to avoid redundancy, and reviews with extremely short or inconsistent content were filtered out. Basic normalization steps were also applied to ensure a consistent format across all samples.</w:t>
-      </w:r>
-      <w:r>
-        <w:rPr>
-          <w:lang w:val="en-US"/>
-        </w:rPr>
-        <w:t xml:space="preserve"> </w:t>
-      </w:r>
-      <w:r>
-        <w:rPr>
-          <w:lang w:val="en-US"/>
-        </w:rPr>
-        <w:t xml:space="preserve">The resulting dataset contains clean and homogeneous text data, suitable for feature extraction and subsequent classification. A summary of the </w:t>
-      </w:r>
-      <w:proofErr w:type="gramStart"/>
-      <w:r>
-        <w:rPr>
-          <w:lang w:val="en-US"/>
-        </w:rPr>
-        <w:t>dataset</w:t>
-      </w:r>
-      <w:proofErr w:type="gramEnd"/>
-      <w:r>
-        <w:rPr>
-          <w:lang w:val="en-US"/>
-        </w:rPr>
-        <w:t xml:space="preserve"> statistics is provided in Section 5.</w:t>
+        <w:t>Descriptive statistics of the cleaned dataset</w:t>
       </w:r>
     </w:p>
+    <w:tbl>
+      <w:tblPr>
+        <w:tblStyle w:val="Tabelgril"/>
+        <w:tblW w:w="0" w:type="auto"/>
+        <w:tblInd w:w="279" w:type="dxa"/>
+        <w:tblLook w:val="04A0" w:firstRow="1" w:lastRow="0" w:firstColumn="1" w:lastColumn="0" w:noHBand="0" w:noVBand="1"/>
+      </w:tblPr>
+      <w:tblGrid>
+        <w:gridCol w:w="1865"/>
+        <w:gridCol w:w="2144"/>
+        <w:gridCol w:w="2370"/>
+        <w:gridCol w:w="1984"/>
+      </w:tblGrid>
+      <w:tr>
+        <w:trPr>
+          <w:trHeight w:val="340"/>
+        </w:trPr>
+        <w:tc>
+          <w:tcPr>
+            <w:tcW w:w="1865" w:type="dxa"/>
+          </w:tcPr>
+          <w:p>
+            <w:pPr>
+              <w:widowControl w:val="0"/>
+              <w:autoSpaceDE w:val="0"/>
+              <w:autoSpaceDN w:val="0"/>
+              <w:adjustRightInd w:val="0"/>
+              <w:jc w:val="center"/>
+              <w:rPr>
+                <w:b/>
+                <w:bCs w:val="0"/>
+                <w:lang w:val="en-US"/>
+              </w:rPr>
+            </w:pPr>
+            <w:r>
+              <w:rPr>
+                <w:b/>
+                <w:bCs w:val="0"/>
+                <w:lang w:val="en-US"/>
+              </w:rPr>
+              <w:t>Class</w:t>
+            </w:r>
+          </w:p>
+        </w:tc>
+        <w:tc>
+          <w:tcPr>
+            <w:tcW w:w="2144" w:type="dxa"/>
+          </w:tcPr>
+          <w:p>
+            <w:pPr>
+              <w:widowControl w:val="0"/>
+              <w:autoSpaceDE w:val="0"/>
+              <w:autoSpaceDN w:val="0"/>
+              <w:adjustRightInd w:val="0"/>
+              <w:jc w:val="center"/>
+              <w:rPr>
+                <w:b/>
+                <w:bCs w:val="0"/>
+                <w:lang w:val="en-US"/>
+              </w:rPr>
+            </w:pPr>
+            <w:r>
+              <w:rPr>
+                <w:b/>
+                <w:bCs w:val="0"/>
+                <w:lang w:val="en-US"/>
+              </w:rPr>
+              <w:t>Avg. word count</w:t>
+            </w:r>
+          </w:p>
+        </w:tc>
+        <w:tc>
+          <w:tcPr>
+            <w:tcW w:w="2370" w:type="dxa"/>
+          </w:tcPr>
+          <w:p>
+            <w:pPr>
+              <w:widowControl w:val="0"/>
+              <w:autoSpaceDE w:val="0"/>
+              <w:autoSpaceDN w:val="0"/>
+              <w:adjustRightInd w:val="0"/>
+              <w:jc w:val="center"/>
+              <w:rPr>
+                <w:b/>
+                <w:bCs w:val="0"/>
+                <w:lang w:val="en-US"/>
+              </w:rPr>
+            </w:pPr>
+            <w:r>
+              <w:rPr>
+                <w:b/>
+                <w:bCs w:val="0"/>
+                <w:lang w:val="en-US"/>
+              </w:rPr>
+              <w:t>Avg.</w:t>
+            </w:r>
+            <w:r>
+              <w:rPr>
+                <w:b/>
+                <w:bCs w:val="0"/>
+                <w:lang w:val="en-US"/>
+              </w:rPr>
+              <w:t xml:space="preserve"> </w:t>
+            </w:r>
+            <w:r>
+              <w:rPr>
+                <w:b/>
+                <w:bCs w:val="0"/>
+                <w:lang w:val="en-US"/>
+              </w:rPr>
+              <w:t>sentence</w:t>
+            </w:r>
+            <w:r>
+              <w:rPr>
+                <w:b/>
+                <w:bCs w:val="0"/>
+                <w:lang w:val="en-US"/>
+              </w:rPr>
+              <w:t xml:space="preserve"> </w:t>
+            </w:r>
+            <w:r>
+              <w:rPr>
+                <w:b/>
+                <w:bCs w:val="0"/>
+                <w:lang w:val="en-US"/>
+              </w:rPr>
+              <w:t>count</w:t>
+            </w:r>
+          </w:p>
+        </w:tc>
+        <w:tc>
+          <w:tcPr>
+            <w:tcW w:w="1984" w:type="dxa"/>
+          </w:tcPr>
+          <w:p>
+            <w:pPr>
+              <w:widowControl w:val="0"/>
+              <w:autoSpaceDE w:val="0"/>
+              <w:autoSpaceDN w:val="0"/>
+              <w:adjustRightInd w:val="0"/>
+              <w:jc w:val="center"/>
+              <w:rPr>
+                <w:b/>
+                <w:bCs w:val="0"/>
+                <w:lang w:val="en-US"/>
+              </w:rPr>
+            </w:pPr>
+            <w:r>
+              <w:rPr>
+                <w:b/>
+                <w:bCs w:val="0"/>
+                <w:lang w:val="en-US"/>
+              </w:rPr>
+              <w:t>Avg. char count</w:t>
+            </w:r>
+          </w:p>
+        </w:tc>
+      </w:tr>
+      <w:tr>
+        <w:trPr>
+          <w:trHeight w:val="333"/>
+        </w:trPr>
+        <w:tc>
+          <w:tcPr>
+            <w:tcW w:w="1865" w:type="dxa"/>
+          </w:tcPr>
+          <w:p>
+            <w:pPr>
+              <w:widowControl w:val="0"/>
+              <w:autoSpaceDE w:val="0"/>
+              <w:autoSpaceDN w:val="0"/>
+              <w:adjustRightInd w:val="0"/>
+              <w:jc w:val="both"/>
+              <w:rPr>
+                <w:lang w:val="en-US"/>
+              </w:rPr>
+            </w:pPr>
+            <w:r>
+              <w:rPr>
+                <w:lang w:val="en-US"/>
+              </w:rPr>
+              <w:t>Real</w:t>
+            </w:r>
+          </w:p>
+        </w:tc>
+        <w:tc>
+          <w:tcPr>
+            <w:tcW w:w="2144" w:type="dxa"/>
+          </w:tcPr>
+          <w:p>
+            <w:pPr>
+              <w:widowControl w:val="0"/>
+              <w:autoSpaceDE w:val="0"/>
+              <w:autoSpaceDN w:val="0"/>
+              <w:adjustRightInd w:val="0"/>
+              <w:jc w:val="both"/>
+              <w:rPr>
+                <w:lang w:val="en-US"/>
+              </w:rPr>
+            </w:pPr>
+            <w:r>
+              <w:rPr>
+                <w:lang w:val="en-US"/>
+              </w:rPr>
+              <w:t>36.80</w:t>
+            </w:r>
+          </w:p>
+        </w:tc>
+        <w:tc>
+          <w:tcPr>
+            <w:tcW w:w="2370" w:type="dxa"/>
+          </w:tcPr>
+          <w:p>
+            <w:pPr>
+              <w:widowControl w:val="0"/>
+              <w:autoSpaceDE w:val="0"/>
+              <w:autoSpaceDN w:val="0"/>
+              <w:adjustRightInd w:val="0"/>
+              <w:jc w:val="both"/>
+              <w:rPr>
+                <w:lang w:val="en-US"/>
+              </w:rPr>
+            </w:pPr>
+            <w:r>
+              <w:rPr>
+                <w:lang w:val="en-US"/>
+              </w:rPr>
+              <w:t>3.19</w:t>
+            </w:r>
+          </w:p>
+        </w:tc>
+        <w:tc>
+          <w:tcPr>
+            <w:tcW w:w="1984" w:type="dxa"/>
+          </w:tcPr>
+          <w:p>
+            <w:pPr>
+              <w:widowControl w:val="0"/>
+              <w:autoSpaceDE w:val="0"/>
+              <w:autoSpaceDN w:val="0"/>
+              <w:adjustRightInd w:val="0"/>
+              <w:jc w:val="both"/>
+              <w:rPr>
+                <w:lang w:val="en-US"/>
+              </w:rPr>
+            </w:pPr>
+            <w:r>
+              <w:rPr>
+                <w:lang w:val="en-US"/>
+              </w:rPr>
+              <w:t>188.75</w:t>
+            </w:r>
+          </w:p>
+        </w:tc>
+      </w:tr>
+      <w:tr>
+        <w:trPr>
+          <w:trHeight w:val="340"/>
+        </w:trPr>
+        <w:tc>
+          <w:tcPr>
+            <w:tcW w:w="1865" w:type="dxa"/>
+          </w:tcPr>
+          <w:p>
+            <w:pPr>
+              <w:widowControl w:val="0"/>
+              <w:autoSpaceDE w:val="0"/>
+              <w:autoSpaceDN w:val="0"/>
+              <w:adjustRightInd w:val="0"/>
+              <w:jc w:val="both"/>
+              <w:rPr>
+                <w:lang w:val="en-US"/>
+              </w:rPr>
+            </w:pPr>
+            <w:r>
+              <w:rPr>
+                <w:lang w:val="en-US"/>
+              </w:rPr>
+              <w:t>AI-generated</w:t>
+            </w:r>
+          </w:p>
+        </w:tc>
+        <w:tc>
+          <w:tcPr>
+            <w:tcW w:w="2144" w:type="dxa"/>
+          </w:tcPr>
+          <w:p>
+            <w:pPr>
+              <w:widowControl w:val="0"/>
+              <w:autoSpaceDE w:val="0"/>
+              <w:autoSpaceDN w:val="0"/>
+              <w:adjustRightInd w:val="0"/>
+              <w:jc w:val="both"/>
+              <w:rPr>
+                <w:lang w:val="en-US"/>
+              </w:rPr>
+            </w:pPr>
+            <w:r>
+              <w:rPr>
+                <w:lang w:val="en-US"/>
+              </w:rPr>
+              <w:t>42.21</w:t>
+            </w:r>
+          </w:p>
+        </w:tc>
+        <w:tc>
+          <w:tcPr>
+            <w:tcW w:w="2370" w:type="dxa"/>
+          </w:tcPr>
+          <w:p>
+            <w:pPr>
+              <w:widowControl w:val="0"/>
+              <w:autoSpaceDE w:val="0"/>
+              <w:autoSpaceDN w:val="0"/>
+              <w:adjustRightInd w:val="0"/>
+              <w:jc w:val="both"/>
+              <w:rPr>
+                <w:lang w:val="en-US"/>
+              </w:rPr>
+            </w:pPr>
+            <w:r>
+              <w:rPr>
+                <w:lang w:val="en-US"/>
+              </w:rPr>
+              <w:t>4.11</w:t>
+            </w:r>
+          </w:p>
+        </w:tc>
+        <w:tc>
+          <w:tcPr>
+            <w:tcW w:w="1984" w:type="dxa"/>
+          </w:tcPr>
+          <w:p>
+            <w:pPr>
+              <w:widowControl w:val="0"/>
+              <w:autoSpaceDE w:val="0"/>
+              <w:autoSpaceDN w:val="0"/>
+              <w:adjustRightInd w:val="0"/>
+              <w:jc w:val="both"/>
+              <w:rPr>
+                <w:lang w:val="en-US"/>
+              </w:rPr>
+            </w:pPr>
+            <w:r>
+              <w:rPr>
+                <w:lang w:val="en-US"/>
+              </w:rPr>
+              <w:t>201.25</w:t>
+            </w:r>
+          </w:p>
+        </w:tc>
+      </w:tr>
+    </w:tbl>
     <w:p>
       <w:pPr>
         <w:widowControl w:val="0"/>
@@ -1211,9 +2004,730 @@
           <w:bCs w:val="0"/>
           <w:lang w:val="en-US"/>
         </w:rPr>
-        <w:t>The textual data was transformed into a numerical representation using the Term Frequency–Inverse Document Frequency (TF-IDF) approach. This method encodes each review as a vector in a high-dimensional feature space, where each dimension corresponds to a term or a sequence of terms extracted from the corpus.</w:t>
+        <w:t xml:space="preserve">The textual data was transformed into numerical representations using two feature extraction strategies. The first strategy was based on simple surface features, intended to capture general structural characteristics of the reviews, such as text length, punctuation-related information, and other basic stylistic indicators. This representation was used for the baseline </w:t>
+      </w:r>
+      <w:r>
+        <w:rPr>
+          <w:bCs w:val="0"/>
+          <w:lang w:val="en-US"/>
+        </w:rPr>
+        <w:lastRenderedPageBreak/>
+        <w:t>configuration.</w:t>
       </w:r>
     </w:p>
+    <w:p>
+      <w:pPr>
+        <w:widowControl w:val="0"/>
+        <w:autoSpaceDE w:val="0"/>
+        <w:autoSpaceDN w:val="0"/>
+        <w:adjustRightInd w:val="0"/>
+        <w:jc w:val="center"/>
+        <w:rPr>
+          <w:b/>
+          <w:lang w:val="en-US"/>
+        </w:rPr>
+      </w:pPr>
+      <w:r>
+        <w:rPr>
+          <w:b/>
+          <w:lang w:val="en-US"/>
+        </w:rPr>
+        <w:t xml:space="preserve">Table </w:t>
+      </w:r>
+      <w:r>
+        <w:rPr>
+          <w:b/>
+          <w:lang w:val="en-US"/>
+        </w:rPr>
+        <w:t>3</w:t>
+      </w:r>
+      <w:r>
+        <w:rPr>
+          <w:b/>
+          <w:lang w:val="en-US"/>
+        </w:rPr>
+        <w:t>.</w:t>
+      </w:r>
+      <w:r>
+        <w:rPr>
+          <w:b/>
+          <w:lang w:val="en-US"/>
+        </w:rPr>
+        <w:t xml:space="preserve"> </w:t>
+      </w:r>
+      <w:r>
+        <w:rPr>
+          <w:bCs w:val="0"/>
+          <w:lang w:val="en-US"/>
+        </w:rPr>
+        <w:t>Surface features for baseline</w:t>
+      </w:r>
+    </w:p>
+    <w:tbl>
+      <w:tblPr>
+        <w:tblStyle w:val="Tabelgril"/>
+        <w:tblW w:w="0" w:type="auto"/>
+        <w:tblLook w:val="04A0" w:firstRow="1" w:lastRow="0" w:firstColumn="1" w:lastColumn="0" w:noHBand="0" w:noVBand="1"/>
+      </w:tblPr>
+      <w:tblGrid>
+        <w:gridCol w:w="4530"/>
+        <w:gridCol w:w="4531"/>
+      </w:tblGrid>
+      <w:tr>
+        <w:tc>
+          <w:tcPr>
+            <w:tcW w:w="4530" w:type="dxa"/>
+            <w:vAlign w:val="center"/>
+          </w:tcPr>
+          <w:p>
+            <w:pPr>
+              <w:widowControl w:val="0"/>
+              <w:autoSpaceDE w:val="0"/>
+              <w:autoSpaceDN w:val="0"/>
+              <w:adjustRightInd w:val="0"/>
+              <w:jc w:val="center"/>
+              <w:rPr>
+                <w:b/>
+                <w:lang w:val="en-US"/>
+              </w:rPr>
+            </w:pPr>
+            <w:r>
+              <w:rPr>
+                <w:b/>
+                <w:lang w:val="en-US"/>
+              </w:rPr>
+              <w:t>Feature</w:t>
+            </w:r>
+          </w:p>
+        </w:tc>
+        <w:tc>
+          <w:tcPr>
+            <w:tcW w:w="4531" w:type="dxa"/>
+            <w:vAlign w:val="center"/>
+          </w:tcPr>
+          <w:p>
+            <w:pPr>
+              <w:widowControl w:val="0"/>
+              <w:autoSpaceDE w:val="0"/>
+              <w:autoSpaceDN w:val="0"/>
+              <w:adjustRightInd w:val="0"/>
+              <w:jc w:val="center"/>
+              <w:rPr>
+                <w:b/>
+                <w:lang w:val="en-US"/>
+              </w:rPr>
+            </w:pPr>
+            <w:r>
+              <w:rPr>
+                <w:b/>
+                <w:lang w:val="en-US"/>
+              </w:rPr>
+              <w:t>Description</w:t>
+            </w:r>
+          </w:p>
+        </w:tc>
+      </w:tr>
+      <w:tr>
+        <w:tc>
+          <w:tcPr>
+            <w:tcW w:w="4530" w:type="dxa"/>
+            <w:vAlign w:val="center"/>
+          </w:tcPr>
+          <w:p>
+            <w:pPr>
+              <w:widowControl w:val="0"/>
+              <w:autoSpaceDE w:val="0"/>
+              <w:autoSpaceDN w:val="0"/>
+              <w:adjustRightInd w:val="0"/>
+              <w:jc w:val="both"/>
+              <w:rPr>
+                <w:bCs w:val="0"/>
+                <w:i/>
+                <w:iCs/>
+                <w:lang w:val="en-US"/>
+              </w:rPr>
+            </w:pPr>
+            <w:proofErr w:type="spellStart"/>
+            <w:r>
+              <w:rPr>
+                <w:bCs w:val="0"/>
+                <w:i/>
+                <w:iCs/>
+                <w:lang w:val="en-US"/>
+              </w:rPr>
+              <w:t>num_chars</w:t>
+            </w:r>
+            <w:proofErr w:type="spellEnd"/>
+          </w:p>
+        </w:tc>
+        <w:tc>
+          <w:tcPr>
+            <w:tcW w:w="4531" w:type="dxa"/>
+            <w:vAlign w:val="center"/>
+          </w:tcPr>
+          <w:p>
+            <w:pPr>
+              <w:widowControl w:val="0"/>
+              <w:autoSpaceDE w:val="0"/>
+              <w:autoSpaceDN w:val="0"/>
+              <w:adjustRightInd w:val="0"/>
+              <w:jc w:val="both"/>
+              <w:rPr>
+                <w:bCs w:val="0"/>
+                <w:lang w:val="en-US"/>
+              </w:rPr>
+            </w:pPr>
+            <w:r>
+              <w:rPr>
+                <w:bCs w:val="0"/>
+                <w:lang w:val="en-US"/>
+              </w:rPr>
+              <w:t>Total number of characters in the review</w:t>
+            </w:r>
+          </w:p>
+        </w:tc>
+      </w:tr>
+      <w:tr>
+        <w:tc>
+          <w:tcPr>
+            <w:tcW w:w="4530" w:type="dxa"/>
+            <w:vAlign w:val="center"/>
+          </w:tcPr>
+          <w:p>
+            <w:pPr>
+              <w:widowControl w:val="0"/>
+              <w:autoSpaceDE w:val="0"/>
+              <w:autoSpaceDN w:val="0"/>
+              <w:adjustRightInd w:val="0"/>
+              <w:jc w:val="both"/>
+              <w:rPr>
+                <w:bCs w:val="0"/>
+                <w:i/>
+                <w:iCs/>
+                <w:lang w:val="en-US"/>
+              </w:rPr>
+            </w:pPr>
+            <w:proofErr w:type="spellStart"/>
+            <w:r>
+              <w:rPr>
+                <w:bCs w:val="0"/>
+                <w:i/>
+                <w:iCs/>
+                <w:lang w:val="en-US"/>
+              </w:rPr>
+              <w:t>num_words</w:t>
+            </w:r>
+            <w:proofErr w:type="spellEnd"/>
+          </w:p>
+        </w:tc>
+        <w:tc>
+          <w:tcPr>
+            <w:tcW w:w="4531" w:type="dxa"/>
+            <w:vAlign w:val="center"/>
+          </w:tcPr>
+          <w:p>
+            <w:pPr>
+              <w:widowControl w:val="0"/>
+              <w:autoSpaceDE w:val="0"/>
+              <w:autoSpaceDN w:val="0"/>
+              <w:adjustRightInd w:val="0"/>
+              <w:jc w:val="both"/>
+              <w:rPr>
+                <w:bCs w:val="0"/>
+                <w:lang w:val="en-US"/>
+              </w:rPr>
+            </w:pPr>
+            <w:r>
+              <w:rPr>
+                <w:bCs w:val="0"/>
+                <w:lang w:val="en-US"/>
+              </w:rPr>
+              <w:t>Total number of words</w:t>
+            </w:r>
+          </w:p>
+        </w:tc>
+      </w:tr>
+      <w:tr>
+        <w:tc>
+          <w:tcPr>
+            <w:tcW w:w="4530" w:type="dxa"/>
+            <w:vAlign w:val="center"/>
+          </w:tcPr>
+          <w:p>
+            <w:pPr>
+              <w:widowControl w:val="0"/>
+              <w:autoSpaceDE w:val="0"/>
+              <w:autoSpaceDN w:val="0"/>
+              <w:adjustRightInd w:val="0"/>
+              <w:jc w:val="both"/>
+              <w:rPr>
+                <w:bCs w:val="0"/>
+                <w:i/>
+                <w:iCs/>
+                <w:lang w:val="en-US"/>
+              </w:rPr>
+            </w:pPr>
+            <w:proofErr w:type="spellStart"/>
+            <w:r>
+              <w:rPr>
+                <w:bCs w:val="0"/>
+                <w:i/>
+                <w:iCs/>
+                <w:lang w:val="en-US"/>
+              </w:rPr>
+              <w:t>num_sentences</w:t>
+            </w:r>
+            <w:proofErr w:type="spellEnd"/>
+          </w:p>
+        </w:tc>
+        <w:tc>
+          <w:tcPr>
+            <w:tcW w:w="4531" w:type="dxa"/>
+            <w:vAlign w:val="center"/>
+          </w:tcPr>
+          <w:p>
+            <w:pPr>
+              <w:widowControl w:val="0"/>
+              <w:autoSpaceDE w:val="0"/>
+              <w:autoSpaceDN w:val="0"/>
+              <w:adjustRightInd w:val="0"/>
+              <w:jc w:val="both"/>
+              <w:rPr>
+                <w:bCs w:val="0"/>
+                <w:lang w:val="en-US"/>
+              </w:rPr>
+            </w:pPr>
+            <w:r>
+              <w:rPr>
+                <w:bCs w:val="0"/>
+                <w:lang w:val="en-US"/>
+              </w:rPr>
+              <w:t>Total number of sentences</w:t>
+            </w:r>
+          </w:p>
+        </w:tc>
+      </w:tr>
+      <w:tr>
+        <w:tc>
+          <w:tcPr>
+            <w:tcW w:w="4530" w:type="dxa"/>
+            <w:vAlign w:val="center"/>
+          </w:tcPr>
+          <w:p>
+            <w:pPr>
+              <w:widowControl w:val="0"/>
+              <w:autoSpaceDE w:val="0"/>
+              <w:autoSpaceDN w:val="0"/>
+              <w:adjustRightInd w:val="0"/>
+              <w:jc w:val="both"/>
+              <w:rPr>
+                <w:bCs w:val="0"/>
+                <w:i/>
+                <w:iCs/>
+                <w:lang w:val="en-US"/>
+              </w:rPr>
+            </w:pPr>
+            <w:proofErr w:type="spellStart"/>
+            <w:r>
+              <w:rPr>
+                <w:bCs w:val="0"/>
+                <w:i/>
+                <w:iCs/>
+                <w:lang w:val="en-US"/>
+              </w:rPr>
+              <w:t>avg_word_length</w:t>
+            </w:r>
+            <w:proofErr w:type="spellEnd"/>
+          </w:p>
+        </w:tc>
+        <w:tc>
+          <w:tcPr>
+            <w:tcW w:w="4531" w:type="dxa"/>
+            <w:vAlign w:val="center"/>
+          </w:tcPr>
+          <w:p>
+            <w:pPr>
+              <w:widowControl w:val="0"/>
+              <w:autoSpaceDE w:val="0"/>
+              <w:autoSpaceDN w:val="0"/>
+              <w:adjustRightInd w:val="0"/>
+              <w:jc w:val="both"/>
+              <w:rPr>
+                <w:bCs w:val="0"/>
+                <w:lang w:val="en-US"/>
+              </w:rPr>
+            </w:pPr>
+            <w:r>
+              <w:rPr>
+                <w:bCs w:val="0"/>
+                <w:lang w:val="en-US"/>
+              </w:rPr>
+              <w:t>Average number of characters per word</w:t>
+            </w:r>
+          </w:p>
+        </w:tc>
+      </w:tr>
+      <w:tr>
+        <w:tc>
+          <w:tcPr>
+            <w:tcW w:w="4530" w:type="dxa"/>
+            <w:vAlign w:val="center"/>
+          </w:tcPr>
+          <w:p>
+            <w:pPr>
+              <w:widowControl w:val="0"/>
+              <w:autoSpaceDE w:val="0"/>
+              <w:autoSpaceDN w:val="0"/>
+              <w:adjustRightInd w:val="0"/>
+              <w:jc w:val="both"/>
+              <w:rPr>
+                <w:bCs w:val="0"/>
+                <w:i/>
+                <w:iCs/>
+                <w:lang w:val="en-US"/>
+              </w:rPr>
+            </w:pPr>
+            <w:proofErr w:type="spellStart"/>
+            <w:r>
+              <w:rPr>
+                <w:bCs w:val="0"/>
+                <w:i/>
+                <w:iCs/>
+                <w:lang w:val="en-US"/>
+              </w:rPr>
+              <w:t>avg_sentence_length</w:t>
+            </w:r>
+            <w:proofErr w:type="spellEnd"/>
+          </w:p>
+        </w:tc>
+        <w:tc>
+          <w:tcPr>
+            <w:tcW w:w="4531" w:type="dxa"/>
+            <w:vAlign w:val="center"/>
+          </w:tcPr>
+          <w:p>
+            <w:pPr>
+              <w:widowControl w:val="0"/>
+              <w:autoSpaceDE w:val="0"/>
+              <w:autoSpaceDN w:val="0"/>
+              <w:adjustRightInd w:val="0"/>
+              <w:jc w:val="both"/>
+              <w:rPr>
+                <w:bCs w:val="0"/>
+                <w:lang w:val="en-US"/>
+              </w:rPr>
+            </w:pPr>
+            <w:r>
+              <w:rPr>
+                <w:bCs w:val="0"/>
+                <w:lang w:val="en-US"/>
+              </w:rPr>
+              <w:t>Average number of words per sentence</w:t>
+            </w:r>
+          </w:p>
+        </w:tc>
+      </w:tr>
+      <w:tr>
+        <w:tc>
+          <w:tcPr>
+            <w:tcW w:w="4530" w:type="dxa"/>
+            <w:vAlign w:val="center"/>
+          </w:tcPr>
+          <w:p>
+            <w:pPr>
+              <w:widowControl w:val="0"/>
+              <w:autoSpaceDE w:val="0"/>
+              <w:autoSpaceDN w:val="0"/>
+              <w:adjustRightInd w:val="0"/>
+              <w:jc w:val="both"/>
+              <w:rPr>
+                <w:bCs w:val="0"/>
+                <w:i/>
+                <w:iCs/>
+                <w:lang w:val="en-US"/>
+              </w:rPr>
+            </w:pPr>
+            <w:proofErr w:type="spellStart"/>
+            <w:r>
+              <w:rPr>
+                <w:bCs w:val="0"/>
+                <w:i/>
+                <w:iCs/>
+                <w:lang w:val="en-US"/>
+              </w:rPr>
+              <w:t>unique_words</w:t>
+            </w:r>
+            <w:proofErr w:type="spellEnd"/>
+          </w:p>
+        </w:tc>
+        <w:tc>
+          <w:tcPr>
+            <w:tcW w:w="4531" w:type="dxa"/>
+            <w:vAlign w:val="center"/>
+          </w:tcPr>
+          <w:p>
+            <w:pPr>
+              <w:widowControl w:val="0"/>
+              <w:autoSpaceDE w:val="0"/>
+              <w:autoSpaceDN w:val="0"/>
+              <w:adjustRightInd w:val="0"/>
+              <w:jc w:val="both"/>
+              <w:rPr>
+                <w:bCs w:val="0"/>
+                <w:lang w:val="en-US"/>
+              </w:rPr>
+            </w:pPr>
+            <w:r>
+              <w:rPr>
+                <w:bCs w:val="0"/>
+                <w:lang w:val="en-US"/>
+              </w:rPr>
+              <w:t>Number of distinct words</w:t>
+            </w:r>
+          </w:p>
+        </w:tc>
+      </w:tr>
+      <w:tr>
+        <w:tc>
+          <w:tcPr>
+            <w:tcW w:w="4530" w:type="dxa"/>
+            <w:vAlign w:val="center"/>
+          </w:tcPr>
+          <w:p>
+            <w:pPr>
+              <w:widowControl w:val="0"/>
+              <w:autoSpaceDE w:val="0"/>
+              <w:autoSpaceDN w:val="0"/>
+              <w:adjustRightInd w:val="0"/>
+              <w:jc w:val="both"/>
+              <w:rPr>
+                <w:bCs w:val="0"/>
+                <w:i/>
+                <w:iCs/>
+                <w:lang w:val="en-US"/>
+              </w:rPr>
+            </w:pPr>
+            <w:proofErr w:type="spellStart"/>
+            <w:r>
+              <w:rPr>
+                <w:bCs w:val="0"/>
+                <w:i/>
+                <w:iCs/>
+                <w:lang w:val="en-US"/>
+              </w:rPr>
+              <w:t>type_token_ratio</w:t>
+            </w:r>
+            <w:proofErr w:type="spellEnd"/>
+          </w:p>
+        </w:tc>
+        <w:tc>
+          <w:tcPr>
+            <w:tcW w:w="4531" w:type="dxa"/>
+            <w:vAlign w:val="center"/>
+          </w:tcPr>
+          <w:p>
+            <w:pPr>
+              <w:widowControl w:val="0"/>
+              <w:autoSpaceDE w:val="0"/>
+              <w:autoSpaceDN w:val="0"/>
+              <w:adjustRightInd w:val="0"/>
+              <w:jc w:val="both"/>
+              <w:rPr>
+                <w:bCs w:val="0"/>
+                <w:lang w:val="en-US"/>
+              </w:rPr>
+            </w:pPr>
+            <w:r>
+              <w:rPr>
+                <w:bCs w:val="0"/>
+                <w:lang w:val="en-US"/>
+              </w:rPr>
+              <w:t>Ratio between unique words and total words</w:t>
+            </w:r>
+          </w:p>
+        </w:tc>
+      </w:tr>
+      <w:tr>
+        <w:tc>
+          <w:tcPr>
+            <w:tcW w:w="4530" w:type="dxa"/>
+            <w:vAlign w:val="center"/>
+          </w:tcPr>
+          <w:p>
+            <w:pPr>
+              <w:widowControl w:val="0"/>
+              <w:autoSpaceDE w:val="0"/>
+              <w:autoSpaceDN w:val="0"/>
+              <w:adjustRightInd w:val="0"/>
+              <w:jc w:val="both"/>
+              <w:rPr>
+                <w:bCs w:val="0"/>
+                <w:i/>
+                <w:iCs/>
+                <w:lang w:val="en-US"/>
+              </w:rPr>
+            </w:pPr>
+            <w:proofErr w:type="spellStart"/>
+            <w:r>
+              <w:rPr>
+                <w:bCs w:val="0"/>
+                <w:i/>
+                <w:iCs/>
+                <w:lang w:val="en-US"/>
+              </w:rPr>
+              <w:t>num_exclamations</w:t>
+            </w:r>
+            <w:proofErr w:type="spellEnd"/>
+          </w:p>
+        </w:tc>
+        <w:tc>
+          <w:tcPr>
+            <w:tcW w:w="4531" w:type="dxa"/>
+            <w:vAlign w:val="center"/>
+          </w:tcPr>
+          <w:p>
+            <w:pPr>
+              <w:widowControl w:val="0"/>
+              <w:autoSpaceDE w:val="0"/>
+              <w:autoSpaceDN w:val="0"/>
+              <w:adjustRightInd w:val="0"/>
+              <w:jc w:val="both"/>
+              <w:rPr>
+                <w:bCs w:val="0"/>
+                <w:lang w:val="en-US"/>
+              </w:rPr>
+            </w:pPr>
+            <w:r>
+              <w:rPr>
+                <w:bCs w:val="0"/>
+                <w:lang w:val="en-US"/>
+              </w:rPr>
+              <w:t>Number of exclamation marks</w:t>
+            </w:r>
+          </w:p>
+        </w:tc>
+      </w:tr>
+      <w:tr>
+        <w:tc>
+          <w:tcPr>
+            <w:tcW w:w="4530" w:type="dxa"/>
+            <w:vAlign w:val="center"/>
+          </w:tcPr>
+          <w:p>
+            <w:pPr>
+              <w:widowControl w:val="0"/>
+              <w:autoSpaceDE w:val="0"/>
+              <w:autoSpaceDN w:val="0"/>
+              <w:adjustRightInd w:val="0"/>
+              <w:jc w:val="both"/>
+              <w:rPr>
+                <w:bCs w:val="0"/>
+                <w:i/>
+                <w:iCs/>
+                <w:lang w:val="en-US"/>
+              </w:rPr>
+            </w:pPr>
+            <w:proofErr w:type="spellStart"/>
+            <w:r>
+              <w:rPr>
+                <w:bCs w:val="0"/>
+                <w:i/>
+                <w:iCs/>
+                <w:lang w:val="en-US"/>
+              </w:rPr>
+              <w:t>num_questions</w:t>
+            </w:r>
+            <w:proofErr w:type="spellEnd"/>
+          </w:p>
+        </w:tc>
+        <w:tc>
+          <w:tcPr>
+            <w:tcW w:w="4531" w:type="dxa"/>
+            <w:vAlign w:val="center"/>
+          </w:tcPr>
+          <w:p>
+            <w:pPr>
+              <w:widowControl w:val="0"/>
+              <w:autoSpaceDE w:val="0"/>
+              <w:autoSpaceDN w:val="0"/>
+              <w:adjustRightInd w:val="0"/>
+              <w:jc w:val="both"/>
+              <w:rPr>
+                <w:bCs w:val="0"/>
+                <w:lang w:val="en-US"/>
+              </w:rPr>
+            </w:pPr>
+            <w:r>
+              <w:rPr>
+                <w:bCs w:val="0"/>
+                <w:lang w:val="en-US"/>
+              </w:rPr>
+              <w:t>Number of question marks</w:t>
+            </w:r>
+          </w:p>
+        </w:tc>
+      </w:tr>
+      <w:tr>
+        <w:tc>
+          <w:tcPr>
+            <w:tcW w:w="4530" w:type="dxa"/>
+            <w:vAlign w:val="center"/>
+          </w:tcPr>
+          <w:p>
+            <w:pPr>
+              <w:widowControl w:val="0"/>
+              <w:autoSpaceDE w:val="0"/>
+              <w:autoSpaceDN w:val="0"/>
+              <w:adjustRightInd w:val="0"/>
+              <w:jc w:val="both"/>
+              <w:rPr>
+                <w:bCs w:val="0"/>
+                <w:i/>
+                <w:iCs/>
+                <w:lang w:val="en-US"/>
+              </w:rPr>
+            </w:pPr>
+            <w:proofErr w:type="spellStart"/>
+            <w:r>
+              <w:rPr>
+                <w:bCs w:val="0"/>
+                <w:i/>
+                <w:iCs/>
+                <w:lang w:val="en-US"/>
+              </w:rPr>
+              <w:t>num_digits</w:t>
+            </w:r>
+            <w:proofErr w:type="spellEnd"/>
+          </w:p>
+        </w:tc>
+        <w:tc>
+          <w:tcPr>
+            <w:tcW w:w="4531" w:type="dxa"/>
+            <w:vAlign w:val="center"/>
+          </w:tcPr>
+          <w:p>
+            <w:pPr>
+              <w:widowControl w:val="0"/>
+              <w:autoSpaceDE w:val="0"/>
+              <w:autoSpaceDN w:val="0"/>
+              <w:adjustRightInd w:val="0"/>
+              <w:jc w:val="both"/>
+              <w:rPr>
+                <w:bCs w:val="0"/>
+                <w:lang w:val="en-US"/>
+              </w:rPr>
+            </w:pPr>
+            <w:r>
+              <w:rPr>
+                <w:bCs w:val="0"/>
+                <w:lang w:val="en-US"/>
+              </w:rPr>
+              <w:t>Number of numeric characters</w:t>
+            </w:r>
+          </w:p>
+        </w:tc>
+      </w:tr>
+    </w:tbl>
     <w:p>
       <w:pPr>
         <w:widowControl w:val="0"/>
@@ -1227,6 +2741,48 @@
           <w:lang w:val="en-US"/>
         </w:rPr>
       </w:pPr>
+    </w:p>
+    <w:p>
+      <w:pPr>
+        <w:widowControl w:val="0"/>
+        <w:autoSpaceDE w:val="0"/>
+        <w:autoSpaceDN w:val="0"/>
+        <w:adjustRightInd w:val="0"/>
+        <w:ind w:firstLine="720"/>
+        <w:jc w:val="both"/>
+        <w:rPr>
+          <w:bCs w:val="0"/>
+          <w:lang w:val="en-US"/>
+        </w:rPr>
+      </w:pPr>
+      <w:r>
+        <w:rPr>
+          <w:bCs w:val="0"/>
+          <w:lang w:val="en-US"/>
+        </w:rPr>
+        <w:t>The second strategy was based on the Term Frequency–Inverse Document Frequency (TF-IDF) approach</w:t>
+      </w:r>
+      <w:r>
+        <w:rPr>
+          <w:bCs w:val="0"/>
+          <w:lang w:val="en-US"/>
+        </w:rPr>
+        <w:t xml:space="preserve"> [22], [23]</w:t>
+      </w:r>
+      <w:r>
+        <w:rPr>
+          <w:bCs w:val="0"/>
+          <w:lang w:val="en-US"/>
+        </w:rPr>
+        <w:t>. In this representation, each review is encoded as a vector in a high-dimensional feature space, where each dimension corresponds to a term or a sequence of terms extracted from the corpus.</w:t>
+      </w:r>
+      <w:r>
+        <w:rPr>
+          <w:bCs w:val="0"/>
+          <w:lang w:val="en-US"/>
+        </w:rPr>
+        <w:t xml:space="preserve"> </w:t>
+      </w:r>
       <w:r>
         <w:rPr>
           <w:bCs w:val="0"/>
@@ -1570,20 +3126,35 @@
         </w:rPr>
         <w:t xml:space="preserve"> </w:t>
       </w:r>
-      <w:r>
-        <w:rPr>
-          <w:bCs w:val="0"/>
-          <w:lang w:val="en-US"/>
-        </w:rPr>
-        <w:t xml:space="preserve">The TF-IDF representation reduces the influence of frequently occurring terms that carry limited information, while emphasizing terms that are </w:t>
-      </w:r>
-      <w:r>
-        <w:rPr>
-          <w:bCs w:val="0"/>
-          <w:lang w:val="en-US"/>
-        </w:rPr>
-        <w:lastRenderedPageBreak/>
-        <w:t>more specific to individual reviews.</w:t>
+      <w:proofErr w:type="gramStart"/>
+      <w:r>
+        <w:rPr>
+          <w:bCs w:val="0"/>
+          <w:lang w:val="en-US"/>
+        </w:rPr>
+        <w:t>The TF</w:t>
+      </w:r>
+      <w:proofErr w:type="gramEnd"/>
+      <w:r>
+        <w:rPr>
+          <w:bCs w:val="0"/>
+          <w:lang w:val="en-US"/>
+        </w:rPr>
+        <w:t>-IDF representation reduces the influence of frequently occurring terms that carry limited information, while emphasizing terms that are more specific to individual reviews</w:t>
+      </w:r>
+      <w:r>
+        <w:rPr>
+          <w:bCs w:val="0"/>
+          <w:lang w:val="en-US"/>
+        </w:rPr>
+        <w:t xml:space="preserve"> [22], [23]</w:t>
+      </w:r>
+      <w:r>
+        <w:rPr>
+          <w:bCs w:val="0"/>
+          <w:lang w:val="en-US"/>
+        </w:rPr>
+        <w:t>.</w:t>
       </w:r>
     </w:p>
     <w:p>
@@ -1640,7 +3211,21 @@
           <w:bCs w:val="0"/>
           <w:lang w:val="en-US"/>
         </w:rPr>
-        <w:t>The TF-IDF representation was selected due to its simplicity and effectiveness in text classification tasks.</w:t>
+        <w:t>The TF-IDF representation was selected due to its simplicity and effectiveness in text classification tasks</w:t>
+      </w:r>
+      <w:r>
+        <w:rPr>
+          <w:bCs w:val="0"/>
+          <w:lang w:val="en-US"/>
+        </w:rPr>
+        <w:t xml:space="preserve"> [23], [24]</w:t>
+      </w:r>
+      <w:r>
+        <w:rPr>
+          <w:bCs w:val="0"/>
+          <w:lang w:val="en-US"/>
+        </w:rPr>
+        <w:t>.</w:t>
       </w:r>
     </w:p>
     <w:p>
@@ -1651,45 +3236,10 @@
         <w:adjustRightInd w:val="0"/>
         <w:jc w:val="both"/>
         <w:rPr>
-          <w:b/>
-          <w:lang w:val="en-US"/>
-        </w:rPr>
-      </w:pPr>
-      <w:r>
-        <w:rPr>
-          <w:b/>
-          <w:lang w:val="en-US"/>
-        </w:rPr>
-        <w:t xml:space="preserve">4.2 </w:t>
-      </w:r>
-      <w:r>
-        <w:rPr>
-          <w:b/>
-          <w:lang w:val="en-US"/>
-        </w:rPr>
-        <w:t>Classification Models</w:t>
-      </w:r>
-    </w:p>
-    <w:p>
-      <w:pPr>
-        <w:widowControl w:val="0"/>
-        <w:autoSpaceDE w:val="0"/>
-        <w:autoSpaceDN w:val="0"/>
-        <w:adjustRightInd w:val="0"/>
-        <w:ind w:firstLine="720"/>
-        <w:jc w:val="both"/>
-        <w:rPr>
-          <w:bCs w:val="0"/>
-          <w:lang w:val="en-US"/>
-        </w:rPr>
-      </w:pPr>
-      <w:r>
-        <w:rPr>
-          <w:bCs w:val="0"/>
-          <w:lang w:val="en-US"/>
-        </w:rPr>
-        <w:t>The classification task was addressed using a linear Support Vector Machine (SVM) model applied to the TF-IDF feature representation. This model was selected due to its ability to effectively handle high-dimensional sparse data, which is characteristic of text-based representations, as well as its strong performance in similar classification tasks.</w:t>
-      </w:r>
+          <w:bCs w:val="0"/>
+          <w:lang w:val="en-US"/>
+        </w:rPr>
+      </w:pPr>
     </w:p>
     <w:p>
       <w:pPr>
@@ -1706,738 +3256,28 @@
       <w:r>
         <w:rPr>
           <w:bCs w:val="0"/>
-          <w:lang w:val="en-US"/>
-        </w:rPr>
-        <w:t>As a baseline, a Logistic Regression model was evaluated using a set of simple surface features. This baseline provides a reference for assessing the contribution of the lexical information introduced by the TF-IDF representation. While the baseline model captures basic structural characteristics of the text, the main model relies on term-based features extracted from the dataset.</w:t>
-      </w:r>
-    </w:p>
-    <w:p>
-      <w:pPr>
-        <w:widowControl w:val="0"/>
-        <w:autoSpaceDE w:val="0"/>
-        <w:autoSpaceDN w:val="0"/>
-        <w:adjustRightInd w:val="0"/>
-        <w:jc w:val="both"/>
-        <w:rPr>
-          <w:bCs w:val="0"/>
-          <w:lang w:val="en-US"/>
-        </w:rPr>
-      </w:pPr>
-      <w:r>
-        <w:rPr>
-          <w:bCs w:val="0"/>
-          <w:lang w:val="en-US"/>
-        </w:rPr>
-        <w:t>The dataset was divided into training and testing subsets to evaluate the generalization capability of the models. Standard classification metrics were used to assess performance. An explainability analysis was further conducted using SHAP, applied to the Logistic Regression model, to investigate the contribution of individual features to the predictio</w:t>
-      </w:r>
-      <w:r>
-        <w:rPr>
-          <w:bCs w:val="0"/>
-          <w:lang w:val="en-US"/>
-        </w:rPr>
-        <w:t>n</w:t>
-      </w:r>
-      <w:r>
-        <w:rPr>
-          <w:bCs w:val="0"/>
-          <w:lang w:val="en-US"/>
-        </w:rPr>
-        <w:t>.</w:t>
-      </w:r>
-    </w:p>
-    <w:p>
-      <w:pPr>
-        <w:widowControl w:val="0"/>
-        <w:autoSpaceDE w:val="0"/>
-        <w:autoSpaceDN w:val="0"/>
-        <w:adjustRightInd w:val="0"/>
-        <w:jc w:val="both"/>
-        <w:rPr>
-          <w:bCs w:val="0"/>
-          <w:lang w:val="en-US"/>
-        </w:rPr>
-      </w:pPr>
-    </w:p>
-    <w:p>
-      <w:pPr>
-        <w:widowControl w:val="0"/>
-        <w:autoSpaceDE w:val="0"/>
-        <w:autoSpaceDN w:val="0"/>
-        <w:adjustRightInd w:val="0"/>
-        <w:jc w:val="both"/>
-        <w:rPr>
-          <w:b/>
-        </w:rPr>
-      </w:pPr>
-      <w:r>
-        <w:rPr>
-          <w:b/>
-          <w:lang w:val="en-US"/>
-        </w:rPr>
-        <w:t>5</w:t>
-      </w:r>
-      <w:r>
-        <w:rPr>
-          <w:b/>
-          <w:lang w:val="en-US"/>
-        </w:rPr>
-        <w:t xml:space="preserve"> </w:t>
-      </w:r>
-      <w:r>
-        <w:rPr>
-          <w:b/>
-        </w:rPr>
-        <w:t>Experimental Results</w:t>
-      </w:r>
-      <w:r>
-        <w:rPr>
-          <w:b/>
-        </w:rPr>
-        <w:t xml:space="preserve"> </w:t>
-      </w:r>
-      <w:r>
-        <w:rPr>
-          <w:b/>
-        </w:rPr>
-        <w:t>and Evaluation</w:t>
-      </w:r>
-    </w:p>
-    <w:p>
-      <w:pPr>
-        <w:widowControl w:val="0"/>
-        <w:autoSpaceDE w:val="0"/>
-        <w:autoSpaceDN w:val="0"/>
-        <w:adjustRightInd w:val="0"/>
-        <w:jc w:val="both"/>
-        <w:rPr>
-          <w:b/>
-          <w:lang w:val="en-US"/>
-        </w:rPr>
-      </w:pPr>
-      <w:r>
-        <w:rPr>
-          <w:b/>
-          <w:lang w:val="en-US"/>
-        </w:rPr>
-        <w:t xml:space="preserve">5.1 </w:t>
-      </w:r>
-      <w:r>
-        <w:rPr>
-          <w:b/>
-          <w:lang w:val="en-US"/>
-        </w:rPr>
-        <w:t>Experimental Setup</w:t>
-      </w:r>
-    </w:p>
-    <w:p>
-      <w:pPr>
-        <w:widowControl w:val="0"/>
-        <w:autoSpaceDE w:val="0"/>
-        <w:autoSpaceDN w:val="0"/>
-        <w:adjustRightInd w:val="0"/>
-        <w:ind w:firstLine="720"/>
-        <w:jc w:val="both"/>
-        <w:rPr>
-          <w:bCs w:val="0"/>
-          <w:lang w:val="en-US"/>
-        </w:rPr>
-      </w:pPr>
-      <w:r>
-        <w:rPr>
-          <w:bCs w:val="0"/>
-          <w:lang w:val="en-US"/>
-        </w:rPr>
-        <w:t>The experimental evaluation was conducted on the dataset described in Section 3, consisting of 5,893 labeled reviews, including 3,000 real samples and 2,893 AI-generated samples. Since the dataset is approximately balanced, no additional resampling or class balancing techniques were applied.</w:t>
-      </w:r>
-      <w:r>
-        <w:rPr>
-          <w:bCs w:val="0"/>
-          <w:lang w:val="en-US"/>
-        </w:rPr>
-        <w:t xml:space="preserve"> </w:t>
-      </w:r>
-      <w:r>
-        <w:rPr>
-          <w:bCs w:val="0"/>
-          <w:lang w:val="en-US"/>
-        </w:rPr>
-        <w:t xml:space="preserve">The dataset was divided into training and testing subsets using an 80/20 split. A stratified partitioning strategy was employed </w:t>
-      </w:r>
-      <w:r>
-        <w:rPr>
-          <w:bCs w:val="0"/>
-          <w:lang w:val="en-US"/>
-        </w:rPr>
-        <w:t>to</w:t>
-      </w:r>
-      <w:r>
-        <w:rPr>
-          <w:bCs w:val="0"/>
-          <w:lang w:val="en-US"/>
-        </w:rPr>
-        <w:t xml:space="preserve"> preserve the class distribution in both subsets and to ensure a fair evaluation of the models under comparable conditions.</w:t>
-      </w:r>
-    </w:p>
-    <w:p>
-      <w:pPr>
-        <w:widowControl w:val="0"/>
-        <w:autoSpaceDE w:val="0"/>
-        <w:autoSpaceDN w:val="0"/>
-        <w:adjustRightInd w:val="0"/>
-        <w:ind w:firstLine="720"/>
-        <w:jc w:val="both"/>
-        <w:rPr>
-          <w:bCs w:val="0"/>
-          <w:lang w:val="en-US"/>
-        </w:rPr>
-      </w:pPr>
-      <w:r>
-        <w:rPr>
-          <w:bCs w:val="0"/>
-          <w:lang w:val="en-US"/>
-        </w:rPr>
-        <w:t>Two classification settings were considered. The first corresponds to a baseline model based on simple surface features extracted from the text, including length-related and structural characteristics. This baseline was implemented using Logistic Regression and was intended to provide a reference point for assessing the discriminative contribution of more informative lexical representations. The second setting corresponds to the proposed approach, where the review texts were represented using TF-IDF features computed over unigrams and bigrams, and the resulting vectors were classified using a linear Support Vector Machine model.</w:t>
-      </w:r>
-    </w:p>
-    <w:p>
-      <w:pPr>
-        <w:widowControl w:val="0"/>
-        <w:autoSpaceDE w:val="0"/>
-        <w:autoSpaceDN w:val="0"/>
-        <w:adjustRightInd w:val="0"/>
-        <w:ind w:firstLine="720"/>
-        <w:jc w:val="both"/>
-        <w:rPr>
-          <w:bCs w:val="0"/>
-          <w:lang w:val="en-US"/>
-        </w:rPr>
-      </w:pPr>
-      <w:r>
-        <w:rPr>
-          <w:bCs w:val="0"/>
-          <w:lang w:val="en-US"/>
-        </w:rPr>
-        <w:t xml:space="preserve">The performance of the evaluated models was assessed using standard classification metrics, namely accuracy, precision, recall, and F1-score. These measures were selected </w:t>
-      </w:r>
-      <w:r>
-        <w:rPr>
-          <w:bCs w:val="0"/>
-          <w:lang w:val="en-US"/>
-        </w:rPr>
-        <w:t>to</w:t>
-      </w:r>
-      <w:r>
-        <w:rPr>
-          <w:bCs w:val="0"/>
-          <w:lang w:val="en-US"/>
-        </w:rPr>
-        <w:t xml:space="preserve"> provide a consistent evaluation of classification quality across both classes. In addition, the confusion matrix of the main model was analyzed </w:t>
-      </w:r>
-      <w:r>
-        <w:rPr>
-          <w:bCs w:val="0"/>
-          <w:lang w:val="en-US"/>
-        </w:rPr>
-        <w:t>to</w:t>
-      </w:r>
-      <w:r>
-        <w:rPr>
-          <w:bCs w:val="0"/>
-          <w:lang w:val="en-US"/>
-        </w:rPr>
-        <w:t xml:space="preserve"> examine the distribution of correct and incorrect predictions.</w:t>
-      </w:r>
-    </w:p>
-    <w:p>
-      <w:pPr>
-        <w:widowControl w:val="0"/>
-        <w:autoSpaceDE w:val="0"/>
-        <w:autoSpaceDN w:val="0"/>
-        <w:adjustRightInd w:val="0"/>
-        <w:jc w:val="both"/>
-        <w:rPr>
-          <w:b/>
-          <w:lang w:val="en-US"/>
-        </w:rPr>
-      </w:pPr>
-      <w:r>
-        <w:rPr>
-          <w:b/>
-          <w:lang w:val="en-US"/>
-        </w:rPr>
-        <w:t xml:space="preserve">5.2 </w:t>
-      </w:r>
-      <w:r>
-        <w:rPr>
-          <w:b/>
-          <w:lang w:val="en-US"/>
-        </w:rPr>
-        <w:t>Results</w:t>
-      </w:r>
-    </w:p>
-    <w:p>
-      <w:pPr>
-        <w:widowControl w:val="0"/>
-        <w:autoSpaceDE w:val="0"/>
-        <w:autoSpaceDN w:val="0"/>
-        <w:adjustRightInd w:val="0"/>
-        <w:jc w:val="both"/>
-        <w:rPr>
-          <w:b/>
-          <w:lang w:val="en-US"/>
-        </w:rPr>
-      </w:pPr>
-    </w:p>
-    <w:p>
-      <w:pPr>
-        <w:widowControl w:val="0"/>
-        <w:autoSpaceDE w:val="0"/>
-        <w:autoSpaceDN w:val="0"/>
-        <w:adjustRightInd w:val="0"/>
-        <w:jc w:val="both"/>
-        <w:rPr>
-          <w:b/>
-          <w:lang w:val="en-US"/>
-        </w:rPr>
-      </w:pPr>
-      <w:r>
-        <w:rPr>
-          <w:b/>
-          <w:lang w:val="en-US"/>
-        </w:rPr>
-        <w:t xml:space="preserve">6 </w:t>
-      </w:r>
-      <w:r>
-        <w:rPr>
-          <w:b/>
-          <w:lang w:val="en-US"/>
-        </w:rPr>
-        <w:t>Explainability Analysi</w:t>
-      </w:r>
-      <w:r>
-        <w:rPr>
-          <w:b/>
-          <w:lang w:val="en-US"/>
-        </w:rPr>
-        <w:t>s</w:t>
-      </w:r>
-    </w:p>
-    <w:p>
-      <w:pPr>
-        <w:widowControl w:val="0"/>
-        <w:autoSpaceDE w:val="0"/>
-        <w:autoSpaceDN w:val="0"/>
-        <w:adjustRightInd w:val="0"/>
-        <w:jc w:val="both"/>
-        <w:rPr>
-          <w:b/>
-          <w:lang w:val="en-US"/>
-        </w:rPr>
-      </w:pPr>
-    </w:p>
-    <w:p>
-      <w:pPr>
-        <w:widowControl w:val="0"/>
-        <w:autoSpaceDE w:val="0"/>
-        <w:autoSpaceDN w:val="0"/>
-        <w:adjustRightInd w:val="0"/>
-        <w:jc w:val="both"/>
-        <w:rPr>
-          <w:b/>
-          <w:lang w:val="en-US"/>
-        </w:rPr>
-      </w:pPr>
-      <w:r>
-        <w:rPr>
-          <w:b/>
-          <w:lang w:val="en-US"/>
-        </w:rPr>
-        <w:t xml:space="preserve">7 </w:t>
-      </w:r>
-      <w:r>
-        <w:rPr>
-          <w:b/>
-          <w:lang w:val="en-US"/>
-        </w:rPr>
-        <w:t>Discussion</w:t>
-      </w:r>
-      <w:r>
-        <w:rPr>
-          <w:b/>
-          <w:lang w:val="en-US"/>
-        </w:rPr>
-        <w:t xml:space="preserve"> </w:t>
-      </w:r>
-      <w:r>
-        <w:rPr>
-          <w:b/>
-          <w:lang w:val="en-US"/>
-        </w:rPr>
-        <w:t>and Limitations</w:t>
-      </w:r>
-    </w:p>
-    <w:p>
-      <w:pPr>
-        <w:widowControl w:val="0"/>
-        <w:autoSpaceDE w:val="0"/>
-        <w:autoSpaceDN w:val="0"/>
-        <w:adjustRightInd w:val="0"/>
-        <w:jc w:val="both"/>
-        <w:rPr>
-          <w:b/>
-          <w:lang w:val="en-US"/>
-        </w:rPr>
-      </w:pPr>
-    </w:p>
-    <w:p>
-      <w:pPr>
-        <w:widowControl w:val="0"/>
-        <w:autoSpaceDE w:val="0"/>
-        <w:autoSpaceDN w:val="0"/>
-        <w:adjustRightInd w:val="0"/>
-        <w:jc w:val="both"/>
-        <w:rPr>
-          <w:b/>
-          <w:lang w:val="en-US"/>
-        </w:rPr>
-      </w:pPr>
-      <w:r>
-        <w:rPr>
-          <w:b/>
-          <w:lang w:val="en-US"/>
-        </w:rPr>
-        <w:t xml:space="preserve">8 </w:t>
-      </w:r>
-      <w:r>
-        <w:rPr>
-          <w:b/>
-          <w:lang w:val="en-US"/>
-        </w:rPr>
-        <w:t>Conclusion</w:t>
-      </w:r>
-    </w:p>
-    <w:p>
-      <w:pPr>
-        <w:widowControl w:val="0"/>
-        <w:autoSpaceDE w:val="0"/>
-        <w:autoSpaceDN w:val="0"/>
-        <w:adjustRightInd w:val="0"/>
-        <w:jc w:val="both"/>
-        <w:rPr>
-          <w:b/>
-          <w:lang w:val="en-US"/>
-        </w:rPr>
-      </w:pPr>
-    </w:p>
-    <w:p>
-      <w:pPr>
-        <w:widowControl w:val="0"/>
-        <w:autoSpaceDE w:val="0"/>
-        <w:autoSpaceDN w:val="0"/>
-        <w:adjustRightInd w:val="0"/>
-        <w:jc w:val="both"/>
-        <w:rPr>
-          <w:b/>
-          <w:lang w:val="en-US"/>
-        </w:rPr>
-      </w:pPr>
-    </w:p>
-    <w:p>
-      <w:pPr>
-        <w:widowControl w:val="0"/>
-        <w:autoSpaceDE w:val="0"/>
-        <w:autoSpaceDN w:val="0"/>
-        <w:adjustRightInd w:val="0"/>
-        <w:jc w:val="both"/>
-        <w:rPr>
-          <w:lang w:val="en-US"/>
-        </w:rPr>
-      </w:pPr>
-      <w:r>
-        <w:rPr>
-          <w:lang w:val="en-US"/>
-        </w:rPr>
-        <w:t xml:space="preserve"> </w:t>
-      </w:r>
-    </w:p>
-    <w:p>
-      <w:pPr>
-        <w:pStyle w:val="NormalWeb"/>
-        <w:widowControl w:val="0"/>
-        <w:spacing w:before="0" w:beforeAutospacing="0" w:after="0" w:afterAutospacing="0"/>
-        <w:jc w:val="both"/>
-        <w:rPr>
-          <w:b/>
-          <w:lang w:val="en-US"/>
-        </w:rPr>
-      </w:pPr>
-      <w:r>
-        <w:rPr>
-          <w:b/>
-          <w:lang w:val="en-US"/>
-        </w:rPr>
-        <w:lastRenderedPageBreak/>
-        <w:t>References</w:t>
-      </w:r>
-    </w:p>
-    <w:p>
-      <w:pPr>
-        <w:pStyle w:val="NormalWeb"/>
-        <w:widowControl w:val="0"/>
-        <w:spacing w:before="0" w:beforeAutospacing="0" w:after="0" w:afterAutospacing="0"/>
-        <w:jc w:val="both"/>
-        <w:rPr>
-          <w:b/>
-          <w:lang w:val="en-US"/>
-        </w:rPr>
-      </w:pPr>
-    </w:p>
-    <w:p>
-      <w:pPr>
-        <w:pStyle w:val="Default"/>
-        <w:ind w:left="340" w:hanging="340"/>
-        <w:jc w:val="both"/>
-      </w:pPr>
-      <w:r>
-        <w:t>[1] I. Ivan and C. Ciurea</w:t>
-      </w:r>
-      <w:proofErr w:type="gramStart"/>
-      <w:r>
-        <w:t>, ”Quality</w:t>
-      </w:r>
-      <w:proofErr w:type="gramEnd"/>
-      <w:r>
-        <w:t xml:space="preserve"> characteristics of collaborative systems,” in </w:t>
-      </w:r>
-      <w:r>
-        <w:rPr>
-          <w:i/>
-          <w:iCs/>
-        </w:rPr>
-        <w:t>Proc. The Second International Conference on Advances in Computer-Human Interactions</w:t>
-      </w:r>
-      <w:r>
-        <w:t xml:space="preserve">, vol. I, </w:t>
-      </w:r>
-      <w:smartTag w:uri="urn:schemas-microsoft-com:office:smarttags" w:element="place">
-        <w:smartTag w:uri="urn:schemas-microsoft-com:office:smarttags" w:element="City">
-          <w:r>
-            <w:t>Cancun</w:t>
-          </w:r>
-        </w:smartTag>
-        <w:r>
-          <w:t xml:space="preserve">, </w:t>
-        </w:r>
-        <w:smartTag w:uri="urn:schemas-microsoft-com:office:smarttags" w:element="country-region">
-          <w:r>
-            <w:t>Mexico</w:t>
-          </w:r>
-        </w:smartTag>
-      </w:smartTag>
-      <w:r>
-        <w:t xml:space="preserve">, 2009, pp. 164-168. </w:t>
-      </w:r>
-    </w:p>
-    <w:p>
-      <w:pPr>
-        <w:pStyle w:val="Default"/>
-        <w:ind w:left="340" w:hanging="340"/>
-        <w:jc w:val="both"/>
-      </w:pPr>
-      <w:r>
-        <w:t>[1]</w:t>
-      </w:r>
-      <w:r>
-        <w:t xml:space="preserve"> S. Senecal and J. Nantel, "The influence of online product recommendations on consumers’ online choices," Journal of Retailing, vol. 80, no. 2, pp. 159–169, 2004.</w:t>
-      </w:r>
-    </w:p>
-    <w:p>
-      <w:pPr>
-        <w:pStyle w:val="Default"/>
-        <w:ind w:left="340" w:hanging="340"/>
-        <w:jc w:val="both"/>
-      </w:pPr>
-      <w:r>
-        <w:t xml:space="preserve">[2] I. Ivan, C. Ciurea and A. </w:t>
-      </w:r>
-      <w:proofErr w:type="spellStart"/>
-      <w:r>
-        <w:t>Vişoiu</w:t>
-      </w:r>
-      <w:proofErr w:type="spellEnd"/>
-      <w:r>
-        <w:t xml:space="preserve">, “Properties of the collaborative systems metrics,” </w:t>
-      </w:r>
-      <w:r>
-        <w:rPr>
-          <w:i/>
-          <w:iCs/>
-        </w:rPr>
-        <w:t>Journal of Information Systems &amp; Operations Management</w:t>
-      </w:r>
-      <w:r>
-        <w:t xml:space="preserve">, vol. 2, no. 1, pp. 20-29, July 2008. </w:t>
-      </w:r>
-    </w:p>
-    <w:p>
-      <w:pPr>
-        <w:pStyle w:val="Default"/>
-        <w:ind w:left="340" w:hanging="340"/>
-        <w:jc w:val="both"/>
-      </w:pPr>
-      <w:r>
-        <w:t xml:space="preserve">[3] </w:t>
-      </w:r>
-      <w:smartTag w:uri="urn:schemas-microsoft-com:office:smarttags" w:element="place">
-        <w:r>
-          <w:t>I.</w:t>
-        </w:r>
-      </w:smartTag>
-      <w:r>
-        <w:t xml:space="preserve"> Ivan, C. Boja and C. Ciurea, </w:t>
-      </w:r>
-      <w:r>
-        <w:rPr>
-          <w:i/>
-          <w:iCs/>
-        </w:rPr>
-        <w:t>Collaborative Systems Metrics</w:t>
-      </w:r>
-      <w:r>
-        <w:t xml:space="preserve">. </w:t>
-      </w:r>
-      <w:smartTag w:uri="urn:schemas-microsoft-com:office:smarttags" w:element="City">
-        <w:smartTag w:uri="urn:schemas-microsoft-com:office:smarttags" w:element="place">
-          <w:r>
-            <w:t>Bucharest</w:t>
-          </w:r>
-        </w:smartTag>
-      </w:smartTag>
-      <w:r>
-        <w:t xml:space="preserve">: ASE Publishing House, 2007, pp. 20-25. </w:t>
-      </w:r>
-    </w:p>
-    <w:p>
-      <w:pPr>
-        <w:pStyle w:val="NormalWeb"/>
-        <w:widowControl w:val="0"/>
-        <w:spacing w:before="0" w:beforeAutospacing="0" w:after="0" w:afterAutospacing="0"/>
-        <w:ind w:left="340" w:hanging="340"/>
-        <w:jc w:val="both"/>
-        <w:rPr>
-          <w:lang w:val="en-US"/>
-        </w:rPr>
-        <w:sectPr>
-          <w:headerReference w:type="even" r:id="rId8"/>
-          <w:headerReference w:type="default" r:id="rId9"/>
-          <w:footerReference w:type="even" r:id="rId10"/>
-          <w:footerReference w:type="default" r:id="rId11"/>
-          <w:type w:val="continuous"/>
-          <w:pgSz w:w="11907" w:h="16840" w:code="9"/>
-          <w:pgMar w:top="1701" w:right="1134" w:bottom="1134" w:left="1418" w:header="964" w:footer="567" w:gutter="284"/>
-          <w:cols w:space="284"/>
-          <w:docGrid w:linePitch="360"/>
-        </w:sectPr>
-      </w:pPr>
-      <w:r>
-        <w:rPr>
-          <w:lang w:val="en-US"/>
-        </w:rPr>
-        <w:t xml:space="preserve">[4] </w:t>
-      </w:r>
-      <w:smartTag w:uri="urn:schemas-microsoft-com:office:smarttags" w:element="place">
-        <w:r>
-          <w:rPr>
-            <w:lang w:val="en-US"/>
-          </w:rPr>
-          <w:t>I.</w:t>
-        </w:r>
-      </w:smartTag>
-      <w:r>
-        <w:rPr>
-          <w:lang w:val="en-US"/>
-        </w:rPr>
-        <w:t xml:space="preserve"> Ivan and C. Ciurea. (2008, December 10). Validations of metrics for collaborative systems. </w:t>
-      </w:r>
-      <w:r>
-        <w:rPr>
-          <w:i/>
-          <w:iCs/>
-          <w:lang w:val="en-US"/>
-        </w:rPr>
-        <w:t xml:space="preserve">Informatica </w:t>
-      </w:r>
-      <w:proofErr w:type="spellStart"/>
-      <w:r>
-        <w:rPr>
-          <w:i/>
-          <w:iCs/>
-          <w:lang w:val="en-US"/>
-        </w:rPr>
-        <w:t>Economică</w:t>
-      </w:r>
-      <w:proofErr w:type="spellEnd"/>
-      <w:r>
-        <w:rPr>
-          <w:i/>
-          <w:iCs/>
-          <w:lang w:val="en-US"/>
-        </w:rPr>
-        <w:t xml:space="preserve"> Journal </w:t>
-      </w:r>
-      <w:r>
-        <w:rPr>
-          <w:lang w:val="en-US"/>
-        </w:rPr>
-        <w:t>[Online]. 4(48). Available: http://www.revistaie.ase.ro/content/48/IVAN%20Ion%20&amp;%20CIUREA%20Cristian.pdf</w:t>
-      </w:r>
-    </w:p>
-    <w:p>
-      <w:pPr>
-        <w:widowControl w:val="0"/>
-        <w:jc w:val="both"/>
-        <w:rPr>
-          <w:bCs w:val="0"/>
-        </w:rPr>
-      </w:pPr>
-    </w:p>
-    <w:p>
-      <w:pPr>
-        <w:widowControl w:val="0"/>
-        <w:jc w:val="both"/>
-      </w:pPr>
-      <w:r>
-        <w:rPr>
           <w:noProof/>
-          <w:lang w:val="ro-RO" w:eastAsia="ro-RO"/>
+          <w:lang w:val="en-US"/>
         </w:rPr>
         <w:drawing>
-          <wp:anchor distT="0" distB="0" distL="114300" distR="114300" simplePos="0" relativeHeight="251657728" behindDoc="0" locked="0" layoutInCell="1" allowOverlap="1" wp14:anchorId="2252EDF0" wp14:editId="627EE7ED">
-            <wp:simplePos x="0" y="0"/>
-            <wp:positionH relativeFrom="column">
-              <wp:align>left</wp:align>
-            </wp:positionH>
-            <wp:positionV relativeFrom="paragraph">
-              <wp:posOffset>0</wp:posOffset>
-            </wp:positionV>
-            <wp:extent cx="899795" cy="1080135"/>
-            <wp:effectExtent l="0" t="0" r="0" b="5715"/>
-            <wp:wrapSquare wrapText="bothSides"/>
-            <wp:docPr id="6" name="Picture 6" descr="Ivan"/>
+          <wp:inline distT="0" distB="0" distL="0" distR="0" wp14:anchorId="6A1C0CB8" wp14:editId="2D5470B9">
+            <wp:extent cx="5752465" cy="1745615"/>
+            <wp:effectExtent l="0" t="0" r="635" b="6985"/>
+            <wp:docPr id="1793441426" name="Imagine 5"/>
             <wp:cNvGraphicFramePr>
-              <a:graphicFrameLocks xmlns:a="http://schemas.openxmlformats.org/drawingml/2006/main"/>
+              <a:graphicFrameLocks xmlns:a="http://schemas.openxmlformats.org/drawingml/2006/main" noChangeAspect="1"/>
             </wp:cNvGraphicFramePr>
             <a:graphic xmlns:a="http://schemas.openxmlformats.org/drawingml/2006/main">
               <a:graphicData uri="http://schemas.openxmlformats.org/drawingml/2006/picture">
                 <pic:pic xmlns:pic="http://schemas.openxmlformats.org/drawingml/2006/picture">
                   <pic:nvPicPr>
-                    <pic:cNvPr id="0" name="Picture 6" descr="Ivan"/>
+                    <pic:cNvPr id="0" name="Picture 3"/>
                     <pic:cNvPicPr>
-                      <a:picLocks noChangeArrowheads="1"/>
+                      <a:picLocks noChangeAspect="1" noChangeArrowheads="1"/>
                     </pic:cNvPicPr>
                   </pic:nvPicPr>
                   <pic:blipFill>
-                    <a:blip r:embed="rId12">
+                    <a:blip r:embed="rId8">
                       <a:extLst>
                         <a:ext uri="{28A0092B-C50C-407E-A947-70E740481C1C}">
                           <a14:useLocalDpi xmlns:a14="http://schemas.microsoft.com/office/drawing/2010/main" val="0"/>
@@ -2452,7 +3292,7 @@
                   <pic:spPr bwMode="auto">
                     <a:xfrm>
                       <a:off x="0" y="0"/>
-                      <a:ext cx="899795" cy="1080135"/>
+                      <a:ext cx="5752465" cy="1745615"/>
                     </a:xfrm>
                     <a:prstGeom prst="rect">
                       <a:avLst/>
@@ -2465,89 +3305,2989 @@
                 </pic:pic>
               </a:graphicData>
             </a:graphic>
-            <wp14:sizeRelH relativeFrom="page">
-              <wp14:pctWidth>0</wp14:pctWidth>
-            </wp14:sizeRelH>
-            <wp14:sizeRelV relativeFrom="page">
-              <wp14:pctHeight>0</wp14:pctHeight>
-            </wp14:sizeRelV>
-          </wp:anchor>
+          </wp:inline>
         </w:drawing>
       </w:r>
+    </w:p>
+    <w:p>
+      <w:pPr>
+        <w:widowControl w:val="0"/>
+        <w:autoSpaceDE w:val="0"/>
+        <w:autoSpaceDN w:val="0"/>
+        <w:adjustRightInd w:val="0"/>
+        <w:jc w:val="center"/>
+        <w:rPr>
+          <w:bCs w:val="0"/>
+          <w:lang w:val="en-US"/>
+        </w:rPr>
+      </w:pPr>
       <w:r>
         <w:rPr>
           <w:b/>
-          <w:bCs w:val="0"/>
-        </w:rPr>
-        <w:t xml:space="preserve">Ion IVAN </w:t>
-      </w:r>
-      <w:r>
-        <w:t xml:space="preserve">has graduated the Faculty of Economic Computation and Economic Cybernetics in 1970. He holds a PhD diploma in Economics from </w:t>
+          <w:lang w:val="en-US"/>
+        </w:rPr>
+        <w:t>Fig. 1.</w:t>
+      </w:r>
+      <w:r>
+        <w:rPr>
+          <w:b/>
+          <w:lang w:val="en-US"/>
+        </w:rPr>
+        <w:t xml:space="preserve"> </w:t>
+      </w:r>
+      <w:r>
+        <w:rPr>
+          <w:bCs w:val="0"/>
+          <w:lang w:val="en-US"/>
+        </w:rPr>
+        <w:t>The general architecture of the project</w:t>
+      </w:r>
+    </w:p>
+    <w:p>
+      <w:pPr>
+        <w:widowControl w:val="0"/>
+        <w:autoSpaceDE w:val="0"/>
+        <w:autoSpaceDN w:val="0"/>
+        <w:adjustRightInd w:val="0"/>
+        <w:jc w:val="center"/>
+        <w:rPr>
+          <w:bCs w:val="0"/>
+          <w:lang w:val="en-US"/>
+        </w:rPr>
+      </w:pPr>
+    </w:p>
+    <w:p>
+      <w:pPr>
+        <w:widowControl w:val="0"/>
+        <w:autoSpaceDE w:val="0"/>
+        <w:autoSpaceDN w:val="0"/>
+        <w:adjustRightInd w:val="0"/>
+        <w:jc w:val="both"/>
+        <w:rPr>
+          <w:b/>
+          <w:lang w:val="en-US"/>
+        </w:rPr>
+      </w:pPr>
+      <w:r>
+        <w:rPr>
+          <w:b/>
+          <w:lang w:val="en-US"/>
+        </w:rPr>
+        <w:t xml:space="preserve">4.2 </w:t>
+      </w:r>
+      <w:r>
+        <w:rPr>
+          <w:b/>
+          <w:lang w:val="en-US"/>
+        </w:rPr>
+        <w:t>Classification Models</w:t>
+      </w:r>
+    </w:p>
+    <w:p>
+      <w:pPr>
+        <w:widowControl w:val="0"/>
+        <w:autoSpaceDE w:val="0"/>
+        <w:autoSpaceDN w:val="0"/>
+        <w:adjustRightInd w:val="0"/>
+        <w:jc w:val="both"/>
+        <w:rPr>
+          <w:bCs w:val="0"/>
+          <w:lang w:val="en-US"/>
+        </w:rPr>
+      </w:pPr>
+      <w:r>
+        <w:rPr>
+          <w:bCs w:val="0"/>
+          <w:lang w:val="en-US"/>
+        </w:rPr>
+        <w:t>The classification task was addressed through three experimental configurations derived from the combination of two feature representations and two classifiers</w:t>
+      </w:r>
+      <w:r>
+        <w:rPr>
+          <w:bCs w:val="0"/>
+          <w:lang w:val="en-US"/>
+        </w:rPr>
+        <w:t xml:space="preserve"> (Fig. 1)</w:t>
+      </w:r>
+      <w:r>
+        <w:rPr>
+          <w:bCs w:val="0"/>
+          <w:lang w:val="en-US"/>
+        </w:rPr>
+        <w:t>. The baseline configuration used Logistic Regression applied to the surface features described above. This setting was intended to provide a reference point for evaluating the contribution of richer lexical representations.</w:t>
+      </w:r>
+    </w:p>
+    <w:p>
+      <w:pPr>
+        <w:widowControl w:val="0"/>
+        <w:autoSpaceDE w:val="0"/>
+        <w:autoSpaceDN w:val="0"/>
+        <w:adjustRightInd w:val="0"/>
+        <w:jc w:val="both"/>
+        <w:rPr>
+          <w:bCs w:val="0"/>
+          <w:lang w:val="en-US"/>
+        </w:rPr>
+      </w:pPr>
+      <w:r>
+        <w:rPr>
+          <w:bCs w:val="0"/>
+          <w:lang w:val="en-US"/>
+        </w:rPr>
+        <w:t xml:space="preserve">A second configuration employed Logistic Regression on top of the TF-IDF representation. This experiment was introduced </w:t>
+      </w:r>
+      <w:r>
+        <w:rPr>
+          <w:bCs w:val="0"/>
+          <w:lang w:val="en-US"/>
+        </w:rPr>
+        <w:t>to</w:t>
+      </w:r>
+      <w:r>
+        <w:rPr>
+          <w:bCs w:val="0"/>
+          <w:lang w:val="en-US"/>
+        </w:rPr>
+        <w:t xml:space="preserve"> assess the effect of lexical information independently of the </w:t>
+      </w:r>
+      <w:r>
+        <w:rPr>
+          <w:bCs w:val="0"/>
+          <w:lang w:val="en-US"/>
+        </w:rPr>
+        <w:lastRenderedPageBreak/>
+        <w:t>final classifier and to measure the improvement obtained when moving from surface-level descriptors to sparse term-based features.</w:t>
+      </w:r>
+    </w:p>
+    <w:p>
+      <w:pPr>
+        <w:widowControl w:val="0"/>
+        <w:autoSpaceDE w:val="0"/>
+        <w:autoSpaceDN w:val="0"/>
+        <w:adjustRightInd w:val="0"/>
+        <w:jc w:val="both"/>
+        <w:rPr>
+          <w:bCs w:val="0"/>
+          <w:lang w:val="en-US"/>
+        </w:rPr>
+      </w:pPr>
+      <w:r>
+        <w:rPr>
+          <w:bCs w:val="0"/>
+          <w:lang w:val="en-US"/>
+        </w:rPr>
+        <w:t>The third configuration corresponds to the main model of the proposed framework. In this case, a linear Support Vector Machine (SVM) classifier was applied to the same TF-IDF feature space. This model was selected due to its ability to effectively handle high-dimensional sparse data, which is characteristic of text-based representations, as well as its strong performance in similar classification tasks</w:t>
+      </w:r>
+      <w:r>
+        <w:rPr>
+          <w:bCs w:val="0"/>
+          <w:lang w:val="en-US"/>
+        </w:rPr>
+        <w:t xml:space="preserve"> [24]</w:t>
+      </w:r>
+      <w:r>
+        <w:rPr>
+          <w:bCs w:val="0"/>
+          <w:lang w:val="en-US"/>
+        </w:rPr>
+        <w:t>.</w:t>
+      </w:r>
+    </w:p>
+    <w:p>
+      <w:pPr>
+        <w:widowControl w:val="0"/>
+        <w:autoSpaceDE w:val="0"/>
+        <w:autoSpaceDN w:val="0"/>
+        <w:adjustRightInd w:val="0"/>
+        <w:jc w:val="both"/>
+        <w:rPr>
+          <w:bCs w:val="0"/>
+          <w:lang w:val="en-US"/>
+        </w:rPr>
+      </w:pPr>
+      <w:r>
+        <w:rPr>
+          <w:bCs w:val="0"/>
+          <w:lang w:val="en-US"/>
+        </w:rPr>
+        <w:t xml:space="preserve">The dataset was divided into training and testing subsets </w:t>
       </w:r>
       <w:proofErr w:type="gramStart"/>
       <w:r>
-        <w:t>1978</w:t>
+        <w:rPr>
+          <w:bCs w:val="0"/>
+          <w:lang w:val="en-US"/>
+        </w:rPr>
+        <w:t>in order to</w:t>
       </w:r>
       <w:proofErr w:type="gramEnd"/>
       <w:r>
-        <w:t xml:space="preserve"> and he had gone through all didactic positions since 1970 when he joined the staff of the Bucharest Academy of Economic Studies, teaching assistant in 1970, senior lecturer in 1978, assistant</w:t>
-      </w:r>
-      <w:r>
+        <w:rPr>
+          <w:bCs w:val="0"/>
+          <w:lang w:val="en-US"/>
+        </w:rPr>
+        <w:t xml:space="preserve"> evaluate the generalization capability of the models. Standard classification metrics were used to assess performance. An explainability analysis was further conducted using SHAP</w:t>
+      </w:r>
+      <w:r>
+        <w:rPr>
+          <w:bCs w:val="0"/>
+          <w:lang w:val="en-US"/>
+        </w:rPr>
+        <w:t xml:space="preserve"> [10]</w:t>
+      </w:r>
+      <w:r>
+        <w:rPr>
+          <w:bCs w:val="0"/>
+          <w:lang w:val="en-US"/>
+        </w:rPr>
+        <w:t xml:space="preserve">, applied to the </w:t>
+      </w:r>
+      <w:r>
+        <w:rPr>
+          <w:bCs w:val="0"/>
+          <w:lang w:val="en-US"/>
+        </w:rPr>
+        <w:t>SVM</w:t>
+      </w:r>
+      <w:r>
+        <w:rPr>
+          <w:bCs w:val="0"/>
+          <w:lang w:val="en-US"/>
+        </w:rPr>
+        <w:t xml:space="preserve"> model trained on TF-IDF features, </w:t>
+      </w:r>
+      <w:r>
+        <w:rPr>
+          <w:bCs w:val="0"/>
+          <w:lang w:val="en-US"/>
+        </w:rPr>
+        <w:t>to</w:t>
+      </w:r>
+      <w:r>
+        <w:rPr>
+          <w:bCs w:val="0"/>
+          <w:lang w:val="en-US"/>
+        </w:rPr>
+        <w:t xml:space="preserve"> investigate the contribution of individual linguistic features to the prediction process.</w:t>
+      </w:r>
+    </w:p>
+    <w:p>
+      <w:pPr>
+        <w:widowControl w:val="0"/>
+        <w:autoSpaceDE w:val="0"/>
+        <w:autoSpaceDN w:val="0"/>
+        <w:adjustRightInd w:val="0"/>
+        <w:jc w:val="both"/>
+        <w:rPr>
+          <w:bCs w:val="0"/>
+          <w:lang w:val="en-US"/>
+        </w:rPr>
+      </w:pPr>
+    </w:p>
+    <w:p>
+      <w:pPr>
+        <w:widowControl w:val="0"/>
+        <w:autoSpaceDE w:val="0"/>
+        <w:autoSpaceDN w:val="0"/>
+        <w:adjustRightInd w:val="0"/>
+        <w:jc w:val="both"/>
+        <w:rPr>
+          <w:b/>
+        </w:rPr>
+      </w:pPr>
+      <w:r>
+        <w:rPr>
+          <w:b/>
+          <w:lang w:val="en-US"/>
+        </w:rPr>
+        <w:t>5</w:t>
+      </w:r>
+      <w:r>
+        <w:rPr>
+          <w:b/>
+          <w:lang w:val="en-US"/>
+        </w:rPr>
         <w:t xml:space="preserve"> </w:t>
       </w:r>
       <w:r>
-        <w:t>professor in 1991 and full professor in 1993.</w:t>
-      </w:r>
-      <w:r>
+        <w:rPr>
+          <w:b/>
+        </w:rPr>
+        <w:t>Experimental Results</w:t>
+      </w:r>
+      <w:r>
+        <w:rPr>
+          <w:b/>
+        </w:rPr>
         <w:t xml:space="preserve"> </w:t>
       </w:r>
       <w:r>
-        <w:t>Currently he is full Professor of Economic Informatics within the Department of Computer Science in</w:t>
-      </w:r>
-      <w:r>
+        <w:rPr>
+          <w:b/>
+        </w:rPr>
+        <w:t>and Evaluation</w:t>
+      </w:r>
+    </w:p>
+    <w:p>
+      <w:pPr>
+        <w:widowControl w:val="0"/>
+        <w:autoSpaceDE w:val="0"/>
+        <w:autoSpaceDN w:val="0"/>
+        <w:adjustRightInd w:val="0"/>
+        <w:jc w:val="both"/>
+        <w:rPr>
+          <w:b/>
+          <w:lang w:val="en-US"/>
+        </w:rPr>
+      </w:pPr>
+      <w:r>
+        <w:rPr>
+          <w:b/>
+          <w:lang w:val="en-US"/>
+        </w:rPr>
+        <w:t xml:space="preserve">5.1 </w:t>
+      </w:r>
+      <w:r>
+        <w:rPr>
+          <w:b/>
+          <w:lang w:val="en-US"/>
+        </w:rPr>
+        <w:t>Experimental Setup</w:t>
+      </w:r>
+    </w:p>
+    <w:p>
+      <w:pPr>
+        <w:widowControl w:val="0"/>
+        <w:autoSpaceDE w:val="0"/>
+        <w:autoSpaceDN w:val="0"/>
+        <w:adjustRightInd w:val="0"/>
+        <w:ind w:firstLine="720"/>
+        <w:jc w:val="both"/>
+        <w:rPr>
+          <w:bCs w:val="0"/>
+          <w:lang w:val="en-US"/>
+        </w:rPr>
+      </w:pPr>
+      <w:r>
+        <w:rPr>
+          <w:bCs w:val="0"/>
+          <w:lang w:val="en-US"/>
+        </w:rPr>
+        <w:t>The experimental evaluation was conducted on the dataset described in Section 3, consisting of 5,893 labeled reviews, including 3,000 real samples and 2,893 AI-generated samples. Since the class distribution is approximately balanced, no additional resampling techniques were applied.</w:t>
+      </w:r>
+      <w:r>
+        <w:rPr>
+          <w:bCs w:val="0"/>
+          <w:lang w:val="en-US"/>
+        </w:rPr>
         <w:t xml:space="preserve"> </w:t>
       </w:r>
       <w:r>
-        <w:t xml:space="preserve">Economics at Faculty of Cybernetics, Statistics and Economic Informatics from the </w:t>
-      </w:r>
-      <w:smartTag w:uri="urn:schemas-microsoft-com:office:smarttags" w:element="place">
-        <w:smartTag w:uri="urn:schemas-microsoft-com:office:smarttags" w:element="PlaceType">
-          <w:r>
-            <w:t>Academy</w:t>
-          </w:r>
-        </w:smartTag>
-        <w:r>
-          <w:t xml:space="preserve"> of </w:t>
-        </w:r>
-        <w:smartTag w:uri="urn:schemas-microsoft-com:office:smarttags" w:element="PlaceName">
-          <w:r>
-            <w:t>Economic Studies</w:t>
-          </w:r>
-        </w:smartTag>
-      </w:smartTag>
-      <w:r>
-        <w:t>. He</w:t>
-      </w:r>
-      <w:r>
+        <w:rPr>
+          <w:bCs w:val="0"/>
+          <w:lang w:val="en-US"/>
+        </w:rPr>
+        <w:t>The dataset was divided into training and testing subsets using a stratified 80/20 split, to preserve the class proportions in both partitions and to ensure a fair evaluation of the classification models. Three experimental settings were considered.</w:t>
+      </w:r>
+    </w:p>
+    <w:p>
+      <w:pPr>
+        <w:widowControl w:val="0"/>
+        <w:autoSpaceDE w:val="0"/>
+        <w:autoSpaceDN w:val="0"/>
+        <w:adjustRightInd w:val="0"/>
+        <w:ind w:firstLine="720"/>
+        <w:jc w:val="both"/>
+        <w:rPr>
+          <w:bCs w:val="0"/>
+          <w:lang w:val="en-US"/>
+        </w:rPr>
+      </w:pPr>
+      <w:r>
+        <w:rPr>
+          <w:bCs w:val="0"/>
+          <w:lang w:val="en-US"/>
+        </w:rPr>
+        <w:t xml:space="preserve">The first </w:t>
+      </w:r>
+      <w:r>
+        <w:rPr>
+          <w:bCs w:val="0"/>
+          <w:lang w:val="en-US"/>
+        </w:rPr>
+        <w:t>experiment</w:t>
+      </w:r>
+      <w:r>
+        <w:rPr>
+          <w:bCs w:val="0"/>
+          <w:lang w:val="en-US"/>
+        </w:rPr>
+        <w:t xml:space="preserve"> corresponds to a baseline model based on simple surface features extracted from the review text. These features capture general structural properties, such as text length, punctuation-related information, and other basic stylistic indicators. The baseline classifier was implemented using Logistic Regression and was intended to provide a reference point for evaluating the contribution of richer lexical representations.</w:t>
+      </w:r>
+    </w:p>
+    <w:p>
+      <w:pPr>
+        <w:widowControl w:val="0"/>
+        <w:autoSpaceDE w:val="0"/>
+        <w:autoSpaceDN w:val="0"/>
+        <w:adjustRightInd w:val="0"/>
+        <w:ind w:firstLine="720"/>
+        <w:jc w:val="both"/>
+        <w:rPr>
+          <w:bCs w:val="0"/>
+          <w:lang w:val="en-US"/>
+        </w:rPr>
+      </w:pPr>
+      <w:r>
+        <w:rPr>
+          <w:bCs w:val="0"/>
+          <w:lang w:val="en-US"/>
+        </w:rPr>
+        <w:t xml:space="preserve">The second </w:t>
+      </w:r>
+      <w:r>
+        <w:rPr>
+          <w:bCs w:val="0"/>
+          <w:lang w:val="en-US"/>
+        </w:rPr>
+        <w:t>experiment</w:t>
+      </w:r>
+      <w:r>
+        <w:rPr>
+          <w:bCs w:val="0"/>
+          <w:lang w:val="en-US"/>
+        </w:rPr>
+        <w:t xml:space="preserve"> uses a TF-IDF representation computed over unigrams and bigrams, combined with a Logistic Regression classifier. This experiment was introduced </w:t>
+      </w:r>
+      <w:proofErr w:type="gramStart"/>
+      <w:r>
+        <w:rPr>
+          <w:bCs w:val="0"/>
+          <w:lang w:val="en-US"/>
+        </w:rPr>
+        <w:t>in order to</w:t>
+      </w:r>
+      <w:proofErr w:type="gramEnd"/>
+      <w:r>
+        <w:rPr>
+          <w:bCs w:val="0"/>
+          <w:lang w:val="en-US"/>
+        </w:rPr>
+        <w:t xml:space="preserve"> evaluate the effect of lexical information independently of the final model choice and to measure the improvement obtained when moving from surface-level features to a sparse term-based representation.</w:t>
+      </w:r>
+    </w:p>
+    <w:p>
+      <w:pPr>
+        <w:widowControl w:val="0"/>
+        <w:autoSpaceDE w:val="0"/>
+        <w:autoSpaceDN w:val="0"/>
+        <w:adjustRightInd w:val="0"/>
+        <w:ind w:firstLine="720"/>
+        <w:jc w:val="both"/>
+        <w:rPr>
+          <w:bCs w:val="0"/>
+          <w:lang w:val="en-US"/>
+        </w:rPr>
+      </w:pPr>
+      <w:r>
+        <w:rPr>
+          <w:bCs w:val="0"/>
+          <w:lang w:val="en-US"/>
+        </w:rPr>
+        <w:t xml:space="preserve">The third </w:t>
+      </w:r>
+      <w:r>
+        <w:rPr>
+          <w:bCs w:val="0"/>
+          <w:lang w:val="en-US"/>
+        </w:rPr>
+        <w:t xml:space="preserve">experiment </w:t>
+      </w:r>
+      <w:r>
+        <w:rPr>
+          <w:bCs w:val="0"/>
+          <w:lang w:val="en-US"/>
+        </w:rPr>
+        <w:t>corresponds</w:t>
+      </w:r>
+      <w:r>
+        <w:rPr>
+          <w:bCs w:val="0"/>
+          <w:lang w:val="en-US"/>
+        </w:rPr>
+        <w:t xml:space="preserve"> to the main configuration of the proposed framework. In this case, the same TF-IDF representation was used together with a linear Support Vector Machine classifier. This model was selected as the main classifier due to its suitability for high-dimensional sparse data and its strong performance in text classification tasks.</w:t>
+      </w:r>
+    </w:p>
+    <w:p>
+      <w:pPr>
+        <w:widowControl w:val="0"/>
+        <w:autoSpaceDE w:val="0"/>
+        <w:autoSpaceDN w:val="0"/>
+        <w:adjustRightInd w:val="0"/>
+        <w:ind w:firstLine="720"/>
+        <w:jc w:val="both"/>
+        <w:rPr>
+          <w:bCs w:val="0"/>
+          <w:lang w:val="en-US"/>
+        </w:rPr>
+      </w:pPr>
+      <w:r>
+        <w:rPr>
+          <w:bCs w:val="0"/>
+          <w:lang w:val="en-US"/>
+        </w:rPr>
+        <w:t>The evaluated models were assessed using standard classification metrics, namely accuracy, precision, recall, and F1-score</w:t>
+      </w:r>
+      <w:r>
+        <w:rPr>
+          <w:bCs w:val="0"/>
+          <w:lang w:val="en-US"/>
+        </w:rPr>
+        <w:t xml:space="preserve"> [25]</w:t>
+      </w:r>
+      <w:r>
+        <w:rPr>
+          <w:bCs w:val="0"/>
+          <w:lang w:val="en-US"/>
+        </w:rPr>
+        <w:t>. In addition, the confusion matrix of the best-performing model was analyzed to examine the distribution of correct and incorrect predictions across the two classes.</w:t>
+      </w:r>
+    </w:p>
+    <w:p>
+      <w:pPr>
+        <w:widowControl w:val="0"/>
+        <w:autoSpaceDE w:val="0"/>
+        <w:autoSpaceDN w:val="0"/>
+        <w:adjustRightInd w:val="0"/>
+        <w:jc w:val="both"/>
+        <w:rPr>
+          <w:bCs w:val="0"/>
+          <w:lang w:val="en-US"/>
+        </w:rPr>
+      </w:pPr>
+    </w:p>
+    <w:p>
+      <w:pPr>
+        <w:widowControl w:val="0"/>
+        <w:autoSpaceDE w:val="0"/>
+        <w:autoSpaceDN w:val="0"/>
+        <w:adjustRightInd w:val="0"/>
+        <w:jc w:val="both"/>
+        <w:rPr>
+          <w:b/>
+          <w:lang w:val="en-US"/>
+        </w:rPr>
+      </w:pPr>
+      <w:r>
+        <w:rPr>
+          <w:b/>
+          <w:lang w:val="en-US"/>
+        </w:rPr>
+        <w:t xml:space="preserve">5.2 </w:t>
+      </w:r>
+      <w:r>
+        <w:rPr>
+          <w:b/>
+          <w:lang w:val="en-US"/>
+        </w:rPr>
+        <w:t>Results</w:t>
+      </w:r>
+    </w:p>
+    <w:p>
+      <w:pPr>
+        <w:widowControl w:val="0"/>
+        <w:autoSpaceDE w:val="0"/>
+        <w:autoSpaceDN w:val="0"/>
+        <w:adjustRightInd w:val="0"/>
+        <w:jc w:val="both"/>
+        <w:rPr>
+          <w:bCs w:val="0"/>
+          <w:lang w:val="en-US"/>
+        </w:rPr>
+      </w:pPr>
+      <w:r>
+        <w:rPr>
+          <w:bCs w:val="0"/>
+          <w:lang w:val="en-US"/>
+        </w:rPr>
+        <w:t>The classification results obtained for the three experiment</w:t>
+      </w:r>
+      <w:r>
+        <w:rPr>
+          <w:bCs w:val="0"/>
+          <w:lang w:val="en-US"/>
+        </w:rPr>
+        <w:t xml:space="preserve">s </w:t>
+      </w:r>
+      <w:r>
+        <w:rPr>
+          <w:bCs w:val="0"/>
+          <w:lang w:val="en-US"/>
+        </w:rPr>
+        <w:t>are summarized in Table 2.</w:t>
+      </w:r>
+    </w:p>
+    <w:p>
+      <w:pPr>
+        <w:widowControl w:val="0"/>
+        <w:autoSpaceDE w:val="0"/>
+        <w:autoSpaceDN w:val="0"/>
+        <w:adjustRightInd w:val="0"/>
+        <w:jc w:val="both"/>
+        <w:rPr>
+          <w:bCs w:val="0"/>
+          <w:lang w:val="en-US"/>
+        </w:rPr>
+      </w:pPr>
+    </w:p>
+    <w:p>
+      <w:pPr>
+        <w:widowControl w:val="0"/>
+        <w:autoSpaceDE w:val="0"/>
+        <w:autoSpaceDN w:val="0"/>
+        <w:adjustRightInd w:val="0"/>
+        <w:jc w:val="center"/>
+        <w:rPr>
+          <w:b/>
+          <w:lang w:val="en-US"/>
+        </w:rPr>
+      </w:pPr>
+      <w:r>
+        <w:rPr>
+          <w:b/>
+          <w:lang w:val="en-US"/>
+        </w:rPr>
+        <w:t>Table 2</w:t>
+      </w:r>
+      <w:r>
+        <w:rPr>
+          <w:b/>
+          <w:lang w:val="en-US"/>
+        </w:rPr>
+        <w:t xml:space="preserve">. </w:t>
+      </w:r>
+      <w:r>
+        <w:rPr>
+          <w:bCs w:val="0"/>
+          <w:lang w:val="en-US"/>
+        </w:rPr>
+        <w:t>Classification performance of the evaluated models</w:t>
+      </w:r>
+    </w:p>
+    <w:tbl>
+      <w:tblPr>
+        <w:tblStyle w:val="Tabelgril"/>
+        <w:tblW w:w="0" w:type="auto"/>
+        <w:tblLook w:val="04A0" w:firstRow="1" w:lastRow="0" w:firstColumn="1" w:lastColumn="0" w:noHBand="0" w:noVBand="1"/>
+      </w:tblPr>
+      <w:tblGrid>
+        <w:gridCol w:w="2425"/>
+        <w:gridCol w:w="1530"/>
+        <w:gridCol w:w="1620"/>
+        <w:gridCol w:w="1673"/>
+        <w:gridCol w:w="1813"/>
+      </w:tblGrid>
+      <w:tr>
+        <w:tc>
+          <w:tcPr>
+            <w:tcW w:w="2425" w:type="dxa"/>
+          </w:tcPr>
+          <w:p>
+            <w:pPr>
+              <w:widowControl w:val="0"/>
+              <w:autoSpaceDE w:val="0"/>
+              <w:autoSpaceDN w:val="0"/>
+              <w:adjustRightInd w:val="0"/>
+              <w:jc w:val="center"/>
+              <w:rPr>
+                <w:b/>
+                <w:lang w:val="en-US"/>
+              </w:rPr>
+            </w:pPr>
+            <w:r>
+              <w:rPr>
+                <w:b/>
+                <w:lang w:val="en-US"/>
+              </w:rPr>
+              <w:t>Configuration</w:t>
+            </w:r>
+          </w:p>
+        </w:tc>
+        <w:tc>
+          <w:tcPr>
+            <w:tcW w:w="1530" w:type="dxa"/>
+          </w:tcPr>
+          <w:p>
+            <w:pPr>
+              <w:widowControl w:val="0"/>
+              <w:autoSpaceDE w:val="0"/>
+              <w:autoSpaceDN w:val="0"/>
+              <w:adjustRightInd w:val="0"/>
+              <w:jc w:val="center"/>
+              <w:rPr>
+                <w:b/>
+                <w:lang w:val="en-US"/>
+              </w:rPr>
+            </w:pPr>
+            <w:r>
+              <w:rPr>
+                <w:b/>
+                <w:lang w:val="en-US"/>
+              </w:rPr>
+              <w:t>Accuracy</w:t>
+            </w:r>
+          </w:p>
+        </w:tc>
+        <w:tc>
+          <w:tcPr>
+            <w:tcW w:w="1620" w:type="dxa"/>
+          </w:tcPr>
+          <w:p>
+            <w:pPr>
+              <w:widowControl w:val="0"/>
+              <w:autoSpaceDE w:val="0"/>
+              <w:autoSpaceDN w:val="0"/>
+              <w:adjustRightInd w:val="0"/>
+              <w:jc w:val="center"/>
+              <w:rPr>
+                <w:b/>
+                <w:lang w:val="en-US"/>
+              </w:rPr>
+            </w:pPr>
+            <w:r>
+              <w:rPr>
+                <w:b/>
+                <w:lang w:val="en-US"/>
+              </w:rPr>
+              <w:t>Precision</w:t>
+            </w:r>
+          </w:p>
+        </w:tc>
+        <w:tc>
+          <w:tcPr>
+            <w:tcW w:w="1673" w:type="dxa"/>
+          </w:tcPr>
+          <w:p>
+            <w:pPr>
+              <w:widowControl w:val="0"/>
+              <w:autoSpaceDE w:val="0"/>
+              <w:autoSpaceDN w:val="0"/>
+              <w:adjustRightInd w:val="0"/>
+              <w:jc w:val="center"/>
+              <w:rPr>
+                <w:b/>
+                <w:lang w:val="en-US"/>
+              </w:rPr>
+            </w:pPr>
+            <w:r>
+              <w:rPr>
+                <w:b/>
+                <w:lang w:val="en-US"/>
+              </w:rPr>
+              <w:t>Recall</w:t>
+            </w:r>
+          </w:p>
+        </w:tc>
+        <w:tc>
+          <w:tcPr>
+            <w:tcW w:w="1813" w:type="dxa"/>
+          </w:tcPr>
+          <w:p>
+            <w:pPr>
+              <w:widowControl w:val="0"/>
+              <w:autoSpaceDE w:val="0"/>
+              <w:autoSpaceDN w:val="0"/>
+              <w:adjustRightInd w:val="0"/>
+              <w:jc w:val="center"/>
+              <w:rPr>
+                <w:b/>
+                <w:lang w:val="en-US"/>
+              </w:rPr>
+            </w:pPr>
+            <w:r>
+              <w:rPr>
+                <w:b/>
+                <w:lang w:val="en-US"/>
+              </w:rPr>
+              <w:t>F1</w:t>
+            </w:r>
+            <w:r>
+              <w:rPr>
+                <w:b/>
+                <w:lang w:val="en-US"/>
+              </w:rPr>
+              <w:t>-score</w:t>
+            </w:r>
+          </w:p>
+        </w:tc>
+      </w:tr>
+      <w:tr>
+        <w:tc>
+          <w:tcPr>
+            <w:tcW w:w="2425" w:type="dxa"/>
+          </w:tcPr>
+          <w:p>
+            <w:pPr>
+              <w:widowControl w:val="0"/>
+              <w:autoSpaceDE w:val="0"/>
+              <w:autoSpaceDN w:val="0"/>
+              <w:adjustRightInd w:val="0"/>
+              <w:jc w:val="both"/>
+              <w:rPr>
+                <w:bCs w:val="0"/>
+                <w:lang w:val="en-US"/>
+              </w:rPr>
+            </w:pPr>
+            <w:r>
+              <w:rPr>
+                <w:bCs w:val="0"/>
+                <w:lang w:val="en-US"/>
+              </w:rPr>
+              <w:t>LR + surface features</w:t>
+            </w:r>
+          </w:p>
+        </w:tc>
+        <w:tc>
+          <w:tcPr>
+            <w:tcW w:w="1530" w:type="dxa"/>
+          </w:tcPr>
+          <w:p>
+            <w:pPr>
+              <w:widowControl w:val="0"/>
+              <w:autoSpaceDE w:val="0"/>
+              <w:autoSpaceDN w:val="0"/>
+              <w:adjustRightInd w:val="0"/>
+              <w:jc w:val="both"/>
+              <w:rPr>
+                <w:bCs w:val="0"/>
+                <w:lang w:val="en-US"/>
+              </w:rPr>
+            </w:pPr>
+            <w:r>
+              <w:rPr>
+                <w:bCs w:val="0"/>
+                <w:lang w:val="en-US"/>
+              </w:rPr>
+              <w:t>0.811</w:t>
+            </w:r>
+          </w:p>
+        </w:tc>
+        <w:tc>
+          <w:tcPr>
+            <w:tcW w:w="1620" w:type="dxa"/>
+          </w:tcPr>
+          <w:p>
+            <w:pPr>
+              <w:widowControl w:val="0"/>
+              <w:autoSpaceDE w:val="0"/>
+              <w:autoSpaceDN w:val="0"/>
+              <w:adjustRightInd w:val="0"/>
+              <w:jc w:val="both"/>
+              <w:rPr>
+                <w:bCs w:val="0"/>
+                <w:lang w:val="en-US"/>
+              </w:rPr>
+            </w:pPr>
+            <w:r>
+              <w:rPr>
+                <w:bCs w:val="0"/>
+                <w:lang w:val="en-US"/>
+              </w:rPr>
+              <w:t>0.805</w:t>
+            </w:r>
+          </w:p>
+        </w:tc>
+        <w:tc>
+          <w:tcPr>
+            <w:tcW w:w="1673" w:type="dxa"/>
+          </w:tcPr>
+          <w:p>
+            <w:pPr>
+              <w:widowControl w:val="0"/>
+              <w:autoSpaceDE w:val="0"/>
+              <w:autoSpaceDN w:val="0"/>
+              <w:adjustRightInd w:val="0"/>
+              <w:jc w:val="both"/>
+              <w:rPr>
+                <w:bCs w:val="0"/>
+                <w:lang w:val="en-US"/>
+              </w:rPr>
+            </w:pPr>
+            <w:r>
+              <w:rPr>
+                <w:bCs w:val="0"/>
+                <w:lang w:val="en-US"/>
+              </w:rPr>
+              <w:t>0.807</w:t>
+            </w:r>
+          </w:p>
+        </w:tc>
+        <w:tc>
+          <w:tcPr>
+            <w:tcW w:w="1813" w:type="dxa"/>
+          </w:tcPr>
+          <w:p>
+            <w:pPr>
+              <w:widowControl w:val="0"/>
+              <w:autoSpaceDE w:val="0"/>
+              <w:autoSpaceDN w:val="0"/>
+              <w:adjustRightInd w:val="0"/>
+              <w:jc w:val="both"/>
+              <w:rPr>
+                <w:bCs w:val="0"/>
+                <w:lang w:val="en-US"/>
+              </w:rPr>
+            </w:pPr>
+            <w:r>
+              <w:rPr>
+                <w:bCs w:val="0"/>
+                <w:lang w:val="en-US"/>
+              </w:rPr>
+              <w:t>0.805</w:t>
+            </w:r>
+          </w:p>
+        </w:tc>
+      </w:tr>
+      <w:tr>
+        <w:tc>
+          <w:tcPr>
+            <w:tcW w:w="2425" w:type="dxa"/>
+          </w:tcPr>
+          <w:p>
+            <w:pPr>
+              <w:widowControl w:val="0"/>
+              <w:autoSpaceDE w:val="0"/>
+              <w:autoSpaceDN w:val="0"/>
+              <w:adjustRightInd w:val="0"/>
+              <w:jc w:val="both"/>
+              <w:rPr>
+                <w:bCs w:val="0"/>
+                <w:lang w:val="en-US"/>
+              </w:rPr>
+            </w:pPr>
+            <w:r>
+              <w:rPr>
+                <w:bCs w:val="0"/>
+                <w:lang w:val="en-US"/>
+              </w:rPr>
+              <w:t>LR + TF-IDF</w:t>
+            </w:r>
+          </w:p>
+        </w:tc>
+        <w:tc>
+          <w:tcPr>
+            <w:tcW w:w="1530" w:type="dxa"/>
+          </w:tcPr>
+          <w:p>
+            <w:pPr>
+              <w:widowControl w:val="0"/>
+              <w:autoSpaceDE w:val="0"/>
+              <w:autoSpaceDN w:val="0"/>
+              <w:adjustRightInd w:val="0"/>
+              <w:jc w:val="both"/>
+              <w:rPr>
+                <w:bCs w:val="0"/>
+                <w:lang w:val="en-US"/>
+              </w:rPr>
+            </w:pPr>
+            <w:r>
+              <w:rPr>
+                <w:bCs w:val="0"/>
+                <w:lang w:val="en-US"/>
+              </w:rPr>
+              <w:t>0.953</w:t>
+            </w:r>
+          </w:p>
+        </w:tc>
+        <w:tc>
+          <w:tcPr>
+            <w:tcW w:w="1620" w:type="dxa"/>
+          </w:tcPr>
+          <w:p>
+            <w:pPr>
+              <w:widowControl w:val="0"/>
+              <w:autoSpaceDE w:val="0"/>
+              <w:autoSpaceDN w:val="0"/>
+              <w:adjustRightInd w:val="0"/>
+              <w:jc w:val="both"/>
+              <w:rPr>
+                <w:bCs w:val="0"/>
+                <w:lang w:val="en-US"/>
+              </w:rPr>
+            </w:pPr>
+            <w:r>
+              <w:rPr>
+                <w:bCs w:val="0"/>
+                <w:lang w:val="en-US"/>
+              </w:rPr>
+              <w:t>0.948</w:t>
+            </w:r>
+          </w:p>
+        </w:tc>
+        <w:tc>
+          <w:tcPr>
+            <w:tcW w:w="1673" w:type="dxa"/>
+          </w:tcPr>
+          <w:p>
+            <w:pPr>
+              <w:widowControl w:val="0"/>
+              <w:autoSpaceDE w:val="0"/>
+              <w:autoSpaceDN w:val="0"/>
+              <w:adjustRightInd w:val="0"/>
+              <w:jc w:val="both"/>
+              <w:rPr>
+                <w:bCs w:val="0"/>
+                <w:lang w:val="en-US"/>
+              </w:rPr>
+            </w:pPr>
+            <w:r>
+              <w:rPr>
+                <w:bCs w:val="0"/>
+                <w:lang w:val="en-US"/>
+              </w:rPr>
+              <w:t>0.964</w:t>
+            </w:r>
+          </w:p>
+        </w:tc>
+        <w:tc>
+          <w:tcPr>
+            <w:tcW w:w="1813" w:type="dxa"/>
+          </w:tcPr>
+          <w:p>
+            <w:pPr>
+              <w:widowControl w:val="0"/>
+              <w:autoSpaceDE w:val="0"/>
+              <w:autoSpaceDN w:val="0"/>
+              <w:adjustRightInd w:val="0"/>
+              <w:jc w:val="both"/>
+              <w:rPr>
+                <w:bCs w:val="0"/>
+                <w:lang w:val="en-US"/>
+              </w:rPr>
+            </w:pPr>
+            <w:r>
+              <w:rPr>
+                <w:bCs w:val="0"/>
+                <w:lang w:val="en-US"/>
+              </w:rPr>
+              <w:t>0.955</w:t>
+            </w:r>
+          </w:p>
+        </w:tc>
+      </w:tr>
+      <w:tr>
+        <w:tc>
+          <w:tcPr>
+            <w:tcW w:w="2425" w:type="dxa"/>
+          </w:tcPr>
+          <w:p>
+            <w:pPr>
+              <w:widowControl w:val="0"/>
+              <w:autoSpaceDE w:val="0"/>
+              <w:autoSpaceDN w:val="0"/>
+              <w:adjustRightInd w:val="0"/>
+              <w:jc w:val="both"/>
+              <w:rPr>
+                <w:bCs w:val="0"/>
+                <w:lang w:val="en-US"/>
+              </w:rPr>
+            </w:pPr>
+            <w:r>
+              <w:rPr>
+                <w:bCs w:val="0"/>
+                <w:lang w:val="en-US"/>
+              </w:rPr>
+              <w:t>SVM + TF-IDF</w:t>
+            </w:r>
+          </w:p>
+        </w:tc>
+        <w:tc>
+          <w:tcPr>
+            <w:tcW w:w="1530" w:type="dxa"/>
+          </w:tcPr>
+          <w:p>
+            <w:pPr>
+              <w:widowControl w:val="0"/>
+              <w:autoSpaceDE w:val="0"/>
+              <w:autoSpaceDN w:val="0"/>
+              <w:adjustRightInd w:val="0"/>
+              <w:jc w:val="both"/>
+              <w:rPr>
+                <w:bCs w:val="0"/>
+                <w:lang w:val="en-US"/>
+              </w:rPr>
+            </w:pPr>
+            <w:r>
+              <w:rPr>
+                <w:bCs w:val="0"/>
+                <w:lang w:val="en-US"/>
+              </w:rPr>
+              <w:t>0.974</w:t>
+            </w:r>
+          </w:p>
+        </w:tc>
+        <w:tc>
+          <w:tcPr>
+            <w:tcW w:w="1620" w:type="dxa"/>
+          </w:tcPr>
+          <w:p>
+            <w:pPr>
+              <w:widowControl w:val="0"/>
+              <w:autoSpaceDE w:val="0"/>
+              <w:autoSpaceDN w:val="0"/>
+              <w:adjustRightInd w:val="0"/>
+              <w:jc w:val="both"/>
+              <w:rPr>
+                <w:bCs w:val="0"/>
+                <w:lang w:val="en-US"/>
+              </w:rPr>
+            </w:pPr>
+            <w:r>
+              <w:rPr>
+                <w:bCs w:val="0"/>
+                <w:lang w:val="en-US"/>
+              </w:rPr>
+              <w:t>0.965</w:t>
+            </w:r>
+          </w:p>
+        </w:tc>
+        <w:tc>
+          <w:tcPr>
+            <w:tcW w:w="1673" w:type="dxa"/>
+          </w:tcPr>
+          <w:p>
+            <w:pPr>
+              <w:widowControl w:val="0"/>
+              <w:autoSpaceDE w:val="0"/>
+              <w:autoSpaceDN w:val="0"/>
+              <w:adjustRightInd w:val="0"/>
+              <w:jc w:val="both"/>
+              <w:rPr>
+                <w:bCs w:val="0"/>
+                <w:lang w:val="en-US"/>
+              </w:rPr>
+            </w:pPr>
+            <w:r>
+              <w:rPr>
+                <w:bCs w:val="0"/>
+                <w:lang w:val="en-US"/>
+              </w:rPr>
+              <w:t>0.983</w:t>
+            </w:r>
+          </w:p>
+        </w:tc>
+        <w:tc>
+          <w:tcPr>
+            <w:tcW w:w="1813" w:type="dxa"/>
+          </w:tcPr>
+          <w:p>
+            <w:pPr>
+              <w:widowControl w:val="0"/>
+              <w:autoSpaceDE w:val="0"/>
+              <w:autoSpaceDN w:val="0"/>
+              <w:adjustRightInd w:val="0"/>
+              <w:jc w:val="both"/>
+              <w:rPr>
+                <w:bCs w:val="0"/>
+                <w:lang w:val="en-US"/>
+              </w:rPr>
+            </w:pPr>
+            <w:r>
+              <w:rPr>
+                <w:bCs w:val="0"/>
+                <w:lang w:val="en-US"/>
+              </w:rPr>
+              <w:t>0.973</w:t>
+            </w:r>
+          </w:p>
+        </w:tc>
+      </w:tr>
+    </w:tbl>
+    <w:p>
+      <w:pPr>
+        <w:widowControl w:val="0"/>
+        <w:autoSpaceDE w:val="0"/>
+        <w:autoSpaceDN w:val="0"/>
+        <w:adjustRightInd w:val="0"/>
+        <w:jc w:val="both"/>
+        <w:rPr>
+          <w:b/>
+          <w:lang w:val="en-US"/>
+        </w:rPr>
+      </w:pPr>
+    </w:p>
+    <w:p>
+      <w:pPr>
+        <w:widowControl w:val="0"/>
+        <w:autoSpaceDE w:val="0"/>
+        <w:autoSpaceDN w:val="0"/>
+        <w:adjustRightInd w:val="0"/>
+        <w:ind w:firstLine="720"/>
+        <w:jc w:val="both"/>
+        <w:rPr>
+          <w:bCs w:val="0"/>
+          <w:lang w:val="en-US"/>
+        </w:rPr>
+      </w:pPr>
+      <w:r>
+        <w:rPr>
+          <w:bCs w:val="0"/>
+          <w:lang w:val="en-US"/>
+        </w:rPr>
+        <w:t xml:space="preserve">The baseline model reached an accuracy of 0.811, indicating that simple structural </w:t>
+      </w:r>
+      <w:r>
+        <w:rPr>
+          <w:bCs w:val="0"/>
+          <w:lang w:val="en-US"/>
+        </w:rPr>
+        <w:lastRenderedPageBreak/>
+        <w:t>features already contain discriminative information for separating real and AI-generated reviews. A clear increase in performance was observed after introducing lexical information through the TF-IDF representation. In this setting, Logistic Regression achieved an accuracy of 0.953, showing that term-based features provide a substantially stronger representation than surface-level descriptors alone. The highest performance was obtained with the linear SVM classifier applied to the same TF-IDF feature space. In this configuration, the model reached an accuracy of 0.974, with similarly high values for precision, recall, and F1-score. The limited difference between the second and third experiments suggests that the main contribution to performance is provided by the lexical representation, while the choice of classifier yields a smaller</w:t>
+      </w:r>
+      <w:r>
+        <w:rPr>
+          <w:bCs w:val="0"/>
+          <w:lang w:val="en-US"/>
+        </w:rPr>
         <w:t xml:space="preserve"> </w:t>
       </w:r>
       <w:r>
-        <w:t>is the author of more than 25 books and over 75 journal articles in the field of software quality management,</w:t>
-      </w:r>
-      <w:r>
+        <w:rPr>
+          <w:bCs w:val="0"/>
+          <w:lang w:val="en-US"/>
+        </w:rPr>
+        <w:t>gain.</w:t>
+      </w:r>
+    </w:p>
+    <w:p>
+      <w:pPr>
+        <w:widowControl w:val="0"/>
+        <w:autoSpaceDE w:val="0"/>
+        <w:autoSpaceDN w:val="0"/>
+        <w:adjustRightInd w:val="0"/>
+        <w:jc w:val="both"/>
+        <w:rPr>
+          <w:bCs w:val="0"/>
+          <w:lang w:val="en-US"/>
+        </w:rPr>
+      </w:pPr>
+      <w:r>
+        <w:rPr>
+          <w:bCs w:val="0"/>
+          <w:lang w:val="en-US"/>
+        </w:rPr>
+        <w:t>The confusion matrix associated with the best-performing model is presented in Figure 1. It indicates that most reviews were assigned to the correct class, while the number of misclassifications remained low for both real and AI-generated samples. A more detailed interpretation of the linguistic patterns captured by the model is provided in Section 6.</w:t>
+      </w:r>
+    </w:p>
+    <w:p>
+      <w:pPr>
+        <w:widowControl w:val="0"/>
+        <w:autoSpaceDE w:val="0"/>
+        <w:autoSpaceDN w:val="0"/>
+        <w:adjustRightInd w:val="0"/>
+        <w:jc w:val="both"/>
+        <w:rPr>
+          <w:bCs w:val="0"/>
+          <w:lang w:val="en-US"/>
+        </w:rPr>
+      </w:pPr>
+    </w:p>
+    <w:p>
+      <w:pPr>
+        <w:widowControl w:val="0"/>
+        <w:autoSpaceDE w:val="0"/>
+        <w:autoSpaceDN w:val="0"/>
+        <w:adjustRightInd w:val="0"/>
+        <w:jc w:val="center"/>
+        <w:rPr>
+          <w:bCs w:val="0"/>
+          <w:lang w:val="en-US"/>
+        </w:rPr>
+      </w:pPr>
+      <w:r>
+        <w:rPr>
+          <w:bCs w:val="0"/>
+          <w:noProof/>
+          <w:lang w:val="en-US"/>
+        </w:rPr>
+        <w:drawing>
+          <wp:inline distT="0" distB="0" distL="0" distR="0" wp14:anchorId="0354CB1C" wp14:editId="09BD11E9">
+            <wp:extent cx="3068224" cy="2353754"/>
+            <wp:effectExtent l="0" t="0" r="0" b="8890"/>
+            <wp:docPr id="1521050416" name="Imagine 1"/>
+            <wp:cNvGraphicFramePr>
+              <a:graphicFrameLocks xmlns:a="http://schemas.openxmlformats.org/drawingml/2006/main" noChangeAspect="1"/>
+            </wp:cNvGraphicFramePr>
+            <a:graphic xmlns:a="http://schemas.openxmlformats.org/drawingml/2006/main">
+              <a:graphicData uri="http://schemas.openxmlformats.org/drawingml/2006/picture">
+                <pic:pic xmlns:pic="http://schemas.openxmlformats.org/drawingml/2006/picture">
+                  <pic:nvPicPr>
+                    <pic:cNvPr id="0" name="Picture 1"/>
+                    <pic:cNvPicPr>
+                      <a:picLocks noChangeAspect="1" noChangeArrowheads="1"/>
+                    </pic:cNvPicPr>
+                  </pic:nvPicPr>
+                  <pic:blipFill rotWithShape="1">
+                    <a:blip r:embed="rId9">
+                      <a:extLst>
+                        <a:ext uri="{28A0092B-C50C-407E-A947-70E740481C1C}">
+                          <a14:useLocalDpi xmlns:a14="http://schemas.microsoft.com/office/drawing/2010/main" val="0"/>
+                        </a:ext>
+                      </a:extLst>
+                    </a:blip>
+                    <a:srcRect t="6425" b="1518"/>
+                    <a:stretch>
+                      <a:fillRect/>
+                    </a:stretch>
+                  </pic:blipFill>
+                  <pic:spPr bwMode="auto">
+                    <a:xfrm>
+                      <a:off x="0" y="0"/>
+                      <a:ext cx="3097069" cy="2375882"/>
+                    </a:xfrm>
+                    <a:prstGeom prst="rect">
+                      <a:avLst/>
+                    </a:prstGeom>
+                    <a:noFill/>
+                    <a:ln>
+                      <a:noFill/>
+                    </a:ln>
+                    <a:extLst>
+                      <a:ext uri="{53640926-AAD7-44D8-BBD7-CCE9431645EC}">
+                        <a14:shadowObscured xmlns:a14="http://schemas.microsoft.com/office/drawing/2010/main"/>
+                      </a:ext>
+                    </a:extLst>
+                  </pic:spPr>
+                </pic:pic>
+              </a:graphicData>
+            </a:graphic>
+          </wp:inline>
+        </w:drawing>
+      </w:r>
+    </w:p>
+    <w:p>
+      <w:pPr>
+        <w:widowControl w:val="0"/>
+        <w:autoSpaceDE w:val="0"/>
+        <w:autoSpaceDN w:val="0"/>
+        <w:adjustRightInd w:val="0"/>
+        <w:jc w:val="center"/>
+        <w:rPr>
+          <w:lang w:val="en-US"/>
+        </w:rPr>
+      </w:pPr>
+      <w:r>
+        <w:rPr>
+          <w:b/>
+          <w:lang w:val="en-US"/>
+        </w:rPr>
+        <w:t xml:space="preserve">Fig. </w:t>
+      </w:r>
+      <w:r>
+        <w:rPr>
+          <w:b/>
+          <w:lang w:val="en-US"/>
+        </w:rPr>
+        <w:t>2</w:t>
+      </w:r>
+      <w:r>
+        <w:rPr>
+          <w:b/>
+          <w:lang w:val="en-US"/>
+        </w:rPr>
+        <w:t>.</w:t>
+      </w:r>
+      <w:r>
+        <w:rPr>
+          <w:b/>
+          <w:lang w:val="en-US"/>
+        </w:rPr>
         <w:t xml:space="preserve"> </w:t>
       </w:r>
       <w:r>
-        <w:t>software metrics and informatics audit.</w:t>
-      </w:r>
-      <w:r>
+        <w:rPr>
+          <w:lang w:val="en-US"/>
+        </w:rPr>
+        <w:t>Confusion matrix for the TF-IDF + Linear SVM model</w:t>
+      </w:r>
+    </w:p>
+    <w:p>
+      <w:pPr>
+        <w:widowControl w:val="0"/>
+        <w:autoSpaceDE w:val="0"/>
+        <w:autoSpaceDN w:val="0"/>
+        <w:adjustRightInd w:val="0"/>
+        <w:rPr>
+          <w:bCs w:val="0"/>
+          <w:lang w:val="en-US"/>
+        </w:rPr>
+      </w:pPr>
+    </w:p>
+    <w:p>
+      <w:pPr>
+        <w:widowControl w:val="0"/>
+        <w:autoSpaceDE w:val="0"/>
+        <w:autoSpaceDN w:val="0"/>
+        <w:adjustRightInd w:val="0"/>
+        <w:jc w:val="both"/>
+        <w:rPr>
+          <w:b/>
+          <w:lang w:val="en-US"/>
+        </w:rPr>
+      </w:pPr>
+      <w:r>
+        <w:rPr>
+          <w:b/>
+          <w:lang w:val="en-US"/>
+        </w:rPr>
+        <w:t xml:space="preserve">6 </w:t>
+      </w:r>
+      <w:r>
+        <w:rPr>
+          <w:b/>
+          <w:lang w:val="en-US"/>
+        </w:rPr>
+        <w:t>Explainability Analysi</w:t>
+      </w:r>
+      <w:r>
+        <w:rPr>
+          <w:b/>
+          <w:lang w:val="en-US"/>
+        </w:rPr>
+        <w:t>s</w:t>
+      </w:r>
+    </w:p>
+    <w:p>
+      <w:pPr>
+        <w:widowControl w:val="0"/>
+        <w:autoSpaceDE w:val="0"/>
+        <w:autoSpaceDN w:val="0"/>
+        <w:adjustRightInd w:val="0"/>
+        <w:ind w:firstLine="720"/>
+        <w:jc w:val="both"/>
+        <w:rPr>
+          <w:bCs w:val="0"/>
+          <w:lang w:val="en-US"/>
+        </w:rPr>
+      </w:pPr>
+      <w:r>
+        <w:rPr>
+          <w:bCs w:val="0"/>
+          <w:lang w:val="en-US"/>
+        </w:rPr>
+        <w:t>T</w:t>
+      </w:r>
+      <w:r>
+        <w:rPr>
+          <w:bCs w:val="0"/>
+          <w:lang w:val="en-US"/>
+        </w:rPr>
+        <w:t>he classification results indicate that the proposed framework is effective in distinguishing between real and AI-generated reviews</w:t>
+      </w:r>
+      <w:r>
+        <w:rPr>
+          <w:bCs w:val="0"/>
+          <w:lang w:val="en-US"/>
+        </w:rPr>
+        <w:t>. However,</w:t>
+      </w:r>
+      <w:r>
+        <w:rPr>
+          <w:bCs w:val="0"/>
+          <w:lang w:val="en-US"/>
+        </w:rPr>
+        <w:t xml:space="preserve"> predictive performance alone does not explain which linguistic patterns drive the model decisions. This aspect is particularly relevant in the context of AI-generated fake review detection, where the distinction between manipulated and authentic content may depend on subtle lexical regularities rather than on obvious semantic cues [8], [17]. For this reason, an additional explainability analysis was conducted </w:t>
+      </w:r>
+      <w:proofErr w:type="gramStart"/>
+      <w:r>
+        <w:rPr>
+          <w:bCs w:val="0"/>
+          <w:lang w:val="en-US"/>
+        </w:rPr>
+        <w:t>in order to</w:t>
+      </w:r>
+      <w:proofErr w:type="gramEnd"/>
+      <w:r>
+        <w:rPr>
+          <w:bCs w:val="0"/>
+          <w:lang w:val="en-US"/>
+        </w:rPr>
+        <w:t xml:space="preserve"> identify the features that contribute most strongly to the classification process. The analysis was performed using SHAP, a model-agnostic explanation framework that quantifies the contribution of individual features to a given prediction [10]. The relevance of such an approach is also supported by recent work on explainable fake review detection and explainable e-commerce review analytics, which emphasizes that transparent model behavior is essential for understanding the mechanisms underlying manipulated textual content [9], [18]. In the present study, SHAP was applied to the linear SVM model trained on TF-IDF features, corresponding to the best-performing configuration of the proposed framework</w:t>
+      </w:r>
+      <w:r>
+        <w:rPr>
+          <w:bCs w:val="0"/>
+          <w:lang w:val="en-US"/>
+        </w:rPr>
+        <w:t xml:space="preserve"> [</w:t>
+      </w:r>
+      <w:r>
+        <w:rPr>
+          <w:bCs w:val="0"/>
+          <w:lang w:val="en-US"/>
+        </w:rPr>
+        <w:t>10</w:t>
+      </w:r>
+      <w:r>
+        <w:rPr>
+          <w:bCs w:val="0"/>
+          <w:lang w:val="en-US"/>
+        </w:rPr>
+        <w:t>]</w:t>
+      </w:r>
+      <w:r>
+        <w:rPr>
+          <w:bCs w:val="0"/>
+          <w:lang w:val="en-US"/>
+        </w:rPr>
+        <w:t>.</w:t>
+      </w:r>
+    </w:p>
+    <w:p>
+      <w:pPr>
+        <w:widowControl w:val="0"/>
+        <w:autoSpaceDE w:val="0"/>
+        <w:autoSpaceDN w:val="0"/>
+        <w:adjustRightInd w:val="0"/>
+        <w:ind w:firstLine="720"/>
+        <w:jc w:val="both"/>
+        <w:rPr>
+          <w:bCs w:val="0"/>
+          <w:lang w:val="en-US"/>
+        </w:rPr>
+      </w:pPr>
+    </w:p>
+    <w:p>
+      <w:pPr>
+        <w:widowControl w:val="0"/>
+        <w:autoSpaceDE w:val="0"/>
+        <w:autoSpaceDN w:val="0"/>
+        <w:adjustRightInd w:val="0"/>
+        <w:jc w:val="center"/>
+        <w:rPr>
+          <w:b/>
+          <w:lang w:val="en-US"/>
+        </w:rPr>
+      </w:pPr>
+      <w:r>
+        <w:rPr>
+          <w:bCs w:val="0"/>
+          <w:noProof/>
+          <w:lang w:val="en-US"/>
+        </w:rPr>
+        <w:lastRenderedPageBreak/>
+        <w:drawing>
+          <wp:inline distT="0" distB="0" distL="0" distR="0" wp14:anchorId="2FD2BA8E" wp14:editId="15C6389F">
+            <wp:extent cx="2763078" cy="3199671"/>
+            <wp:effectExtent l="0" t="0" r="0" b="1270"/>
+            <wp:docPr id="233981207" name="Imagine 4"/>
+            <wp:cNvGraphicFramePr>
+              <a:graphicFrameLocks xmlns:a="http://schemas.openxmlformats.org/drawingml/2006/main" noChangeAspect="1"/>
+            </wp:cNvGraphicFramePr>
+            <a:graphic xmlns:a="http://schemas.openxmlformats.org/drawingml/2006/main">
+              <a:graphicData uri="http://schemas.openxmlformats.org/drawingml/2006/picture">
+                <pic:pic xmlns:pic="http://schemas.openxmlformats.org/drawingml/2006/picture">
+                  <pic:nvPicPr>
+                    <pic:cNvPr id="0" name="Picture 2"/>
+                    <pic:cNvPicPr>
+                      <a:picLocks noChangeAspect="1" noChangeArrowheads="1"/>
+                    </pic:cNvPicPr>
+                  </pic:nvPicPr>
+                  <pic:blipFill rotWithShape="1">
+                    <a:blip r:embed="rId10" cstate="print">
+                      <a:extLst>
+                        <a:ext uri="{28A0092B-C50C-407E-A947-70E740481C1C}">
+                          <a14:useLocalDpi xmlns:a14="http://schemas.microsoft.com/office/drawing/2010/main" val="0"/>
+                        </a:ext>
+                      </a:extLst>
+                    </a:blip>
+                    <a:srcRect b="3293"/>
+                    <a:stretch>
+                      <a:fillRect/>
+                    </a:stretch>
+                  </pic:blipFill>
+                  <pic:spPr bwMode="auto">
+                    <a:xfrm>
+                      <a:off x="0" y="0"/>
+                      <a:ext cx="2803020" cy="3245924"/>
+                    </a:xfrm>
+                    <a:prstGeom prst="rect">
+                      <a:avLst/>
+                    </a:prstGeom>
+                    <a:noFill/>
+                    <a:ln>
+                      <a:noFill/>
+                    </a:ln>
+                    <a:extLst>
+                      <a:ext uri="{53640926-AAD7-44D8-BBD7-CCE9431645EC}">
+                        <a14:shadowObscured xmlns:a14="http://schemas.microsoft.com/office/drawing/2010/main"/>
+                      </a:ext>
+                    </a:extLst>
+                  </pic:spPr>
+                </pic:pic>
+              </a:graphicData>
+            </a:graphic>
+          </wp:inline>
+        </w:drawing>
+      </w:r>
+    </w:p>
+    <w:p>
+      <w:pPr>
+        <w:widowControl w:val="0"/>
+        <w:autoSpaceDE w:val="0"/>
+        <w:autoSpaceDN w:val="0"/>
+        <w:adjustRightInd w:val="0"/>
+        <w:jc w:val="center"/>
+        <w:rPr>
+          <w:b/>
+          <w:noProof/>
+          <w:lang w:val="en-US"/>
+        </w:rPr>
+      </w:pPr>
+      <w:r>
+        <w:rPr>
+          <w:b/>
+          <w:noProof/>
+          <w:lang w:val="en-US"/>
+        </w:rPr>
+        <w:t xml:space="preserve">Fig. 3. </w:t>
+      </w:r>
+      <w:r>
+        <w:rPr>
+          <w:bCs w:val="0"/>
+          <w:noProof/>
+          <w:lang w:val="en-US"/>
+        </w:rPr>
+        <w:t xml:space="preserve">SHAP summary plot for the TF-IDF + </w:t>
+      </w:r>
+      <w:r>
+        <w:rPr>
+          <w:bCs w:val="0"/>
+          <w:noProof/>
+          <w:lang w:val="en-US"/>
+        </w:rPr>
+        <w:t>SVM</w:t>
+      </w:r>
+      <w:r>
+        <w:rPr>
+          <w:bCs w:val="0"/>
+          <w:noProof/>
+          <w:lang w:val="en-US"/>
+        </w:rPr>
+        <w:t xml:space="preserve"> model</w:t>
+      </w:r>
+    </w:p>
+    <w:p>
+      <w:pPr>
+        <w:widowControl w:val="0"/>
+        <w:autoSpaceDE w:val="0"/>
+        <w:autoSpaceDN w:val="0"/>
+        <w:adjustRightInd w:val="0"/>
+        <w:jc w:val="center"/>
+        <w:rPr>
+          <w:bCs w:val="0"/>
+          <w:lang w:val="en-US"/>
+        </w:rPr>
+      </w:pPr>
+    </w:p>
+    <w:p>
+      <w:pPr>
+        <w:widowControl w:val="0"/>
+        <w:autoSpaceDE w:val="0"/>
+        <w:autoSpaceDN w:val="0"/>
+        <w:adjustRightInd w:val="0"/>
+        <w:jc w:val="both"/>
+        <w:rPr>
+          <w:bCs w:val="0"/>
+          <w:lang w:val="en-US"/>
+        </w:rPr>
+      </w:pPr>
+      <w:r>
+        <w:rPr>
+          <w:bCs w:val="0"/>
+          <w:lang w:val="en-US"/>
+        </w:rPr>
+        <w:t xml:space="preserve">Figure 2 presents the SHAP summary plot obtained for the Logistic Regression model trained on TF-IDF features. Positive SHAP values indicate features that increase the probability of the AI-generated class, whereas negative values correspond to features more strongly associated with authentic reviews. The plot shows that the classification is influenced mainly by a limited subset of lexical features, including </w:t>
+      </w:r>
+      <w:r>
+        <w:rPr>
+          <w:bCs w:val="0"/>
+          <w:i/>
+          <w:iCs/>
+          <w:lang w:val="en-US"/>
+        </w:rPr>
+        <w:t>little</w:t>
+      </w:r>
+      <w:r>
+        <w:rPr>
+          <w:bCs w:val="0"/>
+          <w:lang w:val="en-US"/>
+        </w:rPr>
+        <w:t xml:space="preserve">, </w:t>
+      </w:r>
+      <w:r>
+        <w:rPr>
+          <w:bCs w:val="0"/>
+          <w:i/>
+          <w:iCs/>
+          <w:lang w:val="en-US"/>
+        </w:rPr>
+        <w:t>really</w:t>
+      </w:r>
+      <w:r>
+        <w:rPr>
+          <w:bCs w:val="0"/>
+          <w:lang w:val="en-US"/>
+        </w:rPr>
+        <w:t xml:space="preserve">, </w:t>
+      </w:r>
+      <w:r>
+        <w:rPr>
+          <w:bCs w:val="0"/>
+          <w:i/>
+          <w:iCs/>
+          <w:lang w:val="en-US"/>
+        </w:rPr>
+        <w:t>product</w:t>
+      </w:r>
+      <w:r>
+        <w:rPr>
+          <w:bCs w:val="0"/>
+          <w:lang w:val="en-US"/>
+        </w:rPr>
+        <w:t xml:space="preserve">, </w:t>
+      </w:r>
+      <w:r>
+        <w:rPr>
+          <w:bCs w:val="0"/>
+          <w:i/>
+          <w:iCs/>
+          <w:lang w:val="en-US"/>
+        </w:rPr>
+        <w:t>wish</w:t>
+      </w:r>
+      <w:r>
+        <w:rPr>
+          <w:bCs w:val="0"/>
+          <w:lang w:val="en-US"/>
+        </w:rPr>
+        <w:t xml:space="preserve">, </w:t>
+      </w:r>
+      <w:r>
+        <w:rPr>
+          <w:bCs w:val="0"/>
+          <w:i/>
+          <w:iCs/>
+          <w:lang w:val="en-US"/>
+        </w:rPr>
+        <w:t>bit</w:t>
+      </w:r>
+      <w:r>
+        <w:rPr>
+          <w:bCs w:val="0"/>
+          <w:lang w:val="en-US"/>
+        </w:rPr>
+        <w:t xml:space="preserve">, </w:t>
+      </w:r>
+      <w:r>
+        <w:rPr>
+          <w:bCs w:val="0"/>
+          <w:i/>
+          <w:iCs/>
+          <w:lang w:val="en-US"/>
+        </w:rPr>
+        <w:t>recommend</w:t>
+      </w:r>
+      <w:r>
+        <w:rPr>
+          <w:bCs w:val="0"/>
+          <w:lang w:val="en-US"/>
+        </w:rPr>
+        <w:t xml:space="preserve">, </w:t>
+      </w:r>
+      <w:r>
+        <w:rPr>
+          <w:bCs w:val="0"/>
+          <w:i/>
+          <w:iCs/>
+          <w:lang w:val="en-US"/>
+        </w:rPr>
+        <w:t>great</w:t>
+      </w:r>
+      <w:r>
+        <w:rPr>
+          <w:bCs w:val="0"/>
+          <w:lang w:val="en-US"/>
+        </w:rPr>
+        <w:t xml:space="preserve">, </w:t>
+      </w:r>
+      <w:proofErr w:type="gramStart"/>
+      <w:r>
+        <w:rPr>
+          <w:bCs w:val="0"/>
+          <w:lang w:val="en-US"/>
+        </w:rPr>
+        <w:t xml:space="preserve">and </w:t>
+      </w:r>
+      <w:r>
+        <w:rPr>
+          <w:bCs w:val="0"/>
+          <w:i/>
+          <w:iCs/>
+          <w:lang w:val="en-US"/>
+        </w:rPr>
+        <w:t>definitely</w:t>
+      </w:r>
+      <w:proofErr w:type="gramEnd"/>
+      <w:r>
+        <w:rPr>
+          <w:bCs w:val="0"/>
+          <w:lang w:val="en-US"/>
+        </w:rPr>
+        <w:t>.</w:t>
+      </w:r>
+      <w:r>
+        <w:rPr>
+          <w:bCs w:val="0"/>
+          <w:lang w:val="en-US"/>
+        </w:rPr>
+        <w:t xml:space="preserve"> These results suggest that the model captures recurring lexical and stylistic regularities rather than product-specific semantic content. The presence of general evaluative expressions and mild balancing markers further indicates that generated reviews tend to follow more uniform and predictable patterns.</w:t>
+      </w:r>
+    </w:p>
+    <w:p>
+      <w:pPr>
+        <w:widowControl w:val="0"/>
+        <w:autoSpaceDE w:val="0"/>
+        <w:autoSpaceDN w:val="0"/>
+        <w:adjustRightInd w:val="0"/>
+        <w:jc w:val="both"/>
+        <w:rPr>
+          <w:bCs w:val="0"/>
+          <w:lang w:val="en-US"/>
+        </w:rPr>
+      </w:pPr>
+      <w:r>
+        <w:rPr>
+          <w:bCs w:val="0"/>
+          <w:lang w:val="en-US"/>
+        </w:rPr>
+        <w:t xml:space="preserve">The feature distribution shown in Figure 2 suggests that the classification is influenced mainly by recurrent lexical regularities rather than by product-specific semantic content. Positive evaluative terms such as </w:t>
+      </w:r>
+      <w:r>
+        <w:rPr>
+          <w:bCs w:val="0"/>
+          <w:i/>
+          <w:iCs/>
+          <w:lang w:val="en-US"/>
+        </w:rPr>
+        <w:t>recommend</w:t>
+      </w:r>
+      <w:r>
+        <w:rPr>
+          <w:bCs w:val="0"/>
+          <w:lang w:val="en-US"/>
+        </w:rPr>
+        <w:t xml:space="preserve">, </w:t>
+      </w:r>
+      <w:r>
+        <w:rPr>
+          <w:bCs w:val="0"/>
+          <w:i/>
+          <w:iCs/>
+          <w:lang w:val="en-US"/>
+        </w:rPr>
+        <w:t>great</w:t>
+      </w:r>
+      <w:r>
+        <w:rPr>
+          <w:bCs w:val="0"/>
+          <w:lang w:val="en-US"/>
+        </w:rPr>
+        <w:t xml:space="preserve">, </w:t>
+      </w:r>
+      <w:r>
+        <w:rPr>
+          <w:bCs w:val="0"/>
+          <w:i/>
+          <w:iCs/>
+          <w:lang w:val="en-US"/>
+        </w:rPr>
+        <w:t>happy</w:t>
+      </w:r>
+      <w:r>
+        <w:rPr>
+          <w:bCs w:val="0"/>
+          <w:lang w:val="en-US"/>
+        </w:rPr>
+        <w:t xml:space="preserve">, and </w:t>
+      </w:r>
+      <w:r>
+        <w:rPr>
+          <w:bCs w:val="0"/>
+          <w:i/>
+          <w:iCs/>
+          <w:lang w:val="en-US"/>
+        </w:rPr>
+        <w:t>easy</w:t>
+      </w:r>
+      <w:r>
+        <w:rPr>
+          <w:bCs w:val="0"/>
+          <w:lang w:val="en-US"/>
+        </w:rPr>
+        <w:t xml:space="preserve"> are among the most relevant indicators of the AI-generated class, while terms such as </w:t>
+      </w:r>
+      <w:r>
+        <w:rPr>
+          <w:bCs w:val="0"/>
+          <w:i/>
+          <w:iCs/>
+          <w:lang w:val="en-US"/>
+        </w:rPr>
+        <w:t>little</w:t>
+      </w:r>
+      <w:r>
+        <w:rPr>
+          <w:bCs w:val="0"/>
+          <w:lang w:val="en-US"/>
+        </w:rPr>
+        <w:t xml:space="preserve">, </w:t>
+      </w:r>
+      <w:r>
+        <w:rPr>
+          <w:bCs w:val="0"/>
+          <w:i/>
+          <w:iCs/>
+          <w:lang w:val="en-US"/>
+        </w:rPr>
+        <w:t>bit</w:t>
+      </w:r>
+      <w:r>
+        <w:rPr>
+          <w:bCs w:val="0"/>
+          <w:lang w:val="en-US"/>
+        </w:rPr>
+        <w:t xml:space="preserve">, and </w:t>
+      </w:r>
+      <w:r>
+        <w:rPr>
+          <w:bCs w:val="0"/>
+          <w:i/>
+          <w:iCs/>
+          <w:lang w:val="en-US"/>
+        </w:rPr>
+        <w:t>wish</w:t>
+      </w:r>
+      <w:r>
+        <w:rPr>
+          <w:bCs w:val="0"/>
+          <w:lang w:val="en-US"/>
+        </w:rPr>
+        <w:t xml:space="preserve"> reflect the presence of mild balancing or attenuating constructions. These findings indicate that generated reviews tend to follow more uniform and predictable phrasing patterns. In this sense, the explainability analysis complements the quantitative results by showing that the learned separation between the two classes is associated primarily with differences in stylistic consistency and lexical formulation.</w:t>
+      </w:r>
+    </w:p>
+    <w:p>
+      <w:pPr>
+        <w:widowControl w:val="0"/>
+        <w:autoSpaceDE w:val="0"/>
+        <w:autoSpaceDN w:val="0"/>
+        <w:adjustRightInd w:val="0"/>
+        <w:jc w:val="both"/>
+        <w:rPr>
+          <w:bCs w:val="0"/>
+          <w:lang w:val="en-US"/>
+        </w:rPr>
+      </w:pPr>
+    </w:p>
+    <w:p>
+      <w:pPr>
+        <w:widowControl w:val="0"/>
+        <w:autoSpaceDE w:val="0"/>
+        <w:autoSpaceDN w:val="0"/>
+        <w:adjustRightInd w:val="0"/>
+        <w:jc w:val="both"/>
+        <w:rPr>
+          <w:b/>
+          <w:lang w:val="en-US"/>
+        </w:rPr>
+      </w:pPr>
+      <w:r>
+        <w:rPr>
+          <w:b/>
+          <w:lang w:val="en-US"/>
+        </w:rPr>
+        <w:t xml:space="preserve">7 </w:t>
+      </w:r>
+      <w:r>
+        <w:rPr>
+          <w:b/>
+          <w:lang w:val="en-US"/>
+        </w:rPr>
+        <w:t>Discussion</w:t>
+      </w:r>
+      <w:r>
+        <w:rPr>
+          <w:b/>
+          <w:lang w:val="en-US"/>
+        </w:rPr>
         <w:t xml:space="preserve"> </w:t>
       </w:r>
       <w:r>
-        <w:t xml:space="preserve">His work focuses on the analysis of quality of software applications. </w:t>
-      </w:r>
+        <w:rPr>
+          <w:b/>
+          <w:lang w:val="en-US"/>
+        </w:rPr>
+        <w:t>and Limitations</w:t>
+      </w:r>
+    </w:p>
+    <w:p>
+      <w:pPr>
+        <w:widowControl w:val="0"/>
+        <w:autoSpaceDE w:val="0"/>
+        <w:autoSpaceDN w:val="0"/>
+        <w:adjustRightInd w:val="0"/>
+        <w:jc w:val="both"/>
+        <w:rPr>
+          <w:b/>
+          <w:lang w:val="en-US"/>
+        </w:rPr>
+      </w:pPr>
+    </w:p>
+    <w:p>
+      <w:pPr>
+        <w:widowControl w:val="0"/>
+        <w:autoSpaceDE w:val="0"/>
+        <w:autoSpaceDN w:val="0"/>
+        <w:adjustRightInd w:val="0"/>
+        <w:jc w:val="both"/>
+        <w:rPr>
+          <w:b/>
+          <w:lang w:val="en-US"/>
+        </w:rPr>
+      </w:pPr>
+      <w:r>
+        <w:rPr>
+          <w:b/>
+          <w:lang w:val="en-US"/>
+        </w:rPr>
+        <w:t xml:space="preserve">8 </w:t>
+      </w:r>
+      <w:r>
+        <w:rPr>
+          <w:b/>
+          <w:lang w:val="en-US"/>
+        </w:rPr>
+        <w:t>Conclusion</w:t>
+      </w:r>
+    </w:p>
+    <w:p>
+      <w:pPr>
+        <w:widowControl w:val="0"/>
+        <w:autoSpaceDE w:val="0"/>
+        <w:autoSpaceDN w:val="0"/>
+        <w:adjustRightInd w:val="0"/>
+        <w:jc w:val="both"/>
+        <w:rPr>
+          <w:b/>
+          <w:lang w:val="en-US"/>
+        </w:rPr>
+      </w:pPr>
+    </w:p>
+    <w:p>
+      <w:pPr>
+        <w:widowControl w:val="0"/>
+        <w:autoSpaceDE w:val="0"/>
+        <w:autoSpaceDN w:val="0"/>
+        <w:adjustRightInd w:val="0"/>
+        <w:jc w:val="both"/>
+        <w:rPr>
+          <w:b/>
+          <w:lang w:val="en-US"/>
+        </w:rPr>
+      </w:pPr>
+    </w:p>
+    <w:p>
+      <w:pPr>
+        <w:widowControl w:val="0"/>
+        <w:autoSpaceDE w:val="0"/>
+        <w:autoSpaceDN w:val="0"/>
+        <w:adjustRightInd w:val="0"/>
+        <w:jc w:val="both"/>
+        <w:rPr>
+          <w:lang w:val="en-US"/>
+        </w:rPr>
+      </w:pPr>
+      <w:r>
+        <w:rPr>
+          <w:lang w:val="en-US"/>
+        </w:rPr>
+        <w:t xml:space="preserve"> </w:t>
+      </w:r>
+    </w:p>
+    <w:p>
+      <w:pPr>
+        <w:pStyle w:val="NormalWeb"/>
+        <w:widowControl w:val="0"/>
+        <w:spacing w:before="0" w:beforeAutospacing="0" w:after="0" w:afterAutospacing="0"/>
+        <w:jc w:val="both"/>
+        <w:rPr>
+          <w:b/>
+          <w:lang w:val="en-US"/>
+        </w:rPr>
+      </w:pPr>
+      <w:r>
+        <w:rPr>
+          <w:b/>
+          <w:lang w:val="en-US"/>
+        </w:rPr>
+        <w:t>References</w:t>
+      </w:r>
+    </w:p>
+    <w:p>
+      <w:pPr>
+        <w:pStyle w:val="NormalWeb"/>
+        <w:widowControl w:val="0"/>
+        <w:spacing w:before="0" w:beforeAutospacing="0" w:after="0" w:afterAutospacing="0"/>
+        <w:jc w:val="both"/>
+        <w:rPr>
+          <w:b/>
+          <w:lang w:val="en-US"/>
+        </w:rPr>
+      </w:pPr>
+    </w:p>
+    <w:p>
+      <w:pPr>
+        <w:pStyle w:val="Default"/>
+        <w:ind w:left="340" w:hanging="340"/>
+        <w:jc w:val="both"/>
+      </w:pPr>
+      <w:r>
+        <w:t>[1]</w:t>
+      </w:r>
+      <w:r>
+        <w:t xml:space="preserve"> S. Senecal and J. Nantel, "The influence of online product recommendations on consumers’ online choices," Journal of Retailing, vol. 80, no. 2, pp. 159–169, 2004.</w:t>
+      </w:r>
+    </w:p>
+    <w:p>
+      <w:pPr>
+        <w:pStyle w:val="Default"/>
+        <w:ind w:left="340" w:hanging="340"/>
+        <w:jc w:val="both"/>
+      </w:pPr>
+      <w:r>
+        <w:t xml:space="preserve">[2] </w:t>
+      </w:r>
+      <w:r>
+        <w:t xml:space="preserve">Chevalier, J. A., &amp; </w:t>
+      </w:r>
+      <w:proofErr w:type="spellStart"/>
+      <w:r>
+        <w:t>Mayzlin</w:t>
+      </w:r>
+      <w:proofErr w:type="spellEnd"/>
+      <w:r>
+        <w:t>, D. (2006). The effect of word of mouth on sales: Online book reviews. Journal of marketing research, 43(3), 345-354.</w:t>
+      </w:r>
+    </w:p>
+    <w:p>
+      <w:pPr>
+        <w:pStyle w:val="Default"/>
+        <w:ind w:left="340" w:hanging="340"/>
+        <w:jc w:val="both"/>
+      </w:pPr>
+      <w:r>
+        <w:lastRenderedPageBreak/>
+        <w:t xml:space="preserve">[3] </w:t>
+      </w:r>
+      <w:r>
+        <w:t>Park, D. H., Lee, J., &amp; Han, I. (2007). The effect of on-line consumer reviews on consumer purchasing intention: The moderating role of involvement. International journal of electronic commerce, 11(4), 125-148.</w:t>
+      </w:r>
+    </w:p>
+    <w:p>
+      <w:pPr>
+        <w:pStyle w:val="Default"/>
+        <w:ind w:left="340" w:hanging="340"/>
+        <w:jc w:val="both"/>
+      </w:pPr>
+      <w:r>
+        <w:t xml:space="preserve">[4] </w:t>
+      </w:r>
+      <w:r>
+        <w:t xml:space="preserve">Ma, Y., &amp; Li, F. (2012, October). Detecting review spam: Challenges and opportunities. In 8th International Conference on Collaborative Computing: Networking, Applications and </w:t>
+      </w:r>
+      <w:proofErr w:type="spellStart"/>
+      <w:r>
+        <w:t>Worksharing</w:t>
+      </w:r>
+      <w:proofErr w:type="spellEnd"/>
+      <w:r>
+        <w:t xml:space="preserve"> (</w:t>
+      </w:r>
+      <w:proofErr w:type="spellStart"/>
+      <w:r>
+        <w:t>CollaborateCom</w:t>
+      </w:r>
+      <w:proofErr w:type="spellEnd"/>
+      <w:r>
+        <w:t>) (pp. 651-654). IEEE.</w:t>
+      </w:r>
+    </w:p>
+    <w:p>
+      <w:pPr>
+        <w:pStyle w:val="Default"/>
+        <w:ind w:left="340" w:hanging="340"/>
+        <w:jc w:val="both"/>
+      </w:pPr>
+      <w:r>
+        <w:t xml:space="preserve">[5] </w:t>
+      </w:r>
+      <w:proofErr w:type="spellStart"/>
+      <w:r>
+        <w:t>Mohawesh</w:t>
+      </w:r>
+      <w:proofErr w:type="spellEnd"/>
+      <w:r>
+        <w:t xml:space="preserve">, R., Xu, S., Tran, S. N., </w:t>
+      </w:r>
+      <w:proofErr w:type="spellStart"/>
+      <w:r>
+        <w:t>Ollington</w:t>
+      </w:r>
+      <w:proofErr w:type="spellEnd"/>
+      <w:r>
+        <w:t xml:space="preserve">, R., Springer, M., Jararweh, Y., &amp; Maqsood, S. (2021). Fake reviews detection: A survey. </w:t>
+      </w:r>
+      <w:proofErr w:type="spellStart"/>
+      <w:r>
+        <w:t>Ieee</w:t>
+      </w:r>
+      <w:proofErr w:type="spellEnd"/>
+      <w:r>
+        <w:t xml:space="preserve"> Access, 9, 65771-65802.</w:t>
+      </w:r>
+    </w:p>
+    <w:p>
+      <w:pPr>
+        <w:pStyle w:val="Default"/>
+        <w:ind w:left="340" w:hanging="340"/>
+        <w:jc w:val="both"/>
+      </w:pPr>
+      <w:r>
+        <w:t xml:space="preserve">[6] </w:t>
+      </w:r>
+      <w:r>
+        <w:t xml:space="preserve">Wu, L. Y., &amp; Segura-Bedmar, I. (2025). AI-generated Text Detection with a GLTR-based Approach. </w:t>
+      </w:r>
+      <w:proofErr w:type="spellStart"/>
+      <w:r>
+        <w:t>arXiv</w:t>
+      </w:r>
+      <w:proofErr w:type="spellEnd"/>
+      <w:r>
+        <w:t xml:space="preserve"> preprint arXiv:2502.12064.</w:t>
+      </w:r>
+    </w:p>
+    <w:p>
+      <w:pPr>
+        <w:pStyle w:val="Default"/>
+        <w:ind w:left="340" w:hanging="340"/>
+        <w:jc w:val="both"/>
+      </w:pPr>
+      <w:r>
+        <w:t xml:space="preserve">[7] </w:t>
+      </w:r>
+      <w:r>
+        <w:t xml:space="preserve">Mitchell, E., Lee, Y., </w:t>
+      </w:r>
+      <w:proofErr w:type="spellStart"/>
+      <w:r>
+        <w:t>Khazatsky</w:t>
+      </w:r>
+      <w:proofErr w:type="spellEnd"/>
+      <w:r>
+        <w:t xml:space="preserve">, A., Manning, C. D., &amp; Finn, C. (2023, July). </w:t>
+      </w:r>
+      <w:proofErr w:type="spellStart"/>
+      <w:r>
+        <w:t>Detectgpt</w:t>
+      </w:r>
+      <w:proofErr w:type="spellEnd"/>
+      <w:r>
+        <w:t>: Zero-shot machine-generated text detection using probability curvature. In International conference on machine learning (pp. 24950-24962). PMLR.</w:t>
+      </w:r>
+    </w:p>
+    <w:p>
+      <w:pPr>
+        <w:pStyle w:val="Default"/>
+        <w:ind w:left="340" w:hanging="340"/>
+        <w:jc w:val="both"/>
+      </w:pPr>
+      <w:r>
+        <w:t xml:space="preserve">[8] </w:t>
+      </w:r>
+      <w:r>
+        <w:t xml:space="preserve">Bader, A., </w:t>
+      </w:r>
+      <w:proofErr w:type="spellStart"/>
+      <w:r>
+        <w:t>Suhweil</w:t>
+      </w:r>
+      <w:proofErr w:type="spellEnd"/>
+      <w:r>
+        <w:t xml:space="preserve">, Y., Shaheen, D. A., </w:t>
+      </w:r>
+      <w:proofErr w:type="spellStart"/>
+      <w:r>
+        <w:t>Alhijawi</w:t>
+      </w:r>
+      <w:proofErr w:type="spellEnd"/>
+      <w:r>
+        <w:t>, B., &amp; Abu-Soud, S. (2023, November). Detecting ChatGPT generated fake reviews using supervised machine learning. In 2023 14th International Conference on Information and Communication Systems (ICICS) (pp. 1-5). IEEE.</w:t>
+      </w:r>
+    </w:p>
+    <w:p>
+      <w:pPr>
+        <w:pStyle w:val="Default"/>
+        <w:ind w:left="340" w:hanging="340"/>
+        <w:jc w:val="both"/>
+      </w:pPr>
+      <w:r>
+        <w:t xml:space="preserve">[9] </w:t>
+      </w:r>
+      <w:proofErr w:type="spellStart"/>
+      <w:r>
+        <w:t>Shajalal</w:t>
+      </w:r>
+      <w:proofErr w:type="spellEnd"/>
+      <w:r>
+        <w:t xml:space="preserve">, M., </w:t>
+      </w:r>
+      <w:proofErr w:type="spellStart"/>
+      <w:r>
+        <w:t>Atabuzzaman</w:t>
+      </w:r>
+      <w:proofErr w:type="spellEnd"/>
+      <w:r>
+        <w:t xml:space="preserve">, M., Boden, A., Stevens, G., &amp; Du, D. (2024). What Matters in Explanations: Towards Explainable Fake Review Detection Focusing on Transformers. </w:t>
+      </w:r>
+      <w:proofErr w:type="spellStart"/>
+      <w:r>
+        <w:t>arXiv</w:t>
+      </w:r>
+      <w:proofErr w:type="spellEnd"/>
+      <w:r>
+        <w:t xml:space="preserve"> preprint arXiv:2407.21056.</w:t>
+      </w:r>
+    </w:p>
+    <w:p>
+      <w:pPr>
+        <w:pStyle w:val="Default"/>
+        <w:ind w:left="340" w:hanging="340"/>
+        <w:jc w:val="both"/>
+      </w:pPr>
+      <w:r>
+        <w:t xml:space="preserve">[10] </w:t>
+      </w:r>
+      <w:r>
+        <w:t>Lundberg, S. M., &amp; Lee, S. I. (2017). A unified approach to interpreting model predictions. Advances in neural information processing systems, 30.</w:t>
+      </w:r>
+    </w:p>
+    <w:p>
+      <w:pPr>
+        <w:pStyle w:val="Default"/>
+        <w:ind w:left="340" w:hanging="340"/>
+        <w:jc w:val="both"/>
+      </w:pPr>
+      <w:r>
+        <w:t xml:space="preserve">[11] </w:t>
+      </w:r>
+      <w:r>
+        <w:t xml:space="preserve">Hou, Y., Li, J., He, Z., Yan, A., Chen, X., &amp; McAuley, J. (2024). Bridging language and items for retrieval and recommendation. </w:t>
+      </w:r>
+      <w:proofErr w:type="spellStart"/>
+      <w:r>
+        <w:t>arXiv</w:t>
+      </w:r>
+      <w:proofErr w:type="spellEnd"/>
+      <w:r>
+        <w:t xml:space="preserve"> preprint arXiv:2403.03952.</w:t>
+      </w:r>
+    </w:p>
+    <w:p>
+      <w:pPr>
+        <w:pStyle w:val="Default"/>
+        <w:ind w:left="340" w:hanging="340"/>
+        <w:jc w:val="both"/>
+      </w:pPr>
+      <w:r>
+        <w:t xml:space="preserve">[12] </w:t>
+      </w:r>
+      <w:r>
+        <w:t>Jindal, N., &amp; Liu, B. (2008, February). Opinion spam and analysis. In Proceedings of the 2008 international conference on web search and data mining (pp. 219-230).</w:t>
+      </w:r>
+    </w:p>
+    <w:p>
+      <w:pPr>
+        <w:pStyle w:val="Default"/>
+        <w:ind w:left="340" w:hanging="340"/>
+        <w:jc w:val="both"/>
+      </w:pPr>
+      <w:r>
+        <w:t xml:space="preserve">[13] </w:t>
+      </w:r>
+      <w:r>
+        <w:t>Ott, M., Choi, Y., Cardie, C., &amp; Hancock, J. T. (2011, June). Finding deceptive opinion spam by any stretch of the imagination. In Proceedings of the 49th annual meeting of the association for computational linguistics: Human language technologies (pp. 309-319).</w:t>
+      </w:r>
+    </w:p>
+    <w:p>
+      <w:pPr>
+        <w:pStyle w:val="Default"/>
+        <w:ind w:left="340" w:hanging="340"/>
+        <w:jc w:val="both"/>
+      </w:pPr>
+      <w:r>
+        <w:t xml:space="preserve">[14] </w:t>
+      </w:r>
+      <w:r>
+        <w:t xml:space="preserve">Crawford, M., </w:t>
+      </w:r>
+      <w:proofErr w:type="spellStart"/>
+      <w:r>
+        <w:t>Khoshgoftaar</w:t>
+      </w:r>
+      <w:proofErr w:type="spellEnd"/>
+      <w:r>
+        <w:t>, T. M., Prusa, J. D., Richter, A. N., &amp; Al Najada, H. (2015). Survey of review spam detection using machine learning techniques. Journal of Big Data, 2(1), 23.</w:t>
+      </w:r>
+    </w:p>
+    <w:p>
+      <w:pPr>
+        <w:pStyle w:val="Default"/>
+        <w:ind w:left="340" w:hanging="340"/>
+        <w:jc w:val="both"/>
+      </w:pPr>
+      <w:r>
+        <w:t xml:space="preserve">[15] </w:t>
+      </w:r>
+      <w:r>
+        <w:t>Mukherjee, A., Kumar, A., Liu, B., Wang, J., Hsu, M., Castellanos, M., &amp; Ghosh, R. (2013, August). Spotting opinion spammers using behavioral footprints. In Proceedings of the 19th ACM SIGKDD international conference on Knowledge discovery and data mining (pp. 632-640).</w:t>
+      </w:r>
+    </w:p>
+    <w:p>
+      <w:pPr>
+        <w:pStyle w:val="Default"/>
+        <w:ind w:left="340" w:hanging="340"/>
+        <w:jc w:val="both"/>
+      </w:pPr>
+      <w:r>
+        <w:t xml:space="preserve">[16] </w:t>
+      </w:r>
+      <w:r>
+        <w:t xml:space="preserve">Hajek, P., Hikkerova, L., &amp; </w:t>
+      </w:r>
+      <w:proofErr w:type="spellStart"/>
+      <w:r>
+        <w:t>Sahut</w:t>
+      </w:r>
+      <w:proofErr w:type="spellEnd"/>
+      <w:r>
+        <w:t>, J. M. (2023). Fake review detection in e-Commerce platforms using aspect-based sentiment analysis. Journal of Business Research, 167, 114143.</w:t>
+      </w:r>
+    </w:p>
+    <w:p>
+      <w:pPr>
+        <w:pStyle w:val="Default"/>
+        <w:ind w:left="340" w:hanging="340"/>
+        <w:jc w:val="both"/>
+      </w:pPr>
+      <w:r>
+        <w:t xml:space="preserve">[17] </w:t>
+      </w:r>
+      <w:r>
+        <w:t>Luo, J., Nan, G., &amp; Li, D. (2026). AI-generated fake review detection. Decision Support Systems, 114628.</w:t>
+      </w:r>
+    </w:p>
+    <w:p>
+      <w:pPr>
+        <w:pStyle w:val="Default"/>
+        <w:ind w:left="340" w:hanging="340"/>
+        <w:jc w:val="both"/>
+      </w:pPr>
+      <w:r>
+        <w:t xml:space="preserve">[18] </w:t>
+      </w:r>
+      <w:r>
+        <w:t>Das, R., Ahmed, W., Sharma, K., Hardey, M., Dwivedi, Y. K., Zhang, Z.</w:t>
+      </w:r>
+      <w:r>
+        <w:t xml:space="preserve"> </w:t>
+      </w:r>
+      <w:r>
+        <w:t xml:space="preserve">&amp; </w:t>
+      </w:r>
+      <w:proofErr w:type="spellStart"/>
+      <w:r>
+        <w:t>Filieri</w:t>
+      </w:r>
+      <w:proofErr w:type="spellEnd"/>
+      <w:r>
+        <w:t>, R. (2024). Towards the development of an explainable e-commerce fake review index: An attribute analytics approach. European Journal of Operational Research, 317(2), 382-400.</w:t>
+      </w:r>
+    </w:p>
+    <w:p>
+      <w:pPr>
+        <w:pStyle w:val="Default"/>
+        <w:ind w:left="340" w:hanging="340"/>
+        <w:jc w:val="both"/>
+      </w:pPr>
+      <w:r>
+        <w:t xml:space="preserve">[19] </w:t>
+      </w:r>
+      <w:r>
+        <w:t xml:space="preserve">Teodorescu, D., </w:t>
+      </w:r>
+      <w:proofErr w:type="spellStart"/>
+      <w:r>
+        <w:t>Aivaz</w:t>
+      </w:r>
+      <w:proofErr w:type="spellEnd"/>
+      <w:r>
+        <w:t>, K. A., Vancea, D. P. C., Condrea, E., Dragan, C., &amp; Olteanu, A. C. (2023). Consumer trust in AI algorithms used in e-commerce: A case study of college students at a Romanian public university. Sustainability, 15(15), 11925.</w:t>
+      </w:r>
+    </w:p>
+    <w:p>
+      <w:pPr>
+        <w:pStyle w:val="Default"/>
+        <w:ind w:left="340" w:hanging="340"/>
+        <w:jc w:val="both"/>
+      </w:pPr>
+      <w:r>
+        <w:t xml:space="preserve">[20] </w:t>
+      </w:r>
+      <w:r>
+        <w:t xml:space="preserve">Nistor, A., &amp; </w:t>
+      </w:r>
+      <w:proofErr w:type="spellStart"/>
+      <w:r>
+        <w:t>Zadobrischi</w:t>
+      </w:r>
+      <w:proofErr w:type="spellEnd"/>
+      <w:r>
+        <w:t>, E. (2024, July). The scale-up of E-Commerce in Romania Generated by the pandemic, automation, and Artificial Intelligence. In Telecom (Vol. 5, No. 3, pp. 680-705). MDPI.</w:t>
+      </w:r>
+    </w:p>
+    <w:p>
+      <w:pPr>
+        <w:pStyle w:val="Default"/>
+        <w:ind w:left="340" w:hanging="340"/>
+        <w:jc w:val="both"/>
+      </w:pPr>
+      <w:r>
+        <w:lastRenderedPageBreak/>
+        <w:t xml:space="preserve">[21] </w:t>
+      </w:r>
+      <w:r>
+        <w:t xml:space="preserve">Team, G., Riviere, M., Pathak, S., Sessa, P. G., Hardin, C., </w:t>
+      </w:r>
+      <w:proofErr w:type="spellStart"/>
+      <w:r>
+        <w:t>Bhupatiraju</w:t>
+      </w:r>
+      <w:proofErr w:type="spellEnd"/>
+      <w:r>
+        <w:t>, S., ... &amp; McNealus, L. (2024). Gemma 2: Improving open language models at a practical size, 2024. URL https://arxiv. org/abs/2408.00118, 1(3).</w:t>
+      </w:r>
+    </w:p>
+    <w:p>
+      <w:pPr>
+        <w:pStyle w:val="Default"/>
+        <w:ind w:left="340" w:hanging="340"/>
+        <w:jc w:val="both"/>
+      </w:pPr>
+      <w:r>
+        <w:t xml:space="preserve">[22] </w:t>
+      </w:r>
+      <w:r>
+        <w:t xml:space="preserve">Das, M., &amp; Alphonse, P. J. A. (2023). A comparative study on </w:t>
+      </w:r>
+      <w:proofErr w:type="spellStart"/>
+      <w:r>
+        <w:t>tf-idf</w:t>
+      </w:r>
+      <w:proofErr w:type="spellEnd"/>
+      <w:r>
+        <w:t xml:space="preserve"> feature weighting method and its analysis using unstructured dataset. </w:t>
+      </w:r>
+      <w:proofErr w:type="spellStart"/>
+      <w:r>
+        <w:t>arXiv</w:t>
+      </w:r>
+      <w:proofErr w:type="spellEnd"/>
+      <w:r>
+        <w:t xml:space="preserve"> preprint arXiv:2308.04037.</w:t>
+      </w:r>
+    </w:p>
+    <w:p>
+      <w:pPr>
+        <w:pStyle w:val="Default"/>
+        <w:ind w:left="340" w:hanging="340"/>
+        <w:jc w:val="both"/>
+      </w:pPr>
+      <w:r>
+        <w:t xml:space="preserve">[23] </w:t>
+      </w:r>
+      <w:r>
+        <w:t>Schütze, H., Manning, C. D., &amp; Raghavan, P. (2008). Introduction to information retrieval (Vol. 39, pp. 234-265). Cambridge: Cambridge University Press.</w:t>
+      </w:r>
+    </w:p>
+    <w:p>
+      <w:pPr>
+        <w:pStyle w:val="Default"/>
+        <w:ind w:left="340" w:hanging="340"/>
+        <w:jc w:val="both"/>
+      </w:pPr>
+      <w:r>
+        <w:t xml:space="preserve">[24] </w:t>
+      </w:r>
+      <w:r>
+        <w:t>Joachims, T. (1998, April). Text categorization with support vector machines: Learning with many relevant features. In European conference on machine learning (pp. 137-142). Berlin, Heidelberg: Springer Berlin Heidelberg.</w:t>
+      </w:r>
+    </w:p>
+    <w:p>
+      <w:pPr>
+        <w:pStyle w:val="Default"/>
+        <w:ind w:left="340" w:hanging="340"/>
+        <w:jc w:val="both"/>
+      </w:pPr>
+      <w:r>
+        <w:t xml:space="preserve">[25] </w:t>
+      </w:r>
+      <w:r>
+        <w:t>Sokolova, M., &amp; Lapalme, G. (2009). A systematic analysis of performance measures for classification tasks. Information processing &amp; management, 45(4), 427-437.</w:t>
+      </w:r>
+    </w:p>
+    <w:p>
+      <w:pPr>
+        <w:pStyle w:val="Default"/>
+        <w:ind w:left="340" w:hanging="340"/>
+        <w:jc w:val="both"/>
+      </w:pPr>
+    </w:p>
+    <w:p>
+      <w:pPr>
+        <w:widowControl w:val="0"/>
+        <w:jc w:val="both"/>
+      </w:pPr>
+    </w:p>
+    <w:tbl>
+      <w:tblPr>
+        <w:tblStyle w:val="Tabelgril"/>
+        <w:tblW w:w="0" w:type="auto"/>
+        <w:tblBorders>
+          <w:top w:val="none" w:sz="0" w:space="0" w:color="auto"/>
+          <w:left w:val="none" w:sz="0" w:space="0" w:color="auto"/>
+          <w:bottom w:val="none" w:sz="0" w:space="0" w:color="auto"/>
+          <w:right w:val="none" w:sz="0" w:space="0" w:color="auto"/>
+          <w:insideH w:val="none" w:sz="0" w:space="0" w:color="auto"/>
+          <w:insideV w:val="none" w:sz="0" w:space="0" w:color="auto"/>
+        </w:tblBorders>
+        <w:tblLayout w:type="fixed"/>
+        <w:tblLook w:val="04A0" w:firstRow="1" w:lastRow="0" w:firstColumn="1" w:lastColumn="0" w:noHBand="0" w:noVBand="1"/>
+      </w:tblPr>
+      <w:tblGrid>
+        <w:gridCol w:w="1701"/>
+        <w:gridCol w:w="7360"/>
+      </w:tblGrid>
+      <w:tr>
+        <w:tc>
+          <w:tcPr>
+            <w:tcW w:w="1701" w:type="dxa"/>
+            <w:vAlign w:val="center"/>
+          </w:tcPr>
+          <w:p>
+            <w:pPr>
+              <w:widowControl w:val="0"/>
+              <w:jc w:val="center"/>
+            </w:pPr>
+            <w:r>
+              <w:rPr>
+                <w:noProof/>
+              </w:rPr>
+              <w:drawing>
+                <wp:inline distT="0" distB="0" distL="0" distR="0" wp14:anchorId="2F0BEDA0" wp14:editId="0C7C66AB">
+                  <wp:extent cx="899412" cy="1078992"/>
+                  <wp:effectExtent l="0" t="0" r="0" b="6985"/>
+                  <wp:docPr id="687021955" name="Imagine 2"/>
+                  <wp:cNvGraphicFramePr>
+                    <a:graphicFrameLocks xmlns:a="http://schemas.openxmlformats.org/drawingml/2006/main" noChangeAspect="1"/>
+                  </wp:cNvGraphicFramePr>
+                  <a:graphic xmlns:a="http://schemas.openxmlformats.org/drawingml/2006/main">
+                    <a:graphicData uri="http://schemas.openxmlformats.org/drawingml/2006/picture">
+                      <pic:pic xmlns:pic="http://schemas.openxmlformats.org/drawingml/2006/picture">
+                        <pic:nvPicPr>
+                          <pic:cNvPr id="687021955" name="Imagine 687021955"/>
+                          <pic:cNvPicPr/>
+                        </pic:nvPicPr>
+                        <pic:blipFill rotWithShape="1">
+                          <a:blip r:embed="rId11" cstate="print">
+                            <a:extLst>
+                              <a:ext uri="{28A0092B-C50C-407E-A947-70E740481C1C}">
+                                <a14:useLocalDpi xmlns:a14="http://schemas.microsoft.com/office/drawing/2010/main" val="0"/>
+                              </a:ext>
+                            </a:extLst>
+                          </a:blip>
+                          <a:srcRect l="32659" t="5759" r="43573" b="51446"/>
+                          <a:stretch>
+                            <a:fillRect/>
+                          </a:stretch>
+                        </pic:blipFill>
+                        <pic:spPr bwMode="auto">
+                          <a:xfrm>
+                            <a:off x="0" y="0"/>
+                            <a:ext cx="899412" cy="1078992"/>
+                          </a:xfrm>
+                          <a:prstGeom prst="rect">
+                            <a:avLst/>
+                          </a:prstGeom>
+                          <a:ln>
+                            <a:noFill/>
+                          </a:ln>
+                          <a:extLst>
+                            <a:ext uri="{53640926-AAD7-44D8-BBD7-CCE9431645EC}">
+                              <a14:shadowObscured xmlns:a14="http://schemas.microsoft.com/office/drawing/2010/main"/>
+                            </a:ext>
+                          </a:extLst>
+                        </pic:spPr>
+                      </pic:pic>
+                    </a:graphicData>
+                  </a:graphic>
+                </wp:inline>
+              </w:drawing>
+            </w:r>
+          </w:p>
+        </w:tc>
+        <w:tc>
+          <w:tcPr>
+            <w:tcW w:w="7360" w:type="dxa"/>
+          </w:tcPr>
+          <w:p>
+            <w:pPr>
+              <w:widowControl w:val="0"/>
+              <w:jc w:val="both"/>
+            </w:pPr>
+            <w:r>
+              <w:rPr>
+                <w:b/>
+                <w:bCs w:val="0"/>
+              </w:rPr>
+              <w:t>Sebastian TONU</w:t>
+            </w:r>
+            <w:r>
+              <w:t xml:space="preserve"> </w:t>
+            </w:r>
+            <w:r>
+              <w:t xml:space="preserve">graduated from the Faculty of Automatic Control and Computer Engineering in </w:t>
+            </w:r>
+            <w:proofErr w:type="spellStart"/>
+            <w:r>
+              <w:t>Iași</w:t>
+            </w:r>
+            <w:proofErr w:type="spellEnd"/>
+            <w:r>
+              <w:t xml:space="preserve"> in 2025 and is currently pursuing a </w:t>
+            </w:r>
+            <w:proofErr w:type="gramStart"/>
+            <w:r>
+              <w:t>Master</w:t>
+            </w:r>
+            <w:r>
+              <w:t>’</w:t>
+            </w:r>
+            <w:r>
+              <w:t>s</w:t>
+            </w:r>
+            <w:proofErr w:type="gramEnd"/>
+            <w:r>
+              <w:t xml:space="preserve"> degree in Artificial Intelligence at the same institution. He works as a research assistant in AI and serves as an associate teaching assistant for laboratory courses in Basics of Computer Functioning and Numerical Signal Processing. His research interests include </w:t>
+            </w:r>
+            <w:r>
+              <w:t>natural language processing</w:t>
+            </w:r>
+            <w:r>
+              <w:t>, neuro-symbolic AI, and</w:t>
+            </w:r>
+            <w:r>
+              <w:t xml:space="preserve"> embedded systems</w:t>
+            </w:r>
+            <w:r>
+              <w:t>.</w:t>
+            </w:r>
+          </w:p>
+        </w:tc>
+      </w:tr>
+      <w:tr>
+        <w:tc>
+          <w:tcPr>
+            <w:tcW w:w="1701" w:type="dxa"/>
+            <w:vAlign w:val="center"/>
+          </w:tcPr>
+          <w:p>
+            <w:pPr>
+              <w:widowControl w:val="0"/>
+              <w:jc w:val="center"/>
+              <w:rPr>
+                <w:noProof/>
+              </w:rPr>
+            </w:pPr>
+          </w:p>
+        </w:tc>
+        <w:tc>
+          <w:tcPr>
+            <w:tcW w:w="7360" w:type="dxa"/>
+          </w:tcPr>
+          <w:p>
+            <w:pPr>
+              <w:widowControl w:val="0"/>
+              <w:jc w:val="both"/>
+              <w:rPr>
+                <w:b/>
+                <w:bCs w:val="0"/>
+              </w:rPr>
+            </w:pPr>
+          </w:p>
+        </w:tc>
+      </w:tr>
+      <w:tr>
+        <w:tc>
+          <w:tcPr>
+            <w:tcW w:w="1701" w:type="dxa"/>
+            <w:vAlign w:val="center"/>
+          </w:tcPr>
+          <w:p>
+            <w:pPr>
+              <w:widowControl w:val="0"/>
+              <w:jc w:val="center"/>
+              <w:rPr>
+                <w:noProof/>
+              </w:rPr>
+            </w:pPr>
+            <w:r>
+              <w:rPr>
+                <w:noProof/>
+              </w:rPr>
+              <w:drawing>
+                <wp:inline distT="0" distB="0" distL="0" distR="0" wp14:anchorId="5A0FF28A" wp14:editId="6A9B2F68">
+                  <wp:extent cx="901290" cy="1078992"/>
+                  <wp:effectExtent l="0" t="0" r="0" b="6985"/>
+                  <wp:docPr id="523022491" name="Imagine 3"/>
+                  <wp:cNvGraphicFramePr>
+                    <a:graphicFrameLocks xmlns:a="http://schemas.openxmlformats.org/drawingml/2006/main" noChangeAspect="1"/>
+                  </wp:cNvGraphicFramePr>
+                  <a:graphic xmlns:a="http://schemas.openxmlformats.org/drawingml/2006/main">
+                    <a:graphicData uri="http://schemas.openxmlformats.org/drawingml/2006/picture">
+                      <pic:pic xmlns:pic="http://schemas.openxmlformats.org/drawingml/2006/picture">
+                        <pic:nvPicPr>
+                          <pic:cNvPr id="523022491" name="Imagine 523022491"/>
+                          <pic:cNvPicPr/>
+                        </pic:nvPicPr>
+                        <pic:blipFill rotWithShape="1">
+                          <a:blip r:embed="rId12" cstate="print">
+                            <a:extLst>
+                              <a:ext uri="{28A0092B-C50C-407E-A947-70E740481C1C}">
+                                <a14:useLocalDpi xmlns:a14="http://schemas.microsoft.com/office/drawing/2010/main" val="0"/>
+                              </a:ext>
+                            </a:extLst>
+                          </a:blip>
+                          <a:srcRect l="41455" t="12763" r="41311" b="56273"/>
+                          <a:stretch>
+                            <a:fillRect/>
+                          </a:stretch>
+                        </pic:blipFill>
+                        <pic:spPr bwMode="auto">
+                          <a:xfrm>
+                            <a:off x="0" y="0"/>
+                            <a:ext cx="901290" cy="1078992"/>
+                          </a:xfrm>
+                          <a:prstGeom prst="rect">
+                            <a:avLst/>
+                          </a:prstGeom>
+                          <a:ln>
+                            <a:noFill/>
+                          </a:ln>
+                          <a:extLst>
+                            <a:ext uri="{53640926-AAD7-44D8-BBD7-CCE9431645EC}">
+                              <a14:shadowObscured xmlns:a14="http://schemas.microsoft.com/office/drawing/2010/main"/>
+                            </a:ext>
+                          </a:extLst>
+                        </pic:spPr>
+                      </pic:pic>
+                    </a:graphicData>
+                  </a:graphic>
+                </wp:inline>
+              </w:drawing>
+            </w:r>
+          </w:p>
+        </w:tc>
+        <w:tc>
+          <w:tcPr>
+            <w:tcW w:w="7360" w:type="dxa"/>
+          </w:tcPr>
+          <w:p>
+            <w:pPr>
+              <w:widowControl w:val="0"/>
+              <w:jc w:val="both"/>
+            </w:pPr>
+            <w:r>
+              <w:rPr>
+                <w:b/>
+                <w:bCs w:val="0"/>
+              </w:rPr>
+              <w:t>Ioana - Alexandra</w:t>
+            </w:r>
+            <w:r>
+              <w:rPr>
+                <w:b/>
+                <w:bCs w:val="0"/>
+              </w:rPr>
+              <w:t xml:space="preserve"> TONU</w:t>
+            </w:r>
+            <w:r>
+              <w:t xml:space="preserve"> </w:t>
+            </w:r>
+            <w:r>
+              <w:t xml:space="preserve">graduated from the Faculty of Automatic Control and Computer Engineering in </w:t>
+            </w:r>
+            <w:proofErr w:type="spellStart"/>
+            <w:r>
+              <w:t>Iași</w:t>
+            </w:r>
+            <w:proofErr w:type="spellEnd"/>
+            <w:r>
+              <w:t xml:space="preserve"> in 2025 and is currently pursuing a </w:t>
+            </w:r>
+            <w:proofErr w:type="gramStart"/>
+            <w:r>
+              <w:t>Master’s</w:t>
+            </w:r>
+            <w:proofErr w:type="gramEnd"/>
+            <w:r>
+              <w:t xml:space="preserve"> degree in Artificial Intelligence at the same institution. She works as a research assistant in AI and serves as an associate teaching assistant for laboratory courses in System Identification. Her research interests include applied computer vision, natural language processing, and explainable AI.</w:t>
+            </w:r>
+          </w:p>
+        </w:tc>
+      </w:tr>
+    </w:tbl>
+    <w:p>
+      <w:pPr>
+        <w:widowControl w:val="0"/>
+        <w:jc w:val="both"/>
+      </w:pPr>
     </w:p>
     <w:sectPr>
+      <w:headerReference w:type="even" r:id="rId13"/>
+      <w:headerReference w:type="default" r:id="rId14"/>
+      <w:footerReference w:type="even" r:id="rId15"/>
+      <w:footerReference w:type="default" r:id="rId16"/>
       <w:type w:val="continuous"/>
       <w:pgSz w:w="11907" w:h="16840" w:code="9"/>
       <w:pgMar w:top="1701" w:right="1134" w:bottom="1134" w:left="1418" w:header="964" w:footer="567" w:gutter="284"/>
@@ -9190,6 +12930,19 @@
       <w:color w:val="666666"/>
     </w:rPr>
   </w:style>
+  <w:style w:type="character" w:styleId="CodHTML">
+    <w:name w:val="HTML Code"/>
+    <w:basedOn w:val="Fontdeparagrafimplicit"/>
+    <w:uiPriority w:val="99"/>
+    <w:semiHidden/>
+    <w:unhideWhenUsed/>
+    <w:rsid w:val="00655981"/>
+    <w:rPr>
+      <w:rFonts w:ascii="Courier New" w:eastAsia="Times New Roman" w:hAnsi="Courier New" w:cs="Courier New"/>
+      <w:sz w:val="20"/>
+      <w:szCs w:val="20"/>
+    </w:rPr>
+  </w:style>
 </w:styles>
 </file>
 

--- a/doc/journal_paper.docx
+++ b/doc/journal_paper.docx
@@ -4,7 +4,7 @@
   <w:body>
     <w:p>
       <w:pPr>
-        <w:pStyle w:val="Titlu1"/>
+        <w:pStyle w:val="Heading1"/>
         <w:keepNext w:val="0"/>
         <w:widowControl w:val="0"/>
         <w:ind w:firstLine="720"/>
@@ -25,7 +25,7 @@
     </w:p>
     <w:p>
       <w:pPr>
-        <w:pStyle w:val="Titlu1"/>
+        <w:pStyle w:val="Heading1"/>
         <w:keepNext w:val="0"/>
         <w:widowControl w:val="0"/>
         <w:jc w:val="center"/>
@@ -682,6 +682,7 @@
     <w:p>
       <w:pPr>
         <w:widowControl w:val="0"/>
+        <w:jc w:val="both"/>
         <w:rPr>
           <w:bCs w:val="0"/>
           <w:lang w:val="en-US"/>
@@ -699,14 +700,7 @@
           <w:bCs w:val="0"/>
           <w:lang w:val="en-US"/>
         </w:rPr>
-        <w:t xml:space="preserve">Online product reviews have been extensively examined in the e-commerce literature due to their influence on consumer judgment and purchasing </w:t>
-      </w:r>
-      <w:r>
-        <w:rPr>
-          <w:bCs w:val="0"/>
-          <w:lang w:val="en-US"/>
-        </w:rPr>
-        <w:t>behavior</w:t>
+        <w:t>Online product reviews have been extensively examined in the e-commerce literature due to their influence on consumer judgment and purchasing behavior</w:t>
       </w:r>
       <w:r>
         <w:rPr>
@@ -785,6 +779,7 @@
       <w:pPr>
         <w:widowControl w:val="0"/>
         <w:ind w:firstLine="720"/>
+        <w:jc w:val="both"/>
         <w:rPr>
           <w:bCs w:val="0"/>
           <w:lang w:val="en-US"/>
@@ -858,6 +853,7 @@
       <w:pPr>
         <w:widowControl w:val="0"/>
         <w:ind w:firstLine="720"/>
+        <w:jc w:val="both"/>
         <w:rPr>
           <w:bCs w:val="0"/>
           <w:lang w:val="en-US"/>
@@ -967,7 +963,6 @@
           <w:b/>
           <w:lang w:val="en-US"/>
         </w:rPr>
-        <w:lastRenderedPageBreak/>
         <w:t xml:space="preserve">3.1 </w:t>
       </w:r>
       <w:r>
@@ -996,6 +991,7 @@
           <w:bCs w:val="0"/>
           <w:lang w:val="en-US"/>
         </w:rPr>
+        <w:lastRenderedPageBreak/>
         <w:t xml:space="preserve">The </w:t>
       </w:r>
       <w:proofErr w:type="gramStart"/>
@@ -1152,7 +1148,7 @@
     </w:p>
     <w:tbl>
       <w:tblPr>
-        <w:tblStyle w:val="Tabelgril"/>
+        <w:tblStyle w:val="TableGrid"/>
         <w:tblW w:w="0" w:type="auto"/>
         <w:tblInd w:w="3685" w:type="dxa"/>
         <w:tblLayout w:type="fixed"/>
@@ -1479,19 +1475,7 @@
         <w:rPr>
           <w:lang w:val="en-US"/>
         </w:rPr>
-        <w:t xml:space="preserve">The resulting dataset contains clean and homogeneous text data, suitable for feature extraction and subsequent classification. </w:t>
-      </w:r>
-      <w:r>
-        <w:rPr>
-          <w:lang w:val="en-US"/>
-        </w:rPr>
-        <w:t>To</w:t>
-      </w:r>
-      <w:r>
-        <w:rPr>
-          <w:lang w:val="en-US"/>
-        </w:rPr>
-        <w:t xml:space="preserve"> provide a compact overview of the cleaned corpus, several descriptive statistics were computed separately for the two classes. The results are presented in Table 2.</w:t>
+        <w:t>The resulting dataset contains clean and homogeneous text data, suitable for feature extraction and subsequent classification. To provide a compact overview of the cleaned corpus, several descriptive statistics were computed separately for the two classes. The results are presented in Table 2.</w:t>
       </w:r>
     </w:p>
     <w:p>
@@ -1562,7 +1546,7 @@
     </w:p>
     <w:tbl>
       <w:tblPr>
-        <w:tblStyle w:val="Tabelgril"/>
+        <w:tblStyle w:val="TableGrid"/>
         <w:tblW w:w="0" w:type="auto"/>
         <w:tblInd w:w="279" w:type="dxa"/>
         <w:tblLook w:val="04A0" w:firstRow="1" w:lastRow="0" w:firstColumn="1" w:lastColumn="0" w:noHBand="0" w:noVBand="1"/>
@@ -2004,15 +1988,7 @@
           <w:bCs w:val="0"/>
           <w:lang w:val="en-US"/>
         </w:rPr>
-        <w:t xml:space="preserve">The textual data was transformed into numerical representations using two feature extraction strategies. The first strategy was based on simple surface features, intended to capture general structural characteristics of the reviews, such as text length, punctuation-related information, and other basic stylistic indicators. This representation was used for the baseline </w:t>
-      </w:r>
-      <w:r>
-        <w:rPr>
-          <w:bCs w:val="0"/>
-          <w:lang w:val="en-US"/>
-        </w:rPr>
-        <w:lastRenderedPageBreak/>
-        <w:t>configuration.</w:t>
+        <w:t>The textual data was transformed into numerical representations using two feature extraction strategies. The first strategy was based on simple surface features, intended to capture general structural characteristics of the reviews, such as text length, punctuation-related information, and other basic stylistic indicators. This representation was used for the baseline configuration.</w:t>
       </w:r>
     </w:p>
     <w:p>
@@ -2032,6 +2008,7 @@
           <w:b/>
           <w:lang w:val="en-US"/>
         </w:rPr>
+        <w:lastRenderedPageBreak/>
         <w:t xml:space="preserve">Table </w:t>
       </w:r>
       <w:r>
@@ -2065,7 +2042,7 @@
     </w:p>
     <w:tbl>
       <w:tblPr>
-        <w:tblStyle w:val="Tabelgril"/>
+        <w:tblStyle w:val="TableGrid"/>
         <w:tblW w:w="0" w:type="auto"/>
         <w:tblLook w:val="04A0" w:firstRow="1" w:lastRow="0" w:firstColumn="1" w:lastColumn="0" w:noHBand="0" w:noVBand="1"/>
       </w:tblPr>
@@ -2832,7 +2809,7 @@
     </w:p>
     <w:tbl>
       <w:tblPr>
-        <w:tblStyle w:val="Tabelgril"/>
+        <w:tblStyle w:val="TableGrid"/>
         <w:tblW w:w="0" w:type="auto"/>
         <w:tblBorders>
           <w:top w:val="none" w:sz="0" w:space="0" w:color="auto"/>
@@ -3434,21 +3411,7 @@
           <w:bCs w:val="0"/>
           <w:lang w:val="en-US"/>
         </w:rPr>
-        <w:t xml:space="preserve">A second configuration employed Logistic Regression on top of the TF-IDF representation. This experiment was introduced </w:t>
-      </w:r>
-      <w:r>
-        <w:rPr>
-          <w:bCs w:val="0"/>
-          <w:lang w:val="en-US"/>
-        </w:rPr>
-        <w:t>to</w:t>
-      </w:r>
-      <w:r>
-        <w:rPr>
-          <w:bCs w:val="0"/>
-          <w:lang w:val="en-US"/>
-        </w:rPr>
-        <w:t xml:space="preserve"> assess the effect of lexical information independently of the </w:t>
+        <w:t xml:space="preserve">A second configuration employed Logistic Regression on top of the TF-IDF representation. This experiment was introduced to assess the effect of lexical information independently of the final classifier and to measure the improvement obtained when moving from surface-level </w:t>
       </w:r>
       <w:r>
         <w:rPr>
@@ -3456,7 +3419,7 @@
           <w:lang w:val="en-US"/>
         </w:rPr>
         <w:lastRenderedPageBreak/>
-        <w:t>final classifier and to measure the improvement obtained when moving from surface-level descriptors to sparse term-based features.</w:t>
+        <w:t>descriptors to sparse term-based features.</w:t>
       </w:r>
     </w:p>
     <w:p>
@@ -3554,21 +3517,7 @@
           <w:bCs w:val="0"/>
           <w:lang w:val="en-US"/>
         </w:rPr>
-        <w:t xml:space="preserve"> model trained on TF-IDF features, </w:t>
-      </w:r>
-      <w:r>
-        <w:rPr>
-          <w:bCs w:val="0"/>
-          <w:lang w:val="en-US"/>
-        </w:rPr>
-        <w:t>to</w:t>
-      </w:r>
-      <w:r>
-        <w:rPr>
-          <w:bCs w:val="0"/>
-          <w:lang w:val="en-US"/>
-        </w:rPr>
-        <w:t xml:space="preserve"> investigate the contribution of individual linguistic features to the prediction process.</w:t>
+        <w:t xml:space="preserve"> model trained on TF-IDF features, to investigate the contribution of individual linguistic features to the prediction process.</w:t>
       </w:r>
     </w:p>
     <w:p>
@@ -3976,7 +3925,7 @@
     </w:p>
     <w:tbl>
       <w:tblPr>
-        <w:tblStyle w:val="Tabelgril"/>
+        <w:tblStyle w:val="TableGrid"/>
         <w:tblW w:w="0" w:type="auto"/>
         <w:tblLook w:val="04A0" w:firstRow="1" w:lastRow="0" w:firstColumn="1" w:lastColumn="0" w:noHBand="0" w:noVBand="1"/>
       </w:tblPr>
@@ -4534,7 +4483,7 @@
           <w:bCs w:val="0"/>
           <w:lang w:val="en-US"/>
         </w:rPr>
-        <w:t xml:space="preserve">The baseline model reached an accuracy of 0.811, indicating that simple structural </w:t>
+        <w:t xml:space="preserve">The baseline model reached an accuracy of 0.811, indicating that simple structural features already contain discriminative information for separating real and AI-generated reviews. </w:t>
       </w:r>
       <w:r>
         <w:rPr>
@@ -4542,7 +4491,7 @@
           <w:lang w:val="en-US"/>
         </w:rPr>
         <w:lastRenderedPageBreak/>
-        <w:t>features already contain discriminative information for separating real and AI-generated reviews. A clear increase in performance was observed after introducing lexical information through the TF-IDF representation. In this setting, Logistic Regression achieved an accuracy of 0.953, showing that term-based features provide a substantially stronger representation than surface-level descriptors alone. The highest performance was obtained with the linear SVM classifier applied to the same TF-IDF feature space. In this configuration, the model reached an accuracy of 0.974, with similarly high values for precision, recall, and F1-score. The limited difference between the second and third experiments suggests that the main contribution to performance is provided by the lexical representation, while the choice of classifier yields a smaller</w:t>
+        <w:t>A clear increase in performance was observed after introducing lexical information through the TF-IDF representation. In this setting, Logistic Regression achieved an accuracy of 0.953, showing that term-based features provide a substantially stronger representation than surface-level descriptors alone. The highest performance was obtained with the linear SVM classifier applied to the same TF-IDF feature space. In this configuration, the model reached an accuracy of 0.974, with similarly high values for precision, recall, and F1-score. The limited difference between the second and third experiments suggests that the main contribution to performance is provided by the lexical representation, while the choice of classifier yields a smaller</w:t>
       </w:r>
       <w:r>
         <w:rPr>
@@ -5981,7 +5930,7 @@
     </w:p>
     <w:tbl>
       <w:tblPr>
-        <w:tblStyle w:val="Tabelgril"/>
+        <w:tblStyle w:val="TableGrid"/>
         <w:tblW w:w="0" w:type="auto"/>
         <w:tblBorders>
           <w:top w:val="none" w:sz="0" w:space="0" w:color="auto"/>
@@ -6321,7 +6270,7 @@
 <w:ftr xmlns:wpc="http://schemas.microsoft.com/office/word/2010/wordprocessingCanvas" xmlns:cx="http://schemas.microsoft.com/office/drawing/2014/chartex" xmlns:cx1="http://schemas.microsoft.com/office/drawing/2015/9/8/chartex" xmlns:cx2="http://schemas.microsoft.com/office/drawing/2015/10/21/chartex" xmlns:cx3="http://schemas.microsoft.com/office/drawing/2016/5/9/chartex" xmlns:cx4="http://schemas.microsoft.com/office/drawing/2016/5/10/chartex" xmlns:cx5="http://schemas.microsoft.com/office/drawing/2016/5/11/chartex" xmlns:cx6="http://schemas.microsoft.com/office/drawing/2016/5/12/chartex" xmlns:cx7="http://schemas.microsoft.com/office/drawing/2016/5/13/chartex" xmlns:cx8="http://schemas.microsoft.com/office/drawing/2016/5/14/chartex" xmlns:mc="http://schemas.openxmlformats.org/markup-compatibility/2006" xmlns:aink="http://schemas.microsoft.com/office/drawing/2016/ink" xmlns:am3d="http://schemas.microsoft.com/office/drawing/2017/model3d" xmlns:o="urn:schemas-microsoft-com:office:office" xmlns:oel="http://schemas.microsoft.com/office/2019/extlst" xmlns:r="http://schemas.openxmlformats.org/officeDocument/2006/relationships" xmlns:m="http://schemas.openxmlformats.org/officeDocument/2006/math" xmlns:v="urn:schemas-microsoft-com:vml" xmlns:wp14="http://schemas.microsoft.com/office/word/2010/wordprocessingDrawing" xmlns:wp="http://schemas.openxmlformats.org/drawingml/2006/wordprocessingDrawing" xmlns:w10="urn:schemas-microsoft-com:office:word" xmlns:w="http://schemas.openxmlformats.org/wordprocessingml/2006/main" xmlns:w14="http://schemas.microsoft.com/office/word/2010/wordml" xmlns:w15="http://schemas.microsoft.com/office/word/2012/wordml" xmlns:w16cex="http://schemas.microsoft.com/office/word/2018/wordml/cex" xmlns:w16cid="http://schemas.microsoft.com/office/word/2016/wordml/cid" xmlns:w16="http://schemas.microsoft.com/office/word/2018/wordml" xmlns:w16du="http://schemas.microsoft.com/office/word/2023/wordml/word16du" xmlns:w16sdtdh="http://schemas.microsoft.com/office/word/2020/wordml/sdtdatahash" xmlns:w16sdtfl="http://schemas.microsoft.com/office/word/2024/wordml/sdtformatlock" xmlns:w16se="http://schemas.microsoft.com/office/word/2015/wordml/symex" xmlns:wpg="http://schemas.microsoft.com/office/word/2010/wordprocessingGroup" xmlns:wpi="http://schemas.microsoft.com/office/word/2010/wordprocessingInk" xmlns:wne="http://schemas.microsoft.com/office/word/2006/wordml" xmlns:wps="http://schemas.microsoft.com/office/word/2010/wordprocessingShape" mc:Ignorable="w14 w15 w16se w16cid w16 w16cex w16sdtdh w16sdtfl w16du wp14">
   <w:p>
     <w:pPr>
-      <w:pStyle w:val="Subsol"/>
+      <w:pStyle w:val="Footer"/>
       <w:ind w:right="360" w:firstLine="360"/>
     </w:pPr>
   </w:p>
@@ -6332,7 +6281,7 @@
 <w:ftr xmlns:wpc="http://schemas.microsoft.com/office/word/2010/wordprocessingCanvas" xmlns:cx="http://schemas.microsoft.com/office/drawing/2014/chartex" xmlns:cx1="http://schemas.microsoft.com/office/drawing/2015/9/8/chartex" xmlns:cx2="http://schemas.microsoft.com/office/drawing/2015/10/21/chartex" xmlns:cx3="http://schemas.microsoft.com/office/drawing/2016/5/9/chartex" xmlns:cx4="http://schemas.microsoft.com/office/drawing/2016/5/10/chartex" xmlns:cx5="http://schemas.microsoft.com/office/drawing/2016/5/11/chartex" xmlns:cx6="http://schemas.microsoft.com/office/drawing/2016/5/12/chartex" xmlns:cx7="http://schemas.microsoft.com/office/drawing/2016/5/13/chartex" xmlns:cx8="http://schemas.microsoft.com/office/drawing/2016/5/14/chartex" xmlns:mc="http://schemas.openxmlformats.org/markup-compatibility/2006" xmlns:aink="http://schemas.microsoft.com/office/drawing/2016/ink" xmlns:am3d="http://schemas.microsoft.com/office/drawing/2017/model3d" xmlns:o="urn:schemas-microsoft-com:office:office" xmlns:oel="http://schemas.microsoft.com/office/2019/extlst" xmlns:r="http://schemas.openxmlformats.org/officeDocument/2006/relationships" xmlns:m="http://schemas.openxmlformats.org/officeDocument/2006/math" xmlns:v="urn:schemas-microsoft-com:vml" xmlns:wp14="http://schemas.microsoft.com/office/word/2010/wordprocessingDrawing" xmlns:wp="http://schemas.openxmlformats.org/drawingml/2006/wordprocessingDrawing" xmlns:w10="urn:schemas-microsoft-com:office:word" xmlns:w="http://schemas.openxmlformats.org/wordprocessingml/2006/main" xmlns:w14="http://schemas.microsoft.com/office/word/2010/wordml" xmlns:w15="http://schemas.microsoft.com/office/word/2012/wordml" xmlns:w16cex="http://schemas.microsoft.com/office/word/2018/wordml/cex" xmlns:w16cid="http://schemas.microsoft.com/office/word/2016/wordml/cid" xmlns:w16="http://schemas.microsoft.com/office/word/2018/wordml" xmlns:w16du="http://schemas.microsoft.com/office/word/2023/wordml/word16du" xmlns:w16sdtdh="http://schemas.microsoft.com/office/word/2020/wordml/sdtdatahash" xmlns:w16sdtfl="http://schemas.microsoft.com/office/word/2024/wordml/sdtformatlock" xmlns:w16se="http://schemas.microsoft.com/office/word/2015/wordml/symex" xmlns:wpg="http://schemas.microsoft.com/office/word/2010/wordprocessingGroup" xmlns:wpi="http://schemas.microsoft.com/office/word/2010/wordprocessingInk" xmlns:wne="http://schemas.microsoft.com/office/word/2006/wordml" xmlns:wps="http://schemas.microsoft.com/office/word/2010/wordprocessingShape" mc:Ignorable="w14 w15 w16se w16cid w16 w16cex w16sdtdh w16sdtfl w16du wp14">
   <w:p>
     <w:pPr>
-      <w:pStyle w:val="Subsol"/>
+      <w:pStyle w:val="Footer"/>
       <w:ind w:right="360" w:firstLine="360"/>
     </w:pPr>
   </w:p>
@@ -6362,7 +6311,7 @@
 <w:hdr xmlns:wpc="http://schemas.microsoft.com/office/word/2010/wordprocessingCanvas" xmlns:cx="http://schemas.microsoft.com/office/drawing/2014/chartex" xmlns:cx1="http://schemas.microsoft.com/office/drawing/2015/9/8/chartex" xmlns:cx2="http://schemas.microsoft.com/office/drawing/2015/10/21/chartex" xmlns:cx3="http://schemas.microsoft.com/office/drawing/2016/5/9/chartex" xmlns:cx4="http://schemas.microsoft.com/office/drawing/2016/5/10/chartex" xmlns:cx5="http://schemas.microsoft.com/office/drawing/2016/5/11/chartex" xmlns:cx6="http://schemas.microsoft.com/office/drawing/2016/5/12/chartex" xmlns:cx7="http://schemas.microsoft.com/office/drawing/2016/5/13/chartex" xmlns:cx8="http://schemas.microsoft.com/office/drawing/2016/5/14/chartex" xmlns:mc="http://schemas.openxmlformats.org/markup-compatibility/2006" xmlns:aink="http://schemas.microsoft.com/office/drawing/2016/ink" xmlns:am3d="http://schemas.microsoft.com/office/drawing/2017/model3d" xmlns:o="urn:schemas-microsoft-com:office:office" xmlns:oel="http://schemas.microsoft.com/office/2019/extlst" xmlns:r="http://schemas.openxmlformats.org/officeDocument/2006/relationships" xmlns:m="http://schemas.openxmlformats.org/officeDocument/2006/math" xmlns:v="urn:schemas-microsoft-com:vml" xmlns:wp14="http://schemas.microsoft.com/office/word/2010/wordprocessingDrawing" xmlns:wp="http://schemas.openxmlformats.org/drawingml/2006/wordprocessingDrawing" xmlns:w10="urn:schemas-microsoft-com:office:word" xmlns:w="http://schemas.openxmlformats.org/wordprocessingml/2006/main" xmlns:w14="http://schemas.microsoft.com/office/word/2010/wordml" xmlns:w15="http://schemas.microsoft.com/office/word/2012/wordml" xmlns:w16cex="http://schemas.microsoft.com/office/word/2018/wordml/cex" xmlns:w16cid="http://schemas.microsoft.com/office/word/2016/wordml/cid" xmlns:w16="http://schemas.microsoft.com/office/word/2018/wordml" xmlns:w16du="http://schemas.microsoft.com/office/word/2023/wordml/word16du" xmlns:w16sdtdh="http://schemas.microsoft.com/office/word/2020/wordml/sdtdatahash" xmlns:w16sdtfl="http://schemas.microsoft.com/office/word/2024/wordml/sdtformatlock" xmlns:w16se="http://schemas.microsoft.com/office/word/2015/wordml/symex" xmlns:wpg="http://schemas.microsoft.com/office/word/2010/wordprocessingGroup" xmlns:wpi="http://schemas.microsoft.com/office/word/2010/wordprocessingInk" xmlns:wne="http://schemas.microsoft.com/office/word/2006/wordml" xmlns:wps="http://schemas.microsoft.com/office/word/2010/wordprocessingShape" mc:Ignorable="w14 w15 w16se w16cid w16 w16cex w16sdtdh w16sdtfl w16du wp14">
   <w:p>
     <w:pPr>
-      <w:pStyle w:val="Antet"/>
+      <w:pStyle w:val="Header"/>
       <w:pBdr>
         <w:bottom w:val="single" w:sz="4" w:space="1" w:color="auto"/>
       </w:pBdr>
@@ -6543,7 +6492,7 @@
 <w:hdr xmlns:wpc="http://schemas.microsoft.com/office/word/2010/wordprocessingCanvas" xmlns:cx="http://schemas.microsoft.com/office/drawing/2014/chartex" xmlns:cx1="http://schemas.microsoft.com/office/drawing/2015/9/8/chartex" xmlns:cx2="http://schemas.microsoft.com/office/drawing/2015/10/21/chartex" xmlns:cx3="http://schemas.microsoft.com/office/drawing/2016/5/9/chartex" xmlns:cx4="http://schemas.microsoft.com/office/drawing/2016/5/10/chartex" xmlns:cx5="http://schemas.microsoft.com/office/drawing/2016/5/11/chartex" xmlns:cx6="http://schemas.microsoft.com/office/drawing/2016/5/12/chartex" xmlns:cx7="http://schemas.microsoft.com/office/drawing/2016/5/13/chartex" xmlns:cx8="http://schemas.microsoft.com/office/drawing/2016/5/14/chartex" xmlns:mc="http://schemas.openxmlformats.org/markup-compatibility/2006" xmlns:aink="http://schemas.microsoft.com/office/drawing/2016/ink" xmlns:am3d="http://schemas.microsoft.com/office/drawing/2017/model3d" xmlns:o="urn:schemas-microsoft-com:office:office" xmlns:oel="http://schemas.microsoft.com/office/2019/extlst" xmlns:r="http://schemas.openxmlformats.org/officeDocument/2006/relationships" xmlns:m="http://schemas.openxmlformats.org/officeDocument/2006/math" xmlns:v="urn:schemas-microsoft-com:vml" xmlns:wp14="http://schemas.microsoft.com/office/word/2010/wordprocessingDrawing" xmlns:wp="http://schemas.openxmlformats.org/drawingml/2006/wordprocessingDrawing" xmlns:w10="urn:schemas-microsoft-com:office:word" xmlns:w="http://schemas.openxmlformats.org/wordprocessingml/2006/main" xmlns:w14="http://schemas.microsoft.com/office/word/2010/wordml" xmlns:w15="http://schemas.microsoft.com/office/word/2012/wordml" xmlns:w16cex="http://schemas.microsoft.com/office/word/2018/wordml/cex" xmlns:w16cid="http://schemas.microsoft.com/office/word/2016/wordml/cid" xmlns:w16="http://schemas.microsoft.com/office/word/2018/wordml" xmlns:w16du="http://schemas.microsoft.com/office/word/2023/wordml/word16du" xmlns:w16sdtdh="http://schemas.microsoft.com/office/word/2020/wordml/sdtdatahash" xmlns:w16sdtfl="http://schemas.microsoft.com/office/word/2024/wordml/sdtformatlock" xmlns:w16se="http://schemas.microsoft.com/office/word/2015/wordml/symex" xmlns:wpg="http://schemas.microsoft.com/office/word/2010/wordprocessingGroup" xmlns:wpi="http://schemas.microsoft.com/office/word/2010/wordprocessingInk" xmlns:wne="http://schemas.microsoft.com/office/word/2006/wordml" xmlns:wps="http://schemas.microsoft.com/office/word/2010/wordprocessingShape" mc:Ignorable="w14 w15 w16se w16cid w16 w16cex w16sdtdh w16sdtfl w16du wp14">
   <w:p>
     <w:pPr>
-      <w:pStyle w:val="Antet"/>
+      <w:pStyle w:val="Header"/>
       <w:pBdr>
         <w:bottom w:val="single" w:sz="4" w:space="1" w:color="auto"/>
       </w:pBdr>
@@ -12191,11 +12140,11 @@
       <w:lang w:val="en-GB" w:eastAsia="en-US"/>
     </w:rPr>
   </w:style>
-  <w:style w:type="paragraph" w:styleId="Titlu1">
+  <w:style w:type="paragraph" w:styleId="Heading1">
     <w:name w:val="heading 1"/>
     <w:basedOn w:val="Normal"/>
     <w:next w:val="Normal"/>
-    <w:link w:val="Titlu1Caracter"/>
+    <w:link w:val="Heading1Char"/>
     <w:uiPriority w:val="99"/>
     <w:qFormat/>
     <w:rsid w:val="00F0138E"/>
@@ -12209,11 +12158,11 @@
       <w:lang w:val="en-US"/>
     </w:rPr>
   </w:style>
-  <w:style w:type="paragraph" w:styleId="Titlu2">
+  <w:style w:type="paragraph" w:styleId="Heading2">
     <w:name w:val="heading 2"/>
     <w:basedOn w:val="Normal"/>
     <w:next w:val="Normal"/>
-    <w:link w:val="Titlu2Caracter"/>
+    <w:link w:val="Heading2Char"/>
     <w:uiPriority w:val="99"/>
     <w:qFormat/>
     <w:rsid w:val="00F0138E"/>
@@ -12231,11 +12180,11 @@
       <w:szCs w:val="28"/>
     </w:rPr>
   </w:style>
-  <w:style w:type="paragraph" w:styleId="Titlu3">
+  <w:style w:type="paragraph" w:styleId="Heading3">
     <w:name w:val="heading 3"/>
     <w:basedOn w:val="Normal"/>
     <w:next w:val="Normal"/>
-    <w:link w:val="Titlu3Caracter"/>
+    <w:link w:val="Heading3Char"/>
     <w:uiPriority w:val="99"/>
     <w:qFormat/>
     <w:rsid w:val="00072679"/>
@@ -12251,11 +12200,11 @@
       <w:szCs w:val="26"/>
     </w:rPr>
   </w:style>
-  <w:style w:type="paragraph" w:styleId="Titlu4">
+  <w:style w:type="paragraph" w:styleId="Heading4">
     <w:name w:val="heading 4"/>
     <w:basedOn w:val="Normal"/>
     <w:next w:val="Normal"/>
-    <w:link w:val="Titlu4Caracter"/>
+    <w:link w:val="Heading4Char"/>
     <w:uiPriority w:val="99"/>
     <w:qFormat/>
     <w:rsid w:val="00F0138E"/>
@@ -12270,13 +12219,13 @@
       <w:szCs w:val="20"/>
     </w:rPr>
   </w:style>
-  <w:style w:type="character" w:default="1" w:styleId="Fontdeparagrafimplicit">
+  <w:style w:type="character" w:default="1" w:styleId="DefaultParagraphFont">
     <w:name w:val="Default Paragraph Font"/>
     <w:uiPriority w:val="1"/>
     <w:semiHidden/>
     <w:unhideWhenUsed/>
   </w:style>
-  <w:style w:type="table" w:default="1" w:styleId="TabelNormal">
+  <w:style w:type="table" w:default="1" w:styleId="TableNormal">
     <w:name w:val="Normal Table"/>
     <w:uiPriority w:val="99"/>
     <w:semiHidden/>
@@ -12291,16 +12240,16 @@
       </w:tblCellMar>
     </w:tblPr>
   </w:style>
-  <w:style w:type="numbering" w:default="1" w:styleId="FrListare">
+  <w:style w:type="numbering" w:default="1" w:styleId="NoList">
     <w:name w:val="No List"/>
     <w:uiPriority w:val="99"/>
     <w:semiHidden/>
     <w:unhideWhenUsed/>
   </w:style>
-  <w:style w:type="character" w:customStyle="1" w:styleId="Titlu1Caracter">
-    <w:name w:val="Titlu 1 Caracter"/>
-    <w:basedOn w:val="Fontdeparagrafimplicit"/>
-    <w:link w:val="Titlu1"/>
+  <w:style w:type="character" w:customStyle="1" w:styleId="Heading1Char">
+    <w:name w:val="Heading 1 Char"/>
+    <w:basedOn w:val="DefaultParagraphFont"/>
+    <w:link w:val="Heading1"/>
     <w:uiPriority w:val="99"/>
     <w:locked/>
     <w:rsid w:val="008926CD"/>
@@ -12314,10 +12263,10 @@
       <w:lang w:val="en-GB"/>
     </w:rPr>
   </w:style>
-  <w:style w:type="character" w:customStyle="1" w:styleId="Titlu2Caracter">
-    <w:name w:val="Titlu 2 Caracter"/>
-    <w:basedOn w:val="Fontdeparagrafimplicit"/>
-    <w:link w:val="Titlu2"/>
+  <w:style w:type="character" w:customStyle="1" w:styleId="Heading2Char">
+    <w:name w:val="Heading 2 Char"/>
+    <w:basedOn w:val="DefaultParagraphFont"/>
+    <w:link w:val="Heading2"/>
     <w:uiPriority w:val="99"/>
     <w:semiHidden/>
     <w:locked/>
@@ -12333,10 +12282,10 @@
       <w:lang w:val="en-GB"/>
     </w:rPr>
   </w:style>
-  <w:style w:type="character" w:customStyle="1" w:styleId="Titlu3Caracter">
-    <w:name w:val="Titlu 3 Caracter"/>
-    <w:basedOn w:val="Fontdeparagrafimplicit"/>
-    <w:link w:val="Titlu3"/>
+  <w:style w:type="character" w:customStyle="1" w:styleId="Heading3Char">
+    <w:name w:val="Heading 3 Char"/>
+    <w:basedOn w:val="DefaultParagraphFont"/>
+    <w:link w:val="Heading3"/>
     <w:uiPriority w:val="99"/>
     <w:semiHidden/>
     <w:locked/>
@@ -12350,10 +12299,10 @@
       <w:lang w:val="en-GB"/>
     </w:rPr>
   </w:style>
-  <w:style w:type="character" w:customStyle="1" w:styleId="Titlu4Caracter">
-    <w:name w:val="Titlu 4 Caracter"/>
-    <w:basedOn w:val="Fontdeparagrafimplicit"/>
-    <w:link w:val="Titlu4"/>
+  <w:style w:type="character" w:customStyle="1" w:styleId="Heading4Char">
+    <w:name w:val="Heading 4 Char"/>
+    <w:basedOn w:val="DefaultParagraphFont"/>
+    <w:link w:val="Heading4"/>
     <w:uiPriority w:val="99"/>
     <w:semiHidden/>
     <w:locked/>
@@ -12367,20 +12316,20 @@
       <w:lang w:val="en-GB"/>
     </w:rPr>
   </w:style>
-  <w:style w:type="paragraph" w:styleId="Corptext">
+  <w:style w:type="paragraph" w:styleId="BodyText">
     <w:name w:val="Body Text"/>
     <w:basedOn w:val="Normal"/>
-    <w:link w:val="CorptextCaracter"/>
+    <w:link w:val="BodyTextChar"/>
     <w:uiPriority w:val="99"/>
     <w:rsid w:val="00F0138E"/>
     <w:pPr>
       <w:jc w:val="both"/>
     </w:pPr>
   </w:style>
-  <w:style w:type="character" w:customStyle="1" w:styleId="CorptextCaracter">
-    <w:name w:val="Corp text Caracter"/>
-    <w:basedOn w:val="Fontdeparagrafimplicit"/>
-    <w:link w:val="Corptext"/>
+  <w:style w:type="character" w:customStyle="1" w:styleId="BodyTextChar">
+    <w:name w:val="Body Text Char"/>
+    <w:basedOn w:val="DefaultParagraphFont"/>
+    <w:link w:val="BodyText"/>
     <w:uiPriority w:val="99"/>
     <w:semiHidden/>
     <w:locked/>
@@ -12393,7 +12342,7 @@
       <w:lang w:val="en-GB"/>
     </w:rPr>
   </w:style>
-  <w:style w:type="paragraph" w:styleId="Legend">
+  <w:style w:type="paragraph" w:styleId="Caption">
     <w:name w:val="caption"/>
     <w:basedOn w:val="Normal"/>
     <w:next w:val="Normal"/>
@@ -12410,10 +12359,10 @@
       <w:szCs w:val="20"/>
     </w:rPr>
   </w:style>
-  <w:style w:type="paragraph" w:styleId="Textnotdesubsol">
+  <w:style w:type="paragraph" w:styleId="FootnoteText">
     <w:name w:val="footnote text"/>
     <w:basedOn w:val="Normal"/>
-    <w:link w:val="TextnotdesubsolCaracter"/>
+    <w:link w:val="FootnoteTextChar"/>
     <w:uiPriority w:val="99"/>
     <w:semiHidden/>
     <w:rsid w:val="00F0138E"/>
@@ -12422,10 +12371,10 @@
       <w:szCs w:val="20"/>
     </w:rPr>
   </w:style>
-  <w:style w:type="character" w:customStyle="1" w:styleId="TextnotdesubsolCaracter">
-    <w:name w:val="Text notă de subsol Caracter"/>
-    <w:basedOn w:val="Fontdeparagrafimplicit"/>
-    <w:link w:val="Textnotdesubsol"/>
+  <w:style w:type="character" w:customStyle="1" w:styleId="FootnoteTextChar">
+    <w:name w:val="Footnote Text Char"/>
+    <w:basedOn w:val="DefaultParagraphFont"/>
+    <w:link w:val="FootnoteText"/>
     <w:uiPriority w:val="99"/>
     <w:semiHidden/>
     <w:locked/>
@@ -12438,9 +12387,9 @@
       <w:lang w:val="en-GB"/>
     </w:rPr>
   </w:style>
-  <w:style w:type="character" w:styleId="Referinnotdesubsol">
+  <w:style w:type="character" w:styleId="FootnoteReference">
     <w:name w:val="footnote reference"/>
-    <w:basedOn w:val="Fontdeparagrafimplicit"/>
+    <w:basedOn w:val="DefaultParagraphFont"/>
     <w:uiPriority w:val="99"/>
     <w:semiHidden/>
     <w:rsid w:val="00F0138E"/>
@@ -12449,10 +12398,10 @@
       <w:vertAlign w:val="superscript"/>
     </w:rPr>
   </w:style>
-  <w:style w:type="paragraph" w:styleId="Indentcorptext">
+  <w:style w:type="paragraph" w:styleId="BodyTextIndent">
     <w:name w:val="Body Text Indent"/>
     <w:basedOn w:val="Normal"/>
-    <w:link w:val="IndentcorptextCaracter"/>
+    <w:link w:val="BodyTextIndentChar"/>
     <w:uiPriority w:val="99"/>
     <w:rsid w:val="00072679"/>
     <w:pPr>
@@ -12460,10 +12409,10 @@
       <w:ind w:left="283"/>
     </w:pPr>
   </w:style>
-  <w:style w:type="character" w:customStyle="1" w:styleId="IndentcorptextCaracter">
-    <w:name w:val="Indent corp text Caracter"/>
-    <w:basedOn w:val="Fontdeparagrafimplicit"/>
-    <w:link w:val="Indentcorptext"/>
+  <w:style w:type="character" w:customStyle="1" w:styleId="BodyTextIndentChar">
+    <w:name w:val="Body Text Indent Char"/>
+    <w:basedOn w:val="DefaultParagraphFont"/>
+    <w:link w:val="BodyTextIndent"/>
     <w:uiPriority w:val="99"/>
     <w:semiHidden/>
     <w:locked/>
@@ -12476,9 +12425,9 @@
       <w:lang w:val="en-GB"/>
     </w:rPr>
   </w:style>
-  <w:style w:type="table" w:styleId="Tabelgril">
+  <w:style w:type="table" w:styleId="TableGrid">
     <w:name w:val="Table Grid"/>
-    <w:basedOn w:val="TabelNormal"/>
+    <w:basedOn w:val="TableNormal"/>
     <w:uiPriority w:val="99"/>
     <w:rsid w:val="00072679"/>
     <w:tblPr>
@@ -12494,7 +12443,7 @@
   </w:style>
   <w:style w:type="character" w:styleId="Hyperlink">
     <w:name w:val="Hyperlink"/>
-    <w:basedOn w:val="Fontdeparagrafimplicit"/>
+    <w:basedOn w:val="DefaultParagraphFont"/>
     <w:uiPriority w:val="99"/>
     <w:rsid w:val="00324F95"/>
     <w:rPr>
@@ -12503,9 +12452,9 @@
       <w:u w:val="single"/>
     </w:rPr>
   </w:style>
-  <w:style w:type="character" w:styleId="Accentuat">
+  <w:style w:type="character" w:styleId="Emphasis">
     <w:name w:val="Emphasis"/>
-    <w:basedOn w:val="Fontdeparagrafimplicit"/>
+    <w:basedOn w:val="DefaultParagraphFont"/>
     <w:uiPriority w:val="99"/>
     <w:qFormat/>
     <w:rsid w:val="004972C6"/>
@@ -12515,10 +12464,10 @@
       <w:iCs/>
     </w:rPr>
   </w:style>
-  <w:style w:type="paragraph" w:styleId="Corptext2">
+  <w:style w:type="paragraph" w:styleId="BodyText2">
     <w:name w:val="Body Text 2"/>
     <w:basedOn w:val="Normal"/>
-    <w:link w:val="Corptext2Caracter"/>
+    <w:link w:val="BodyText2Char"/>
     <w:uiPriority w:val="99"/>
     <w:rsid w:val="00D376E9"/>
     <w:pPr>
@@ -12529,10 +12478,10 @@
       <w:lang w:val="ro-RO"/>
     </w:rPr>
   </w:style>
-  <w:style w:type="character" w:customStyle="1" w:styleId="Corptext2Caracter">
-    <w:name w:val="Corp text 2 Caracter"/>
-    <w:basedOn w:val="Fontdeparagrafimplicit"/>
-    <w:link w:val="Corptext2"/>
+  <w:style w:type="character" w:customStyle="1" w:styleId="BodyText2Char">
+    <w:name w:val="Body Text 2 Char"/>
+    <w:basedOn w:val="DefaultParagraphFont"/>
+    <w:link w:val="BodyText2"/>
     <w:uiPriority w:val="99"/>
     <w:semiHidden/>
     <w:locked/>
@@ -12571,10 +12520,10 @@
       <w:lang w:val="ro-RO"/>
     </w:rPr>
   </w:style>
-  <w:style w:type="paragraph" w:styleId="Corptext3">
+  <w:style w:type="paragraph" w:styleId="BodyText3">
     <w:name w:val="Body Text 3"/>
     <w:basedOn w:val="Normal"/>
-    <w:link w:val="Corptext3Caracter"/>
+    <w:link w:val="BodyText3Char"/>
     <w:uiPriority w:val="99"/>
     <w:rsid w:val="00D376E9"/>
     <w:pPr>
@@ -12587,10 +12536,10 @@
       <w:lang w:val="ro-RO"/>
     </w:rPr>
   </w:style>
-  <w:style w:type="character" w:customStyle="1" w:styleId="Corptext3Caracter">
-    <w:name w:val="Corp text 3 Caracter"/>
-    <w:basedOn w:val="Fontdeparagrafimplicit"/>
-    <w:link w:val="Corptext3"/>
+  <w:style w:type="character" w:customStyle="1" w:styleId="BodyText3Char">
+    <w:name w:val="Body Text 3 Char"/>
+    <w:basedOn w:val="DefaultParagraphFont"/>
+    <w:link w:val="BodyText3"/>
     <w:uiPriority w:val="99"/>
     <w:semiHidden/>
     <w:locked/>
@@ -12603,9 +12552,9 @@
       <w:lang w:val="en-GB"/>
     </w:rPr>
   </w:style>
-  <w:style w:type="table" w:styleId="TabelElegant">
+  <w:style w:type="table" w:styleId="TableElegant">
     <w:name w:val="Table Elegant"/>
-    <w:basedOn w:val="TabelNormal"/>
+    <w:basedOn w:val="TableNormal"/>
     <w:uiPriority w:val="99"/>
     <w:rsid w:val="00D376E9"/>
     <w:tblPr>
@@ -12635,7 +12584,7 @@
   </w:style>
   <w:style w:type="character" w:customStyle="1" w:styleId="small-text1">
     <w:name w:val="small-text1"/>
-    <w:basedOn w:val="Fontdeparagrafimplicit"/>
+    <w:basedOn w:val="DefaultParagraphFont"/>
     <w:uiPriority w:val="99"/>
     <w:rsid w:val="00D376E9"/>
     <w:rPr>
@@ -12679,7 +12628,7 @@
   </w:style>
   <w:style w:type="character" w:customStyle="1" w:styleId="mediumb-text1">
     <w:name w:val="mediumb-text1"/>
-    <w:basedOn w:val="Fontdeparagrafimplicit"/>
+    <w:basedOn w:val="DefaultParagraphFont"/>
     <w:uiPriority w:val="99"/>
     <w:rsid w:val="00981678"/>
     <w:rPr>
@@ -12691,10 +12640,10 @@
       <w:szCs w:val="24"/>
     </w:rPr>
   </w:style>
-  <w:style w:type="paragraph" w:styleId="Subsol">
+  <w:style w:type="paragraph" w:styleId="Footer">
     <w:name w:val="footer"/>
     <w:basedOn w:val="Normal"/>
-    <w:link w:val="SubsolCaracter"/>
+    <w:link w:val="FooterChar"/>
     <w:uiPriority w:val="99"/>
     <w:rsid w:val="000B66AB"/>
     <w:pPr>
@@ -12704,10 +12653,10 @@
       </w:tabs>
     </w:pPr>
   </w:style>
-  <w:style w:type="character" w:customStyle="1" w:styleId="SubsolCaracter">
-    <w:name w:val="Subsol Caracter"/>
-    <w:basedOn w:val="Fontdeparagrafimplicit"/>
-    <w:link w:val="Subsol"/>
+  <w:style w:type="character" w:customStyle="1" w:styleId="FooterChar">
+    <w:name w:val="Footer Char"/>
+    <w:basedOn w:val="DefaultParagraphFont"/>
+    <w:link w:val="Footer"/>
     <w:uiPriority w:val="99"/>
     <w:semiHidden/>
     <w:locked/>
@@ -12720,19 +12669,19 @@
       <w:lang w:val="en-GB"/>
     </w:rPr>
   </w:style>
-  <w:style w:type="character" w:styleId="Numrdepagin">
+  <w:style w:type="character" w:styleId="PageNumber">
     <w:name w:val="page number"/>
-    <w:basedOn w:val="Fontdeparagrafimplicit"/>
+    <w:basedOn w:val="DefaultParagraphFont"/>
     <w:uiPriority w:val="99"/>
     <w:rsid w:val="000B66AB"/>
     <w:rPr>
       <w:rFonts w:cs="Times New Roman"/>
     </w:rPr>
   </w:style>
-  <w:style w:type="paragraph" w:styleId="Antet">
+  <w:style w:type="paragraph" w:styleId="Header">
     <w:name w:val="header"/>
     <w:basedOn w:val="Normal"/>
-    <w:link w:val="AntetCaracter"/>
+    <w:link w:val="HeaderChar"/>
     <w:uiPriority w:val="99"/>
     <w:rsid w:val="000465F9"/>
     <w:pPr>
@@ -12742,10 +12691,10 @@
       </w:tabs>
     </w:pPr>
   </w:style>
-  <w:style w:type="character" w:customStyle="1" w:styleId="AntetCaracter">
-    <w:name w:val="Antet Caracter"/>
-    <w:basedOn w:val="Fontdeparagrafimplicit"/>
-    <w:link w:val="Antet"/>
+  <w:style w:type="character" w:customStyle="1" w:styleId="HeaderChar">
+    <w:name w:val="Header Char"/>
+    <w:basedOn w:val="DefaultParagraphFont"/>
+    <w:link w:val="Header"/>
     <w:uiPriority w:val="99"/>
     <w:locked/>
     <w:rsid w:val="001304A3"/>
@@ -12757,10 +12706,10 @@
       <w:lang w:val="en-GB" w:eastAsia="en-US" w:bidi="ar-SA"/>
     </w:rPr>
   </w:style>
-  <w:style w:type="paragraph" w:styleId="TextnBalon">
+  <w:style w:type="paragraph" w:styleId="BalloonText">
     <w:name w:val="Balloon Text"/>
     <w:basedOn w:val="Normal"/>
-    <w:link w:val="TextnBalonCaracter"/>
+    <w:link w:val="BalloonTextChar"/>
     <w:uiPriority w:val="99"/>
     <w:rsid w:val="00E17418"/>
     <w:rPr>
@@ -12769,10 +12718,10 @@
       <w:szCs w:val="16"/>
     </w:rPr>
   </w:style>
-  <w:style w:type="character" w:customStyle="1" w:styleId="TextnBalonCaracter">
-    <w:name w:val="Text în Balon Caracter"/>
-    <w:basedOn w:val="Fontdeparagrafimplicit"/>
-    <w:link w:val="TextnBalon"/>
+  <w:style w:type="character" w:customStyle="1" w:styleId="BalloonTextChar">
+    <w:name w:val="Balloon Text Char"/>
+    <w:basedOn w:val="DefaultParagraphFont"/>
+    <w:link w:val="BalloonText"/>
     <w:uiPriority w:val="99"/>
     <w:locked/>
     <w:rsid w:val="00E17418"/>
@@ -12784,9 +12733,9 @@
       <w:lang w:val="en-GB" w:eastAsia="en-US"/>
     </w:rPr>
   </w:style>
-  <w:style w:type="table" w:styleId="TabelGril1">
+  <w:style w:type="table" w:styleId="TableGrid1">
     <w:name w:val="Table Grid 1"/>
-    <w:basedOn w:val="TabelNormal"/>
+    <w:basedOn w:val="TableNormal"/>
     <w:uiPriority w:val="99"/>
     <w:rsid w:val="005C6FFA"/>
     <w:tblPr>
@@ -12828,9 +12777,9 @@
       </w:tcPr>
     </w:tblStylePr>
   </w:style>
-  <w:style w:type="character" w:styleId="Robust">
+  <w:style w:type="character" w:styleId="Strong">
     <w:name w:val="Strong"/>
-    <w:basedOn w:val="Fontdeparagrafimplicit"/>
+    <w:basedOn w:val="DefaultParagraphFont"/>
     <w:uiPriority w:val="99"/>
     <w:qFormat/>
     <w:locked/>
@@ -12862,7 +12811,7 @@
   </w:style>
   <w:style w:type="character" w:customStyle="1" w:styleId="IEEEParagraphChar">
     <w:name w:val="IEEE Paragraph Char"/>
-    <w:basedOn w:val="Fontdeparagrafimplicit"/>
+    <w:basedOn w:val="DefaultParagraphFont"/>
     <w:link w:val="IEEEParagraph"/>
     <w:uiPriority w:val="99"/>
     <w:locked/>
@@ -12912,7 +12861,7 @@
       </w:numPr>
     </w:pPr>
   </w:style>
-  <w:style w:type="paragraph" w:styleId="Bibliografie">
+  <w:style w:type="paragraph" w:styleId="Bibliography">
     <w:name w:val="Bibliography"/>
     <w:basedOn w:val="Normal"/>
     <w:next w:val="Normal"/>
@@ -12920,9 +12869,9 @@
     <w:unhideWhenUsed/>
     <w:rsid w:val="008D0E8D"/>
   </w:style>
-  <w:style w:type="character" w:styleId="Textsubstituent">
+  <w:style w:type="character" w:styleId="PlaceholderText">
     <w:name w:val="Placeholder Text"/>
-    <w:basedOn w:val="Fontdeparagrafimplicit"/>
+    <w:basedOn w:val="DefaultParagraphFont"/>
     <w:uiPriority w:val="99"/>
     <w:semiHidden/>
     <w:rsid w:val="00FF6DE0"/>
@@ -12930,9 +12879,9 @@
       <w:color w:val="666666"/>
     </w:rPr>
   </w:style>
-  <w:style w:type="character" w:styleId="CodHTML">
+  <w:style w:type="character" w:styleId="HTMLCode">
     <w:name w:val="HTML Code"/>
-    <w:basedOn w:val="Fontdeparagrafimplicit"/>
+    <w:basedOn w:val="DefaultParagraphFont"/>
     <w:uiPriority w:val="99"/>
     <w:semiHidden/>
     <w:unhideWhenUsed/>

--- a/doc/journal_paper.docx
+++ b/doc/journal_paper.docx
@@ -464,12 +464,6 @@
         <w:rPr>
           <w:lang w:val="en-US"/>
         </w:rPr>
-        <w:tab/>
-      </w:r>
-      <w:r>
-        <w:rPr>
-          <w:lang w:val="en-US"/>
-        </w:rPr>
         <w:t>Large language models enable the generation of structured and fluent text that can approximate human-written product reviews</w:t>
       </w:r>
       <w:r>
@@ -533,12 +527,6 @@
         <w:rPr>
           <w:lang w:val="en-US"/>
         </w:rPr>
-        <w:tab/>
-      </w:r>
-      <w:r>
-        <w:rPr>
-          <w:lang w:val="en-US"/>
-        </w:rPr>
         <w:t>Existing methods for detecting deceptive reviews are typically developed for human-generated content and rely on assumptions that do not fully apply to text produced by large language models. Due to the increased regularity and fluency of generated text, the performance of such methods may degrade in this setting</w:t>
       </w:r>
       <w:r>
@@ -602,12 +590,6 @@
         <w:rPr>
           <w:lang w:val="en-US"/>
         </w:rPr>
-        <w:tab/>
-      </w:r>
-      <w:r>
-        <w:rPr>
-          <w:lang w:val="en-US"/>
-        </w:rPr>
         <w:t>This paper proposes a practical approach for detecting AI-generated product reviews based on classical machine learning techniques. A dataset is constructed by combining real user reviews</w:t>
       </w:r>
       <w:r>
@@ -620,14 +602,14 @@
         <w:rPr>
           <w:lang w:val="en-US"/>
         </w:rPr>
-        <w:t xml:space="preserve"> with artificially generated content obtained using a large language model, followed by a preprocessing stage aimed at removing noise and standardizing the input data. The classification task is addressed using a TF-IDF representation and a linear Support Vector Machine model, selected for its simplicity and effectiveness in high-dimensional text spaces. In addition, </w:t>
+        <w:t xml:space="preserve"> with artificially generated content obtained using a large language model, followed by a preprocessing stage aimed at removing noise and standardizing the input data. The classification task is addressed using a TF-IDF representation and a linear Support Vector Machine model, selected for its simplicity and effectiveness in high-dimensional text spaces. In addition, an explainability component based on SHAP is introduced to analyze the contribution of </w:t>
       </w:r>
       <w:r>
         <w:rPr>
           <w:lang w:val="en-US"/>
         </w:rPr>
         <w:lastRenderedPageBreak/>
-        <w:t xml:space="preserve">an explainability component based on SHAP is introduced to analyze the contribution of individual linguistic features to </w:t>
+        <w:t xml:space="preserve">individual linguistic features to </w:t>
       </w:r>
       <w:r>
         <w:rPr>
@@ -690,13 +672,6 @@
       </w:pPr>
       <w:r>
         <w:rPr>
-          <w:b/>
-          <w:lang w:val="en-US"/>
-        </w:rPr>
-        <w:tab/>
-      </w:r>
-      <w:r>
-        <w:rPr>
           <w:bCs w:val="0"/>
           <w:lang w:val="en-US"/>
         </w:rPr>
@@ -744,15 +719,13 @@
         </w:rPr>
         <w:t xml:space="preserve">. This perspective explains the increasing interest in methods for </w:t>
       </w:r>
-      <w:proofErr w:type="spellStart"/>
-      <w:r>
-        <w:rPr>
-          <w:bCs w:val="0"/>
-          <w:lang w:val="en-US"/>
-        </w:rPr>
-        <w:t>analysing</w:t>
-      </w:r>
-      <w:proofErr w:type="spellEnd"/>
+      <w:r>
+        <w:rPr>
+          <w:bCs w:val="0"/>
+          <w:lang w:val="en-US"/>
+        </w:rPr>
+        <w:t>analyzing</w:t>
+      </w:r>
       <w:r>
         <w:rPr>
           <w:bCs w:val="0"/>
@@ -778,7 +751,6 @@
     <w:p>
       <w:pPr>
         <w:widowControl w:val="0"/>
-        <w:ind w:firstLine="720"/>
         <w:jc w:val="both"/>
         <w:rPr>
           <w:bCs w:val="0"/>
@@ -852,7 +824,6 @@
     <w:p>
       <w:pPr>
         <w:widowControl w:val="0"/>
-        <w:ind w:firstLine="720"/>
         <w:jc w:val="both"/>
         <w:rPr>
           <w:bCs w:val="0"/>
@@ -979,7 +950,6 @@
         <w:autoSpaceDE w:val="0"/>
         <w:autoSpaceDN w:val="0"/>
         <w:adjustRightInd w:val="0"/>
-        <w:ind w:firstLine="720"/>
         <w:jc w:val="both"/>
         <w:rPr>
           <w:bCs w:val="0"/>
@@ -991,24 +961,31 @@
           <w:bCs w:val="0"/>
           <w:lang w:val="en-US"/>
         </w:rPr>
+        <w:t xml:space="preserve">The </w:t>
+      </w:r>
+      <w:proofErr w:type="gramStart"/>
+      <w:r>
+        <w:rPr>
+          <w:bCs w:val="0"/>
+          <w:lang w:val="en-US"/>
+        </w:rPr>
+        <w:t>dataset</w:t>
+      </w:r>
+      <w:proofErr w:type="gramEnd"/>
+      <w:r>
+        <w:rPr>
+          <w:bCs w:val="0"/>
+          <w:lang w:val="en-US"/>
+        </w:rPr>
+        <w:t xml:space="preserve"> used in this study consists of both real user-generated product reviews and </w:t>
+      </w:r>
+      <w:r>
+        <w:rPr>
+          <w:bCs w:val="0"/>
+          <w:lang w:val="en-US"/>
+        </w:rPr>
         <w:lastRenderedPageBreak/>
-        <w:t xml:space="preserve">The </w:t>
-      </w:r>
-      <w:proofErr w:type="gramStart"/>
-      <w:r>
-        <w:rPr>
-          <w:bCs w:val="0"/>
-          <w:lang w:val="en-US"/>
-        </w:rPr>
-        <w:t>dataset</w:t>
-      </w:r>
-      <w:proofErr w:type="gramEnd"/>
-      <w:r>
-        <w:rPr>
-          <w:bCs w:val="0"/>
-          <w:lang w:val="en-US"/>
-        </w:rPr>
-        <w:t xml:space="preserve"> used in this study consists of both real user-generated product reviews and artificially generated content. The real reviews were collected from an existing dataset</w:t>
+        <w:t>artificially generated content. The real reviews were collected from an existing dataset</w:t>
       </w:r>
       <w:r>
         <w:rPr>
@@ -1031,7 +1008,6 @@
         <w:autoSpaceDE w:val="0"/>
         <w:autoSpaceDN w:val="0"/>
         <w:adjustRightInd w:val="0"/>
-        <w:ind w:firstLine="720"/>
         <w:jc w:val="both"/>
         <w:rPr>
           <w:bCs w:val="0"/>
@@ -1043,7 +1019,23 @@
           <w:bCs w:val="0"/>
           <w:lang w:val="en-US"/>
         </w:rPr>
-        <w:t>Artificial reviews were generated using a large language model (Gemma 2B)</w:t>
+        <w:t>Artificial reviews were generated using a large language model (</w:t>
+      </w:r>
+      <w:r>
+        <w:rPr>
+          <w:bCs w:val="0"/>
+          <w:i/>
+          <w:iCs/>
+          <w:lang w:val="en-US"/>
+        </w:rPr>
+        <w:t>Gemma 2B</w:t>
+      </w:r>
+      <w:r>
+        <w:rPr>
+          <w:bCs w:val="0"/>
+          <w:lang w:val="en-US"/>
+        </w:rPr>
+        <w:t>)</w:t>
       </w:r>
       <w:r>
         <w:rPr>
@@ -1096,7 +1088,6 @@
         <w:autoSpaceDE w:val="0"/>
         <w:autoSpaceDN w:val="0"/>
         <w:adjustRightInd w:val="0"/>
-        <w:ind w:firstLine="720"/>
         <w:jc w:val="both"/>
         <w:rPr>
           <w:bCs w:val="0"/>
@@ -1108,7 +1099,37 @@
           <w:bCs w:val="0"/>
           <w:lang w:val="en-US"/>
         </w:rPr>
-        <w:t>The final dataset was obtained by combining the two sources into a unified collection of labeled samples, where real reviews were assigned label 0 and generated reviews label 1. The resulting dataset contains 5,893 samples, including 3,000 real reviews and 2,893 AI-generated reviews.</w:t>
+        <w:t xml:space="preserve">The final dataset was obtained by combining the two sources into a unified collection of labeled samples, where real reviews were assigned label 0 and generated reviews label 1. The resulting </w:t>
+      </w:r>
+      <w:proofErr w:type="gramStart"/>
+      <w:r>
+        <w:rPr>
+          <w:bCs w:val="0"/>
+          <w:lang w:val="en-US"/>
+        </w:rPr>
+        <w:t>dataset</w:t>
+      </w:r>
+      <w:proofErr w:type="gramEnd"/>
+      <w:r>
+        <w:rPr>
+          <w:bCs w:val="0"/>
+          <w:lang w:val="en-US"/>
+        </w:rPr>
+        <w:t xml:space="preserve"> </w:t>
+      </w:r>
+      <w:r>
+        <w:rPr>
+          <w:bCs w:val="0"/>
+          <w:lang w:val="en-US"/>
+        </w:rPr>
+        <w:t xml:space="preserve">(Table 1) </w:t>
+      </w:r>
+      <w:r>
+        <w:rPr>
+          <w:bCs w:val="0"/>
+          <w:lang w:val="en-US"/>
+        </w:rPr>
+        <w:t>contains 5,893 samples, including 3,000 real reviews and 2,893 AI-generated reviews.</w:t>
       </w:r>
     </w:p>
     <w:p>
@@ -1387,7 +1408,6 @@
         <w:autoSpaceDE w:val="0"/>
         <w:autoSpaceDN w:val="0"/>
         <w:adjustRightInd w:val="0"/>
-        <w:ind w:firstLine="720"/>
         <w:jc w:val="both"/>
         <w:rPr>
           <w:bCs w:val="0"/>
@@ -1443,11 +1463,27 @@
         <w:rPr>
           <w:lang w:val="en-US"/>
         </w:rPr>
-        <w:t>A preprocessing stage was applied to standardize the textual data and remove artifacts that could introduce bias in the classification process [5]. HTML elements and residual tokens such as “</w:t>
+        <w:t xml:space="preserve">A preprocessing stage was applied to standardize the textual data and remove artifacts that could introduce bias in the classification process [5]. </w:t>
+      </w:r>
+      <w:r>
+        <w:rPr>
+          <w:i/>
+          <w:iCs/>
+          <w:lang w:val="en-US"/>
+        </w:rPr>
+        <w:t>HTML</w:t>
+      </w:r>
+      <w:r>
+        <w:rPr>
+          <w:lang w:val="en-US"/>
+        </w:rPr>
+        <w:t xml:space="preserve"> elements and residual tokens such as </w:t>
       </w:r>
       <w:proofErr w:type="spellStart"/>
       <w:r>
         <w:rPr>
+          <w:i/>
+          <w:iCs/>
           <w:lang w:val="en-US"/>
         </w:rPr>
         <w:t>br</w:t>
@@ -1457,7 +1493,7 @@
         <w:rPr>
           <w:lang w:val="en-US"/>
         </w:rPr>
-        <w:t>” were eliminated, as they do not represent meaningful linguistic information and may act as unintended discriminative features. Duplicate entries were removed to avoid redundancy, and reviews with extremely short or inconsistent content were filtered out. Basic normalization steps were also applied to ensure a consistent format across all samples.</w:t>
+        <w:t xml:space="preserve"> were eliminated, as they do not represent meaningful linguistic information and may act as unintended discriminative features. Duplicate entries were removed to avoid redundancy, and reviews with extremely short or inconsistent content were filtered out. Basic normalization steps were also applied to ensure a consistent format across all samples.</w:t>
       </w:r>
     </w:p>
     <w:p>
@@ -1976,7 +2012,6 @@
         <w:autoSpaceDE w:val="0"/>
         <w:autoSpaceDN w:val="0"/>
         <w:adjustRightInd w:val="0"/>
-        <w:ind w:firstLine="720"/>
         <w:jc w:val="both"/>
         <w:rPr>
           <w:bCs w:val="0"/>
@@ -1988,7 +2023,35 @@
           <w:bCs w:val="0"/>
           <w:lang w:val="en-US"/>
         </w:rPr>
-        <w:t>The textual data was transformed into numerical representations using two feature extraction strategies. The first strategy was based on simple surface features, intended to capture general structural characteristics of the reviews, such as text length, punctuation-related information, and other basic stylistic indicators. This representation was used for the baseline configuration.</w:t>
+        <w:t>The textual data was transformed into numerical representations using two feature extraction strategies</w:t>
+      </w:r>
+      <w:r>
+        <w:rPr>
+          <w:bCs w:val="0"/>
+          <w:lang w:val="en-US"/>
+        </w:rPr>
+        <w:t xml:space="preserve"> (Fig. 1)</w:t>
+      </w:r>
+      <w:r>
+        <w:rPr>
+          <w:bCs w:val="0"/>
+          <w:lang w:val="en-US"/>
+        </w:rPr>
+        <w:t>. The first strategy was based on simple surface features</w:t>
+      </w:r>
+      <w:r>
+        <w:rPr>
+          <w:bCs w:val="0"/>
+          <w:lang w:val="en-US"/>
+        </w:rPr>
+        <w:t xml:space="preserve"> (Table 3)</w:t>
+      </w:r>
+      <w:r>
+        <w:rPr>
+          <w:bCs w:val="0"/>
+          <w:lang w:val="en-US"/>
+        </w:rPr>
+        <w:t>, intended to capture general structural characteristics of the reviews, such as text length, punctuation-related information, and other basic stylistic indicators. This representation was used for the baseline configuration.</w:t>
       </w:r>
     </w:p>
     <w:p>
@@ -2008,7 +2071,6 @@
           <w:b/>
           <w:lang w:val="en-US"/>
         </w:rPr>
-        <w:lastRenderedPageBreak/>
         <w:t xml:space="preserve">Table </w:t>
       </w:r>
       <w:r>
@@ -2073,6 +2135,7 @@
                 <w:b/>
                 <w:lang w:val="en-US"/>
               </w:rPr>
+              <w:lastRenderedPageBreak/>
               <w:t>Feature</w:t>
             </w:r>
           </w:p>
@@ -2725,7 +2788,6 @@
         <w:autoSpaceDE w:val="0"/>
         <w:autoSpaceDN w:val="0"/>
         <w:adjustRightInd w:val="0"/>
-        <w:ind w:firstLine="720"/>
         <w:jc w:val="both"/>
         <w:rPr>
           <w:bCs w:val="0"/>
@@ -2737,7 +2799,23 @@
           <w:bCs w:val="0"/>
           <w:lang w:val="en-US"/>
         </w:rPr>
-        <w:t>The second strategy was based on the Term Frequency–Inverse Document Frequency (TF-IDF) approach</w:t>
+        <w:t xml:space="preserve">The second strategy was based on the </w:t>
+      </w:r>
+      <w:r>
+        <w:rPr>
+          <w:bCs w:val="0"/>
+          <w:i/>
+          <w:iCs/>
+          <w:lang w:val="en-US"/>
+        </w:rPr>
+        <w:t>Term Frequency–Inverse Document Frequency (TF-IDF)</w:t>
+      </w:r>
+      <w:r>
+        <w:rPr>
+          <w:bCs w:val="0"/>
+          <w:lang w:val="en-US"/>
+        </w:rPr>
+        <w:t xml:space="preserve"> approach</w:t>
       </w:r>
       <w:r>
         <w:rPr>
@@ -2765,7 +2843,23 @@
           <w:bCs w:val="0"/>
           <w:lang w:val="en-US"/>
         </w:rPr>
-        <w:t>The TF-IDF weight of a term</w:t>
+        <w:t xml:space="preserve">The </w:t>
+      </w:r>
+      <w:r>
+        <w:rPr>
+          <w:bCs w:val="0"/>
+          <w:i/>
+          <w:iCs/>
+          <w:lang w:val="en-US"/>
+        </w:rPr>
+        <w:t>TF-IDF</w:t>
+      </w:r>
+      <w:r>
+        <w:rPr>
+          <w:bCs w:val="0"/>
+          <w:lang w:val="en-US"/>
+        </w:rPr>
+        <w:t xml:space="preserve"> weight of a term</w:t>
       </w:r>
       <w:r>
         <w:rPr>
@@ -3109,15 +3203,33 @@
           <w:bCs w:val="0"/>
           <w:lang w:val="en-US"/>
         </w:rPr>
-        <w:t>The TF</w:t>
+        <w:t xml:space="preserve">The </w:t>
+      </w:r>
+      <w:r>
+        <w:rPr>
+          <w:bCs w:val="0"/>
+          <w:i/>
+          <w:iCs/>
+          <w:lang w:val="en-US"/>
+        </w:rPr>
+        <w:t>TF</w:t>
       </w:r>
       <w:proofErr w:type="gramEnd"/>
       <w:r>
         <w:rPr>
           <w:bCs w:val="0"/>
-          <w:lang w:val="en-US"/>
-        </w:rPr>
-        <w:t>-IDF representation reduces the influence of frequently occurring terms that carry limited information, while emphasizing terms that are more specific to individual reviews</w:t>
+          <w:i/>
+          <w:iCs/>
+          <w:lang w:val="en-US"/>
+        </w:rPr>
+        <w:t>-IDF</w:t>
+      </w:r>
+      <w:r>
+        <w:rPr>
+          <w:bCs w:val="0"/>
+          <w:lang w:val="en-US"/>
+        </w:rPr>
+        <w:t xml:space="preserve"> representation reduces the influence of frequently occurring terms that carry limited information, while emphasizing terms that are more specific to individual reviews</w:t>
       </w:r>
       <w:r>
         <w:rPr>
@@ -3188,7 +3300,23 @@
           <w:bCs w:val="0"/>
           <w:lang w:val="en-US"/>
         </w:rPr>
-        <w:t>The TF-IDF representation was selected due to its simplicity and effectiveness in text classification tasks</w:t>
+        <w:t xml:space="preserve">The </w:t>
+      </w:r>
+      <w:r>
+        <w:rPr>
+          <w:bCs w:val="0"/>
+          <w:i/>
+          <w:iCs/>
+          <w:lang w:val="en-US"/>
+        </w:rPr>
+        <w:t>TF-IDF</w:t>
+      </w:r>
+      <w:r>
+        <w:rPr>
+          <w:bCs w:val="0"/>
+          <w:lang w:val="en-US"/>
+        </w:rPr>
+        <w:t xml:space="preserve"> representation was selected due to its simplicity and effectiveness in text classification tasks</w:t>
       </w:r>
       <w:r>
         <w:rPr>
@@ -3391,7 +3519,23 @@
           <w:bCs w:val="0"/>
           <w:lang w:val="en-US"/>
         </w:rPr>
-        <w:t>. The baseline configuration used Logistic Regression applied to the surface features described above. This setting was intended to provide a reference point for evaluating the contribution of richer lexical representations.</w:t>
+        <w:t xml:space="preserve">. The baseline configuration used </w:t>
+      </w:r>
+      <w:r>
+        <w:rPr>
+          <w:bCs w:val="0"/>
+          <w:i/>
+          <w:iCs/>
+          <w:lang w:val="en-US"/>
+        </w:rPr>
+        <w:t>Logistic Regression</w:t>
+      </w:r>
+      <w:r>
+        <w:rPr>
+          <w:bCs w:val="0"/>
+          <w:lang w:val="en-US"/>
+        </w:rPr>
+        <w:t xml:space="preserve"> applied to the surface features described above. This setting was intended to provide a reference point for evaluating the contribution of richer lexical representations.</w:t>
       </w:r>
     </w:p>
     <w:p>
@@ -3411,15 +3555,39 @@
           <w:bCs w:val="0"/>
           <w:lang w:val="en-US"/>
         </w:rPr>
-        <w:t xml:space="preserve">A second configuration employed Logistic Regression on top of the TF-IDF representation. This experiment was introduced to assess the effect of lexical information independently of the final classifier and to measure the improvement obtained when moving from surface-level </w:t>
-      </w:r>
-      <w:r>
-        <w:rPr>
-          <w:bCs w:val="0"/>
-          <w:lang w:val="en-US"/>
-        </w:rPr>
-        <w:lastRenderedPageBreak/>
-        <w:t>descriptors to sparse term-based features.</w:t>
+        <w:t xml:space="preserve">A second configuration employed </w:t>
+      </w:r>
+      <w:r>
+        <w:rPr>
+          <w:bCs w:val="0"/>
+          <w:i/>
+          <w:iCs/>
+          <w:lang w:val="en-US"/>
+        </w:rPr>
+        <w:t>Logistic Regression</w:t>
+      </w:r>
+      <w:r>
+        <w:rPr>
+          <w:bCs w:val="0"/>
+          <w:lang w:val="en-US"/>
+        </w:rPr>
+        <w:t xml:space="preserve"> on top of the </w:t>
+      </w:r>
+      <w:r>
+        <w:rPr>
+          <w:bCs w:val="0"/>
+          <w:i/>
+          <w:iCs/>
+          <w:lang w:val="en-US"/>
+        </w:rPr>
+        <w:t>TF-IDF</w:t>
+      </w:r>
+      <w:r>
+        <w:rPr>
+          <w:bCs w:val="0"/>
+          <w:lang w:val="en-US"/>
+        </w:rPr>
+        <w:t xml:space="preserve"> representation. This experiment was introduced to assess the effect of lexical information independently of the final classifier and to measure the improvement obtained when moving from surface-level descriptors to sparse term-based features.</w:t>
       </w:r>
     </w:p>
     <w:p>
@@ -3439,7 +3607,56 @@
           <w:bCs w:val="0"/>
           <w:lang w:val="en-US"/>
         </w:rPr>
-        <w:t>The third configuration corresponds to the main model of the proposed framework. In this case, a linear Support Vector Machine (SVM) classifier was applied to the same TF-IDF feature space. This model was selected due to its ability to effectively handle high-dimensional sparse data, which is characteristic of text-based representations, as well as its strong performance in similar classification tasks</w:t>
+        <w:lastRenderedPageBreak/>
+        <w:t xml:space="preserve">The third configuration corresponds to the main model of the proposed framework. In this case, a </w:t>
+      </w:r>
+      <w:r>
+        <w:rPr>
+          <w:bCs w:val="0"/>
+          <w:i/>
+          <w:iCs/>
+          <w:lang w:val="en-US"/>
+        </w:rPr>
+        <w:t>linear</w:t>
+      </w:r>
+      <w:r>
+        <w:rPr>
+          <w:bCs w:val="0"/>
+          <w:lang w:val="en-US"/>
+        </w:rPr>
+        <w:t xml:space="preserve"> </w:t>
+      </w:r>
+      <w:r>
+        <w:rPr>
+          <w:bCs w:val="0"/>
+          <w:i/>
+          <w:iCs/>
+          <w:lang w:val="en-US"/>
+        </w:rPr>
+        <w:t>Support Vector Machine (SVM)</w:t>
+      </w:r>
+      <w:r>
+        <w:rPr>
+          <w:bCs w:val="0"/>
+          <w:lang w:val="en-US"/>
+        </w:rPr>
+        <w:t xml:space="preserve"> classifier was applied to the same </w:t>
+      </w:r>
+      <w:r>
+        <w:rPr>
+          <w:bCs w:val="0"/>
+          <w:i/>
+          <w:iCs/>
+          <w:lang w:val="en-US"/>
+        </w:rPr>
+        <w:t>TF-IDF</w:t>
+      </w:r>
+      <w:r>
+        <w:rPr>
+          <w:bCs w:val="0"/>
+          <w:lang w:val="en-US"/>
+        </w:rPr>
+        <w:t xml:space="preserve"> feature space. This model was selected due to its ability to effectively handle high-dimensional sparse data, which is characteristic of text-based representations, as well as its strong performance in similar classification tasks</w:t>
       </w:r>
       <w:r>
         <w:rPr>
@@ -3489,7 +3706,16 @@
           <w:bCs w:val="0"/>
           <w:lang w:val="en-US"/>
         </w:rPr>
-        <w:t xml:space="preserve"> evaluate the generalization capability of the models. Standard classification metrics were used to assess performance. An explainability analysis was further conducted using SHAP</w:t>
+        <w:t xml:space="preserve"> evaluate the generalization capability of the models. Standard classification metrics were used to assess performance. An explainability analysis was further conducted using </w:t>
+      </w:r>
+      <w:r>
+        <w:rPr>
+          <w:bCs w:val="0"/>
+          <w:i/>
+          <w:iCs/>
+          <w:lang w:val="en-US"/>
+        </w:rPr>
+        <w:t>SHAP</w:t>
       </w:r>
       <w:r>
         <w:rPr>
@@ -3508,6 +3734,8 @@
       <w:r>
         <w:rPr>
           <w:bCs w:val="0"/>
+          <w:i/>
+          <w:iCs/>
           <w:lang w:val="en-US"/>
         </w:rPr>
         <w:t>SVM</w:t>
@@ -3517,7 +3745,23 @@
           <w:bCs w:val="0"/>
           <w:lang w:val="en-US"/>
         </w:rPr>
-        <w:t xml:space="preserve"> model trained on TF-IDF features, to investigate the contribution of individual linguistic features to the prediction process.</w:t>
+        <w:t xml:space="preserve"> model trained on </w:t>
+      </w:r>
+      <w:r>
+        <w:rPr>
+          <w:bCs w:val="0"/>
+          <w:i/>
+          <w:iCs/>
+          <w:lang w:val="en-US"/>
+        </w:rPr>
+        <w:t>TF-IDF</w:t>
+      </w:r>
+      <w:r>
+        <w:rPr>
+          <w:bCs w:val="0"/>
+          <w:lang w:val="en-US"/>
+        </w:rPr>
+        <w:t xml:space="preserve"> features, to investigate the contribution of individual linguistic features to the prediction process.</w:t>
       </w:r>
     </w:p>
     <w:p>
@@ -3610,7 +3854,6 @@
         <w:autoSpaceDE w:val="0"/>
         <w:autoSpaceDN w:val="0"/>
         <w:adjustRightInd w:val="0"/>
-        <w:ind w:firstLine="720"/>
         <w:jc w:val="both"/>
         <w:rPr>
           <w:bCs w:val="0"/>
@@ -3637,169 +3880,6 @@
           <w:lang w:val="en-US"/>
         </w:rPr>
         <w:t>The dataset was divided into training and testing subsets using a stratified 80/20 split, to preserve the class proportions in both partitions and to ensure a fair evaluation of the classification models. Three experimental settings were considered.</w:t>
-      </w:r>
-    </w:p>
-    <w:p>
-      <w:pPr>
-        <w:widowControl w:val="0"/>
-        <w:autoSpaceDE w:val="0"/>
-        <w:autoSpaceDN w:val="0"/>
-        <w:adjustRightInd w:val="0"/>
-        <w:ind w:firstLine="720"/>
-        <w:jc w:val="both"/>
-        <w:rPr>
-          <w:bCs w:val="0"/>
-          <w:lang w:val="en-US"/>
-        </w:rPr>
-      </w:pPr>
-      <w:r>
-        <w:rPr>
-          <w:bCs w:val="0"/>
-          <w:lang w:val="en-US"/>
-        </w:rPr>
-        <w:t xml:space="preserve">The first </w:t>
-      </w:r>
-      <w:r>
-        <w:rPr>
-          <w:bCs w:val="0"/>
-          <w:lang w:val="en-US"/>
-        </w:rPr>
-        <w:t>experiment</w:t>
-      </w:r>
-      <w:r>
-        <w:rPr>
-          <w:bCs w:val="0"/>
-          <w:lang w:val="en-US"/>
-        </w:rPr>
-        <w:t xml:space="preserve"> corresponds to a baseline model based on simple surface features extracted from the review text. These features capture general structural properties, such as text length, punctuation-related information, and other basic stylistic indicators. The baseline classifier was implemented using Logistic Regression and was intended to provide a reference point for evaluating the contribution of richer lexical representations.</w:t>
-      </w:r>
-    </w:p>
-    <w:p>
-      <w:pPr>
-        <w:widowControl w:val="0"/>
-        <w:autoSpaceDE w:val="0"/>
-        <w:autoSpaceDN w:val="0"/>
-        <w:adjustRightInd w:val="0"/>
-        <w:ind w:firstLine="720"/>
-        <w:jc w:val="both"/>
-        <w:rPr>
-          <w:bCs w:val="0"/>
-          <w:lang w:val="en-US"/>
-        </w:rPr>
-      </w:pPr>
-      <w:r>
-        <w:rPr>
-          <w:bCs w:val="0"/>
-          <w:lang w:val="en-US"/>
-        </w:rPr>
-        <w:t xml:space="preserve">The second </w:t>
-      </w:r>
-      <w:r>
-        <w:rPr>
-          <w:bCs w:val="0"/>
-          <w:lang w:val="en-US"/>
-        </w:rPr>
-        <w:t>experiment</w:t>
-      </w:r>
-      <w:r>
-        <w:rPr>
-          <w:bCs w:val="0"/>
-          <w:lang w:val="en-US"/>
-        </w:rPr>
-        <w:t xml:space="preserve"> uses a TF-IDF representation computed over unigrams and bigrams, combined with a Logistic Regression classifier. This experiment was introduced </w:t>
-      </w:r>
-      <w:proofErr w:type="gramStart"/>
-      <w:r>
-        <w:rPr>
-          <w:bCs w:val="0"/>
-          <w:lang w:val="en-US"/>
-        </w:rPr>
-        <w:t>in order to</w:t>
-      </w:r>
-      <w:proofErr w:type="gramEnd"/>
-      <w:r>
-        <w:rPr>
-          <w:bCs w:val="0"/>
-          <w:lang w:val="en-US"/>
-        </w:rPr>
-        <w:t xml:space="preserve"> evaluate the effect of lexical information independently of the final model choice and to measure the improvement obtained when moving from surface-level features to a sparse term-based representation.</w:t>
-      </w:r>
-    </w:p>
-    <w:p>
-      <w:pPr>
-        <w:widowControl w:val="0"/>
-        <w:autoSpaceDE w:val="0"/>
-        <w:autoSpaceDN w:val="0"/>
-        <w:adjustRightInd w:val="0"/>
-        <w:ind w:firstLine="720"/>
-        <w:jc w:val="both"/>
-        <w:rPr>
-          <w:bCs w:val="0"/>
-          <w:lang w:val="en-US"/>
-        </w:rPr>
-      </w:pPr>
-      <w:r>
-        <w:rPr>
-          <w:bCs w:val="0"/>
-          <w:lang w:val="en-US"/>
-        </w:rPr>
-        <w:t xml:space="preserve">The third </w:t>
-      </w:r>
-      <w:r>
-        <w:rPr>
-          <w:bCs w:val="0"/>
-          <w:lang w:val="en-US"/>
-        </w:rPr>
-        <w:t xml:space="preserve">experiment </w:t>
-      </w:r>
-      <w:r>
-        <w:rPr>
-          <w:bCs w:val="0"/>
-          <w:lang w:val="en-US"/>
-        </w:rPr>
-        <w:t>corresponds</w:t>
-      </w:r>
-      <w:r>
-        <w:rPr>
-          <w:bCs w:val="0"/>
-          <w:lang w:val="en-US"/>
-        </w:rPr>
-        <w:t xml:space="preserve"> to the main configuration of the proposed framework. In this case, the same TF-IDF representation was used together with a linear Support Vector Machine classifier. This model was selected as the main classifier due to its suitability for high-dimensional sparse data and its strong performance in text classification tasks.</w:t>
-      </w:r>
-    </w:p>
-    <w:p>
-      <w:pPr>
-        <w:widowControl w:val="0"/>
-        <w:autoSpaceDE w:val="0"/>
-        <w:autoSpaceDN w:val="0"/>
-        <w:adjustRightInd w:val="0"/>
-        <w:ind w:firstLine="720"/>
-        <w:jc w:val="both"/>
-        <w:rPr>
-          <w:bCs w:val="0"/>
-          <w:lang w:val="en-US"/>
-        </w:rPr>
-      </w:pPr>
-      <w:r>
-        <w:rPr>
-          <w:bCs w:val="0"/>
-          <w:lang w:val="en-US"/>
-        </w:rPr>
-        <w:t>The evaluated models were assessed using standard classification metrics, namely accuracy, precision, recall, and F1-score</w:t>
-      </w:r>
-      <w:r>
-        <w:rPr>
-          <w:bCs w:val="0"/>
-          <w:lang w:val="en-US"/>
-        </w:rPr>
-        <w:t xml:space="preserve"> [25]</w:t>
-      </w:r>
-      <w:r>
-        <w:rPr>
-          <w:bCs w:val="0"/>
-          <w:lang w:val="en-US"/>
-        </w:rPr>
-        <w:t>. In addition, the confusion matrix of the best-performing model was analyzed to examine the distribution of correct and incorrect predictions across the two classes.</w:t>
       </w:r>
     </w:p>
     <w:p>
@@ -3814,6 +3894,43 @@
           <w:lang w:val="en-US"/>
         </w:rPr>
       </w:pPr>
+      <w:r>
+        <w:rPr>
+          <w:bCs w:val="0"/>
+          <w:lang w:val="en-US"/>
+        </w:rPr>
+        <w:t xml:space="preserve">The first </w:t>
+      </w:r>
+      <w:r>
+        <w:rPr>
+          <w:bCs w:val="0"/>
+          <w:lang w:val="en-US"/>
+        </w:rPr>
+        <w:t>experiment</w:t>
+      </w:r>
+      <w:r>
+        <w:rPr>
+          <w:bCs w:val="0"/>
+          <w:lang w:val="en-US"/>
+        </w:rPr>
+        <w:t xml:space="preserve"> corresponds to a baseline model based on simple surface features extracted from the review text. These features capture general structural properties, such as text length, punctuation-related information, and other basic stylistic indicators. The baseline classifier was implemented using </w:t>
+      </w:r>
+      <w:r>
+        <w:rPr>
+          <w:bCs w:val="0"/>
+          <w:i/>
+          <w:iCs/>
+          <w:lang w:val="en-US"/>
+        </w:rPr>
+        <w:t>Logistic Regression</w:t>
+      </w:r>
+      <w:r>
+        <w:rPr>
+          <w:bCs w:val="0"/>
+          <w:lang w:val="en-US"/>
+        </w:rPr>
+        <w:t xml:space="preserve"> and was intended to provide a reference point for evaluating the contribution of richer lexical representations.</w:t>
+      </w:r>
     </w:p>
     <w:p>
       <w:pPr>
@@ -3823,23 +3940,78 @@
         <w:adjustRightInd w:val="0"/>
         <w:jc w:val="both"/>
         <w:rPr>
-          <w:b/>
-          <w:lang w:val="en-US"/>
-        </w:rPr>
-      </w:pPr>
-      <w:r>
-        <w:rPr>
-          <w:b/>
-          <w:lang w:val="en-US"/>
-        </w:rPr>
-        <w:t xml:space="preserve">5.2 </w:t>
-      </w:r>
-      <w:r>
-        <w:rPr>
-          <w:b/>
-          <w:lang w:val="en-US"/>
-        </w:rPr>
-        <w:t>Results</w:t>
+          <w:bCs w:val="0"/>
+          <w:lang w:val="en-US"/>
+        </w:rPr>
+      </w:pPr>
+      <w:r>
+        <w:rPr>
+          <w:bCs w:val="0"/>
+          <w:lang w:val="en-US"/>
+        </w:rPr>
+        <w:t xml:space="preserve">The second </w:t>
+      </w:r>
+      <w:r>
+        <w:rPr>
+          <w:bCs w:val="0"/>
+          <w:lang w:val="en-US"/>
+        </w:rPr>
+        <w:t>experiment</w:t>
+      </w:r>
+      <w:r>
+        <w:rPr>
+          <w:bCs w:val="0"/>
+          <w:lang w:val="en-US"/>
+        </w:rPr>
+        <w:t xml:space="preserve"> uses a </w:t>
+      </w:r>
+      <w:r>
+        <w:rPr>
+          <w:bCs w:val="0"/>
+          <w:i/>
+          <w:iCs/>
+          <w:lang w:val="en-US"/>
+        </w:rPr>
+        <w:t>TF-IDF</w:t>
+      </w:r>
+      <w:r>
+        <w:rPr>
+          <w:bCs w:val="0"/>
+          <w:lang w:val="en-US"/>
+        </w:rPr>
+        <w:t xml:space="preserve"> representation computed over unigrams and bigrams, combined with a </w:t>
+      </w:r>
+      <w:r>
+        <w:rPr>
+          <w:bCs w:val="0"/>
+          <w:i/>
+          <w:iCs/>
+          <w:lang w:val="en-US"/>
+        </w:rPr>
+        <w:t>Logistic Regression</w:t>
+      </w:r>
+      <w:r>
+        <w:rPr>
+          <w:bCs w:val="0"/>
+          <w:lang w:val="en-US"/>
+        </w:rPr>
+        <w:t xml:space="preserve"> classifier. This experiment was introduced </w:t>
+      </w:r>
+      <w:proofErr w:type="gramStart"/>
+      <w:r>
+        <w:rPr>
+          <w:bCs w:val="0"/>
+          <w:lang w:val="en-US"/>
+        </w:rPr>
+        <w:t>in order to</w:t>
+      </w:r>
+      <w:proofErr w:type="gramEnd"/>
+      <w:r>
+        <w:rPr>
+          <w:bCs w:val="0"/>
+          <w:lang w:val="en-US"/>
+        </w:rPr>
+        <w:t xml:space="preserve"> evaluate the effect of lexical information independently of the final model choice and to measure the improvement obtained when moving from surface-level features to a sparse term-based representation.</w:t>
       </w:r>
     </w:p>
     <w:p>
@@ -3859,21 +4031,76 @@
           <w:bCs w:val="0"/>
           <w:lang w:val="en-US"/>
         </w:rPr>
-        <w:t>The classification results obtained for the three experiment</w:t>
-      </w:r>
-      <w:r>
-        <w:rPr>
-          <w:bCs w:val="0"/>
-          <w:lang w:val="en-US"/>
-        </w:rPr>
-        <w:t xml:space="preserve">s </w:t>
-      </w:r>
-      <w:r>
-        <w:rPr>
-          <w:bCs w:val="0"/>
-          <w:lang w:val="en-US"/>
-        </w:rPr>
-        <w:t>are summarized in Table 2.</w:t>
+        <w:t xml:space="preserve">The third </w:t>
+      </w:r>
+      <w:r>
+        <w:rPr>
+          <w:bCs w:val="0"/>
+          <w:lang w:val="en-US"/>
+        </w:rPr>
+        <w:t xml:space="preserve">experiment </w:t>
+      </w:r>
+      <w:r>
+        <w:rPr>
+          <w:bCs w:val="0"/>
+          <w:lang w:val="en-US"/>
+        </w:rPr>
+        <w:t>corresponds</w:t>
+      </w:r>
+      <w:r>
+        <w:rPr>
+          <w:bCs w:val="0"/>
+          <w:lang w:val="en-US"/>
+        </w:rPr>
+        <w:t xml:space="preserve"> to the main configuration of the proposed framework. In this case, the same </w:t>
+      </w:r>
+      <w:r>
+        <w:rPr>
+          <w:bCs w:val="0"/>
+          <w:i/>
+          <w:iCs/>
+          <w:lang w:val="en-US"/>
+        </w:rPr>
+        <w:t>TF-IDF</w:t>
+      </w:r>
+      <w:r>
+        <w:rPr>
+          <w:bCs w:val="0"/>
+          <w:lang w:val="en-US"/>
+        </w:rPr>
+        <w:t xml:space="preserve"> representation was used together with a </w:t>
+      </w:r>
+      <w:r>
+        <w:rPr>
+          <w:bCs w:val="0"/>
+          <w:i/>
+          <w:iCs/>
+          <w:lang w:val="en-US"/>
+        </w:rPr>
+        <w:t>linear</w:t>
+      </w:r>
+      <w:r>
+        <w:rPr>
+          <w:bCs w:val="0"/>
+          <w:lang w:val="en-US"/>
+        </w:rPr>
+        <w:t xml:space="preserve"> </w:t>
+      </w:r>
+      <w:r>
+        <w:rPr>
+          <w:bCs w:val="0"/>
+          <w:i/>
+          <w:iCs/>
+          <w:lang w:val="en-US"/>
+        </w:rPr>
+        <w:t>Support Vector Machine</w:t>
+      </w:r>
+      <w:r>
+        <w:rPr>
+          <w:bCs w:val="0"/>
+          <w:lang w:val="en-US"/>
+        </w:rPr>
+        <w:t xml:space="preserve"> classifier. This model was selected as the main classifier due to its suitability for high-dimensional sparse data and its strong performance in text classification tasks.</w:t>
       </w:r>
     </w:p>
     <w:p>
@@ -3888,6 +4115,128 @@
           <w:lang w:val="en-US"/>
         </w:rPr>
       </w:pPr>
+      <w:r>
+        <w:rPr>
+          <w:bCs w:val="0"/>
+          <w:lang w:val="en-US"/>
+        </w:rPr>
+        <w:t>The evaluated models were assessed using standard classification metrics, namely accuracy, precision, recall, and F1-score</w:t>
+      </w:r>
+      <w:r>
+        <w:rPr>
+          <w:bCs w:val="0"/>
+          <w:lang w:val="en-US"/>
+        </w:rPr>
+        <w:t xml:space="preserve"> [25]</w:t>
+      </w:r>
+      <w:r>
+        <w:rPr>
+          <w:bCs w:val="0"/>
+          <w:lang w:val="en-US"/>
+        </w:rPr>
+        <w:t>. In addition, the confusion matrix of the best-performing model was analyzed to examine the distribution of correct and incorrect predictions across the two classes.</w:t>
+      </w:r>
+    </w:p>
+    <w:p>
+      <w:pPr>
+        <w:widowControl w:val="0"/>
+        <w:autoSpaceDE w:val="0"/>
+        <w:autoSpaceDN w:val="0"/>
+        <w:adjustRightInd w:val="0"/>
+        <w:jc w:val="both"/>
+        <w:rPr>
+          <w:bCs w:val="0"/>
+          <w:lang w:val="en-US"/>
+        </w:rPr>
+      </w:pPr>
+    </w:p>
+    <w:p>
+      <w:pPr>
+        <w:widowControl w:val="0"/>
+        <w:autoSpaceDE w:val="0"/>
+        <w:autoSpaceDN w:val="0"/>
+        <w:adjustRightInd w:val="0"/>
+        <w:jc w:val="both"/>
+        <w:rPr>
+          <w:b/>
+          <w:lang w:val="en-US"/>
+        </w:rPr>
+      </w:pPr>
+      <w:r>
+        <w:rPr>
+          <w:b/>
+          <w:lang w:val="en-US"/>
+        </w:rPr>
+        <w:t xml:space="preserve">5.2 </w:t>
+      </w:r>
+      <w:r>
+        <w:rPr>
+          <w:b/>
+          <w:lang w:val="en-US"/>
+        </w:rPr>
+        <w:t>Results</w:t>
+      </w:r>
+    </w:p>
+    <w:p>
+      <w:pPr>
+        <w:widowControl w:val="0"/>
+        <w:autoSpaceDE w:val="0"/>
+        <w:autoSpaceDN w:val="0"/>
+        <w:adjustRightInd w:val="0"/>
+        <w:jc w:val="both"/>
+        <w:rPr>
+          <w:bCs w:val="0"/>
+          <w:lang w:val="en-US"/>
+        </w:rPr>
+      </w:pPr>
+      <w:r>
+        <w:rPr>
+          <w:bCs w:val="0"/>
+          <w:lang w:val="en-US"/>
+        </w:rPr>
+        <w:t>The classification results obtained for the three experiment</w:t>
+      </w:r>
+      <w:r>
+        <w:rPr>
+          <w:bCs w:val="0"/>
+          <w:lang w:val="en-US"/>
+        </w:rPr>
+        <w:t xml:space="preserve">s </w:t>
+      </w:r>
+      <w:r>
+        <w:rPr>
+          <w:bCs w:val="0"/>
+          <w:lang w:val="en-US"/>
+        </w:rPr>
+        <w:t xml:space="preserve">are summarized in Table </w:t>
+      </w:r>
+      <w:r>
+        <w:rPr>
+          <w:bCs w:val="0"/>
+          <w:lang w:val="en-US"/>
+        </w:rPr>
+        <w:t>4</w:t>
+      </w:r>
+      <w:r>
+        <w:rPr>
+          <w:bCs w:val="0"/>
+          <w:lang w:val="en-US"/>
+        </w:rPr>
+        <w:t>.</w:t>
+      </w:r>
+    </w:p>
+    <w:p>
+      <w:pPr>
+        <w:widowControl w:val="0"/>
+        <w:autoSpaceDE w:val="0"/>
+        <w:autoSpaceDN w:val="0"/>
+        <w:adjustRightInd w:val="0"/>
+        <w:jc w:val="both"/>
+        <w:rPr>
+          <w:bCs w:val="0"/>
+          <w:lang w:val="en-US"/>
+        </w:rPr>
+      </w:pPr>
     </w:p>
     <w:p>
       <w:pPr>
@@ -3906,7 +4255,14 @@
           <w:b/>
           <w:lang w:val="en-US"/>
         </w:rPr>
-        <w:t>Table 2</w:t>
+        <w:t xml:space="preserve">Table </w:t>
+      </w:r>
+      <w:r>
+        <w:rPr>
+          <w:b/>
+          <w:lang w:val="en-US"/>
+        </w:rPr>
+        <w:t>4</w:t>
       </w:r>
       <w:r>
         <w:rPr>
@@ -4471,7 +4827,6 @@
         <w:autoSpaceDE w:val="0"/>
         <w:autoSpaceDN w:val="0"/>
         <w:adjustRightInd w:val="0"/>
-        <w:ind w:firstLine="720"/>
         <w:jc w:val="both"/>
         <w:rPr>
           <w:bCs w:val="0"/>
@@ -4483,15 +4838,72 @@
           <w:bCs w:val="0"/>
           <w:lang w:val="en-US"/>
         </w:rPr>
-        <w:t xml:space="preserve">The baseline model reached an accuracy of 0.811, indicating that simple structural features already contain discriminative information for separating real and AI-generated reviews. </w:t>
-      </w:r>
-      <w:r>
-        <w:rPr>
-          <w:bCs w:val="0"/>
+        <w:t xml:space="preserve">The baseline model reached an accuracy of 0.811, indicating that simple structural features already contain discriminative information for separating real and AI-generated reviews. A clear increase in performance was observed after introducing lexical information through the </w:t>
+      </w:r>
+      <w:r>
+        <w:rPr>
+          <w:bCs w:val="0"/>
+          <w:i/>
+          <w:iCs/>
           <w:lang w:val="en-US"/>
         </w:rPr>
         <w:lastRenderedPageBreak/>
-        <w:t>A clear increase in performance was observed after introducing lexical information through the TF-IDF representation. In this setting, Logistic Regression achieved an accuracy of 0.953, showing that term-based features provide a substantially stronger representation than surface-level descriptors alone. The highest performance was obtained with the linear SVM classifier applied to the same TF-IDF feature space. In this configuration, the model reached an accuracy of 0.974, with similarly high values for precision, recall, and F1-score. The limited difference between the second and third experiments suggests that the main contribution to performance is provided by the lexical representation, while the choice of classifier yields a smaller</w:t>
+        <w:t>TF-IDF</w:t>
+      </w:r>
+      <w:r>
+        <w:rPr>
+          <w:bCs w:val="0"/>
+          <w:lang w:val="en-US"/>
+        </w:rPr>
+        <w:t xml:space="preserve"> representation. In this setting, </w:t>
+      </w:r>
+      <w:r>
+        <w:rPr>
+          <w:bCs w:val="0"/>
+          <w:i/>
+          <w:iCs/>
+          <w:lang w:val="en-US"/>
+        </w:rPr>
+        <w:t>Logistic Regression</w:t>
+      </w:r>
+      <w:r>
+        <w:rPr>
+          <w:bCs w:val="0"/>
+          <w:lang w:val="en-US"/>
+        </w:rPr>
+        <w:t xml:space="preserve"> achieved an accuracy of 0.953, showing that term-based features provide a substantially stronger representation than surface-level descriptors alone. The highest performance was obtained with the </w:t>
+      </w:r>
+      <w:r>
+        <w:rPr>
+          <w:bCs w:val="0"/>
+          <w:i/>
+          <w:iCs/>
+          <w:lang w:val="en-US"/>
+        </w:rPr>
+        <w:t>linear SVM</w:t>
+      </w:r>
+      <w:r>
+        <w:rPr>
+          <w:bCs w:val="0"/>
+          <w:lang w:val="en-US"/>
+        </w:rPr>
+        <w:t xml:space="preserve"> classifier applied to the same </w:t>
+      </w:r>
+      <w:r>
+        <w:rPr>
+          <w:bCs w:val="0"/>
+          <w:i/>
+          <w:iCs/>
+          <w:lang w:val="en-US"/>
+        </w:rPr>
+        <w:t>TF-IDF</w:t>
+      </w:r>
+      <w:r>
+        <w:rPr>
+          <w:bCs w:val="0"/>
+          <w:lang w:val="en-US"/>
+        </w:rPr>
+        <w:t xml:space="preserve"> feature space. In this configuration, the model reached an accuracy of 0.974, with similarly high values for precision, recall, and F1-score. The limited difference between the second and third experiments suggests that the main contribution to performance is provided by the lexical representation, while the choice of classifier yields a smaller</w:t>
       </w:r>
       <w:r>
         <w:rPr>
@@ -4712,7 +5124,6 @@
         <w:autoSpaceDE w:val="0"/>
         <w:autoSpaceDN w:val="0"/>
         <w:adjustRightInd w:val="0"/>
-        <w:ind w:firstLine="720"/>
         <w:jc w:val="both"/>
         <w:rPr>
           <w:bCs w:val="0"/>
@@ -4761,7 +5172,71 @@
           <w:bCs w:val="0"/>
           <w:lang w:val="en-US"/>
         </w:rPr>
-        <w:t xml:space="preserve"> identify the features that contribute most strongly to the classification process. The analysis was performed using SHAP, a model-agnostic explanation framework that quantifies the contribution of individual features to a given prediction [10]. The relevance of such an approach is also supported by recent work on explainable fake review detection and explainable e-commerce review analytics, which emphasizes that transparent model behavior is essential for understanding the mechanisms underlying manipulated textual content [9], [18]. In the present study, SHAP was applied to the linear SVM model trained on TF-IDF features, corresponding to the best-performing configuration of the proposed framework</w:t>
+        <w:t xml:space="preserve"> identify the features that contribute most strongly to the classification process. The analysis was performed using </w:t>
+      </w:r>
+      <w:r>
+        <w:rPr>
+          <w:bCs w:val="0"/>
+          <w:i/>
+          <w:iCs/>
+          <w:lang w:val="en-US"/>
+        </w:rPr>
+        <w:t>SHAP</w:t>
+      </w:r>
+      <w:r>
+        <w:rPr>
+          <w:bCs w:val="0"/>
+          <w:lang w:val="en-US"/>
+        </w:rPr>
+        <w:t xml:space="preserve">, a model-agnostic explanation framework that quantifies the contribution of individual features to a given prediction [10]. The relevance of such an approach is also supported by recent work on explainable fake review detection and explainable e-commerce review analytics, which emphasizes that transparent model behavior is essential for understanding the mechanisms underlying manipulated textual content [9], [18]. In the present study, </w:t>
+      </w:r>
+      <w:r>
+        <w:rPr>
+          <w:bCs w:val="0"/>
+          <w:i/>
+          <w:iCs/>
+          <w:lang w:val="en-US"/>
+        </w:rPr>
+        <w:t>SHAP</w:t>
+      </w:r>
+      <w:r>
+        <w:rPr>
+          <w:bCs w:val="0"/>
+          <w:lang w:val="en-US"/>
+        </w:rPr>
+        <w:t xml:space="preserve"> was applied to the </w:t>
+      </w:r>
+      <w:r>
+        <w:rPr>
+          <w:bCs w:val="0"/>
+          <w:i/>
+          <w:iCs/>
+          <w:lang w:val="en-US"/>
+        </w:rPr>
+        <w:t>linear SVM</w:t>
+      </w:r>
+      <w:r>
+        <w:rPr>
+          <w:bCs w:val="0"/>
+          <w:lang w:val="en-US"/>
+        </w:rPr>
+        <w:t xml:space="preserve"> model trained on </w:t>
+      </w:r>
+      <w:r>
+        <w:rPr>
+          <w:bCs w:val="0"/>
+          <w:i/>
+          <w:iCs/>
+          <w:lang w:val="en-US"/>
+        </w:rPr>
+        <w:t>TF-IDF</w:t>
+      </w:r>
+      <w:r>
+        <w:rPr>
+          <w:bCs w:val="0"/>
+          <w:lang w:val="en-US"/>
+        </w:rPr>
+        <w:t xml:space="preserve"> features, corresponding to the best-performing configuration of the proposed framework</w:t>
       </w:r>
       <w:r>
         <w:rPr>
@@ -4956,7 +5431,85 @@
           <w:bCs w:val="0"/>
           <w:lang w:val="en-US"/>
         </w:rPr>
-        <w:t xml:space="preserve">Figure 2 presents the SHAP summary plot obtained for the Logistic Regression model trained on TF-IDF features. Positive SHAP values indicate features that increase the probability of the AI-generated class, whereas negative values correspond to features more strongly associated with authentic reviews. The plot shows that the classification is influenced mainly by a limited subset of lexical features, including </w:t>
+        <w:t xml:space="preserve">Figure </w:t>
+      </w:r>
+      <w:r>
+        <w:rPr>
+          <w:bCs w:val="0"/>
+          <w:lang w:val="en-US"/>
+        </w:rPr>
+        <w:t>3</w:t>
+      </w:r>
+      <w:r>
+        <w:rPr>
+          <w:bCs w:val="0"/>
+          <w:lang w:val="en-US"/>
+        </w:rPr>
+        <w:t xml:space="preserve"> presents the </w:t>
+      </w:r>
+      <w:r>
+        <w:rPr>
+          <w:bCs w:val="0"/>
+          <w:i/>
+          <w:iCs/>
+          <w:lang w:val="en-US"/>
+        </w:rPr>
+        <w:t>SHAP</w:t>
+      </w:r>
+      <w:r>
+        <w:rPr>
+          <w:bCs w:val="0"/>
+          <w:lang w:val="en-US"/>
+        </w:rPr>
+        <w:t xml:space="preserve"> summary plot obtained for the </w:t>
+      </w:r>
+      <w:r>
+        <w:rPr>
+          <w:bCs w:val="0"/>
+          <w:i/>
+          <w:iCs/>
+          <w:lang w:val="en-US"/>
+        </w:rPr>
+        <w:t>Logistic Regression</w:t>
+      </w:r>
+      <w:r>
+        <w:rPr>
+          <w:bCs w:val="0"/>
+          <w:lang w:val="en-US"/>
+        </w:rPr>
+        <w:t xml:space="preserve"> model trained on </w:t>
+      </w:r>
+      <w:r>
+        <w:rPr>
+          <w:bCs w:val="0"/>
+          <w:i/>
+          <w:iCs/>
+          <w:lang w:val="en-US"/>
+        </w:rPr>
+        <w:t>TF-IDF</w:t>
+      </w:r>
+      <w:r>
+        <w:rPr>
+          <w:bCs w:val="0"/>
+          <w:lang w:val="en-US"/>
+        </w:rPr>
+        <w:t xml:space="preserve"> features. Positive </w:t>
+      </w:r>
+      <w:r>
+        <w:rPr>
+          <w:bCs w:val="0"/>
+          <w:i/>
+          <w:iCs/>
+          <w:lang w:val="en-US"/>
+        </w:rPr>
+        <w:t>SHAP</w:t>
+      </w:r>
+      <w:r>
+        <w:rPr>
+          <w:bCs w:val="0"/>
+          <w:lang w:val="en-US"/>
+        </w:rPr>
+        <w:t xml:space="preserve"> values indicate features that increase the probability of the AI-generated class, whereas negative values correspond to features more strongly associated with authentic reviews. The plot shows that the classification is influenced mainly by a limited subset of lexical features, including </w:t>
       </w:r>
       <w:r>
         <w:rPr>
@@ -5120,7 +5673,21 @@
           <w:bCs w:val="0"/>
           <w:lang w:val="en-US"/>
         </w:rPr>
-        <w:t xml:space="preserve">The feature distribution shown in Figure 2 suggests that the classification is influenced mainly by recurrent lexical regularities rather than by product-specific semantic content. Positive evaluative terms such as </w:t>
+        <w:t xml:space="preserve">The feature distribution shown in Figure </w:t>
+      </w:r>
+      <w:r>
+        <w:rPr>
+          <w:bCs w:val="0"/>
+          <w:lang w:val="en-US"/>
+        </w:rPr>
+        <w:t>3</w:t>
+      </w:r>
+      <w:r>
+        <w:rPr>
+          <w:bCs w:val="0"/>
+          <w:lang w:val="en-US"/>
+        </w:rPr>
+        <w:t xml:space="preserve"> suggests that the classification is influenced mainly by recurrent lexical regularities rather than by product-specific semantic content. Positive evaluative terms such as </w:t>
       </w:r>
       <w:r>
         <w:rPr>

--- a/doc/journal_paper.docx
+++ b/doc/journal_paper.docx
@@ -1421,6 +1421,19 @@
         </w:rPr>
         <w:t>The dataset is approximately balanced, allowing a fair evaluation of the classification models without requiring additional balancing techniques.</w:t>
       </w:r>
+    </w:p>
+    <w:p>
+      <w:pPr>
+        <w:widowControl w:val="0"/>
+        <w:autoSpaceDE w:val="0"/>
+        <w:autoSpaceDN w:val="0"/>
+        <w:adjustRightInd w:val="0"/>
+        <w:jc w:val="both"/>
+        <w:rPr>
+          <w:bCs w:val="0"/>
+          <w:lang w:val="en-US"/>
+        </w:rPr>
+      </w:pPr>
     </w:p>
     <w:p>
       <w:pPr>
@@ -2071,6 +2084,7 @@
           <w:b/>
           <w:lang w:val="en-US"/>
         </w:rPr>
+        <w:lastRenderedPageBreak/>
         <w:t xml:space="preserve">Table </w:t>
       </w:r>
       <w:r>
@@ -2135,7 +2149,6 @@
                 <w:b/>
                 <w:lang w:val="en-US"/>
               </w:rPr>
-              <w:lastRenderedPageBreak/>
               <w:t>Feature</w:t>
             </w:r>
           </w:p>
@@ -3332,6 +3345,24 @@
         </w:rPr>
         <w:t>.</w:t>
       </w:r>
+      <w:r>
+        <w:rPr>
+          <w:bCs w:val="0"/>
+          <w:lang w:val="en-US"/>
+        </w:rPr>
+        <w:t xml:space="preserve"> </w:t>
+      </w:r>
+      <w:r>
+        <w:t xml:space="preserve">In addition, a supplementary sensitivity analysis was conducted </w:t>
+      </w:r>
+      <w:proofErr w:type="gramStart"/>
+      <w:r>
+        <w:t>in order to</w:t>
+      </w:r>
+      <w:proofErr w:type="gramEnd"/>
+      <w:r>
+        <w:t xml:space="preserve"> compare the unigram–bigram representation with a unigram-only TF-IDF configuration for the lexical classification models.</w:t>
+      </w:r>
     </w:p>
     <w:p>
       <w:pPr>
@@ -3587,7 +3618,15 @@
           <w:bCs w:val="0"/>
           <w:lang w:val="en-US"/>
         </w:rPr>
-        <w:t xml:space="preserve"> representation. This experiment was introduced to assess the effect of lexical information independently of the final classifier and to measure the improvement obtained when moving from surface-level descriptors to sparse term-based features.</w:t>
+        <w:t xml:space="preserve"> representation. </w:t>
+      </w:r>
+      <w:r>
+        <w:rPr>
+          <w:bCs w:val="0"/>
+          <w:lang w:val="en-US"/>
+        </w:rPr>
+        <w:lastRenderedPageBreak/>
+        <w:t>This experiment was introduced to assess the effect of lexical information independently of the final classifier and to measure the improvement obtained when moving from surface-level descriptors to sparse term-based features.</w:t>
       </w:r>
     </w:p>
     <w:p>
@@ -3607,7 +3646,6 @@
           <w:bCs w:val="0"/>
           <w:lang w:val="en-US"/>
         </w:rPr>
-        <w:lastRenderedPageBreak/>
         <w:t xml:space="preserve">The third configuration corresponds to the main model of the proposed framework. In this case, a </w:t>
       </w:r>
       <w:r>
@@ -4135,6 +4173,24 @@
           <w:lang w:val="en-US"/>
         </w:rPr>
         <w:t>. In addition, the confusion matrix of the best-performing model was analyzed to examine the distribution of correct and incorrect predictions across the two classes.</w:t>
+      </w:r>
+      <w:r>
+        <w:rPr>
+          <w:bCs w:val="0"/>
+          <w:lang w:val="en-US"/>
+        </w:rPr>
+        <w:t xml:space="preserve"> </w:t>
+      </w:r>
+      <w:r>
+        <w:t xml:space="preserve">In addition to the three main experimental settings, a supplementary sensitivity analysis was performed </w:t>
+      </w:r>
+      <w:proofErr w:type="gramStart"/>
+      <w:r>
+        <w:t>in order to</w:t>
+      </w:r>
+      <w:proofErr w:type="gramEnd"/>
+      <w:r>
+        <w:t xml:space="preserve"> examine the effect of the TF-IDF n-gram configuration, by comparing unigram-only and unigram–bigram representations for the lexical models.</w:t>
       </w:r>
     </w:p>
     <w:p>
@@ -4702,6 +4758,7 @@
                 <w:bCs w:val="0"/>
                 <w:lang w:val="en-US"/>
               </w:rPr>
+              <w:lastRenderedPageBreak/>
               <w:t>SVM + TF-IDF</w:t>
             </w:r>
           </w:p>
@@ -4847,7 +4904,6 @@
           <w:iCs/>
           <w:lang w:val="en-US"/>
         </w:rPr>
-        <w:lastRenderedPageBreak/>
         <w:t>TF-IDF</w:t>
       </w:r>
       <w:r>
@@ -5101,22 +5157,521 @@
           <w:b/>
           <w:lang w:val="en-US"/>
         </w:rPr>
-        <w:t xml:space="preserve">6 </w:t>
+        <w:t>5.</w:t>
       </w:r>
       <w:r>
         <w:rPr>
           <w:b/>
           <w:lang w:val="en-US"/>
         </w:rPr>
-        <w:t>Explainability Analysi</w:t>
+        <w:t>3</w:t>
       </w:r>
       <w:r>
         <w:rPr>
           <w:b/>
           <w:lang w:val="en-US"/>
         </w:rPr>
-        <w:t>s</w:t>
-      </w:r>
+        <w:t xml:space="preserve"> </w:t>
+      </w:r>
+      <w:r>
+        <w:rPr>
+          <w:b/>
+          <w:lang w:val="en-US"/>
+        </w:rPr>
+        <w:t>Error Analysis</w:t>
+      </w:r>
+    </w:p>
+    <w:p>
+      <w:pPr>
+        <w:widowControl w:val="0"/>
+        <w:autoSpaceDE w:val="0"/>
+        <w:autoSpaceDN w:val="0"/>
+        <w:adjustRightInd w:val="0"/>
+        <w:jc w:val="center"/>
+        <w:rPr>
+          <w:b/>
+          <w:lang w:val="en-US"/>
+        </w:rPr>
+      </w:pPr>
+      <w:r>
+        <w:rPr>
+          <w:b/>
+          <w:lang w:val="en-US"/>
+        </w:rPr>
+        <w:t xml:space="preserve">Table 5. </w:t>
+      </w:r>
+      <w:r>
+        <w:rPr>
+          <w:bCs w:val="0"/>
+          <w:lang w:val="en-US"/>
+        </w:rPr>
+        <w:t>Examples of misclassified reviews</w:t>
+      </w:r>
+    </w:p>
+    <w:tbl>
+      <w:tblPr>
+        <w:tblStyle w:val="TableGrid"/>
+        <w:tblW w:w="0" w:type="auto"/>
+        <w:tblLook w:val="04A0" w:firstRow="1" w:lastRow="0" w:firstColumn="1" w:lastColumn="0" w:noHBand="0" w:noVBand="1"/>
+      </w:tblPr>
+      <w:tblGrid>
+        <w:gridCol w:w="3681"/>
+        <w:gridCol w:w="849"/>
+        <w:gridCol w:w="1277"/>
+        <w:gridCol w:w="3254"/>
+      </w:tblGrid>
+      <w:tr>
+        <w:tc>
+          <w:tcPr>
+            <w:tcW w:w="3681" w:type="dxa"/>
+            <w:vAlign w:val="center"/>
+          </w:tcPr>
+          <w:p>
+            <w:pPr>
+              <w:widowControl w:val="0"/>
+              <w:autoSpaceDE w:val="0"/>
+              <w:autoSpaceDN w:val="0"/>
+              <w:adjustRightInd w:val="0"/>
+              <w:jc w:val="center"/>
+              <w:rPr>
+                <w:b/>
+                <w:lang w:val="en-US"/>
+              </w:rPr>
+            </w:pPr>
+            <w:r>
+              <w:rPr>
+                <w:b/>
+                <w:lang w:val="en-US"/>
+              </w:rPr>
+              <w:t>Review type</w:t>
+            </w:r>
+          </w:p>
+        </w:tc>
+        <w:tc>
+          <w:tcPr>
+            <w:tcW w:w="849" w:type="dxa"/>
+            <w:vAlign w:val="center"/>
+          </w:tcPr>
+          <w:p>
+            <w:pPr>
+              <w:widowControl w:val="0"/>
+              <w:autoSpaceDE w:val="0"/>
+              <w:autoSpaceDN w:val="0"/>
+              <w:adjustRightInd w:val="0"/>
+              <w:jc w:val="center"/>
+              <w:rPr>
+                <w:b/>
+                <w:lang w:val="en-US"/>
+              </w:rPr>
+            </w:pPr>
+            <w:r>
+              <w:rPr>
+                <w:b/>
+                <w:lang w:val="en-US"/>
+              </w:rPr>
+              <w:t>True label</w:t>
+            </w:r>
+          </w:p>
+        </w:tc>
+        <w:tc>
+          <w:tcPr>
+            <w:tcW w:w="1277" w:type="dxa"/>
+            <w:vAlign w:val="center"/>
+          </w:tcPr>
+          <w:p>
+            <w:pPr>
+              <w:widowControl w:val="0"/>
+              <w:autoSpaceDE w:val="0"/>
+              <w:autoSpaceDN w:val="0"/>
+              <w:adjustRightInd w:val="0"/>
+              <w:jc w:val="center"/>
+              <w:rPr>
+                <w:b/>
+                <w:lang w:val="en-US"/>
+              </w:rPr>
+            </w:pPr>
+            <w:r>
+              <w:rPr>
+                <w:b/>
+                <w:lang w:val="en-US"/>
+              </w:rPr>
+              <w:t>Predicted label</w:t>
+            </w:r>
+          </w:p>
+        </w:tc>
+        <w:tc>
+          <w:tcPr>
+            <w:tcW w:w="3254" w:type="dxa"/>
+            <w:vAlign w:val="center"/>
+          </w:tcPr>
+          <w:p>
+            <w:pPr>
+              <w:widowControl w:val="0"/>
+              <w:autoSpaceDE w:val="0"/>
+              <w:autoSpaceDN w:val="0"/>
+              <w:adjustRightInd w:val="0"/>
+              <w:jc w:val="center"/>
+              <w:rPr>
+                <w:b/>
+                <w:lang w:val="en-US"/>
+              </w:rPr>
+            </w:pPr>
+            <w:r>
+              <w:rPr>
+                <w:b/>
+                <w:lang w:val="en-US"/>
+              </w:rPr>
+              <w:t>Possible explanation</w:t>
+            </w:r>
+          </w:p>
+        </w:tc>
+      </w:tr>
+      <w:tr>
+        <w:tc>
+          <w:tcPr>
+            <w:tcW w:w="3681" w:type="dxa"/>
+            <w:vAlign w:val="center"/>
+          </w:tcPr>
+          <w:p>
+            <w:pPr>
+              <w:widowControl w:val="0"/>
+              <w:autoSpaceDE w:val="0"/>
+              <w:autoSpaceDN w:val="0"/>
+              <w:adjustRightInd w:val="0"/>
+              <w:rPr>
+                <w:bCs w:val="0"/>
+                <w:lang w:val="en-US"/>
+              </w:rPr>
+            </w:pPr>
+            <w:r>
+              <w:rPr>
+                <w:bCs w:val="0"/>
+                <w:lang w:val="en-US"/>
+              </w:rPr>
+              <w:t>Real review with generic positive tone</w:t>
+            </w:r>
+          </w:p>
+        </w:tc>
+        <w:tc>
+          <w:tcPr>
+            <w:tcW w:w="849" w:type="dxa"/>
+            <w:vAlign w:val="center"/>
+          </w:tcPr>
+          <w:p>
+            <w:pPr>
+              <w:widowControl w:val="0"/>
+              <w:autoSpaceDE w:val="0"/>
+              <w:autoSpaceDN w:val="0"/>
+              <w:adjustRightInd w:val="0"/>
+              <w:rPr>
+                <w:bCs w:val="0"/>
+                <w:lang w:val="en-US"/>
+              </w:rPr>
+            </w:pPr>
+            <w:r>
+              <w:rPr>
+                <w:bCs w:val="0"/>
+                <w:lang w:val="en-US"/>
+              </w:rPr>
+              <w:t>Real</w:t>
+            </w:r>
+          </w:p>
+        </w:tc>
+        <w:tc>
+          <w:tcPr>
+            <w:tcW w:w="1277" w:type="dxa"/>
+            <w:vAlign w:val="center"/>
+          </w:tcPr>
+          <w:p>
+            <w:pPr>
+              <w:widowControl w:val="0"/>
+              <w:autoSpaceDE w:val="0"/>
+              <w:autoSpaceDN w:val="0"/>
+              <w:adjustRightInd w:val="0"/>
+              <w:rPr>
+                <w:bCs w:val="0"/>
+                <w:lang w:val="en-US"/>
+              </w:rPr>
+            </w:pPr>
+            <w:r>
+              <w:rPr>
+                <w:bCs w:val="0"/>
+                <w:lang w:val="en-US"/>
+              </w:rPr>
+              <w:t>AI</w:t>
+            </w:r>
+          </w:p>
+        </w:tc>
+        <w:tc>
+          <w:tcPr>
+            <w:tcW w:w="3254" w:type="dxa"/>
+            <w:vAlign w:val="center"/>
+          </w:tcPr>
+          <w:p>
+            <w:pPr>
+              <w:widowControl w:val="0"/>
+              <w:autoSpaceDE w:val="0"/>
+              <w:autoSpaceDN w:val="0"/>
+              <w:adjustRightInd w:val="0"/>
+              <w:rPr>
+                <w:bCs w:val="0"/>
+                <w:lang w:val="en-US"/>
+              </w:rPr>
+            </w:pPr>
+            <w:r>
+              <w:rPr>
+                <w:bCs w:val="0"/>
+                <w:lang w:val="en-US"/>
+              </w:rPr>
+              <w:t>resembles templated evaluative language</w:t>
+            </w:r>
+          </w:p>
+        </w:tc>
+      </w:tr>
+      <w:tr>
+        <w:tc>
+          <w:tcPr>
+            <w:tcW w:w="3681" w:type="dxa"/>
+            <w:vAlign w:val="center"/>
+          </w:tcPr>
+          <w:p>
+            <w:pPr>
+              <w:widowControl w:val="0"/>
+              <w:autoSpaceDE w:val="0"/>
+              <w:autoSpaceDN w:val="0"/>
+              <w:adjustRightInd w:val="0"/>
+              <w:rPr>
+                <w:bCs w:val="0"/>
+                <w:lang w:val="en-US"/>
+              </w:rPr>
+            </w:pPr>
+            <w:r>
+              <w:rPr>
+                <w:bCs w:val="0"/>
+                <w:lang w:val="en-US"/>
+              </w:rPr>
+              <w:t>AI-generated review with natural phrasing</w:t>
+            </w:r>
+          </w:p>
+        </w:tc>
+        <w:tc>
+          <w:tcPr>
+            <w:tcW w:w="849" w:type="dxa"/>
+            <w:vAlign w:val="center"/>
+          </w:tcPr>
+          <w:p>
+            <w:pPr>
+              <w:widowControl w:val="0"/>
+              <w:autoSpaceDE w:val="0"/>
+              <w:autoSpaceDN w:val="0"/>
+              <w:adjustRightInd w:val="0"/>
+              <w:rPr>
+                <w:bCs w:val="0"/>
+                <w:lang w:val="en-US"/>
+              </w:rPr>
+            </w:pPr>
+            <w:r>
+              <w:rPr>
+                <w:bCs w:val="0"/>
+                <w:lang w:val="en-US"/>
+              </w:rPr>
+              <w:t>AI</w:t>
+            </w:r>
+          </w:p>
+        </w:tc>
+        <w:tc>
+          <w:tcPr>
+            <w:tcW w:w="1277" w:type="dxa"/>
+            <w:vAlign w:val="center"/>
+          </w:tcPr>
+          <w:p>
+            <w:pPr>
+              <w:widowControl w:val="0"/>
+              <w:autoSpaceDE w:val="0"/>
+              <w:autoSpaceDN w:val="0"/>
+              <w:adjustRightInd w:val="0"/>
+              <w:rPr>
+                <w:bCs w:val="0"/>
+                <w:lang w:val="en-US"/>
+              </w:rPr>
+            </w:pPr>
+            <w:r>
+              <w:rPr>
+                <w:bCs w:val="0"/>
+                <w:lang w:val="en-US"/>
+              </w:rPr>
+              <w:t>Real</w:t>
+            </w:r>
+          </w:p>
+        </w:tc>
+        <w:tc>
+          <w:tcPr>
+            <w:tcW w:w="3254" w:type="dxa"/>
+            <w:vAlign w:val="center"/>
+          </w:tcPr>
+          <w:p>
+            <w:pPr>
+              <w:widowControl w:val="0"/>
+              <w:autoSpaceDE w:val="0"/>
+              <w:autoSpaceDN w:val="0"/>
+              <w:adjustRightInd w:val="0"/>
+              <w:rPr>
+                <w:bCs w:val="0"/>
+                <w:lang w:val="en-US"/>
+              </w:rPr>
+            </w:pPr>
+            <w:r>
+              <w:rPr>
+                <w:bCs w:val="0"/>
+                <w:lang w:val="en-US"/>
+              </w:rPr>
+              <w:t>lacks strong lexical regularities</w:t>
+            </w:r>
+          </w:p>
+        </w:tc>
+      </w:tr>
+      <w:tr>
+        <w:tc>
+          <w:tcPr>
+            <w:tcW w:w="3681" w:type="dxa"/>
+            <w:vAlign w:val="center"/>
+          </w:tcPr>
+          <w:p>
+            <w:pPr>
+              <w:widowControl w:val="0"/>
+              <w:autoSpaceDE w:val="0"/>
+              <w:autoSpaceDN w:val="0"/>
+              <w:adjustRightInd w:val="0"/>
+              <w:rPr>
+                <w:bCs w:val="0"/>
+                <w:lang w:val="en-US"/>
+              </w:rPr>
+            </w:pPr>
+            <w:r>
+              <w:rPr>
+                <w:bCs w:val="0"/>
+                <w:lang w:val="en-US"/>
+              </w:rPr>
+              <w:t>Real review with balanced style</w:t>
+            </w:r>
+          </w:p>
+        </w:tc>
+        <w:tc>
+          <w:tcPr>
+            <w:tcW w:w="849" w:type="dxa"/>
+            <w:vAlign w:val="center"/>
+          </w:tcPr>
+          <w:p>
+            <w:pPr>
+              <w:widowControl w:val="0"/>
+              <w:autoSpaceDE w:val="0"/>
+              <w:autoSpaceDN w:val="0"/>
+              <w:adjustRightInd w:val="0"/>
+              <w:rPr>
+                <w:bCs w:val="0"/>
+                <w:lang w:val="en-US"/>
+              </w:rPr>
+            </w:pPr>
+            <w:r>
+              <w:rPr>
+                <w:bCs w:val="0"/>
+                <w:lang w:val="en-US"/>
+              </w:rPr>
+              <w:t>Real</w:t>
+            </w:r>
+          </w:p>
+        </w:tc>
+        <w:tc>
+          <w:tcPr>
+            <w:tcW w:w="1277" w:type="dxa"/>
+            <w:vAlign w:val="center"/>
+          </w:tcPr>
+          <w:p>
+            <w:pPr>
+              <w:widowControl w:val="0"/>
+              <w:autoSpaceDE w:val="0"/>
+              <w:autoSpaceDN w:val="0"/>
+              <w:adjustRightInd w:val="0"/>
+              <w:rPr>
+                <w:bCs w:val="0"/>
+                <w:lang w:val="en-US"/>
+              </w:rPr>
+            </w:pPr>
+            <w:r>
+              <w:rPr>
+                <w:bCs w:val="0"/>
+                <w:lang w:val="en-US"/>
+              </w:rPr>
+              <w:t>AI</w:t>
+            </w:r>
+          </w:p>
+        </w:tc>
+        <w:tc>
+          <w:tcPr>
+            <w:tcW w:w="3254" w:type="dxa"/>
+            <w:vAlign w:val="center"/>
+          </w:tcPr>
+          <w:p>
+            <w:pPr>
+              <w:widowControl w:val="0"/>
+              <w:autoSpaceDE w:val="0"/>
+              <w:autoSpaceDN w:val="0"/>
+              <w:adjustRightInd w:val="0"/>
+              <w:rPr>
+                <w:bCs w:val="0"/>
+                <w:lang w:val="en-US"/>
+              </w:rPr>
+            </w:pPr>
+            <w:r>
+              <w:rPr>
+                <w:bCs w:val="0"/>
+                <w:lang w:val="en-US"/>
+              </w:rPr>
+              <w:t xml:space="preserve">contains mild contrast markers </w:t>
+            </w:r>
+            <w:proofErr w:type="gramStart"/>
+            <w:r>
+              <w:rPr>
+                <w:bCs w:val="0"/>
+                <w:lang w:val="en-US"/>
+              </w:rPr>
+              <w:t>similar to</w:t>
+            </w:r>
+            <w:proofErr w:type="gramEnd"/>
+            <w:r>
+              <w:rPr>
+                <w:bCs w:val="0"/>
+                <w:lang w:val="en-US"/>
+              </w:rPr>
+              <w:t xml:space="preserve"> generated text</w:t>
+            </w:r>
+          </w:p>
+        </w:tc>
+      </w:tr>
+    </w:tbl>
+    <w:p>
+      <w:pPr>
+        <w:widowControl w:val="0"/>
+        <w:autoSpaceDE w:val="0"/>
+        <w:autoSpaceDN w:val="0"/>
+        <w:adjustRightInd w:val="0"/>
+        <w:rPr>
+          <w:bCs w:val="0"/>
+          <w:lang w:val="en-US"/>
+        </w:rPr>
+      </w:pPr>
+    </w:p>
+    <w:p>
+      <w:pPr>
+        <w:widowControl w:val="0"/>
+        <w:autoSpaceDE w:val="0"/>
+        <w:autoSpaceDN w:val="0"/>
+        <w:adjustRightInd w:val="0"/>
+        <w:rPr>
+          <w:bCs w:val="0"/>
+          <w:lang w:val="en-US"/>
+        </w:rPr>
+      </w:pPr>
     </w:p>
     <w:p>
       <w:pPr>
@@ -5135,28 +5690,7 @@
           <w:bCs w:val="0"/>
           <w:lang w:val="en-US"/>
         </w:rPr>
-        <w:t>T</w:t>
-      </w:r>
-      <w:r>
-        <w:rPr>
-          <w:bCs w:val="0"/>
-          <w:lang w:val="en-US"/>
-        </w:rPr>
-        <w:t>he classification results indicate that the proposed framework is effective in distinguishing between real and AI-generated reviews</w:t>
-      </w:r>
-      <w:r>
-        <w:rPr>
-          <w:bCs w:val="0"/>
-          <w:lang w:val="en-US"/>
-        </w:rPr>
-        <w:t>. However,</w:t>
-      </w:r>
-      <w:r>
-        <w:rPr>
-          <w:bCs w:val="0"/>
-          <w:lang w:val="en-US"/>
-        </w:rPr>
-        <w:t xml:space="preserve"> predictive performance alone does not explain which linguistic patterns drive the model decisions. This aspect is particularly relevant in the context of AI-generated fake review detection, where the distinction between manipulated and authentic content may depend on subtle lexical regularities rather than on obvious semantic cues [8], [17]. For this reason, an additional explainability analysis was conducted </w:t>
+        <w:t xml:space="preserve">The examples summarized in Table 5 indicate that the remaining classification errors are not </w:t>
       </w:r>
       <w:proofErr w:type="gramStart"/>
       <w:r>
@@ -5164,7 +5698,7 @@
           <w:bCs w:val="0"/>
           <w:lang w:val="en-US"/>
         </w:rPr>
-        <w:t>in order to</w:t>
+        <w:t>random, but</w:t>
       </w:r>
       <w:proofErr w:type="gramEnd"/>
       <w:r>
@@ -5172,13 +5706,1122 @@
           <w:bCs w:val="0"/>
           <w:lang w:val="en-US"/>
         </w:rPr>
-        <w:t xml:space="preserve"> identify the features that contribute most strongly to the classification process. The analysis was performed using </w:t>
-      </w:r>
-      <w:r>
-        <w:rPr>
-          <w:bCs w:val="0"/>
+        <w:t xml:space="preserve"> are concentrated in cases where the lexical profile of the two classes partially overlaps. </w:t>
+      </w:r>
+      <w:proofErr w:type="gramStart"/>
+      <w:r>
+        <w:rPr>
+          <w:bCs w:val="0"/>
+          <w:lang w:val="en-US"/>
+        </w:rPr>
+        <w:t>In particular, false</w:t>
+      </w:r>
+      <w:proofErr w:type="gramEnd"/>
+      <w:r>
+        <w:rPr>
+          <w:bCs w:val="0"/>
+          <w:lang w:val="en-US"/>
+        </w:rPr>
+        <w:t xml:space="preserve"> positives tend to occur when authentic reviews contain generic positive language, broad evaluative expressions, or balanced formulations </w:t>
+      </w:r>
+      <w:proofErr w:type="gramStart"/>
+      <w:r>
+        <w:rPr>
+          <w:bCs w:val="0"/>
+          <w:lang w:val="en-US"/>
+        </w:rPr>
+        <w:t>similar to</w:t>
+      </w:r>
+      <w:proofErr w:type="gramEnd"/>
+      <w:r>
+        <w:rPr>
+          <w:bCs w:val="0"/>
+          <w:lang w:val="en-US"/>
+        </w:rPr>
+        <w:t xml:space="preserve"> those observed in generated content. Such cases suggest that some real reviews naturally exhibit stylistic patterns that resemble the regularized phrasing learned by the model from the AI-generated class.</w:t>
+      </w:r>
+    </w:p>
+    <w:p>
+      <w:pPr>
+        <w:widowControl w:val="0"/>
+        <w:autoSpaceDE w:val="0"/>
+        <w:autoSpaceDN w:val="0"/>
+        <w:adjustRightInd w:val="0"/>
+        <w:jc w:val="both"/>
+        <w:rPr>
+          <w:bCs w:val="0"/>
+          <w:lang w:val="en-US"/>
+        </w:rPr>
+      </w:pPr>
+      <w:r>
+        <w:rPr>
+          <w:bCs w:val="0"/>
+          <w:lang w:val="en-US"/>
+        </w:rPr>
+        <w:lastRenderedPageBreak/>
+        <w:t xml:space="preserve">False negatives appear when AI-generated reviews are expressed in a more concise and less formulaic manner, without the stronger lexical regularities that typically characterize generated text. This behavior indicates that the proposed approach is highly </w:t>
+      </w:r>
+      <w:proofErr w:type="gramStart"/>
+      <w:r>
+        <w:rPr>
+          <w:bCs w:val="0"/>
+          <w:lang w:val="en-US"/>
+        </w:rPr>
+        <w:t>effective, but</w:t>
+      </w:r>
+      <w:proofErr w:type="gramEnd"/>
+      <w:r>
+        <w:rPr>
+          <w:bCs w:val="0"/>
+          <w:lang w:val="en-US"/>
+        </w:rPr>
+        <w:t xml:space="preserve"> remains sensitive to borderline examples in which the stylistic distinction between authentic and generated reviews is attenuated. Overall, the error pattern is consistent with the explainability analysis presented in Section 6, which showed that the classification is driven primarily by lexical and stylistic regularities rather than by product-specific semantic content.</w:t>
+      </w:r>
+    </w:p>
+    <w:p>
+      <w:pPr>
+        <w:widowControl w:val="0"/>
+        <w:autoSpaceDE w:val="0"/>
+        <w:autoSpaceDN w:val="0"/>
+        <w:adjustRightInd w:val="0"/>
+        <w:jc w:val="both"/>
+        <w:rPr>
+          <w:bCs w:val="0"/>
+          <w:lang w:val="en-US"/>
+        </w:rPr>
+      </w:pPr>
+    </w:p>
+    <w:p>
+      <w:pPr>
+        <w:widowControl w:val="0"/>
+        <w:autoSpaceDE w:val="0"/>
+        <w:autoSpaceDN w:val="0"/>
+        <w:adjustRightInd w:val="0"/>
+        <w:jc w:val="both"/>
+        <w:rPr>
+          <w:b/>
+          <w:lang w:val="en-US"/>
+        </w:rPr>
+      </w:pPr>
+      <w:r>
+        <w:rPr>
+          <w:b/>
+          <w:lang w:val="en-US"/>
+        </w:rPr>
+        <w:t>5.</w:t>
+      </w:r>
+      <w:r>
+        <w:rPr>
+          <w:b/>
+          <w:lang w:val="en-US"/>
+        </w:rPr>
+        <w:t>4</w:t>
+      </w:r>
+      <w:r>
+        <w:rPr>
+          <w:b/>
+          <w:lang w:val="en-US"/>
+        </w:rPr>
+        <w:t xml:space="preserve"> Ablation Study on N-gram Configuration</w:t>
+      </w:r>
+    </w:p>
+    <w:p>
+      <w:pPr>
+        <w:widowControl w:val="0"/>
+        <w:autoSpaceDE w:val="0"/>
+        <w:autoSpaceDN w:val="0"/>
+        <w:adjustRightInd w:val="0"/>
+        <w:jc w:val="both"/>
+      </w:pPr>
+      <w:proofErr w:type="gramStart"/>
+      <w:r>
+        <w:t>In order to</w:t>
+      </w:r>
+      <w:proofErr w:type="gramEnd"/>
+      <w:r>
+        <w:t xml:space="preserve"> further examine the contribution of short contextual information to the detection task, an additional sensitivity analysis was conducted on the lexical models. More specifically, the </w:t>
+      </w:r>
+      <w:r>
+        <w:rPr>
           <w:i/>
           <w:iCs/>
+        </w:rPr>
+        <w:t>TF-IDF</w:t>
+      </w:r>
+      <w:r>
+        <w:t xml:space="preserve"> representation based on unigrams and bigrams was compared against a unigram-only configuration for both </w:t>
+      </w:r>
+      <w:r>
+        <w:rPr>
+          <w:i/>
+          <w:iCs/>
+        </w:rPr>
+        <w:t>Logistic Regression</w:t>
+      </w:r>
+      <w:r>
+        <w:t xml:space="preserve"> and </w:t>
+      </w:r>
+      <w:r>
+        <w:rPr>
+          <w:i/>
+          <w:iCs/>
+        </w:rPr>
+        <w:t>linear SVM</w:t>
+      </w:r>
+      <w:r>
+        <w:t>. The purpose of this analysis was to evaluate whether the inclusion of bigrams provides a measurable improvement beyond single-term lexical cues.</w:t>
+      </w:r>
+    </w:p>
+    <w:p>
+      <w:pPr>
+        <w:widowControl w:val="0"/>
+        <w:autoSpaceDE w:val="0"/>
+        <w:autoSpaceDN w:val="0"/>
+        <w:adjustRightInd w:val="0"/>
+        <w:jc w:val="center"/>
+        <w:rPr>
+          <w:bCs w:val="0"/>
+          <w:lang w:val="en-US"/>
+        </w:rPr>
+      </w:pPr>
+      <w:r>
+        <w:rPr>
+          <w:b/>
+          <w:lang w:val="en-US"/>
+        </w:rPr>
+        <w:t>Table 6.</w:t>
+      </w:r>
+      <w:r>
+        <w:rPr>
+          <w:bCs w:val="0"/>
+          <w:lang w:val="en-US"/>
+        </w:rPr>
+        <w:t xml:space="preserve"> Effect of n-gram configuration on lexical model performance</w:t>
+      </w:r>
+    </w:p>
+    <w:tbl>
+      <w:tblPr>
+        <w:tblStyle w:val="TableGrid"/>
+        <w:tblW w:w="0" w:type="auto"/>
+        <w:jc w:val="center"/>
+        <w:tblLook w:val="04A0" w:firstRow="1" w:lastRow="0" w:firstColumn="1" w:lastColumn="0" w:noHBand="0" w:noVBand="1"/>
+      </w:tblPr>
+      <w:tblGrid>
+        <w:gridCol w:w="1413"/>
+        <w:gridCol w:w="1984"/>
+        <w:gridCol w:w="1230"/>
+        <w:gridCol w:w="1230"/>
+        <w:gridCol w:w="1230"/>
+        <w:gridCol w:w="1230"/>
+      </w:tblGrid>
+      <w:tr>
+        <w:trPr>
+          <w:jc w:val="center"/>
+        </w:trPr>
+        <w:tc>
+          <w:tcPr>
+            <w:tcW w:w="1413" w:type="dxa"/>
+            <w:vAlign w:val="center"/>
+          </w:tcPr>
+          <w:p>
+            <w:pPr>
+              <w:widowControl w:val="0"/>
+              <w:autoSpaceDE w:val="0"/>
+              <w:autoSpaceDN w:val="0"/>
+              <w:adjustRightInd w:val="0"/>
+              <w:jc w:val="center"/>
+              <w:rPr>
+                <w:bCs w:val="0"/>
+                <w:lang w:val="en-US"/>
+              </w:rPr>
+            </w:pPr>
+            <w:r>
+              <w:rPr>
+                <w:b/>
+                <w:bCs w:val="0"/>
+              </w:rPr>
+              <w:t>Model</w:t>
+            </w:r>
+          </w:p>
+        </w:tc>
+        <w:tc>
+          <w:tcPr>
+            <w:tcW w:w="1984" w:type="dxa"/>
+            <w:vAlign w:val="center"/>
+          </w:tcPr>
+          <w:p>
+            <w:pPr>
+              <w:widowControl w:val="0"/>
+              <w:autoSpaceDE w:val="0"/>
+              <w:autoSpaceDN w:val="0"/>
+              <w:adjustRightInd w:val="0"/>
+              <w:jc w:val="center"/>
+              <w:rPr>
+                <w:bCs w:val="0"/>
+                <w:lang w:val="en-US"/>
+              </w:rPr>
+            </w:pPr>
+            <w:r>
+              <w:rPr>
+                <w:b/>
+                <w:bCs w:val="0"/>
+              </w:rPr>
+              <w:t>TF-IDF features</w:t>
+            </w:r>
+          </w:p>
+        </w:tc>
+        <w:tc>
+          <w:tcPr>
+            <w:tcW w:w="1230" w:type="dxa"/>
+            <w:vAlign w:val="center"/>
+          </w:tcPr>
+          <w:p>
+            <w:pPr>
+              <w:widowControl w:val="0"/>
+              <w:autoSpaceDE w:val="0"/>
+              <w:autoSpaceDN w:val="0"/>
+              <w:adjustRightInd w:val="0"/>
+              <w:jc w:val="center"/>
+              <w:rPr>
+                <w:bCs w:val="0"/>
+                <w:lang w:val="en-US"/>
+              </w:rPr>
+            </w:pPr>
+            <w:r>
+              <w:rPr>
+                <w:b/>
+                <w:bCs w:val="0"/>
+              </w:rPr>
+              <w:t>Accuracy</w:t>
+            </w:r>
+          </w:p>
+        </w:tc>
+        <w:tc>
+          <w:tcPr>
+            <w:tcW w:w="1230" w:type="dxa"/>
+            <w:vAlign w:val="center"/>
+          </w:tcPr>
+          <w:p>
+            <w:pPr>
+              <w:widowControl w:val="0"/>
+              <w:autoSpaceDE w:val="0"/>
+              <w:autoSpaceDN w:val="0"/>
+              <w:adjustRightInd w:val="0"/>
+              <w:jc w:val="center"/>
+              <w:rPr>
+                <w:bCs w:val="0"/>
+                <w:lang w:val="en-US"/>
+              </w:rPr>
+            </w:pPr>
+            <w:r>
+              <w:rPr>
+                <w:b/>
+                <w:bCs w:val="0"/>
+              </w:rPr>
+              <w:t>Precision</w:t>
+            </w:r>
+          </w:p>
+        </w:tc>
+        <w:tc>
+          <w:tcPr>
+            <w:tcW w:w="1230" w:type="dxa"/>
+            <w:vAlign w:val="center"/>
+          </w:tcPr>
+          <w:p>
+            <w:pPr>
+              <w:widowControl w:val="0"/>
+              <w:autoSpaceDE w:val="0"/>
+              <w:autoSpaceDN w:val="0"/>
+              <w:adjustRightInd w:val="0"/>
+              <w:jc w:val="center"/>
+              <w:rPr>
+                <w:bCs w:val="0"/>
+                <w:lang w:val="en-US"/>
+              </w:rPr>
+            </w:pPr>
+            <w:r>
+              <w:rPr>
+                <w:b/>
+                <w:bCs w:val="0"/>
+              </w:rPr>
+              <w:t>Recall</w:t>
+            </w:r>
+          </w:p>
+        </w:tc>
+        <w:tc>
+          <w:tcPr>
+            <w:tcW w:w="1230" w:type="dxa"/>
+            <w:vAlign w:val="center"/>
+          </w:tcPr>
+          <w:p>
+            <w:pPr>
+              <w:widowControl w:val="0"/>
+              <w:autoSpaceDE w:val="0"/>
+              <w:autoSpaceDN w:val="0"/>
+              <w:adjustRightInd w:val="0"/>
+              <w:jc w:val="center"/>
+              <w:rPr>
+                <w:bCs w:val="0"/>
+                <w:lang w:val="en-US"/>
+              </w:rPr>
+            </w:pPr>
+            <w:r>
+              <w:rPr>
+                <w:b/>
+                <w:bCs w:val="0"/>
+              </w:rPr>
+              <w:t>F1-score</w:t>
+            </w:r>
+          </w:p>
+        </w:tc>
+      </w:tr>
+      <w:tr>
+        <w:trPr>
+          <w:jc w:val="center"/>
+        </w:trPr>
+        <w:tc>
+          <w:tcPr>
+            <w:tcW w:w="1413" w:type="dxa"/>
+            <w:vAlign w:val="center"/>
+          </w:tcPr>
+          <w:p>
+            <w:pPr>
+              <w:widowControl w:val="0"/>
+              <w:autoSpaceDE w:val="0"/>
+              <w:autoSpaceDN w:val="0"/>
+              <w:adjustRightInd w:val="0"/>
+              <w:jc w:val="both"/>
+              <w:rPr>
+                <w:bCs w:val="0"/>
+                <w:lang w:val="en-US"/>
+              </w:rPr>
+            </w:pPr>
+            <w:r>
+              <w:t xml:space="preserve">Logistic </w:t>
+            </w:r>
+            <w:r>
+              <w:br/>
+              <w:t>Regression</w:t>
+            </w:r>
+          </w:p>
+        </w:tc>
+        <w:tc>
+          <w:tcPr>
+            <w:tcW w:w="1984" w:type="dxa"/>
+            <w:vAlign w:val="center"/>
+          </w:tcPr>
+          <w:p>
+            <w:pPr>
+              <w:widowControl w:val="0"/>
+              <w:autoSpaceDE w:val="0"/>
+              <w:autoSpaceDN w:val="0"/>
+              <w:adjustRightInd w:val="0"/>
+              <w:jc w:val="both"/>
+              <w:rPr>
+                <w:bCs w:val="0"/>
+                <w:lang w:val="en-US"/>
+              </w:rPr>
+            </w:pPr>
+            <w:r>
+              <w:t>Unigrams</w:t>
+            </w:r>
+          </w:p>
+        </w:tc>
+        <w:tc>
+          <w:tcPr>
+            <w:tcW w:w="1230" w:type="dxa"/>
+            <w:vAlign w:val="center"/>
+          </w:tcPr>
+          <w:p>
+            <w:pPr>
+              <w:widowControl w:val="0"/>
+              <w:autoSpaceDE w:val="0"/>
+              <w:autoSpaceDN w:val="0"/>
+              <w:adjustRightInd w:val="0"/>
+              <w:jc w:val="both"/>
+              <w:rPr>
+                <w:bCs w:val="0"/>
+                <w:lang w:val="en-US"/>
+              </w:rPr>
+            </w:pPr>
+            <w:r>
+              <w:t>0.9353</w:t>
+            </w:r>
+          </w:p>
+        </w:tc>
+        <w:tc>
+          <w:tcPr>
+            <w:tcW w:w="1230" w:type="dxa"/>
+            <w:vAlign w:val="center"/>
+          </w:tcPr>
+          <w:p>
+            <w:pPr>
+              <w:widowControl w:val="0"/>
+              <w:autoSpaceDE w:val="0"/>
+              <w:autoSpaceDN w:val="0"/>
+              <w:adjustRightInd w:val="0"/>
+              <w:jc w:val="both"/>
+              <w:rPr>
+                <w:bCs w:val="0"/>
+                <w:lang w:val="en-US"/>
+              </w:rPr>
+            </w:pPr>
+            <w:r>
+              <w:t>0.9254</w:t>
+            </w:r>
+          </w:p>
+        </w:tc>
+        <w:tc>
+          <w:tcPr>
+            <w:tcW w:w="1230" w:type="dxa"/>
+            <w:vAlign w:val="center"/>
+          </w:tcPr>
+          <w:p>
+            <w:pPr>
+              <w:widowControl w:val="0"/>
+              <w:autoSpaceDE w:val="0"/>
+              <w:autoSpaceDN w:val="0"/>
+              <w:adjustRightInd w:val="0"/>
+              <w:jc w:val="both"/>
+              <w:rPr>
+                <w:bCs w:val="0"/>
+                <w:lang w:val="en-US"/>
+              </w:rPr>
+            </w:pPr>
+            <w:r>
+              <w:t>0.9453</w:t>
+            </w:r>
+          </w:p>
+        </w:tc>
+        <w:tc>
+          <w:tcPr>
+            <w:tcW w:w="1230" w:type="dxa"/>
+            <w:vAlign w:val="center"/>
+          </w:tcPr>
+          <w:p>
+            <w:pPr>
+              <w:widowControl w:val="0"/>
+              <w:autoSpaceDE w:val="0"/>
+              <w:autoSpaceDN w:val="0"/>
+              <w:adjustRightInd w:val="0"/>
+              <w:jc w:val="both"/>
+              <w:rPr>
+                <w:bCs w:val="0"/>
+                <w:lang w:val="en-US"/>
+              </w:rPr>
+            </w:pPr>
+            <w:r>
+              <w:t>0.9351</w:t>
+            </w:r>
+          </w:p>
+        </w:tc>
+      </w:tr>
+      <w:tr>
+        <w:trPr>
+          <w:jc w:val="center"/>
+        </w:trPr>
+        <w:tc>
+          <w:tcPr>
+            <w:tcW w:w="1413" w:type="dxa"/>
+            <w:vAlign w:val="center"/>
+          </w:tcPr>
+          <w:p>
+            <w:pPr>
+              <w:widowControl w:val="0"/>
+              <w:autoSpaceDE w:val="0"/>
+              <w:autoSpaceDN w:val="0"/>
+              <w:adjustRightInd w:val="0"/>
+              <w:jc w:val="both"/>
+              <w:rPr>
+                <w:bCs w:val="0"/>
+                <w:lang w:val="en-US"/>
+              </w:rPr>
+            </w:pPr>
+            <w:r>
+              <w:t>Logistic</w:t>
+            </w:r>
+            <w:r>
+              <w:br/>
+              <w:t>Regression</w:t>
+            </w:r>
+          </w:p>
+        </w:tc>
+        <w:tc>
+          <w:tcPr>
+            <w:tcW w:w="1984" w:type="dxa"/>
+            <w:vAlign w:val="center"/>
+          </w:tcPr>
+          <w:p>
+            <w:pPr>
+              <w:widowControl w:val="0"/>
+              <w:autoSpaceDE w:val="0"/>
+              <w:autoSpaceDN w:val="0"/>
+              <w:adjustRightInd w:val="0"/>
+              <w:jc w:val="both"/>
+            </w:pPr>
+            <w:r>
+              <w:t xml:space="preserve">Unigrams + </w:t>
+            </w:r>
+          </w:p>
+          <w:p>
+            <w:pPr>
+              <w:widowControl w:val="0"/>
+              <w:autoSpaceDE w:val="0"/>
+              <w:autoSpaceDN w:val="0"/>
+              <w:adjustRightInd w:val="0"/>
+              <w:jc w:val="both"/>
+              <w:rPr>
+                <w:bCs w:val="0"/>
+                <w:lang w:val="en-US"/>
+              </w:rPr>
+            </w:pPr>
+            <w:r>
+              <w:t>bigrams</w:t>
+            </w:r>
+          </w:p>
+        </w:tc>
+        <w:tc>
+          <w:tcPr>
+            <w:tcW w:w="1230" w:type="dxa"/>
+            <w:vAlign w:val="center"/>
+          </w:tcPr>
+          <w:p>
+            <w:pPr>
+              <w:widowControl w:val="0"/>
+              <w:autoSpaceDE w:val="0"/>
+              <w:autoSpaceDN w:val="0"/>
+              <w:adjustRightInd w:val="0"/>
+              <w:jc w:val="both"/>
+              <w:rPr>
+                <w:bCs w:val="0"/>
+                <w:lang w:val="en-US"/>
+              </w:rPr>
+            </w:pPr>
+            <w:r>
+              <w:t>0.9530</w:t>
+            </w:r>
+          </w:p>
+        </w:tc>
+        <w:tc>
+          <w:tcPr>
+            <w:tcW w:w="1230" w:type="dxa"/>
+            <w:vAlign w:val="center"/>
+          </w:tcPr>
+          <w:p>
+            <w:pPr>
+              <w:widowControl w:val="0"/>
+              <w:autoSpaceDE w:val="0"/>
+              <w:autoSpaceDN w:val="0"/>
+              <w:adjustRightInd w:val="0"/>
+              <w:jc w:val="both"/>
+              <w:rPr>
+                <w:bCs w:val="0"/>
+                <w:lang w:val="en-US"/>
+              </w:rPr>
+            </w:pPr>
+            <w:r>
+              <w:t>0.9480</w:t>
+            </w:r>
+          </w:p>
+        </w:tc>
+        <w:tc>
+          <w:tcPr>
+            <w:tcW w:w="1230" w:type="dxa"/>
+            <w:vAlign w:val="center"/>
+          </w:tcPr>
+          <w:p>
+            <w:pPr>
+              <w:widowControl w:val="0"/>
+              <w:autoSpaceDE w:val="0"/>
+              <w:autoSpaceDN w:val="0"/>
+              <w:adjustRightInd w:val="0"/>
+              <w:jc w:val="both"/>
+              <w:rPr>
+                <w:bCs w:val="0"/>
+                <w:lang w:val="en-US"/>
+              </w:rPr>
+            </w:pPr>
+            <w:r>
+              <w:t>0.9640</w:t>
+            </w:r>
+          </w:p>
+        </w:tc>
+        <w:tc>
+          <w:tcPr>
+            <w:tcW w:w="1230" w:type="dxa"/>
+            <w:vAlign w:val="center"/>
+          </w:tcPr>
+          <w:p>
+            <w:pPr>
+              <w:widowControl w:val="0"/>
+              <w:autoSpaceDE w:val="0"/>
+              <w:autoSpaceDN w:val="0"/>
+              <w:adjustRightInd w:val="0"/>
+              <w:jc w:val="both"/>
+              <w:rPr>
+                <w:bCs w:val="0"/>
+                <w:lang w:val="en-US"/>
+              </w:rPr>
+            </w:pPr>
+            <w:r>
+              <w:t>0.9550</w:t>
+            </w:r>
+          </w:p>
+        </w:tc>
+      </w:tr>
+      <w:tr>
+        <w:trPr>
+          <w:jc w:val="center"/>
+        </w:trPr>
+        <w:tc>
+          <w:tcPr>
+            <w:tcW w:w="1413" w:type="dxa"/>
+            <w:vAlign w:val="center"/>
+          </w:tcPr>
+          <w:p>
+            <w:pPr>
+              <w:widowControl w:val="0"/>
+              <w:autoSpaceDE w:val="0"/>
+              <w:autoSpaceDN w:val="0"/>
+              <w:adjustRightInd w:val="0"/>
+              <w:jc w:val="both"/>
+              <w:rPr>
+                <w:bCs w:val="0"/>
+                <w:lang w:val="en-US"/>
+              </w:rPr>
+            </w:pPr>
+            <w:r>
+              <w:t>Linear SVM</w:t>
+            </w:r>
+          </w:p>
+        </w:tc>
+        <w:tc>
+          <w:tcPr>
+            <w:tcW w:w="1984" w:type="dxa"/>
+            <w:vAlign w:val="center"/>
+          </w:tcPr>
+          <w:p>
+            <w:pPr>
+              <w:widowControl w:val="0"/>
+              <w:autoSpaceDE w:val="0"/>
+              <w:autoSpaceDN w:val="0"/>
+              <w:adjustRightInd w:val="0"/>
+              <w:jc w:val="both"/>
+              <w:rPr>
+                <w:bCs w:val="0"/>
+                <w:lang w:val="en-US"/>
+              </w:rPr>
+            </w:pPr>
+            <w:r>
+              <w:t>Unigrams</w:t>
+            </w:r>
+          </w:p>
+        </w:tc>
+        <w:tc>
+          <w:tcPr>
+            <w:tcW w:w="1230" w:type="dxa"/>
+            <w:vAlign w:val="center"/>
+          </w:tcPr>
+          <w:p>
+            <w:pPr>
+              <w:widowControl w:val="0"/>
+              <w:autoSpaceDE w:val="0"/>
+              <w:autoSpaceDN w:val="0"/>
+              <w:adjustRightInd w:val="0"/>
+              <w:jc w:val="both"/>
+              <w:rPr>
+                <w:bCs w:val="0"/>
+                <w:lang w:val="en-US"/>
+              </w:rPr>
+            </w:pPr>
+            <w:r>
+              <w:t>0.9583</w:t>
+            </w:r>
+          </w:p>
+        </w:tc>
+        <w:tc>
+          <w:tcPr>
+            <w:tcW w:w="1230" w:type="dxa"/>
+            <w:vAlign w:val="center"/>
+          </w:tcPr>
+          <w:p>
+            <w:pPr>
+              <w:widowControl w:val="0"/>
+              <w:autoSpaceDE w:val="0"/>
+              <w:autoSpaceDN w:val="0"/>
+              <w:adjustRightInd w:val="0"/>
+              <w:jc w:val="both"/>
+              <w:rPr>
+                <w:bCs w:val="0"/>
+                <w:lang w:val="en-US"/>
+              </w:rPr>
+            </w:pPr>
+            <w:r>
+              <w:t>0.9434</w:t>
+            </w:r>
+          </w:p>
+        </w:tc>
+        <w:tc>
+          <w:tcPr>
+            <w:tcW w:w="1230" w:type="dxa"/>
+            <w:vAlign w:val="center"/>
+          </w:tcPr>
+          <w:p>
+            <w:pPr>
+              <w:widowControl w:val="0"/>
+              <w:autoSpaceDE w:val="0"/>
+              <w:autoSpaceDN w:val="0"/>
+              <w:adjustRightInd w:val="0"/>
+              <w:jc w:val="both"/>
+              <w:rPr>
+                <w:bCs w:val="0"/>
+                <w:lang w:val="en-US"/>
+              </w:rPr>
+            </w:pPr>
+            <w:r>
+              <w:t>0.9643</w:t>
+            </w:r>
+          </w:p>
+        </w:tc>
+        <w:tc>
+          <w:tcPr>
+            <w:tcW w:w="1230" w:type="dxa"/>
+            <w:vAlign w:val="center"/>
+          </w:tcPr>
+          <w:p>
+            <w:pPr>
+              <w:widowControl w:val="0"/>
+              <w:autoSpaceDE w:val="0"/>
+              <w:autoSpaceDN w:val="0"/>
+              <w:adjustRightInd w:val="0"/>
+              <w:jc w:val="both"/>
+              <w:rPr>
+                <w:bCs w:val="0"/>
+                <w:lang w:val="en-US"/>
+              </w:rPr>
+            </w:pPr>
+            <w:r>
+              <w:t>0.9533</w:t>
+            </w:r>
+          </w:p>
+        </w:tc>
+      </w:tr>
+      <w:tr>
+        <w:trPr>
+          <w:jc w:val="center"/>
+        </w:trPr>
+        <w:tc>
+          <w:tcPr>
+            <w:tcW w:w="1413" w:type="dxa"/>
+            <w:vAlign w:val="center"/>
+          </w:tcPr>
+          <w:p>
+            <w:pPr>
+              <w:widowControl w:val="0"/>
+              <w:autoSpaceDE w:val="0"/>
+              <w:autoSpaceDN w:val="0"/>
+              <w:adjustRightInd w:val="0"/>
+              <w:jc w:val="both"/>
+              <w:rPr>
+                <w:bCs w:val="0"/>
+                <w:lang w:val="en-US"/>
+              </w:rPr>
+            </w:pPr>
+            <w:r>
+              <w:t>Linear SVM</w:t>
+            </w:r>
+          </w:p>
+        </w:tc>
+        <w:tc>
+          <w:tcPr>
+            <w:tcW w:w="1984" w:type="dxa"/>
+            <w:vAlign w:val="center"/>
+          </w:tcPr>
+          <w:p>
+            <w:pPr>
+              <w:widowControl w:val="0"/>
+              <w:autoSpaceDE w:val="0"/>
+              <w:autoSpaceDN w:val="0"/>
+              <w:adjustRightInd w:val="0"/>
+              <w:jc w:val="both"/>
+            </w:pPr>
+            <w:r>
+              <w:t xml:space="preserve">Unigrams + </w:t>
+            </w:r>
+          </w:p>
+          <w:p>
+            <w:pPr>
+              <w:widowControl w:val="0"/>
+              <w:autoSpaceDE w:val="0"/>
+              <w:autoSpaceDN w:val="0"/>
+              <w:adjustRightInd w:val="0"/>
+              <w:jc w:val="both"/>
+              <w:rPr>
+                <w:bCs w:val="0"/>
+                <w:lang w:val="en-US"/>
+              </w:rPr>
+            </w:pPr>
+            <w:r>
+              <w:t>bigrams</w:t>
+            </w:r>
+          </w:p>
+        </w:tc>
+        <w:tc>
+          <w:tcPr>
+            <w:tcW w:w="1230" w:type="dxa"/>
+            <w:vAlign w:val="center"/>
+          </w:tcPr>
+          <w:p>
+            <w:pPr>
+              <w:widowControl w:val="0"/>
+              <w:autoSpaceDE w:val="0"/>
+              <w:autoSpaceDN w:val="0"/>
+              <w:adjustRightInd w:val="0"/>
+              <w:jc w:val="both"/>
+              <w:rPr>
+                <w:bCs w:val="0"/>
+                <w:lang w:val="en-US"/>
+              </w:rPr>
+            </w:pPr>
+            <w:r>
+              <w:t>0.9740</w:t>
+            </w:r>
+          </w:p>
+        </w:tc>
+        <w:tc>
+          <w:tcPr>
+            <w:tcW w:w="1230" w:type="dxa"/>
+            <w:vAlign w:val="center"/>
+          </w:tcPr>
+          <w:p>
+            <w:pPr>
+              <w:widowControl w:val="0"/>
+              <w:autoSpaceDE w:val="0"/>
+              <w:autoSpaceDN w:val="0"/>
+              <w:adjustRightInd w:val="0"/>
+              <w:jc w:val="both"/>
+              <w:rPr>
+                <w:bCs w:val="0"/>
+                <w:lang w:val="en-US"/>
+              </w:rPr>
+            </w:pPr>
+            <w:r>
+              <w:t>0.9650</w:t>
+            </w:r>
+          </w:p>
+        </w:tc>
+        <w:tc>
+          <w:tcPr>
+            <w:tcW w:w="1230" w:type="dxa"/>
+            <w:vAlign w:val="center"/>
+          </w:tcPr>
+          <w:p>
+            <w:pPr>
+              <w:widowControl w:val="0"/>
+              <w:autoSpaceDE w:val="0"/>
+              <w:autoSpaceDN w:val="0"/>
+              <w:adjustRightInd w:val="0"/>
+              <w:jc w:val="both"/>
+              <w:rPr>
+                <w:bCs w:val="0"/>
+                <w:lang w:val="en-US"/>
+              </w:rPr>
+            </w:pPr>
+            <w:r>
+              <w:t>0.9830</w:t>
+            </w:r>
+          </w:p>
+        </w:tc>
+        <w:tc>
+          <w:tcPr>
+            <w:tcW w:w="1230" w:type="dxa"/>
+            <w:vAlign w:val="center"/>
+          </w:tcPr>
+          <w:p>
+            <w:pPr>
+              <w:widowControl w:val="0"/>
+              <w:autoSpaceDE w:val="0"/>
+              <w:autoSpaceDN w:val="0"/>
+              <w:adjustRightInd w:val="0"/>
+              <w:jc w:val="both"/>
+              <w:rPr>
+                <w:bCs w:val="0"/>
+                <w:lang w:val="en-US"/>
+              </w:rPr>
+            </w:pPr>
+            <w:r>
+              <w:t>0.9730</w:t>
+            </w:r>
+          </w:p>
+        </w:tc>
+      </w:tr>
+    </w:tbl>
+    <w:p>
+      <w:pPr>
+        <w:widowControl w:val="0"/>
+        <w:autoSpaceDE w:val="0"/>
+        <w:autoSpaceDN w:val="0"/>
+        <w:adjustRightInd w:val="0"/>
+        <w:jc w:val="both"/>
+      </w:pPr>
+      <w:r>
+        <w:t xml:space="preserve">The results presented in Table 6 show that the inclusion of bigrams leads to a consistent improvement for both lexical classifiers. For </w:t>
+      </w:r>
+      <w:r>
+        <w:rPr>
+          <w:i/>
+          <w:iCs/>
+        </w:rPr>
+        <w:t>Logistic Regression</w:t>
+      </w:r>
+      <w:r>
+        <w:t xml:space="preserve">, the unigram–bigram configuration improves the accuracy from 0.9353 to 0.9530 and the F1-score from 0.9351 to 0.9550. A similar effect can be observed for the </w:t>
+      </w:r>
+      <w:r>
+        <w:rPr>
+          <w:i/>
+          <w:iCs/>
+        </w:rPr>
+        <w:t>linear SVM</w:t>
+      </w:r>
+      <w:r>
+        <w:t xml:space="preserve"> model, where the accuracy increases from 0.9583 to 0.9740 and the F1-score from 0.9533 to 0.9730. These results indicate that short multi-word patterns provide additional discriminative information beyond isolated lexical terms.</w:t>
+      </w:r>
+    </w:p>
+    <w:p>
+      <w:pPr>
+        <w:widowControl w:val="0"/>
+        <w:autoSpaceDE w:val="0"/>
+        <w:autoSpaceDN w:val="0"/>
+        <w:adjustRightInd w:val="0"/>
+        <w:jc w:val="both"/>
+        <w:rPr>
+          <w:bCs w:val="0"/>
+          <w:lang w:val="en-US"/>
+        </w:rPr>
+      </w:pPr>
+      <w:r>
+        <w:t xml:space="preserve">The observed gain is consistent with the nature of the task. AI-generated reviews often contain recurrent short expressions and standardized evaluative phrases that are only partially captured at unigram level. By incorporating bigrams, the </w:t>
+      </w:r>
+      <w:r>
+        <w:rPr>
+          <w:i/>
+          <w:iCs/>
+        </w:rPr>
+        <w:t>TF-IDF</w:t>
+      </w:r>
+      <w:r>
+        <w:t xml:space="preserve"> representation becomes more sensitive to such local contextual patterns, which contributes to the improved separation between authentic and generated reviews. This finding further supports the use of the unigram–bigram configuration in the final experimental setting.</w:t>
+      </w:r>
+    </w:p>
+    <w:p>
+      <w:pPr>
+        <w:widowControl w:val="0"/>
+        <w:autoSpaceDE w:val="0"/>
+        <w:autoSpaceDN w:val="0"/>
+        <w:adjustRightInd w:val="0"/>
+        <w:jc w:val="both"/>
+        <w:rPr>
+          <w:bCs w:val="0"/>
+          <w:lang w:val="en-US"/>
+        </w:rPr>
+      </w:pPr>
+    </w:p>
+    <w:p>
+      <w:pPr>
+        <w:widowControl w:val="0"/>
+        <w:autoSpaceDE w:val="0"/>
+        <w:autoSpaceDN w:val="0"/>
+        <w:adjustRightInd w:val="0"/>
+        <w:jc w:val="both"/>
+        <w:rPr>
+          <w:b/>
+          <w:lang w:val="en-US"/>
+        </w:rPr>
+      </w:pPr>
+      <w:r>
+        <w:rPr>
+          <w:b/>
+          <w:lang w:val="en-US"/>
+        </w:rPr>
+        <w:t xml:space="preserve">6 </w:t>
+      </w:r>
+      <w:r>
+        <w:rPr>
+          <w:b/>
+          <w:lang w:val="en-US"/>
+        </w:rPr>
+        <w:t>Explainability Analysi</w:t>
+      </w:r>
+      <w:r>
+        <w:rPr>
+          <w:b/>
+          <w:lang w:val="en-US"/>
+        </w:rPr>
+        <w:t>s</w:t>
+      </w:r>
+    </w:p>
+    <w:p>
+      <w:pPr>
+        <w:widowControl w:val="0"/>
+        <w:autoSpaceDE w:val="0"/>
+        <w:autoSpaceDN w:val="0"/>
+        <w:adjustRightInd w:val="0"/>
+        <w:jc w:val="both"/>
+        <w:rPr>
+          <w:bCs w:val="0"/>
+          <w:lang w:val="en-US"/>
+        </w:rPr>
+      </w:pPr>
+      <w:r>
+        <w:rPr>
+          <w:bCs w:val="0"/>
+          <w:lang w:val="en-US"/>
+        </w:rPr>
+        <w:t>T</w:t>
+      </w:r>
+      <w:r>
+        <w:rPr>
+          <w:bCs w:val="0"/>
+          <w:lang w:val="en-US"/>
+        </w:rPr>
+        <w:t>he classification results indicate that the proposed framework is effective in distinguishing between real and AI-generated reviews</w:t>
+      </w:r>
+      <w:r>
+        <w:rPr>
+          <w:bCs w:val="0"/>
+          <w:lang w:val="en-US"/>
+        </w:rPr>
+        <w:t>. However,</w:t>
+      </w:r>
+      <w:r>
+        <w:rPr>
+          <w:bCs w:val="0"/>
+          <w:lang w:val="en-US"/>
+        </w:rPr>
+        <w:t xml:space="preserve"> predictive performance alone does not explain which linguistic patterns drive the model decisions. This aspect is particularly relevant in the context of AI-generated fake review detection, where the distinction between manipulated and authentic content may depend on subtle lexical regularities rather than on obvious semantic cues [8], [17]. For this reason, an additional explainability analysis was conducted </w:t>
+      </w:r>
+      <w:proofErr w:type="gramStart"/>
+      <w:r>
+        <w:rPr>
+          <w:bCs w:val="0"/>
+          <w:lang w:val="en-US"/>
+        </w:rPr>
+        <w:t>in order to</w:t>
+      </w:r>
+      <w:proofErr w:type="gramEnd"/>
+      <w:r>
+        <w:rPr>
+          <w:bCs w:val="0"/>
+          <w:lang w:val="en-US"/>
+        </w:rPr>
+        <w:t xml:space="preserve"> identify the features that contribute most strongly to the classification process. The analysis was performed using </w:t>
+      </w:r>
+      <w:r>
+        <w:rPr>
+          <w:bCs w:val="0"/>
+          <w:i/>
+          <w:iCs/>
           <w:lang w:val="en-US"/>
         </w:rPr>
         <w:t>SHAP</w:t>
@@ -5188,7 +6831,15 @@
           <w:bCs w:val="0"/>
           <w:lang w:val="en-US"/>
         </w:rPr>
-        <w:t xml:space="preserve">, a model-agnostic explanation framework that quantifies the contribution of individual features to a given prediction [10]. The relevance of such an approach is also supported by recent work on explainable fake review detection and explainable e-commerce review analytics, which emphasizes that transparent model behavior is essential for understanding the mechanisms underlying manipulated textual content [9], [18]. In the present study, </w:t>
+        <w:t xml:space="preserve">, a model-agnostic explanation framework that quantifies the contribution of individual features to a given prediction [10]. The relevance of such an approach is also supported by recent work on explainable fake review detection and explainable e-commerce review analytics, which emphasizes that transparent model behavior is essential for </w:t>
+      </w:r>
+      <w:r>
+        <w:rPr>
+          <w:bCs w:val="0"/>
+          <w:lang w:val="en-US"/>
+        </w:rPr>
+        <w:lastRenderedPageBreak/>
+        <w:t xml:space="preserve">understanding the mechanisms underlying manipulated textual content [9], [18]. In the present study, </w:t>
       </w:r>
       <w:r>
         <w:rPr>
@@ -5299,7 +6950,6 @@
           <w:noProof/>
           <w:lang w:val="en-US"/>
         </w:rPr>
-        <w:lastRenderedPageBreak/>
         <w:drawing>
           <wp:inline distT="0" distB="0" distL="0" distR="0" wp14:anchorId="2FD2BA8E" wp14:editId="15C6389F">
             <wp:extent cx="2763078" cy="3199671"/>
@@ -5390,6 +7040,14 @@
           <w:noProof/>
           <w:lang w:val="en-US"/>
         </w:rPr>
+        <w:t xml:space="preserve">Linear </w:t>
+      </w:r>
+      <w:r>
+        <w:rPr>
+          <w:bCs w:val="0"/>
+          <w:noProof/>
+          <w:lang w:val="en-US"/>
+        </w:rPr>
         <w:t>SVM</w:t>
       </w:r>
       <w:r>
@@ -5431,21 +7089,7 @@
           <w:bCs w:val="0"/>
           <w:lang w:val="en-US"/>
         </w:rPr>
-        <w:t xml:space="preserve">Figure </w:t>
-      </w:r>
-      <w:r>
-        <w:rPr>
-          <w:bCs w:val="0"/>
-          <w:lang w:val="en-US"/>
-        </w:rPr>
-        <w:t>3</w:t>
-      </w:r>
-      <w:r>
-        <w:rPr>
-          <w:bCs w:val="0"/>
-          <w:lang w:val="en-US"/>
-        </w:rPr>
-        <w:t xml:space="preserve"> presents the </w:t>
+        <w:t xml:space="preserve">Figure 3 presents the </w:t>
       </w:r>
       <w:r>
         <w:rPr>
@@ -5461,7 +7105,7 @@
           <w:bCs w:val="0"/>
           <w:lang w:val="en-US"/>
         </w:rPr>
-        <w:t xml:space="preserve"> summary plot obtained for the </w:t>
+        <w:t xml:space="preserve"> summary plot obtained for the linear </w:t>
       </w:r>
       <w:r>
         <w:rPr>
@@ -5470,7 +7114,7 @@
           <w:iCs/>
           <w:lang w:val="en-US"/>
         </w:rPr>
-        <w:t>Logistic Regression</w:t>
+        <w:t>SVM</w:t>
       </w:r>
       <w:r>
         <w:rPr>
@@ -5509,119 +7153,7 @@
           <w:bCs w:val="0"/>
           <w:lang w:val="en-US"/>
         </w:rPr>
-        <w:t xml:space="preserve"> values indicate features that increase the probability of the AI-generated class, whereas negative values correspond to features more strongly associated with authentic reviews. The plot shows that the classification is influenced mainly by a limited subset of lexical features, including </w:t>
-      </w:r>
-      <w:r>
-        <w:rPr>
-          <w:bCs w:val="0"/>
-          <w:i/>
-          <w:iCs/>
-          <w:lang w:val="en-US"/>
-        </w:rPr>
-        <w:t>little</w:t>
-      </w:r>
-      <w:r>
-        <w:rPr>
-          <w:bCs w:val="0"/>
-          <w:lang w:val="en-US"/>
-        </w:rPr>
-        <w:t xml:space="preserve">, </w:t>
-      </w:r>
-      <w:r>
-        <w:rPr>
-          <w:bCs w:val="0"/>
-          <w:i/>
-          <w:iCs/>
-          <w:lang w:val="en-US"/>
-        </w:rPr>
-        <w:t>really</w:t>
-      </w:r>
-      <w:r>
-        <w:rPr>
-          <w:bCs w:val="0"/>
-          <w:lang w:val="en-US"/>
-        </w:rPr>
-        <w:t xml:space="preserve">, </w:t>
-      </w:r>
-      <w:r>
-        <w:rPr>
-          <w:bCs w:val="0"/>
-          <w:i/>
-          <w:iCs/>
-          <w:lang w:val="en-US"/>
-        </w:rPr>
-        <w:t>product</w:t>
-      </w:r>
-      <w:r>
-        <w:rPr>
-          <w:bCs w:val="0"/>
-          <w:lang w:val="en-US"/>
-        </w:rPr>
-        <w:t xml:space="preserve">, </w:t>
-      </w:r>
-      <w:r>
-        <w:rPr>
-          <w:bCs w:val="0"/>
-          <w:i/>
-          <w:iCs/>
-          <w:lang w:val="en-US"/>
-        </w:rPr>
-        <w:t>wish</w:t>
-      </w:r>
-      <w:r>
-        <w:rPr>
-          <w:bCs w:val="0"/>
-          <w:lang w:val="en-US"/>
-        </w:rPr>
-        <w:t xml:space="preserve">, </w:t>
-      </w:r>
-      <w:r>
-        <w:rPr>
-          <w:bCs w:val="0"/>
-          <w:i/>
-          <w:iCs/>
-          <w:lang w:val="en-US"/>
-        </w:rPr>
-        <w:t>bit</w:t>
-      </w:r>
-      <w:r>
-        <w:rPr>
-          <w:bCs w:val="0"/>
-          <w:lang w:val="en-US"/>
-        </w:rPr>
-        <w:t xml:space="preserve">, </w:t>
-      </w:r>
-      <w:r>
-        <w:rPr>
-          <w:bCs w:val="0"/>
-          <w:i/>
-          <w:iCs/>
-          <w:lang w:val="en-US"/>
-        </w:rPr>
-        <w:t>recommend</w:t>
-      </w:r>
-      <w:r>
-        <w:rPr>
-          <w:bCs w:val="0"/>
-          <w:lang w:val="en-US"/>
-        </w:rPr>
-        <w:t xml:space="preserve">, </w:t>
-      </w:r>
-      <w:r>
-        <w:rPr>
-          <w:bCs w:val="0"/>
-          <w:i/>
-          <w:iCs/>
-          <w:lang w:val="en-US"/>
-        </w:rPr>
-        <w:t>great</w:t>
-      </w:r>
-      <w:r>
-        <w:rPr>
-          <w:bCs w:val="0"/>
-          <w:lang w:val="en-US"/>
-        </w:rPr>
-        <w:t xml:space="preserve">, </w:t>
+        <w:t xml:space="preserve"> values indicate features that increase the probability of the AI-generated class, whereas negative values correspond to features more strongly associated with authentic reviews. The plot shows that the classification is influenced mainly by a limited subset of lexical features, including little, really, product, wish, bit, recommend, great, </w:t>
       </w:r>
       <w:proofErr w:type="gramStart"/>
       <w:r>
@@ -5629,16 +7161,7 @@
           <w:bCs w:val="0"/>
           <w:lang w:val="en-US"/>
         </w:rPr>
-        <w:t xml:space="preserve">and </w:t>
-      </w:r>
-      <w:r>
-        <w:rPr>
-          <w:bCs w:val="0"/>
-          <w:i/>
-          <w:iCs/>
-          <w:lang w:val="en-US"/>
-        </w:rPr>
-        <w:t>definitely</w:t>
+        <w:t>and definitely</w:t>
       </w:r>
       <w:proofErr w:type="gramEnd"/>
       <w:r>
@@ -5646,14 +7169,7 @@
           <w:bCs w:val="0"/>
           <w:lang w:val="en-US"/>
         </w:rPr>
-        <w:t>.</w:t>
-      </w:r>
-      <w:r>
-        <w:rPr>
-          <w:bCs w:val="0"/>
-          <w:lang w:val="en-US"/>
-        </w:rPr>
-        <w:t xml:space="preserve"> These results suggest that the model captures recurring lexical and stylistic regularities rather than product-specific semantic content. The presence of general evaluative expressions and mild balancing markers further indicates that generated reviews tend to follow more uniform and predictable patterns.</w:t>
+        <w:t>. These results suggest that the model captures recurring lexical and stylistic regularities rather than product-specific semantic content. The presence of general evaluative expressions and mild balancing markers further indicates that generated reviews tend to follow more uniform and predictable patterns.</w:t>
       </w:r>
     </w:p>
     <w:p>
@@ -5673,133 +7189,7 @@
           <w:bCs w:val="0"/>
           <w:lang w:val="en-US"/>
         </w:rPr>
-        <w:t xml:space="preserve">The feature distribution shown in Figure </w:t>
-      </w:r>
-      <w:r>
-        <w:rPr>
-          <w:bCs w:val="0"/>
-          <w:lang w:val="en-US"/>
-        </w:rPr>
-        <w:t>3</w:t>
-      </w:r>
-      <w:r>
-        <w:rPr>
-          <w:bCs w:val="0"/>
-          <w:lang w:val="en-US"/>
-        </w:rPr>
-        <w:t xml:space="preserve"> suggests that the classification is influenced mainly by recurrent lexical regularities rather than by product-specific semantic content. Positive evaluative terms such as </w:t>
-      </w:r>
-      <w:r>
-        <w:rPr>
-          <w:bCs w:val="0"/>
-          <w:i/>
-          <w:iCs/>
-          <w:lang w:val="en-US"/>
-        </w:rPr>
-        <w:t>recommend</w:t>
-      </w:r>
-      <w:r>
-        <w:rPr>
-          <w:bCs w:val="0"/>
-          <w:lang w:val="en-US"/>
-        </w:rPr>
-        <w:t xml:space="preserve">, </w:t>
-      </w:r>
-      <w:r>
-        <w:rPr>
-          <w:bCs w:val="0"/>
-          <w:i/>
-          <w:iCs/>
-          <w:lang w:val="en-US"/>
-        </w:rPr>
-        <w:t>great</w:t>
-      </w:r>
-      <w:r>
-        <w:rPr>
-          <w:bCs w:val="0"/>
-          <w:lang w:val="en-US"/>
-        </w:rPr>
-        <w:t xml:space="preserve">, </w:t>
-      </w:r>
-      <w:r>
-        <w:rPr>
-          <w:bCs w:val="0"/>
-          <w:i/>
-          <w:iCs/>
-          <w:lang w:val="en-US"/>
-        </w:rPr>
-        <w:t>happy</w:t>
-      </w:r>
-      <w:r>
-        <w:rPr>
-          <w:bCs w:val="0"/>
-          <w:lang w:val="en-US"/>
-        </w:rPr>
-        <w:t xml:space="preserve">, and </w:t>
-      </w:r>
-      <w:r>
-        <w:rPr>
-          <w:bCs w:val="0"/>
-          <w:i/>
-          <w:iCs/>
-          <w:lang w:val="en-US"/>
-        </w:rPr>
-        <w:t>easy</w:t>
-      </w:r>
-      <w:r>
-        <w:rPr>
-          <w:bCs w:val="0"/>
-          <w:lang w:val="en-US"/>
-        </w:rPr>
-        <w:t xml:space="preserve"> are among the most relevant indicators of the AI-generated class, while terms such as </w:t>
-      </w:r>
-      <w:r>
-        <w:rPr>
-          <w:bCs w:val="0"/>
-          <w:i/>
-          <w:iCs/>
-          <w:lang w:val="en-US"/>
-        </w:rPr>
-        <w:t>little</w:t>
-      </w:r>
-      <w:r>
-        <w:rPr>
-          <w:bCs w:val="0"/>
-          <w:lang w:val="en-US"/>
-        </w:rPr>
-        <w:t xml:space="preserve">, </w:t>
-      </w:r>
-      <w:r>
-        <w:rPr>
-          <w:bCs w:val="0"/>
-          <w:i/>
-          <w:iCs/>
-          <w:lang w:val="en-US"/>
-        </w:rPr>
-        <w:t>bit</w:t>
-      </w:r>
-      <w:r>
-        <w:rPr>
-          <w:bCs w:val="0"/>
-          <w:lang w:val="en-US"/>
-        </w:rPr>
-        <w:t xml:space="preserve">, and </w:t>
-      </w:r>
-      <w:r>
-        <w:rPr>
-          <w:bCs w:val="0"/>
-          <w:i/>
-          <w:iCs/>
-          <w:lang w:val="en-US"/>
-        </w:rPr>
-        <w:t>wish</w:t>
-      </w:r>
-      <w:r>
-        <w:rPr>
-          <w:bCs w:val="0"/>
-          <w:lang w:val="en-US"/>
-        </w:rPr>
-        <w:t xml:space="preserve"> reflect the presence of mild balancing or attenuating constructions. These findings indicate that generated reviews tend to follow more uniform and predictable phrasing patterns. In this sense, the explainability analysis complements the quantitative results by showing that the learned separation between the two classes is associated primarily with differences in stylistic consistency and lexical formulation.</w:t>
+        <w:t>The feature distribution shown in Figure 3 suggests that the classification is influenced mainly by recurrent lexical regularities rather than by product-specific semantic content. Positive evaluative terms such as recommend, great, happy, and easy are among the most relevant indicators of the AI-generated class, while terms such as little, bit, and wish contribute positively when they occur, pointing to the presence of mild balancing or attenuating constructions. These findings indicate that generated reviews tend to follow more uniform and predictable phrasing patterns. In this sense, the explainability analysis complements the quantitative results by showing that the learned separation between the two classes is associated primarily with differences in stylistic consistency and lexical formulation.</w:t>
       </w:r>
     </w:p>
     <w:p>
@@ -5809,11 +7199,28 @@
         <w:autoSpaceDN w:val="0"/>
         <w:adjustRightInd w:val="0"/>
         <w:jc w:val="both"/>
-        <w:rPr>
-          <w:bCs w:val="0"/>
-          <w:lang w:val="en-US"/>
-        </w:rPr>
-      </w:pPr>
+      </w:pPr>
+      <w:r>
+        <w:t xml:space="preserve">The </w:t>
+      </w:r>
+      <w:r>
+        <w:rPr>
+          <w:i/>
+          <w:iCs/>
+        </w:rPr>
+        <w:t>SHAP</w:t>
+      </w:r>
+      <w:r>
+        <w:t xml:space="preserve"> distribution also provides a more detailed view of how individual features influence the decision function across different samples. Features placed higher in the plot have a stronger average impact on the model output, while the horizontal spread reflects the variation of their contribution across the dataset. In addition, the </w:t>
+      </w:r>
+      <w:proofErr w:type="spellStart"/>
+      <w:r>
+        <w:t>color</w:t>
+      </w:r>
+      <w:proofErr w:type="spellEnd"/>
+      <w:r>
+        <w:t xml:space="preserve"> gradient indicates the feature value, making it possible to distinguish between the effect of feature presence and the effect of feature absence. This aspect is particularly relevant in the present study, since some terms become strongly discriminative only when they occur in the review, whereas their absence has little or no contribution to the final prediction.</w:t>
+      </w:r>
     </w:p>
     <w:p>
       <w:pPr>
@@ -5822,38 +7229,18 @@
         <w:autoSpaceDN w:val="0"/>
         <w:adjustRightInd w:val="0"/>
         <w:jc w:val="both"/>
-        <w:rPr>
-          <w:b/>
-          <w:lang w:val="en-US"/>
-        </w:rPr>
-      </w:pPr>
-      <w:r>
-        <w:rPr>
-          <w:b/>
-          <w:lang w:val="en-US"/>
-        </w:rPr>
-        <w:t xml:space="preserve">7 </w:t>
-      </w:r>
-      <w:r>
-        <w:rPr>
-          <w:b/>
-          <w:lang w:val="en-US"/>
-        </w:rPr>
-        <w:t>Discussion</w:t>
-      </w:r>
-      <w:r>
-        <w:rPr>
-          <w:b/>
-          <w:lang w:val="en-US"/>
-        </w:rPr>
-        <w:t xml:space="preserve"> </w:t>
-      </w:r>
-      <w:r>
-        <w:rPr>
-          <w:b/>
-          <w:lang w:val="en-US"/>
-        </w:rPr>
-        <w:t>and Limitations</w:t>
+      </w:pPr>
+      <w:r>
+        <w:lastRenderedPageBreak/>
+        <w:t xml:space="preserve">From a practical perspective, the explainability analysis is useful not only for interpreting the current classifier, but also for assessing the robustness of the overall detection framework. By identifying the lexical cues that contribute most strongly to the AI-generated class, the analysis helps determine whether the model relies on plausible stylistic regularities or on accidental artifacts of the dataset. In the present case, the most influential features are consistent with the observed properties of generated reviews, namely generic positive evaluations, mild balancing constructions, and relatively standardized phrasing. At the same time, these explanations remain specific to the current dataset and feature </w:t>
+      </w:r>
+      <w:proofErr w:type="gramStart"/>
+      <w:r>
+        <w:t>representation, and</w:t>
+      </w:r>
+      <w:proofErr w:type="gramEnd"/>
+      <w:r>
+        <w:t xml:space="preserve"> therefore should not be interpreted as universal markers of AI-generated reviews in all e-commerce settings.</w:t>
       </w:r>
     </w:p>
     <w:p>
@@ -5864,10 +7251,13 @@
         <w:adjustRightInd w:val="0"/>
         <w:jc w:val="both"/>
         <w:rPr>
-          <w:b/>
-          <w:lang w:val="en-US"/>
-        </w:rPr>
-      </w:pPr>
+          <w:bCs w:val="0"/>
+          <w:lang w:val="en-US"/>
+        </w:rPr>
+      </w:pPr>
+      <w:r>
+        <w:t>These observations provide a useful basis for discussing both the strengths and the limitations of the proposed framework, as presented in the next section.</w:t>
+      </w:r>
     </w:p>
     <w:p>
       <w:pPr>
@@ -5877,24 +7267,10 @@
         <w:adjustRightInd w:val="0"/>
         <w:jc w:val="both"/>
         <w:rPr>
-          <w:b/>
-          <w:lang w:val="en-US"/>
-        </w:rPr>
-      </w:pPr>
-      <w:r>
-        <w:rPr>
-          <w:b/>
-          <w:lang w:val="en-US"/>
-        </w:rPr>
-        <w:t xml:space="preserve">8 </w:t>
-      </w:r>
-      <w:r>
-        <w:rPr>
-          <w:b/>
-          <w:lang w:val="en-US"/>
-        </w:rPr>
-        <w:t>Conclusion</w:t>
-      </w:r>
+          <w:bCs w:val="0"/>
+          <w:lang w:val="en-US"/>
+        </w:rPr>
+      </w:pPr>
     </w:p>
     <w:p>
       <w:pPr>
@@ -5908,6 +7284,34 @@
           <w:lang w:val="en-US"/>
         </w:rPr>
       </w:pPr>
+      <w:r>
+        <w:rPr>
+          <w:b/>
+          <w:lang w:val="en-US"/>
+        </w:rPr>
+        <w:t xml:space="preserve">7 </w:t>
+      </w:r>
+      <w:r>
+        <w:rPr>
+          <w:b/>
+          <w:lang w:val="en-US"/>
+        </w:rPr>
+        <w:t>Discussion</w:t>
+      </w:r>
+      <w:r>
+        <w:rPr>
+          <w:b/>
+          <w:lang w:val="en-US"/>
+        </w:rPr>
+        <w:t xml:space="preserve"> </w:t>
+      </w:r>
+      <w:r>
+        <w:rPr>
+          <w:b/>
+          <w:lang w:val="en-US"/>
+        </w:rPr>
+        <w:t>and Limitations</w:t>
+      </w:r>
     </w:p>
     <w:p>
       <w:pPr>
@@ -5930,6 +7334,59 @@
         <w:adjustRightInd w:val="0"/>
         <w:jc w:val="both"/>
         <w:rPr>
+          <w:b/>
+          <w:lang w:val="en-US"/>
+        </w:rPr>
+      </w:pPr>
+      <w:r>
+        <w:rPr>
+          <w:b/>
+          <w:lang w:val="en-US"/>
+        </w:rPr>
+        <w:t xml:space="preserve">8 </w:t>
+      </w:r>
+      <w:r>
+        <w:rPr>
+          <w:b/>
+          <w:lang w:val="en-US"/>
+        </w:rPr>
+        <w:t>Conclusion</w:t>
+      </w:r>
+    </w:p>
+    <w:p>
+      <w:pPr>
+        <w:widowControl w:val="0"/>
+        <w:autoSpaceDE w:val="0"/>
+        <w:autoSpaceDN w:val="0"/>
+        <w:adjustRightInd w:val="0"/>
+        <w:jc w:val="both"/>
+        <w:rPr>
+          <w:b/>
+          <w:lang w:val="en-US"/>
+        </w:rPr>
+      </w:pPr>
+    </w:p>
+    <w:p>
+      <w:pPr>
+        <w:widowControl w:val="0"/>
+        <w:autoSpaceDE w:val="0"/>
+        <w:autoSpaceDN w:val="0"/>
+        <w:adjustRightInd w:val="0"/>
+        <w:jc w:val="both"/>
+        <w:rPr>
+          <w:b/>
+          <w:lang w:val="en-US"/>
+        </w:rPr>
+      </w:pPr>
+    </w:p>
+    <w:p>
+      <w:pPr>
+        <w:widowControl w:val="0"/>
+        <w:autoSpaceDE w:val="0"/>
+        <w:autoSpaceDN w:val="0"/>
+        <w:adjustRightInd w:val="0"/>
+        <w:jc w:val="both"/>
+        <w:rPr>
           <w:lang w:val="en-US"/>
         </w:rPr>
       </w:pPr>
@@ -6012,7 +7469,6 @@
         <w:jc w:val="both"/>
       </w:pPr>
       <w:r>
-        <w:lastRenderedPageBreak/>
         <w:t xml:space="preserve">[3] </w:t>
       </w:r>
       <w:r>
@@ -6249,6 +7705,7 @@
         <w:jc w:val="both"/>
       </w:pPr>
       <w:r>
+        <w:lastRenderedPageBreak/>
         <w:t xml:space="preserve">[13] </w:t>
       </w:r>
       <w:r>
@@ -6399,7 +7856,6 @@
         <w:jc w:val="both"/>
       </w:pPr>
       <w:r>
-        <w:lastRenderedPageBreak/>
         <w:t xml:space="preserve">[21] </w:t>
       </w:r>
       <w:r>
@@ -6691,6 +8147,7 @@
               <w:rPr>
                 <w:noProof/>
               </w:rPr>
+              <w:lastRenderedPageBreak/>
               <w:drawing>
                 <wp:inline distT="0" distB="0" distL="0" distR="0" wp14:anchorId="5A0FF28A" wp14:editId="6A9B2F68">
                   <wp:extent cx="901290" cy="1078992"/>
@@ -12699,7 +14156,7 @@
   <w:style w:type="paragraph" w:default="1" w:styleId="Normal">
     <w:name w:val="Normal"/>
     <w:qFormat/>
-    <w:rsid w:val="00F0138E"/>
+    <w:rsid w:val="009F4246"/>
     <w:rPr>
       <w:bCs/>
       <w:sz w:val="24"/>
@@ -12789,7 +14246,6 @@
   <w:style w:type="character" w:default="1" w:styleId="DefaultParagraphFont">
     <w:name w:val="Default Paragraph Font"/>
     <w:uiPriority w:val="1"/>
-    <w:semiHidden/>
     <w:unhideWhenUsed/>
   </w:style>
   <w:style w:type="table" w:default="1" w:styleId="TableNormal">

--- a/doc/journal_paper.docx
+++ b/doc/journal_paper.docx
@@ -392,13 +392,8 @@
         </w:rPr>
         <w:t xml:space="preserve">. Given the scale at which this data is generated and consumed, even a moderate rate of unreliable reviews can affect </w:t>
       </w:r>
-      <w:proofErr w:type="gramStart"/>
-      <w:r>
-        <w:t>a large number of</w:t>
-      </w:r>
-      <w:proofErr w:type="gramEnd"/>
-      <w:r>
-        <w:t xml:space="preserve"> </w:t>
+      <w:r>
+        <w:t xml:space="preserve">a large number of </w:t>
       </w:r>
       <w:r>
         <w:t>transactions</w:t>
@@ -622,6 +617,18 @@
           <w:lang w:val="en-US"/>
         </w:rPr>
         <w:t xml:space="preserve"> predictions. The results show that the proposed approach achieves high classification performance, while also providing interpretable insights into the patterns that differentiate generated and authentic reviews.</w:t>
+      </w:r>
+    </w:p>
+    <w:p>
+      <w:pPr>
+        <w:widowControl w:val="0"/>
+        <w:jc w:val="both"/>
+        <w:rPr>
+          <w:lang w:val="en-US"/>
+        </w:rPr>
+      </w:pPr>
+      <w:r>
+        <w:t>From a practical perspective, the use of classical machine learning models is motivated not only by their competitive performance in sparse text classification settings, but also by their relative simplicity, reproducibility, and lower computational cost. These characteristics make such models suitable for integration into e-commerce review auditing workflows, where transparent decision support may be preferable to more complex black-box alternatives.</w:t>
       </w:r>
     </w:p>
     <w:p>
@@ -835,37 +842,29 @@
           <w:bCs w:val="0"/>
           <w:lang w:val="en-US"/>
         </w:rPr>
-        <w:t>Despite these advances, several limitations remain visible in the current literature. A substantial part of existing work addresses either traditional deceptive reviews or AI-generated text in a more general setting, while fewer studies examine AI-generated product reviews in a focused e-commerce context [</w:t>
-      </w:r>
-      <w:proofErr w:type="gramStart"/>
-      <w:r>
-        <w:rPr>
-          <w:bCs w:val="0"/>
-          <w:lang w:val="en-US"/>
-        </w:rPr>
-        <w:t>5]</w:t>
-      </w:r>
-      <w:r>
-        <w:rPr>
-          <w:bCs w:val="0"/>
-          <w:lang w:val="en-US"/>
-        </w:rPr>
-        <w:t>, [6</w:t>
-      </w:r>
-      <w:proofErr w:type="gramEnd"/>
-      <w:r>
-        <w:rPr>
-          <w:bCs w:val="0"/>
-          <w:lang w:val="en-US"/>
-        </w:rPr>
-        <w:t xml:space="preserve">], [7], </w:t>
-      </w:r>
-      <w:r>
-        <w:rPr>
-          <w:bCs w:val="0"/>
-          <w:lang w:val="en-US"/>
-        </w:rPr>
-        <w:t>[8], [17]. At the same time, many contributions remain primarily oriented toward classification performance, whereas the linguistic factors underlying model decisions are discussed less systematically [9], [10], [18]. Against this background, the present study is positioned at the intersection of e-commerce review analytics, AI-generated content detection, and explainable machine learning, with an emphasis on simple and reproducible text classification models applied to a dataset combining real reviews and LLM-generated content [11].</w:t>
+        <w:t>Despite these advances, several limitations remain visible in the current literature. A substantial part of existing work addresses either traditional deceptive reviews or AI-generated text in a more general setting, while fewer studies examine AI-generated product reviews in a focused e-commerce context [5]</w:t>
+      </w:r>
+      <w:r>
+        <w:rPr>
+          <w:bCs w:val="0"/>
+          <w:lang w:val="en-US"/>
+        </w:rPr>
+        <w:t xml:space="preserve">, [6], [7], </w:t>
+      </w:r>
+      <w:r>
+        <w:rPr>
+          <w:bCs w:val="0"/>
+          <w:lang w:val="en-US"/>
+        </w:rPr>
+        <w:t xml:space="preserve">[8], [17]. At the same time, many contributions remain primarily oriented toward classification performance, whereas the linguistic factors underlying model decisions are discussed less systematically [9], [10], [18]. Against this background, the present study is positioned at the intersection of e-commerce review analytics, AI-generated content detection, and explainable machine learning, with an emphasis on simple and reproducible text classification models applied to a dataset combining real reviews and LLM-generated </w:t>
+      </w:r>
+      <w:r>
+        <w:rPr>
+          <w:bCs w:val="0"/>
+          <w:lang w:val="en-US"/>
+        </w:rPr>
+        <w:lastRenderedPageBreak/>
+        <w:t>content [11].</w:t>
       </w:r>
     </w:p>
     <w:p>
@@ -961,31 +960,7 @@
           <w:bCs w:val="0"/>
           <w:lang w:val="en-US"/>
         </w:rPr>
-        <w:t xml:space="preserve">The </w:t>
-      </w:r>
-      <w:proofErr w:type="gramStart"/>
-      <w:r>
-        <w:rPr>
-          <w:bCs w:val="0"/>
-          <w:lang w:val="en-US"/>
-        </w:rPr>
-        <w:t>dataset</w:t>
-      </w:r>
-      <w:proofErr w:type="gramEnd"/>
-      <w:r>
-        <w:rPr>
-          <w:bCs w:val="0"/>
-          <w:lang w:val="en-US"/>
-        </w:rPr>
-        <w:t xml:space="preserve"> used in this study consists of both real user-generated product reviews and </w:t>
-      </w:r>
-      <w:r>
-        <w:rPr>
-          <w:bCs w:val="0"/>
-          <w:lang w:val="en-US"/>
-        </w:rPr>
-        <w:lastRenderedPageBreak/>
-        <w:t>artificially generated content. The real reviews were collected from an existing dataset</w:t>
+        <w:t>The dataset used in this study consists of both real user-generated product reviews and artificially generated content. The real reviews were collected from an existing dataset</w:t>
       </w:r>
       <w:r>
         <w:rPr>
@@ -1049,23 +1024,7 @@
           <w:bCs w:val="0"/>
           <w:lang w:val="en-US"/>
         </w:rPr>
-        <w:t xml:space="preserve">, with the objective of producing short product reviews that resemble typical user feedback. The generation process was guided by prompts designed to produce reviews of 3 to 5 sentences, combining positive aspects with mild negative observations </w:t>
-      </w:r>
-      <w:proofErr w:type="gramStart"/>
-      <w:r>
-        <w:rPr>
-          <w:bCs w:val="0"/>
-          <w:lang w:val="en-US"/>
-        </w:rPr>
-        <w:t>in order to</w:t>
-      </w:r>
-      <w:proofErr w:type="gramEnd"/>
-      <w:r>
-        <w:rPr>
-          <w:bCs w:val="0"/>
-          <w:lang w:val="en-US"/>
-        </w:rPr>
-        <w:t xml:space="preserve"> approximate realistic writing patterns</w:t>
+        <w:t>, with the objective of producing short product reviews that resemble typical user feedback. The generation process was guided by prompts designed to produce reviews of 3 to 5 sentences, combining positive aspects with mild negative observations in order to approximate realistic writing patterns</w:t>
       </w:r>
       <w:r>
         <w:rPr>
@@ -1099,23 +1058,7 @@
           <w:bCs w:val="0"/>
           <w:lang w:val="en-US"/>
         </w:rPr>
-        <w:t xml:space="preserve">The final dataset was obtained by combining the two sources into a unified collection of labeled samples, where real reviews were assigned label 0 and generated reviews label 1. The resulting </w:t>
-      </w:r>
-      <w:proofErr w:type="gramStart"/>
-      <w:r>
-        <w:rPr>
-          <w:bCs w:val="0"/>
-          <w:lang w:val="en-US"/>
-        </w:rPr>
-        <w:t>dataset</w:t>
-      </w:r>
-      <w:proofErr w:type="gramEnd"/>
-      <w:r>
-        <w:rPr>
-          <w:bCs w:val="0"/>
-          <w:lang w:val="en-US"/>
-        </w:rPr>
-        <w:t xml:space="preserve"> </w:t>
+        <w:t xml:space="preserve">The final dataset was obtained by combining the two sources into a unified collection of labeled samples, where real reviews were assigned label 0 and generated reviews label 1. The resulting dataset </w:t>
       </w:r>
       <w:r>
         <w:rPr>
@@ -1961,6 +1904,19 @@
     </w:p>
     <w:p>
       <w:pPr>
+        <w:rPr>
+          <w:lang w:val="en-US"/>
+        </w:rPr>
+      </w:pPr>
+      <w:r>
+        <w:rPr>
+          <w:lang w:val="en-US"/>
+        </w:rPr>
+        <w:br w:type="page"/>
+      </w:r>
+    </w:p>
+    <w:p>
+      <w:pPr>
         <w:widowControl w:val="0"/>
         <w:autoSpaceDE w:val="0"/>
         <w:autoSpaceDN w:val="0"/>
@@ -1976,6 +1932,7 @@
           <w:b/>
           <w:lang w:val="en-US"/>
         </w:rPr>
+        <w:lastRenderedPageBreak/>
         <w:t>4</w:t>
       </w:r>
       <w:r>
@@ -2084,7 +2041,6 @@
           <w:b/>
           <w:lang w:val="en-US"/>
         </w:rPr>
-        <w:lastRenderedPageBreak/>
         <w:t xml:space="preserve">Table </w:t>
       </w:r>
       <w:r>
@@ -3210,7 +3166,6 @@
         </w:rPr>
         <w:t xml:space="preserve"> </w:t>
       </w:r>
-      <w:proofErr w:type="gramStart"/>
       <w:r>
         <w:rPr>
           <w:bCs w:val="0"/>
@@ -3225,17 +3180,7 @@
           <w:iCs/>
           <w:lang w:val="en-US"/>
         </w:rPr>
-        <w:t>TF</w:t>
-      </w:r>
-      <w:proofErr w:type="gramEnd"/>
-      <w:r>
-        <w:rPr>
-          <w:bCs w:val="0"/>
-          <w:i/>
-          <w:iCs/>
-          <w:lang w:val="en-US"/>
-        </w:rPr>
-        <w:t>-IDF</w:t>
+        <w:t>TF-IDF</w:t>
       </w:r>
       <w:r>
         <w:rPr>
@@ -3276,23 +3221,7 @@
           <w:bCs w:val="0"/>
           <w:lang w:val="en-US"/>
         </w:rPr>
-        <w:t xml:space="preserve">In this study, both unigrams and bigrams were considered </w:t>
-      </w:r>
-      <w:proofErr w:type="gramStart"/>
-      <w:r>
-        <w:rPr>
-          <w:bCs w:val="0"/>
-          <w:lang w:val="en-US"/>
-        </w:rPr>
-        <w:t>in order to</w:t>
-      </w:r>
-      <w:proofErr w:type="gramEnd"/>
-      <w:r>
-        <w:rPr>
-          <w:bCs w:val="0"/>
-          <w:lang w:val="en-US"/>
-        </w:rPr>
-        <w:t xml:space="preserve"> capture not only individual word usage, but also short contextual patterns that may differentiate generated and authentic content. </w:t>
+        <w:t xml:space="preserve">In this study, both unigrams and bigrams were considered in order to capture not only individual word usage, but also short contextual patterns that may differentiate generated and authentic content. </w:t>
       </w:r>
       <w:r>
         <w:rPr>
@@ -3353,15 +3282,7 @@
         <w:t xml:space="preserve"> </w:t>
       </w:r>
       <w:r>
-        <w:t xml:space="preserve">In addition, a supplementary sensitivity analysis was conducted </w:t>
-      </w:r>
-      <w:proofErr w:type="gramStart"/>
-      <w:r>
-        <w:t>in order to</w:t>
-      </w:r>
-      <w:proofErr w:type="gramEnd"/>
-      <w:r>
-        <w:t xml:space="preserve"> compare the unigram–bigram representation with a unigram-only TF-IDF configuration for the lexical classification models.</w:t>
+        <w:t>In addition, a supplementary sensitivity analysis was conducted in order to compare the unigram–bigram representation with a unigram-only TF-IDF configuration for the lexical classification models.</w:t>
       </w:r>
     </w:p>
     <w:p>
@@ -3396,7 +3317,7 @@
           <w:lang w:val="en-US"/>
         </w:rPr>
         <w:drawing>
-          <wp:inline distT="0" distB="0" distL="0" distR="0" wp14:anchorId="6A1C0CB8" wp14:editId="2D5470B9">
+          <wp:inline distT="0" distB="0" distL="0" distR="0" wp14:anchorId="6A1C0CB8" wp14:editId="09CE5AEC">
             <wp:extent cx="5752465" cy="1745615"/>
             <wp:effectExtent l="0" t="0" r="635" b="6985"/>
             <wp:docPr id="1793441426" name="Imagine 5"/>
@@ -3509,6 +3430,7 @@
           <w:b/>
           <w:lang w:val="en-US"/>
         </w:rPr>
+        <w:lastRenderedPageBreak/>
         <w:t xml:space="preserve">4.2 </w:t>
       </w:r>
       <w:r>
@@ -3618,15 +3540,7 @@
           <w:bCs w:val="0"/>
           <w:lang w:val="en-US"/>
         </w:rPr>
-        <w:t xml:space="preserve"> representation. </w:t>
-      </w:r>
-      <w:r>
-        <w:rPr>
-          <w:bCs w:val="0"/>
-          <w:lang w:val="en-US"/>
-        </w:rPr>
-        <w:lastRenderedPageBreak/>
-        <w:t>This experiment was introduced to assess the effect of lexical information independently of the final classifier and to measure the improvement obtained when moving from surface-level descriptors to sparse term-based features.</w:t>
+        <w:t xml:space="preserve"> representation. This experiment was introduced to assess the effect of lexical information independently of the final classifier and to measure the improvement obtained when moving from surface-level descriptors to sparse term-based features.</w:t>
       </w:r>
     </w:p>
     <w:p>
@@ -3728,23 +3642,7 @@
           <w:bCs w:val="0"/>
           <w:lang w:val="en-US"/>
         </w:rPr>
-        <w:t xml:space="preserve">The dataset was divided into training and testing subsets </w:t>
-      </w:r>
-      <w:proofErr w:type="gramStart"/>
-      <w:r>
-        <w:rPr>
-          <w:bCs w:val="0"/>
-          <w:lang w:val="en-US"/>
-        </w:rPr>
-        <w:t>in order to</w:t>
-      </w:r>
-      <w:proofErr w:type="gramEnd"/>
-      <w:r>
-        <w:rPr>
-          <w:bCs w:val="0"/>
-          <w:lang w:val="en-US"/>
-        </w:rPr>
-        <w:t xml:space="preserve"> evaluate the generalization capability of the models. Standard classification metrics were used to assess performance. An explainability analysis was further conducted using </w:t>
+        <w:t xml:space="preserve">The dataset was divided into training and testing subsets in order to evaluate the generalization capability of the models. Standard classification metrics were used to assess performance. An explainability analysis was further conducted using </w:t>
       </w:r>
       <w:r>
         <w:rPr>
@@ -4033,23 +3931,7 @@
           <w:bCs w:val="0"/>
           <w:lang w:val="en-US"/>
         </w:rPr>
-        <w:t xml:space="preserve"> classifier. This experiment was introduced </w:t>
-      </w:r>
-      <w:proofErr w:type="gramStart"/>
-      <w:r>
-        <w:rPr>
-          <w:bCs w:val="0"/>
-          <w:lang w:val="en-US"/>
-        </w:rPr>
-        <w:t>in order to</w:t>
-      </w:r>
-      <w:proofErr w:type="gramEnd"/>
-      <w:r>
-        <w:rPr>
-          <w:bCs w:val="0"/>
-          <w:lang w:val="en-US"/>
-        </w:rPr>
-        <w:t xml:space="preserve"> evaluate the effect of lexical information independently of the final model choice and to measure the improvement obtained when moving from surface-level features to a sparse term-based representation.</w:t>
+        <w:t xml:space="preserve"> classifier. This experiment was introduced in order to evaluate the effect of lexical information independently of the final model choice and to measure the improvement obtained when moving from surface-level features to a sparse term-based representation.</w:t>
       </w:r>
     </w:p>
     <w:p>
@@ -4182,15 +4064,7 @@
         <w:t xml:space="preserve"> </w:t>
       </w:r>
       <w:r>
-        <w:t xml:space="preserve">In addition to the three main experimental settings, a supplementary sensitivity analysis was performed </w:t>
-      </w:r>
-      <w:proofErr w:type="gramStart"/>
-      <w:r>
-        <w:t>in order to</w:t>
-      </w:r>
-      <w:proofErr w:type="gramEnd"/>
-      <w:r>
-        <w:t xml:space="preserve"> examine the effect of the TF-IDF n-gram configuration, by comparing unigram-only and unigram–bigram representations for the lexical models.</w:t>
+        <w:t>In addition to the three main experimental settings, a supplementary sensitivity analysis was performed in order to examine the effect of the TF-IDF n-gram configuration, by comparing unigram-only and unigram–bigram representations for the lexical models.</w:t>
       </w:r>
     </w:p>
     <w:p>
@@ -4223,6 +4097,7 @@
           <w:b/>
           <w:lang w:val="en-US"/>
         </w:rPr>
+        <w:lastRenderedPageBreak/>
         <w:t xml:space="preserve">5.2 </w:t>
       </w:r>
       <w:r>
@@ -4758,7 +4633,6 @@
                 <w:bCs w:val="0"/>
                 <w:lang w:val="en-US"/>
               </w:rPr>
-              <w:lastRenderedPageBreak/>
               <w:t>SVM + TF-IDF</w:t>
             </w:r>
           </w:p>
@@ -5627,23 +5501,7 @@
                 <w:bCs w:val="0"/>
                 <w:lang w:val="en-US"/>
               </w:rPr>
-              <w:t xml:space="preserve">contains mild contrast markers </w:t>
-            </w:r>
-            <w:proofErr w:type="gramStart"/>
-            <w:r>
-              <w:rPr>
-                <w:bCs w:val="0"/>
-                <w:lang w:val="en-US"/>
-              </w:rPr>
-              <w:t>similar to</w:t>
-            </w:r>
-            <w:proofErr w:type="gramEnd"/>
-            <w:r>
-              <w:rPr>
-                <w:bCs w:val="0"/>
-                <w:lang w:val="en-US"/>
-              </w:rPr>
-              <w:t xml:space="preserve"> generated text</w:t>
+              <w:t>contains mild contrast markers similar to generated text</w:t>
             </w:r>
           </w:p>
         </w:tc>
@@ -5655,23 +5513,20 @@
         <w:autoSpaceDE w:val="0"/>
         <w:autoSpaceDN w:val="0"/>
         <w:adjustRightInd w:val="0"/>
-        <w:rPr>
-          <w:bCs w:val="0"/>
-          <w:lang w:val="en-US"/>
-        </w:rPr>
-      </w:pPr>
-    </w:p>
-    <w:p>
-      <w:pPr>
-        <w:widowControl w:val="0"/>
-        <w:autoSpaceDE w:val="0"/>
-        <w:autoSpaceDN w:val="0"/>
-        <w:adjustRightInd w:val="0"/>
-        <w:rPr>
-          <w:bCs w:val="0"/>
-          <w:lang w:val="en-US"/>
-        </w:rPr>
-      </w:pPr>
+        <w:jc w:val="both"/>
+        <w:rPr>
+          <w:bCs w:val="0"/>
+          <w:lang w:val="en-US"/>
+        </w:rPr>
+      </w:pPr>
+      <w:r>
+        <w:rPr>
+          <w:bCs w:val="0"/>
+          <w:lang w:val="en-US"/>
+        </w:rPr>
+        <w:lastRenderedPageBreak/>
+        <w:t>The examples summarized in Table 5 indicate that the remaining classification errors are not random, but are concentrated in cases where the lexical profile of the two classes partially overlaps. In particular, false positives tend to occur when authentic reviews contain generic positive language, broad evaluative expressions, or balanced formulations similar to those observed in generated content. Such cases suggest that some real reviews naturally exhibit stylistic patterns that resemble the regularized phrasing learned by the model from the AI-generated class.</w:t>
+      </w:r>
     </w:p>
     <w:p>
       <w:pPr>
@@ -5690,55 +5545,7 @@
           <w:bCs w:val="0"/>
           <w:lang w:val="en-US"/>
         </w:rPr>
-        <w:t xml:space="preserve">The examples summarized in Table 5 indicate that the remaining classification errors are not </w:t>
-      </w:r>
-      <w:proofErr w:type="gramStart"/>
-      <w:r>
-        <w:rPr>
-          <w:bCs w:val="0"/>
-          <w:lang w:val="en-US"/>
-        </w:rPr>
-        <w:t>random, but</w:t>
-      </w:r>
-      <w:proofErr w:type="gramEnd"/>
-      <w:r>
-        <w:rPr>
-          <w:bCs w:val="0"/>
-          <w:lang w:val="en-US"/>
-        </w:rPr>
-        <w:t xml:space="preserve"> are concentrated in cases where the lexical profile of the two classes partially overlaps. </w:t>
-      </w:r>
-      <w:proofErr w:type="gramStart"/>
-      <w:r>
-        <w:rPr>
-          <w:bCs w:val="0"/>
-          <w:lang w:val="en-US"/>
-        </w:rPr>
-        <w:t>In particular, false</w:t>
-      </w:r>
-      <w:proofErr w:type="gramEnd"/>
-      <w:r>
-        <w:rPr>
-          <w:bCs w:val="0"/>
-          <w:lang w:val="en-US"/>
-        </w:rPr>
-        <w:t xml:space="preserve"> positives tend to occur when authentic reviews contain generic positive language, broad evaluative expressions, or balanced formulations </w:t>
-      </w:r>
-      <w:proofErr w:type="gramStart"/>
-      <w:r>
-        <w:rPr>
-          <w:bCs w:val="0"/>
-          <w:lang w:val="en-US"/>
-        </w:rPr>
-        <w:t>similar to</w:t>
-      </w:r>
-      <w:proofErr w:type="gramEnd"/>
-      <w:r>
-        <w:rPr>
-          <w:bCs w:val="0"/>
-          <w:lang w:val="en-US"/>
-        </w:rPr>
-        <w:t xml:space="preserve"> those observed in generated content. Such cases suggest that some real reviews naturally exhibit stylistic patterns that resemble the regularized phrasing learned by the model from the AI-generated class.</w:t>
+        <w:t>False negatives appear when AI-generated reviews are expressed in a more concise and less formulaic manner, without the stronger lexical regularities that typically characterize generated text. This behavior indicates that the proposed approach is highly effective, but remains sensitive to borderline examples in which the stylistic distinction between authentic and generated reviews is attenuated. Overall, the error pattern is consistent with the explainability analysis presented in Section 6, which showed that the classification is driven primarily by lexical and stylistic regularities rather than by product-specific semantic content.</w:t>
       </w:r>
     </w:p>
     <w:p>
@@ -5753,30 +5560,6 @@
           <w:lang w:val="en-US"/>
         </w:rPr>
       </w:pPr>
-      <w:r>
-        <w:rPr>
-          <w:bCs w:val="0"/>
-          <w:lang w:val="en-US"/>
-        </w:rPr>
-        <w:lastRenderedPageBreak/>
-        <w:t xml:space="preserve">False negatives appear when AI-generated reviews are expressed in a more concise and less formulaic manner, without the stronger lexical regularities that typically characterize generated text. This behavior indicates that the proposed approach is highly </w:t>
-      </w:r>
-      <w:proofErr w:type="gramStart"/>
-      <w:r>
-        <w:rPr>
-          <w:bCs w:val="0"/>
-          <w:lang w:val="en-US"/>
-        </w:rPr>
-        <w:t>effective, but</w:t>
-      </w:r>
-      <w:proofErr w:type="gramEnd"/>
-      <w:r>
-        <w:rPr>
-          <w:bCs w:val="0"/>
-          <w:lang w:val="en-US"/>
-        </w:rPr>
-        <w:t xml:space="preserve"> remains sensitive to borderline examples in which the stylistic distinction between authentic and generated reviews is attenuated. Overall, the error pattern is consistent with the explainability analysis presented in Section 6, which showed that the classification is driven primarily by lexical and stylistic regularities rather than by product-specific semantic content.</w:t>
-      </w:r>
     </w:p>
     <w:p>
       <w:pPr>
@@ -5786,10 +5569,31 @@
         <w:adjustRightInd w:val="0"/>
         <w:jc w:val="both"/>
         <w:rPr>
-          <w:bCs w:val="0"/>
-          <w:lang w:val="en-US"/>
-        </w:rPr>
-      </w:pPr>
+          <w:b/>
+          <w:lang w:val="en-US"/>
+        </w:rPr>
+      </w:pPr>
+      <w:r>
+        <w:rPr>
+          <w:b/>
+          <w:lang w:val="en-US"/>
+        </w:rPr>
+        <w:t>5.</w:t>
+      </w:r>
+      <w:r>
+        <w:rPr>
+          <w:b/>
+          <w:lang w:val="en-US"/>
+        </w:rPr>
+        <w:t>4</w:t>
+      </w:r>
+      <w:r>
+        <w:rPr>
+          <w:b/>
+          <w:lang w:val="en-US"/>
+        </w:rPr>
+        <w:t xml:space="preserve"> Ablation Study on N-gram Configuration</w:t>
+      </w:r>
     </w:p>
     <w:p>
       <w:pPr>
@@ -5798,48 +5602,9 @@
         <w:autoSpaceDN w:val="0"/>
         <w:adjustRightInd w:val="0"/>
         <w:jc w:val="both"/>
-        <w:rPr>
-          <w:b/>
-          <w:lang w:val="en-US"/>
-        </w:rPr>
-      </w:pPr>
-      <w:r>
-        <w:rPr>
-          <w:b/>
-          <w:lang w:val="en-US"/>
-        </w:rPr>
-        <w:t>5.</w:t>
-      </w:r>
-      <w:r>
-        <w:rPr>
-          <w:b/>
-          <w:lang w:val="en-US"/>
-        </w:rPr>
-        <w:t>4</w:t>
-      </w:r>
-      <w:r>
-        <w:rPr>
-          <w:b/>
-          <w:lang w:val="en-US"/>
-        </w:rPr>
-        <w:t xml:space="preserve"> Ablation Study on N-gram Configuration</w:t>
-      </w:r>
-    </w:p>
-    <w:p>
-      <w:pPr>
-        <w:widowControl w:val="0"/>
-        <w:autoSpaceDE w:val="0"/>
-        <w:autoSpaceDN w:val="0"/>
-        <w:adjustRightInd w:val="0"/>
-        <w:jc w:val="both"/>
-      </w:pPr>
-      <w:proofErr w:type="gramStart"/>
-      <w:r>
-        <w:t>In order to</w:t>
-      </w:r>
-      <w:proofErr w:type="gramEnd"/>
-      <w:r>
-        <w:t xml:space="preserve"> further examine the contribution of short contextual information to the detection task, an additional sensitivity analysis was conducted on the lexical models. More specifically, the </w:t>
+      </w:pPr>
+      <w:r>
+        <w:t xml:space="preserve">In order to further examine the contribution of short contextual information to the detection task, an additional sensitivity analysis was conducted on the lexical models. More specifically, the </w:t>
       </w:r>
       <w:r>
         <w:rPr>
@@ -6145,7 +5910,7 @@
               </w:rPr>
             </w:pPr>
             <w:r>
-              <w:t>0.9353</w:t>
+              <w:t>0.935</w:t>
             </w:r>
           </w:p>
         </w:tc>
@@ -6167,7 +5932,7 @@
               </w:rPr>
             </w:pPr>
             <w:r>
-              <w:t>0.9254</w:t>
+              <w:t>0.925</w:t>
             </w:r>
           </w:p>
         </w:tc>
@@ -6189,7 +5954,7 @@
               </w:rPr>
             </w:pPr>
             <w:r>
-              <w:t>0.9453</w:t>
+              <w:t>0.945</w:t>
             </w:r>
           </w:p>
         </w:tc>
@@ -6211,7 +5976,7 @@
               </w:rPr>
             </w:pPr>
             <w:r>
-              <w:t>0.9351</w:t>
+              <w:t>0.935</w:t>
             </w:r>
           </w:p>
         </w:tc>
@@ -6298,7 +6063,7 @@
               </w:rPr>
             </w:pPr>
             <w:r>
-              <w:t>0.9530</w:t>
+              <w:t>0.953</w:t>
             </w:r>
           </w:p>
         </w:tc>
@@ -6320,7 +6085,7 @@
               </w:rPr>
             </w:pPr>
             <w:r>
-              <w:t>0.9480</w:t>
+              <w:t>0.948</w:t>
             </w:r>
           </w:p>
         </w:tc>
@@ -6342,7 +6107,7 @@
               </w:rPr>
             </w:pPr>
             <w:r>
-              <w:t>0.9640</w:t>
+              <w:t>0.964</w:t>
             </w:r>
           </w:p>
         </w:tc>
@@ -6364,7 +6129,7 @@
               </w:rPr>
             </w:pPr>
             <w:r>
-              <w:t>0.9550</w:t>
+              <w:t>0.955</w:t>
             </w:r>
           </w:p>
         </w:tc>
@@ -6435,7 +6200,7 @@
               </w:rPr>
             </w:pPr>
             <w:r>
-              <w:t>0.9583</w:t>
+              <w:t>0.958</w:t>
             </w:r>
           </w:p>
         </w:tc>
@@ -6457,7 +6222,7 @@
               </w:rPr>
             </w:pPr>
             <w:r>
-              <w:t>0.9434</w:t>
+              <w:t>0.943</w:t>
             </w:r>
           </w:p>
         </w:tc>
@@ -6479,7 +6244,7 @@
               </w:rPr>
             </w:pPr>
             <w:r>
-              <w:t>0.9643</w:t>
+              <w:t>0.964</w:t>
             </w:r>
           </w:p>
         </w:tc>
@@ -6501,7 +6266,7 @@
               </w:rPr>
             </w:pPr>
             <w:r>
-              <w:t>0.9533</w:t>
+              <w:t>0.953</w:t>
             </w:r>
           </w:p>
         </w:tc>
@@ -6584,7 +6349,7 @@
               </w:rPr>
             </w:pPr>
             <w:r>
-              <w:t>0.9740</w:t>
+              <w:t>0.974</w:t>
             </w:r>
           </w:p>
         </w:tc>
@@ -6606,7 +6371,7 @@
               </w:rPr>
             </w:pPr>
             <w:r>
-              <w:t>0.9650</w:t>
+              <w:t>0.965</w:t>
             </w:r>
           </w:p>
         </w:tc>
@@ -6628,7 +6393,7 @@
               </w:rPr>
             </w:pPr>
             <w:r>
-              <w:t>0.9830</w:t>
+              <w:t>0.983</w:t>
             </w:r>
           </w:p>
         </w:tc>
@@ -6650,7 +6415,7 @@
               </w:rPr>
             </w:pPr>
             <w:r>
-              <w:t>0.9730</w:t>
+              <w:t>0.973</w:t>
             </w:r>
           </w:p>
         </w:tc>
@@ -6664,29 +6429,6 @@
         <w:adjustRightInd w:val="0"/>
         <w:jc w:val="both"/>
       </w:pPr>
-      <w:r>
-        <w:t xml:space="preserve">The results presented in Table 6 show that the inclusion of bigrams leads to a consistent improvement for both lexical classifiers. For </w:t>
-      </w:r>
-      <w:r>
-        <w:rPr>
-          <w:i/>
-          <w:iCs/>
-        </w:rPr>
-        <w:t>Logistic Regression</w:t>
-      </w:r>
-      <w:r>
-        <w:t xml:space="preserve">, the unigram–bigram configuration improves the accuracy from 0.9353 to 0.9530 and the F1-score from 0.9351 to 0.9550. A similar effect can be observed for the </w:t>
-      </w:r>
-      <w:r>
-        <w:rPr>
-          <w:i/>
-          <w:iCs/>
-        </w:rPr>
-        <w:t>linear SVM</w:t>
-      </w:r>
-      <w:r>
-        <w:t xml:space="preserve"> model, where the accuracy increases from 0.9583 to 0.9740 and the F1-score from 0.9533 to 0.9730. These results indicate that short multi-word patterns provide additional discriminative information beyond isolated lexical terms.</w:t>
-      </w:r>
     </w:p>
     <w:p>
       <w:pPr>
@@ -6695,23 +6437,29 @@
         <w:autoSpaceDN w:val="0"/>
         <w:adjustRightInd w:val="0"/>
         <w:jc w:val="both"/>
-        <w:rPr>
-          <w:bCs w:val="0"/>
-          <w:lang w:val="en-US"/>
-        </w:rPr>
-      </w:pPr>
-      <w:r>
-        <w:t xml:space="preserve">The observed gain is consistent with the nature of the task. AI-generated reviews often contain recurrent short expressions and standardized evaluative phrases that are only partially captured at unigram level. By incorporating bigrams, the </w:t>
+      </w:pPr>
+      <w:r>
+        <w:t xml:space="preserve">The results presented in Table 6 show that the inclusion of bigrams leads to a consistent improvement for both lexical classifiers. For </w:t>
       </w:r>
       <w:r>
         <w:rPr>
           <w:i/>
           <w:iCs/>
         </w:rPr>
-        <w:t>TF-IDF</w:t>
-      </w:r>
-      <w:r>
-        <w:t xml:space="preserve"> representation becomes more sensitive to such local contextual patterns, which contributes to the improved separation between authentic and generated reviews. This finding further supports the use of the unigram–bigram configuration in the final experimental setting.</w:t>
+        <w:t>Logistic Regression</w:t>
+      </w:r>
+      <w:r>
+        <w:t xml:space="preserve">, the unigram–bigram configuration improves the accuracy from 0.9353 to 0.9530 and the F1-score from 0.9351 to 0.9550. A similar effect can be observed for the </w:t>
+      </w:r>
+      <w:r>
+        <w:rPr>
+          <w:i/>
+          <w:iCs/>
+        </w:rPr>
+        <w:t>linear SVM</w:t>
+      </w:r>
+      <w:r>
+        <w:t xml:space="preserve"> model, where the accuracy increases from 0.9583 to 0.9740 and the F1-score from 0.9533 to 0.9730. These results indicate that short multi-word patterns provide additional discriminative information beyond isolated lexical terms.</w:t>
       </w:r>
     </w:p>
     <w:p>
@@ -6726,6 +6474,19 @@
           <w:lang w:val="en-US"/>
         </w:rPr>
       </w:pPr>
+      <w:r>
+        <w:t xml:space="preserve">The observed gain is consistent with the nature of the task. AI-generated reviews often contain recurrent short expressions and standardized evaluative phrases that are only partially captured at unigram level. By incorporating bigrams, the </w:t>
+      </w:r>
+      <w:r>
+        <w:rPr>
+          <w:i/>
+          <w:iCs/>
+        </w:rPr>
+        <w:t>TF-IDF</w:t>
+      </w:r>
+      <w:r>
+        <w:t xml:space="preserve"> representation becomes more sensitive to such local contextual patterns, which contributes to the improved separation between authentic and generated reviews. This finding further supports the use of the unigram–bigram configuration in the final experimental setting.</w:t>
+      </w:r>
     </w:p>
     <w:p>
       <w:pPr>
@@ -6735,31 +6496,10 @@
         <w:adjustRightInd w:val="0"/>
         <w:jc w:val="both"/>
         <w:rPr>
-          <w:b/>
-          <w:lang w:val="en-US"/>
-        </w:rPr>
-      </w:pPr>
-      <w:r>
-        <w:rPr>
-          <w:b/>
-          <w:lang w:val="en-US"/>
-        </w:rPr>
-        <w:t xml:space="preserve">6 </w:t>
-      </w:r>
-      <w:r>
-        <w:rPr>
-          <w:b/>
-          <w:lang w:val="en-US"/>
-        </w:rPr>
-        <w:t>Explainability Analysi</w:t>
-      </w:r>
-      <w:r>
-        <w:rPr>
-          <w:b/>
-          <w:lang w:val="en-US"/>
-        </w:rPr>
-        <w:t>s</w:t>
-      </w:r>
+          <w:bCs w:val="0"/>
+          <w:lang w:val="en-US"/>
+        </w:rPr>
+      </w:pPr>
     </w:p>
     <w:p>
       <w:pPr>
@@ -6769,6 +6509,40 @@
         <w:adjustRightInd w:val="0"/>
         <w:jc w:val="both"/>
         <w:rPr>
+          <w:b/>
+          <w:lang w:val="en-US"/>
+        </w:rPr>
+      </w:pPr>
+      <w:r>
+        <w:rPr>
+          <w:b/>
+          <w:lang w:val="en-US"/>
+        </w:rPr>
+        <w:t xml:space="preserve">6 </w:t>
+      </w:r>
+      <w:r>
+        <w:rPr>
+          <w:b/>
+          <w:lang w:val="en-US"/>
+        </w:rPr>
+        <w:t>Explainability Analysi</w:t>
+      </w:r>
+      <w:r>
+        <w:rPr>
+          <w:b/>
+          <w:lang w:val="en-US"/>
+        </w:rPr>
+        <w:t>s</w:t>
+      </w:r>
+    </w:p>
+    <w:p>
+      <w:pPr>
+        <w:widowControl w:val="0"/>
+        <w:autoSpaceDE w:val="0"/>
+        <w:autoSpaceDN w:val="0"/>
+        <w:adjustRightInd w:val="0"/>
+        <w:jc w:val="both"/>
+        <w:rPr>
           <w:bCs w:val="0"/>
           <w:lang w:val="en-US"/>
         </w:rPr>
@@ -6799,23 +6573,15 @@
           <w:bCs w:val="0"/>
           <w:lang w:val="en-US"/>
         </w:rPr>
-        <w:t xml:space="preserve"> predictive performance alone does not explain which linguistic patterns drive the model decisions. This aspect is particularly relevant in the context of AI-generated fake review detection, where the distinction between manipulated and authentic content may depend on subtle lexical regularities rather than on obvious semantic cues [8], [17]. For this reason, an additional explainability analysis was conducted </w:t>
-      </w:r>
-      <w:proofErr w:type="gramStart"/>
-      <w:r>
-        <w:rPr>
-          <w:bCs w:val="0"/>
-          <w:lang w:val="en-US"/>
-        </w:rPr>
-        <w:t>in order to</w:t>
-      </w:r>
-      <w:proofErr w:type="gramEnd"/>
-      <w:r>
-        <w:rPr>
-          <w:bCs w:val="0"/>
-          <w:lang w:val="en-US"/>
-        </w:rPr>
-        <w:t xml:space="preserve"> identify the features that contribute most strongly to the classification process. The analysis was performed using </w:t>
+        <w:t xml:space="preserve"> predictive performance alone does not explain which linguistic patterns drive the model decisions. This aspect is particularly relevant in the context of AI-generated fake review detection, where the distinction between manipulated </w:t>
+      </w:r>
+      <w:r>
+        <w:rPr>
+          <w:bCs w:val="0"/>
+          <w:lang w:val="en-US"/>
+        </w:rPr>
+        <w:lastRenderedPageBreak/>
+        <w:t xml:space="preserve">and authentic content may depend on subtle lexical regularities rather than on obvious semantic cues [8], [17]. For this reason, an additional explainability analysis was conducted in order to identify the features that contribute most strongly to the classification process. The analysis was performed using </w:t>
       </w:r>
       <w:r>
         <w:rPr>
@@ -6831,15 +6597,7 @@
           <w:bCs w:val="0"/>
           <w:lang w:val="en-US"/>
         </w:rPr>
-        <w:t xml:space="preserve">, a model-agnostic explanation framework that quantifies the contribution of individual features to a given prediction [10]. The relevance of such an approach is also supported by recent work on explainable fake review detection and explainable e-commerce review analytics, which emphasizes that transparent model behavior is essential for </w:t>
-      </w:r>
-      <w:r>
-        <w:rPr>
-          <w:bCs w:val="0"/>
-          <w:lang w:val="en-US"/>
-        </w:rPr>
-        <w:lastRenderedPageBreak/>
-        <w:t xml:space="preserve">understanding the mechanisms underlying manipulated textual content [9], [18]. In the present study, </w:t>
+        <w:t xml:space="preserve">, a model-agnostic explanation framework that quantifies the contribution of individual features to a given prediction [10]. The relevance of such an approach is also supported by recent work on explainable fake review detection and explainable e-commerce review analytics, which emphasizes that transparent model behavior is essential for understanding the mechanisms underlying manipulated textual content [9], [18]. In the present study, </w:t>
       </w:r>
       <w:r>
         <w:rPr>
@@ -6951,9 +6709,9 @@
           <w:lang w:val="en-US"/>
         </w:rPr>
         <w:drawing>
-          <wp:inline distT="0" distB="0" distL="0" distR="0" wp14:anchorId="2FD2BA8E" wp14:editId="15C6389F">
-            <wp:extent cx="2763078" cy="3199671"/>
-            <wp:effectExtent l="0" t="0" r="0" b="1270"/>
+          <wp:inline distT="0" distB="0" distL="0" distR="0" wp14:anchorId="2FD2BA8E" wp14:editId="059CE111">
+            <wp:extent cx="3976255" cy="4604542"/>
+            <wp:effectExtent l="0" t="0" r="5715" b="5715"/>
             <wp:docPr id="233981207" name="Imagine 4"/>
             <wp:cNvGraphicFramePr>
               <a:graphicFrameLocks xmlns:a="http://schemas.openxmlformats.org/drawingml/2006/main" noChangeAspect="1"/>
@@ -6983,7 +6741,7 @@
                   <pic:spPr bwMode="auto">
                     <a:xfrm>
                       <a:off x="0" y="0"/>
-                      <a:ext cx="2803020" cy="3245924"/>
+                      <a:ext cx="4043478" cy="4682387"/>
                     </a:xfrm>
                     <a:prstGeom prst="rect">
                       <a:avLst/>
@@ -7153,23 +6911,7 @@
           <w:bCs w:val="0"/>
           <w:lang w:val="en-US"/>
         </w:rPr>
-        <w:t xml:space="preserve"> values indicate features that increase the probability of the AI-generated class, whereas negative values correspond to features more strongly associated with authentic reviews. The plot shows that the classification is influenced mainly by a limited subset of lexical features, including little, really, product, wish, bit, recommend, great, </w:t>
-      </w:r>
-      <w:proofErr w:type="gramStart"/>
-      <w:r>
-        <w:rPr>
-          <w:bCs w:val="0"/>
-          <w:lang w:val="en-US"/>
-        </w:rPr>
-        <w:t>and definitely</w:t>
-      </w:r>
-      <w:proofErr w:type="gramEnd"/>
-      <w:r>
-        <w:rPr>
-          <w:bCs w:val="0"/>
-          <w:lang w:val="en-US"/>
-        </w:rPr>
-        <w:t>. These results suggest that the model captures recurring lexical and stylistic regularities rather than product-specific semantic content. The presence of general evaluative expressions and mild balancing markers further indicates that generated reviews tend to follow more uniform and predictable patterns.</w:t>
+        <w:t xml:space="preserve"> values indicate features that increase the probability of the AI-generated class, whereas negative values correspond to features more strongly associated with authentic reviews. The plot shows that the classification is influenced mainly by a limited subset of lexical features, including little, really, product, wish, bit, recommend, great, and definitely. These results suggest that the model captures recurring lexical and stylistic regularities rather than product-specific semantic content. The presence of general evaluative expressions and mild balancing markers further indicates that generated reviews tend to follow more uniform and predictable patterns.</w:t>
       </w:r>
     </w:p>
     <w:p>
@@ -7189,7 +6931,15 @@
           <w:bCs w:val="0"/>
           <w:lang w:val="en-US"/>
         </w:rPr>
-        <w:t>The feature distribution shown in Figure 3 suggests that the classification is influenced mainly by recurrent lexical regularities rather than by product-specific semantic content. Positive evaluative terms such as recommend, great, happy, and easy are among the most relevant indicators of the AI-generated class, while terms such as little, bit, and wish contribute positively when they occur, pointing to the presence of mild balancing or attenuating constructions. These findings indicate that generated reviews tend to follow more uniform and predictable phrasing patterns. In this sense, the explainability analysis complements the quantitative results by showing that the learned separation between the two classes is associated primarily with differences in stylistic consistency and lexical formulation.</w:t>
+        <w:t xml:space="preserve">The feature distribution shown in Figure 3 suggests that the classification is influenced mainly by recurrent lexical regularities rather than by product-specific semantic content. Positive </w:t>
+      </w:r>
+      <w:r>
+        <w:rPr>
+          <w:bCs w:val="0"/>
+          <w:lang w:val="en-US"/>
+        </w:rPr>
+        <w:lastRenderedPageBreak/>
+        <w:t>evaluative terms such as recommend, great, happy, and easy are among the most relevant indicators of the AI-generated class, while terms such as little, bit, and wish contribute positively when they occur, pointing to the presence of mild balancing or attenuating constructions. These findings indicate that generated reviews tend to follow more uniform and predictable phrasing patterns. In this sense, the explainability analysis complements the quantitative results by showing that the learned separation between the two classes is associated primarily with differences in stylistic consistency and lexical formulation.</w:t>
       </w:r>
     </w:p>
     <w:p>
@@ -7231,14 +6981,11 @@
         <w:jc w:val="both"/>
       </w:pPr>
       <w:r>
-        <w:lastRenderedPageBreak/>
         <w:t xml:space="preserve">From a practical perspective, the explainability analysis is useful not only for interpreting the current classifier, but also for assessing the robustness of the overall detection framework. By identifying the lexical cues that contribute most strongly to the AI-generated class, the analysis helps determine whether the model relies on plausible stylistic regularities or on accidental artifacts of the dataset. In the present case, the most influential features are consistent with the observed properties of generated reviews, namely generic positive evaluations, mild balancing constructions, and relatively standardized phrasing. At the same time, these explanations remain specific to the current dataset and feature </w:t>
       </w:r>
-      <w:proofErr w:type="gramStart"/>
-      <w:r>
-        <w:t>representation, and</w:t>
-      </w:r>
-      <w:proofErr w:type="gramEnd"/>
+      <w:r>
+        <w:t>representation and</w:t>
+      </w:r>
       <w:r>
         <w:t xml:space="preserve"> therefore should not be interpreted as universal markers of AI-generated reviews in all e-commerce settings.</w:t>
       </w:r>
@@ -7321,10 +7068,65 @@
         <w:adjustRightInd w:val="0"/>
         <w:jc w:val="both"/>
         <w:rPr>
-          <w:b/>
-          <w:lang w:val="en-US"/>
-        </w:rPr>
-      </w:pPr>
+          <w:bCs w:val="0"/>
+          <w:lang w:val="en-US"/>
+        </w:rPr>
+      </w:pPr>
+      <w:r>
+        <w:rPr>
+          <w:bCs w:val="0"/>
+          <w:lang w:val="en-US"/>
+        </w:rPr>
+        <w:t xml:space="preserve">The results obtained in this study indicate that the proposed framework is effective for distinguishing between authentic and AI-generated product reviews. A first relevant observation is that the largest performance increase is associated with the transition from surface-level descriptors to lexical </w:t>
+      </w:r>
+      <w:r>
+        <w:rPr>
+          <w:bCs w:val="0"/>
+          <w:i/>
+          <w:iCs/>
+          <w:lang w:val="en-US"/>
+        </w:rPr>
+        <w:t>TF-IDF</w:t>
+      </w:r>
+      <w:r>
+        <w:rPr>
+          <w:bCs w:val="0"/>
+          <w:lang w:val="en-US"/>
+        </w:rPr>
+        <w:t xml:space="preserve"> features, rather than with the choice of classifier alone. While the baseline model based on surface features already achieved a reasonable level of performance, the introduction of </w:t>
+      </w:r>
+      <w:r>
+        <w:rPr>
+          <w:bCs w:val="0"/>
+          <w:i/>
+          <w:iCs/>
+          <w:lang w:val="en-US"/>
+        </w:rPr>
+        <w:t>TF-IDF</w:t>
+      </w:r>
+      <w:r>
+        <w:rPr>
+          <w:bCs w:val="0"/>
+          <w:lang w:val="en-US"/>
+        </w:rPr>
+        <w:t xml:space="preserve"> led to a substantial improvement, and the </w:t>
+      </w:r>
+      <w:r>
+        <w:rPr>
+          <w:bCs w:val="0"/>
+          <w:i/>
+          <w:iCs/>
+          <w:lang w:val="en-US"/>
+        </w:rPr>
+        <w:t>linear SVM</w:t>
+      </w:r>
+      <w:r>
+        <w:rPr>
+          <w:bCs w:val="0"/>
+          <w:lang w:val="en-US"/>
+        </w:rPr>
+        <w:t xml:space="preserve"> model further refined this result. This pattern suggests that the main source of discriminative information lies in the lexical representation of the reviews, whereas the classifier contributes an additional but comparatively smaller gain.</w:t>
+      </w:r>
     </w:p>
     <w:p>
       <w:pPr>
@@ -7334,23 +7136,16 @@
         <w:adjustRightInd w:val="0"/>
         <w:jc w:val="both"/>
         <w:rPr>
-          <w:b/>
-          <w:lang w:val="en-US"/>
-        </w:rPr>
-      </w:pPr>
-      <w:r>
-        <w:rPr>
-          <w:b/>
-          <w:lang w:val="en-US"/>
-        </w:rPr>
-        <w:t xml:space="preserve">8 </w:t>
-      </w:r>
-      <w:r>
-        <w:rPr>
-          <w:b/>
-          <w:lang w:val="en-US"/>
-        </w:rPr>
-        <w:t>Conclusion</w:t>
+          <w:bCs w:val="0"/>
+          <w:lang w:val="en-US"/>
+        </w:rPr>
+      </w:pPr>
+      <w:r>
+        <w:rPr>
+          <w:bCs w:val="0"/>
+          <w:lang w:val="en-US"/>
+        </w:rPr>
+        <w:t>The supplementary analyses provide further support for this interpretation. The error analysis showed that the remaining misclassifications are concentrated in borderline cases where the stylistic profile of the two classes overlaps, rather than in cases of complete model failure. Authentic reviews may be classified as AI-generated when they contain broad evaluative language or balanced formulations similar to those found in generated content, while generated reviews may be classified as authentic when they are shorter, less formulaic, or stylistically closer to natural user feedback. In the same direction, the ablation study on the n-gram configuration showed that the inclusion of bigrams improves both lexical models, indicating that the detection task benefits not only from isolated terms, but also from short contextual patterns and recurrent multi-word expressions.</w:t>
       </w:r>
     </w:p>
     <w:p>
@@ -7361,10 +7156,41 @@
         <w:adjustRightInd w:val="0"/>
         <w:jc w:val="both"/>
         <w:rPr>
-          <w:b/>
-          <w:lang w:val="en-US"/>
-        </w:rPr>
-      </w:pPr>
+          <w:bCs w:val="0"/>
+          <w:lang w:val="en-US"/>
+        </w:rPr>
+      </w:pPr>
+      <w:r>
+        <w:rPr>
+          <w:bCs w:val="0"/>
+          <w:lang w:val="en-US"/>
+        </w:rPr>
+        <w:t xml:space="preserve">The explainability analysis is consistent with these observations. The </w:t>
+      </w:r>
+      <w:r>
+        <w:rPr>
+          <w:bCs w:val="0"/>
+          <w:i/>
+          <w:iCs/>
+          <w:lang w:val="en-US"/>
+        </w:rPr>
+        <w:t>SHAP</w:t>
+      </w:r>
+      <w:r>
+        <w:rPr>
+          <w:bCs w:val="0"/>
+          <w:lang w:val="en-US"/>
+        </w:rPr>
+        <w:t xml:space="preserve"> summary plot suggests that the model relies primarily on lexical and stylistic regularities rather than on product-specific semantic content. Features such as recommend, great, happy, and easy are associated </w:t>
+      </w:r>
+      <w:r>
+        <w:rPr>
+          <w:bCs w:val="0"/>
+          <w:lang w:val="en-US"/>
+        </w:rPr>
+        <w:lastRenderedPageBreak/>
+        <w:t>with a generalized evaluative style, while terms such as little, bit, and wish become informative when they occur in attenuating or balancing constructions. This behavior is plausible in the context of AI-generated reviews, which are often designed to sound coherent, moderately nuanced, and broadly positive. At the same time, the explanations indicate that the classifier separates the two classes mainly through patterns of wording and phrasing, not through deeper contextual understanding.</w:t>
+      </w:r>
     </w:p>
     <w:p>
       <w:pPr>
@@ -7374,10 +7200,33 @@
         <w:adjustRightInd w:val="0"/>
         <w:jc w:val="both"/>
         <w:rPr>
-          <w:b/>
-          <w:lang w:val="en-US"/>
-        </w:rPr>
-      </w:pPr>
+          <w:bCs w:val="0"/>
+          <w:lang w:val="en-US"/>
+        </w:rPr>
+      </w:pPr>
+      <w:r>
+        <w:rPr>
+          <w:bCs w:val="0"/>
+          <w:lang w:val="en-US"/>
+        </w:rPr>
+        <w:t xml:space="preserve">Several limitations should nevertheless be acknowledged. First, the AI-generated portion of the dataset was produced using a single large language model, namely </w:t>
+      </w:r>
+      <w:r>
+        <w:rPr>
+          <w:bCs w:val="0"/>
+          <w:i/>
+          <w:iCs/>
+          <w:lang w:val="en-US"/>
+        </w:rPr>
+        <w:t>Gemma 2B</w:t>
+      </w:r>
+      <w:r>
+        <w:rPr>
+          <w:bCs w:val="0"/>
+          <w:lang w:val="en-US"/>
+        </w:rPr>
+        <w:t>, under a relatively controlled prompting strategy. As a result, the learned patterns may partly reflect the stylistic tendencies of this specific generator and prompting setup, rather than universal properties of machine-generated reviews. Second, the authentic reviews were collected from a single large-scale e-commerce source, which limits the diversity of writing styles, product categories, and platform-specific conventions represented in the real class. Third, the task was formulated as a binary classification problem, although practical review moderation systems may require more complex distinctions, including human-written deceptive reviews, post-edited AI content, or reviews generated by multiple model families.</w:t>
+      </w:r>
     </w:p>
     <w:p>
       <w:pPr>
@@ -7387,6 +7236,259 @@
         <w:adjustRightInd w:val="0"/>
         <w:jc w:val="both"/>
         <w:rPr>
+          <w:bCs w:val="0"/>
+          <w:lang w:val="en-US"/>
+        </w:rPr>
+      </w:pPr>
+      <w:r>
+        <w:rPr>
+          <w:bCs w:val="0"/>
+          <w:lang w:val="en-US"/>
+        </w:rPr>
+        <w:t xml:space="preserve">The proposed methodology also has limitations at representation level. Although </w:t>
+      </w:r>
+      <w:r>
+        <w:rPr>
+          <w:bCs w:val="0"/>
+          <w:i/>
+          <w:iCs/>
+          <w:lang w:val="en-US"/>
+        </w:rPr>
+        <w:t>TF-IDF</w:t>
+      </w:r>
+      <w:r>
+        <w:rPr>
+          <w:bCs w:val="0"/>
+          <w:lang w:val="en-US"/>
+        </w:rPr>
+        <w:t xml:space="preserve"> and </w:t>
+      </w:r>
+      <w:r>
+        <w:rPr>
+          <w:bCs w:val="0"/>
+          <w:i/>
+          <w:iCs/>
+          <w:lang w:val="en-US"/>
+        </w:rPr>
+        <w:t>linear SVM</w:t>
+      </w:r>
+      <w:r>
+        <w:rPr>
+          <w:bCs w:val="0"/>
+          <w:lang w:val="en-US"/>
+        </w:rPr>
+        <w:t xml:space="preserve"> provide strong performance and remain attractive due to their simplicity, reproducibility, and low computational cost, they operate primarily in a sparse lexical space and do not explicitly model longer-range semantic dependencies. Consequently, the approach may be less robust in situations where generated reviews are heavily paraphrased, deliberately simplified, or manually revised to reduce their stylistic regularity. In addition, the </w:t>
+      </w:r>
+      <w:r>
+        <w:rPr>
+          <w:bCs w:val="0"/>
+          <w:i/>
+          <w:iCs/>
+          <w:lang w:val="en-US"/>
+        </w:rPr>
+        <w:t>SHAP</w:t>
+      </w:r>
+      <w:r>
+        <w:rPr>
+          <w:bCs w:val="0"/>
+          <w:lang w:val="en-US"/>
+        </w:rPr>
+        <w:t xml:space="preserve"> explanations remain specific to the present dataset and modeling configuration. The highlighted terms should therefore be interpreted as informative cues for the current corpus, rather than as stable markers of AI-generated reviews across all e-commerce settings.</w:t>
+      </w:r>
+    </w:p>
+    <w:p>
+      <w:pPr>
+        <w:widowControl w:val="0"/>
+        <w:autoSpaceDE w:val="0"/>
+        <w:autoSpaceDN w:val="0"/>
+        <w:adjustRightInd w:val="0"/>
+        <w:jc w:val="both"/>
+        <w:rPr>
+          <w:bCs w:val="0"/>
+          <w:lang w:val="en-US"/>
+        </w:rPr>
+      </w:pPr>
+      <w:r>
+        <w:rPr>
+          <w:bCs w:val="0"/>
+          <w:lang w:val="en-US"/>
+        </w:rPr>
+        <w:t>Despite these limitations, the proposed framework has practical value. Its performance, relative simplicity, and interpretability make it suitable for use as a first-stage screening mechanism in e-commerce environments, where suspicious reviews could be automatically flagged for further inspection. In such a setting, the model would not replace human moderation, but could provide a transparent and computationally efficient decision-support component. Future work may extend this study by incorporating multiple text generators, more diverse sources of authentic reviews, multilingual data, and additional model families, in order to evaluate the robustness of the observed patterns under broader and more realistic conditions.</w:t>
+      </w:r>
+    </w:p>
+    <w:p>
+      <w:pPr>
+        <w:widowControl w:val="0"/>
+        <w:autoSpaceDE w:val="0"/>
+        <w:autoSpaceDN w:val="0"/>
+        <w:adjustRightInd w:val="0"/>
+        <w:jc w:val="both"/>
+        <w:rPr>
+          <w:b/>
+          <w:lang w:val="en-US"/>
+        </w:rPr>
+      </w:pPr>
+    </w:p>
+    <w:p>
+      <w:pPr>
+        <w:widowControl w:val="0"/>
+        <w:autoSpaceDE w:val="0"/>
+        <w:autoSpaceDN w:val="0"/>
+        <w:adjustRightInd w:val="0"/>
+        <w:jc w:val="both"/>
+        <w:rPr>
+          <w:b/>
+          <w:lang w:val="en-US"/>
+        </w:rPr>
+      </w:pPr>
+      <w:r>
+        <w:rPr>
+          <w:b/>
+          <w:lang w:val="en-US"/>
+        </w:rPr>
+        <w:t xml:space="preserve">8 </w:t>
+      </w:r>
+      <w:r>
+        <w:rPr>
+          <w:b/>
+          <w:lang w:val="en-US"/>
+        </w:rPr>
+        <w:t>Conclusion</w:t>
+      </w:r>
+    </w:p>
+    <w:p>
+      <w:pPr>
+        <w:widowControl w:val="0"/>
+        <w:autoSpaceDE w:val="0"/>
+        <w:autoSpaceDN w:val="0"/>
+        <w:adjustRightInd w:val="0"/>
+        <w:jc w:val="both"/>
+        <w:rPr>
+          <w:bCs w:val="0"/>
+          <w:lang w:val="en-US"/>
+        </w:rPr>
+      </w:pPr>
+      <w:r>
+        <w:rPr>
+          <w:bCs w:val="0"/>
+          <w:lang w:val="en-US"/>
+        </w:rPr>
+        <w:t xml:space="preserve">This paper investigated the problem of detecting AI-generated product reviews in e-commerce environments using classical machine learning techniques. A binary classification framework was developed by combining authentic user reviews with content generated using a large language model, followed by a preprocessing stage designed to reduce noise and standardize the textual input. Three experimental configurations were evaluated, including a baseline based on surface features and two lexical models based on </w:t>
+      </w:r>
+      <w:r>
+        <w:rPr>
+          <w:bCs w:val="0"/>
+          <w:i/>
+          <w:iCs/>
+          <w:lang w:val="en-US"/>
+        </w:rPr>
+        <w:t>TF-IDF</w:t>
+      </w:r>
+      <w:r>
+        <w:rPr>
+          <w:bCs w:val="0"/>
+          <w:lang w:val="en-US"/>
+        </w:rPr>
+        <w:t xml:space="preserve"> representations. The results showed that the proposed approach achieves strong classification performance, with the best results obtained for the </w:t>
+      </w:r>
+      <w:r>
+        <w:rPr>
+          <w:bCs w:val="0"/>
+          <w:i/>
+          <w:iCs/>
+          <w:lang w:val="en-US"/>
+        </w:rPr>
+        <w:t>linear SVM</w:t>
+      </w:r>
+      <w:r>
+        <w:rPr>
+          <w:bCs w:val="0"/>
+          <w:lang w:val="en-US"/>
+        </w:rPr>
+        <w:t xml:space="preserve"> model applied to unigram–bigram </w:t>
+      </w:r>
+      <w:r>
+        <w:rPr>
+          <w:bCs w:val="0"/>
+          <w:i/>
+          <w:iCs/>
+          <w:lang w:val="en-US"/>
+        </w:rPr>
+        <w:t>TF-IDF</w:t>
+      </w:r>
+      <w:r>
+        <w:rPr>
+          <w:bCs w:val="0"/>
+          <w:lang w:val="en-US"/>
+        </w:rPr>
+        <w:t xml:space="preserve"> features.</w:t>
+      </w:r>
+    </w:p>
+    <w:p>
+      <w:pPr>
+        <w:widowControl w:val="0"/>
+        <w:autoSpaceDE w:val="0"/>
+        <w:autoSpaceDN w:val="0"/>
+        <w:adjustRightInd w:val="0"/>
+        <w:jc w:val="both"/>
+        <w:rPr>
+          <w:bCs w:val="0"/>
+          <w:lang w:val="en-US"/>
+        </w:rPr>
+      </w:pPr>
+      <w:r>
+        <w:rPr>
+          <w:bCs w:val="0"/>
+          <w:lang w:val="en-US"/>
+        </w:rPr>
+        <w:t xml:space="preserve">Beyond predictive accuracy, the study also examined the linguistic patterns underlying the classification process through </w:t>
+      </w:r>
+      <w:r>
+        <w:rPr>
+          <w:bCs w:val="0"/>
+          <w:i/>
+          <w:iCs/>
+          <w:lang w:val="en-US"/>
+        </w:rPr>
+        <w:t>SHAP</w:t>
+      </w:r>
+      <w:r>
+        <w:rPr>
+          <w:bCs w:val="0"/>
+          <w:lang w:val="en-US"/>
+        </w:rPr>
+        <w:t>-based explainability analysis. The obtained explanations suggest that the distinction between authentic and generated reviews is driven mainly by lexical and stylistic regularities, including generic evaluative expressions, mild balancing constructions, and relatively standardized phrasing. These findings indicate that classical text classification models remain effective for this task when combined with suitable lexical representations, while also offering the advantage of transparency and reproducibility.</w:t>
+      </w:r>
+    </w:p>
+    <w:p>
+      <w:pPr>
+        <w:widowControl w:val="0"/>
+        <w:autoSpaceDE w:val="0"/>
+        <w:autoSpaceDN w:val="0"/>
+        <w:adjustRightInd w:val="0"/>
+        <w:jc w:val="both"/>
+        <w:rPr>
+          <w:bCs w:val="0"/>
+          <w:lang w:val="en-US"/>
+        </w:rPr>
+      </w:pPr>
+      <w:r>
+        <w:rPr>
+          <w:bCs w:val="0"/>
+          <w:lang w:val="en-US"/>
+        </w:rPr>
+        <w:lastRenderedPageBreak/>
+        <w:t>At the same time, the conclusions of the study should be interpreted in relation to the scope of the dataset and the specific generation setup used for the artificial reviews. Future work may extend the present framework by considering multiple text generators, more diverse sources of authentic reviews, multilingual corpora, and more challenging settings involving post-edited or mixed-origin content. Such extensions would provide a broader evaluation of the robustness and generalizability of the proposed approach.</w:t>
+      </w:r>
+    </w:p>
+    <w:p>
+      <w:pPr>
+        <w:widowControl w:val="0"/>
+        <w:autoSpaceDE w:val="0"/>
+        <w:autoSpaceDN w:val="0"/>
+        <w:adjustRightInd w:val="0"/>
+        <w:jc w:val="both"/>
+        <w:rPr>
           <w:lang w:val="en-US"/>
         </w:rPr>
       </w:pPr>
@@ -7705,7 +7807,6 @@
         <w:jc w:val="both"/>
       </w:pPr>
       <w:r>
-        <w:lastRenderedPageBreak/>
         <w:t xml:space="preserve">[13] </w:t>
       </w:r>
       <w:r>
@@ -7753,6 +7854,7 @@
         <w:jc w:val="both"/>
       </w:pPr>
       <w:r>
+        <w:lastRenderedPageBreak/>
         <w:t xml:space="preserve">[16] </w:t>
       </w:r>
       <w:r>
@@ -8066,21 +8168,13 @@
             </w:r>
             <w:proofErr w:type="spellEnd"/>
             <w:r>
-              <w:t xml:space="preserve"> in 2025 and is currently pursuing a </w:t>
-            </w:r>
-            <w:proofErr w:type="gramStart"/>
-            <w:r>
-              <w:t>Master</w:t>
+              <w:t xml:space="preserve"> in 2025 and is currently pursuing a Master</w:t>
             </w:r>
             <w:r>
               <w:t>’</w:t>
             </w:r>
             <w:r>
-              <w:t>s</w:t>
-            </w:r>
-            <w:proofErr w:type="gramEnd"/>
-            <w:r>
-              <w:t xml:space="preserve"> degree in Artificial Intelligence at the same institution. He works as a research assistant in AI and serves as an associate teaching assistant for laboratory courses in Basics of Computer Functioning and Numerical Signal Processing. His research interests include </w:t>
+              <w:t xml:space="preserve">s degree in Artificial Intelligence at the same institution. He works as a research assistant in AI and serves as an associate teaching assistant for laboratory courses in Basics of Computer Functioning and Numerical Signal Processing. His research interests include </w:t>
             </w:r>
             <w:r>
               <w:t>natural language processing</w:t>
@@ -8147,7 +8241,6 @@
               <w:rPr>
                 <w:noProof/>
               </w:rPr>
-              <w:lastRenderedPageBreak/>
               <w:drawing>
                 <wp:inline distT="0" distB="0" distL="0" distR="0" wp14:anchorId="5A0FF28A" wp14:editId="6A9B2F68">
                   <wp:extent cx="901290" cy="1078992"/>
@@ -8236,15 +8329,7 @@
             </w:r>
             <w:proofErr w:type="spellEnd"/>
             <w:r>
-              <w:t xml:space="preserve"> in 2025 and is currently pursuing a </w:t>
-            </w:r>
-            <w:proofErr w:type="gramStart"/>
-            <w:r>
-              <w:t>Master’s</w:t>
-            </w:r>
-            <w:proofErr w:type="gramEnd"/>
-            <w:r>
-              <w:t xml:space="preserve"> degree in Artificial Intelligence at the same institution. She works as a research assistant in AI and serves as an associate teaching assistant for laboratory courses in System Identification. Her research interests include applied computer vision, natural language processing, and explainable AI.</w:t>
+              <w:t xml:space="preserve"> in 2025 and is currently pursuing a Master’s degree in Artificial Intelligence at the same institution. She works as a research assistant in AI and serves as an associate teaching assistant for laboratory courses in System Identification. Her research interests include applied computer vision, natural language processing, and explainable AI.</w:t>
             </w:r>
           </w:p>
         </w:tc>

--- a/doc/journal_paper.docx
+++ b/doc/journal_paper.docx
@@ -4,7 +4,7 @@
   <w:body>
     <w:p>
       <w:pPr>
-        <w:pStyle w:val="Heading1"/>
+        <w:pStyle w:val="Titlu1"/>
         <w:keepNext w:val="0"/>
         <w:widowControl w:val="0"/>
         <w:ind w:firstLine="720"/>
@@ -25,7 +25,7 @@
     </w:p>
     <w:p>
       <w:pPr>
-        <w:pStyle w:val="Heading1"/>
+        <w:pStyle w:val="Titlu1"/>
         <w:keepNext w:val="0"/>
         <w:widowControl w:val="0"/>
         <w:jc w:val="center"/>
@@ -392,8 +392,13 @@
         </w:rPr>
         <w:t xml:space="preserve">. Given the scale at which this data is generated and consumed, even a moderate rate of unreliable reviews can affect </w:t>
       </w:r>
-      <w:r>
-        <w:t xml:space="preserve">a large number of </w:t>
+      <w:proofErr w:type="gramStart"/>
+      <w:r>
+        <w:t>a large number of</w:t>
+      </w:r>
+      <w:proofErr w:type="gramEnd"/>
+      <w:r>
+        <w:t xml:space="preserve"> </w:t>
       </w:r>
       <w:r>
         <w:t>transactions</w:t>
@@ -842,14 +847,30 @@
           <w:bCs w:val="0"/>
           <w:lang w:val="en-US"/>
         </w:rPr>
-        <w:t>Despite these advances, several limitations remain visible in the current literature. A substantial part of existing work addresses either traditional deceptive reviews or AI-generated text in a more general setting, while fewer studies examine AI-generated product reviews in a focused e-commerce context [5]</w:t>
-      </w:r>
-      <w:r>
-        <w:rPr>
-          <w:bCs w:val="0"/>
-          <w:lang w:val="en-US"/>
-        </w:rPr>
-        <w:t xml:space="preserve">, [6], [7], </w:t>
+        <w:t>Despite these advances, several limitations remain visible in the current literature. A substantial part of existing work addresses either traditional deceptive reviews or AI-generated text in a more general setting, while fewer studies examine AI-generated product reviews in a focused e-commerce context [</w:t>
+      </w:r>
+      <w:proofErr w:type="gramStart"/>
+      <w:r>
+        <w:rPr>
+          <w:bCs w:val="0"/>
+          <w:lang w:val="en-US"/>
+        </w:rPr>
+        <w:t>5]</w:t>
+      </w:r>
+      <w:r>
+        <w:rPr>
+          <w:bCs w:val="0"/>
+          <w:lang w:val="en-US"/>
+        </w:rPr>
+        <w:t>, [6</w:t>
+      </w:r>
+      <w:proofErr w:type="gramEnd"/>
+      <w:r>
+        <w:rPr>
+          <w:bCs w:val="0"/>
+          <w:lang w:val="en-US"/>
+        </w:rPr>
+        <w:t xml:space="preserve">], [7], </w:t>
       </w:r>
       <w:r>
         <w:rPr>
@@ -960,7 +981,23 @@
           <w:bCs w:val="0"/>
           <w:lang w:val="en-US"/>
         </w:rPr>
-        <w:t>The dataset used in this study consists of both real user-generated product reviews and artificially generated content. The real reviews were collected from an existing dataset</w:t>
+        <w:t xml:space="preserve">The </w:t>
+      </w:r>
+      <w:proofErr w:type="gramStart"/>
+      <w:r>
+        <w:rPr>
+          <w:bCs w:val="0"/>
+          <w:lang w:val="en-US"/>
+        </w:rPr>
+        <w:t>dataset</w:t>
+      </w:r>
+      <w:proofErr w:type="gramEnd"/>
+      <w:r>
+        <w:rPr>
+          <w:bCs w:val="0"/>
+          <w:lang w:val="en-US"/>
+        </w:rPr>
+        <w:t xml:space="preserve"> used in this study consists of both real user-generated product reviews and artificially generated content. The real reviews were collected from an existing dataset</w:t>
       </w:r>
       <w:r>
         <w:rPr>
@@ -1024,7 +1061,23 @@
           <w:bCs w:val="0"/>
           <w:lang w:val="en-US"/>
         </w:rPr>
-        <w:t>, with the objective of producing short product reviews that resemble typical user feedback. The generation process was guided by prompts designed to produce reviews of 3 to 5 sentences, combining positive aspects with mild negative observations in order to approximate realistic writing patterns</w:t>
+        <w:t xml:space="preserve">, with the objective of producing short product reviews that resemble typical user feedback. The generation process was guided by prompts designed to produce reviews of 3 to 5 sentences, combining positive aspects with mild negative observations </w:t>
+      </w:r>
+      <w:proofErr w:type="gramStart"/>
+      <w:r>
+        <w:rPr>
+          <w:bCs w:val="0"/>
+          <w:lang w:val="en-US"/>
+        </w:rPr>
+        <w:t>in order to</w:t>
+      </w:r>
+      <w:proofErr w:type="gramEnd"/>
+      <w:r>
+        <w:rPr>
+          <w:bCs w:val="0"/>
+          <w:lang w:val="en-US"/>
+        </w:rPr>
+        <w:t xml:space="preserve"> approximate realistic writing patterns</w:t>
       </w:r>
       <w:r>
         <w:rPr>
@@ -1058,7 +1111,23 @@
           <w:bCs w:val="0"/>
           <w:lang w:val="en-US"/>
         </w:rPr>
-        <w:t xml:space="preserve">The final dataset was obtained by combining the two sources into a unified collection of labeled samples, where real reviews were assigned label 0 and generated reviews label 1. The resulting dataset </w:t>
+        <w:t xml:space="preserve">The final dataset was obtained by combining the two sources into a unified collection of labeled samples, where real reviews were assigned label 0 and generated reviews label 1. The resulting </w:t>
+      </w:r>
+      <w:proofErr w:type="gramStart"/>
+      <w:r>
+        <w:rPr>
+          <w:bCs w:val="0"/>
+          <w:lang w:val="en-US"/>
+        </w:rPr>
+        <w:t>dataset</w:t>
+      </w:r>
+      <w:proofErr w:type="gramEnd"/>
+      <w:r>
+        <w:rPr>
+          <w:bCs w:val="0"/>
+          <w:lang w:val="en-US"/>
+        </w:rPr>
+        <w:t xml:space="preserve"> </w:t>
       </w:r>
       <w:r>
         <w:rPr>
@@ -1112,7 +1181,7 @@
     </w:p>
     <w:tbl>
       <w:tblPr>
-        <w:tblStyle w:val="TableGrid"/>
+        <w:tblStyle w:val="Tabelgril"/>
         <w:tblW w:w="0" w:type="auto"/>
         <w:tblInd w:w="3685" w:type="dxa"/>
         <w:tblLayout w:type="fixed"/>
@@ -1538,7 +1607,7 @@
     </w:p>
     <w:tbl>
       <w:tblPr>
-        <w:tblStyle w:val="TableGrid"/>
+        <w:tblStyle w:val="Tabelgril"/>
         <w:tblW w:w="0" w:type="auto"/>
         <w:tblInd w:w="279" w:type="dxa"/>
         <w:tblLook w:val="04A0" w:firstRow="1" w:lastRow="0" w:firstColumn="1" w:lastColumn="0" w:noHBand="0" w:noVBand="1"/>
@@ -2074,7 +2143,7 @@
     </w:p>
     <w:tbl>
       <w:tblPr>
-        <w:tblStyle w:val="TableGrid"/>
+        <w:tblStyle w:val="Tabelgril"/>
         <w:tblW w:w="0" w:type="auto"/>
         <w:tblLook w:val="04A0" w:firstRow="1" w:lastRow="0" w:firstColumn="1" w:lastColumn="0" w:noHBand="0" w:noVBand="1"/>
       </w:tblPr>
@@ -2872,7 +2941,7 @@
     </w:p>
     <w:tbl>
       <w:tblPr>
-        <w:tblStyle w:val="TableGrid"/>
+        <w:tblStyle w:val="Tabelgril"/>
         <w:tblW w:w="0" w:type="auto"/>
         <w:tblBorders>
           <w:top w:val="none" w:sz="0" w:space="0" w:color="auto"/>
@@ -3166,6 +3235,7 @@
         </w:rPr>
         <w:t xml:space="preserve"> </w:t>
       </w:r>
+      <w:proofErr w:type="gramStart"/>
       <w:r>
         <w:rPr>
           <w:bCs w:val="0"/>
@@ -3180,7 +3250,17 @@
           <w:iCs/>
           <w:lang w:val="en-US"/>
         </w:rPr>
-        <w:t>TF-IDF</w:t>
+        <w:t>TF</w:t>
+      </w:r>
+      <w:proofErr w:type="gramEnd"/>
+      <w:r>
+        <w:rPr>
+          <w:bCs w:val="0"/>
+          <w:i/>
+          <w:iCs/>
+          <w:lang w:val="en-US"/>
+        </w:rPr>
+        <w:t>-IDF</w:t>
       </w:r>
       <w:r>
         <w:rPr>
@@ -3221,7 +3301,23 @@
           <w:bCs w:val="0"/>
           <w:lang w:val="en-US"/>
         </w:rPr>
-        <w:t xml:space="preserve">In this study, both unigrams and bigrams were considered in order to capture not only individual word usage, but also short contextual patterns that may differentiate generated and authentic content. </w:t>
+        <w:t xml:space="preserve">In this study, both unigrams and bigrams were considered </w:t>
+      </w:r>
+      <w:proofErr w:type="gramStart"/>
+      <w:r>
+        <w:rPr>
+          <w:bCs w:val="0"/>
+          <w:lang w:val="en-US"/>
+        </w:rPr>
+        <w:t>in order to</w:t>
+      </w:r>
+      <w:proofErr w:type="gramEnd"/>
+      <w:r>
+        <w:rPr>
+          <w:bCs w:val="0"/>
+          <w:lang w:val="en-US"/>
+        </w:rPr>
+        <w:t xml:space="preserve"> capture not only individual word usage, but also short contextual patterns that may differentiate generated and authentic content. </w:t>
       </w:r>
       <w:r>
         <w:rPr>
@@ -3282,7 +3378,15 @@
         <w:t xml:space="preserve"> </w:t>
       </w:r>
       <w:r>
-        <w:t>In addition, a supplementary sensitivity analysis was conducted in order to compare the unigram–bigram representation with a unigram-only TF-IDF configuration for the lexical classification models.</w:t>
+        <w:t xml:space="preserve">In addition, a supplementary sensitivity analysis was conducted </w:t>
+      </w:r>
+      <w:proofErr w:type="gramStart"/>
+      <w:r>
+        <w:t>in order to</w:t>
+      </w:r>
+      <w:proofErr w:type="gramEnd"/>
+      <w:r>
+        <w:t xml:space="preserve"> compare the unigram–bigram representation with a unigram-only TF-IDF configuration for the lexical classification models.</w:t>
       </w:r>
     </w:p>
     <w:p>
@@ -3642,7 +3746,23 @@
           <w:bCs w:val="0"/>
           <w:lang w:val="en-US"/>
         </w:rPr>
-        <w:t xml:space="preserve">The dataset was divided into training and testing subsets in order to evaluate the generalization capability of the models. Standard classification metrics were used to assess performance. An explainability analysis was further conducted using </w:t>
+        <w:t xml:space="preserve">The dataset was divided into training and testing subsets </w:t>
+      </w:r>
+      <w:proofErr w:type="gramStart"/>
+      <w:r>
+        <w:rPr>
+          <w:bCs w:val="0"/>
+          <w:lang w:val="en-US"/>
+        </w:rPr>
+        <w:t>in order to</w:t>
+      </w:r>
+      <w:proofErr w:type="gramEnd"/>
+      <w:r>
+        <w:rPr>
+          <w:bCs w:val="0"/>
+          <w:lang w:val="en-US"/>
+        </w:rPr>
+        <w:t xml:space="preserve"> evaluate the generalization capability of the models. Standard classification metrics were used to assess performance. An explainability analysis was further conducted using </w:t>
       </w:r>
       <w:r>
         <w:rPr>
@@ -3931,7 +4051,23 @@
           <w:bCs w:val="0"/>
           <w:lang w:val="en-US"/>
         </w:rPr>
-        <w:t xml:space="preserve"> classifier. This experiment was introduced in order to evaluate the effect of lexical information independently of the final model choice and to measure the improvement obtained when moving from surface-level features to a sparse term-based representation.</w:t>
+        <w:t xml:space="preserve"> classifier. This experiment was introduced </w:t>
+      </w:r>
+      <w:proofErr w:type="gramStart"/>
+      <w:r>
+        <w:rPr>
+          <w:bCs w:val="0"/>
+          <w:lang w:val="en-US"/>
+        </w:rPr>
+        <w:t>in order to</w:t>
+      </w:r>
+      <w:proofErr w:type="gramEnd"/>
+      <w:r>
+        <w:rPr>
+          <w:bCs w:val="0"/>
+          <w:lang w:val="en-US"/>
+        </w:rPr>
+        <w:t xml:space="preserve"> evaluate the effect of lexical information independently of the final model choice and to measure the improvement obtained when moving from surface-level features to a sparse term-based representation.</w:t>
       </w:r>
     </w:p>
     <w:p>
@@ -4064,7 +4200,15 @@
         <w:t xml:space="preserve"> </w:t>
       </w:r>
       <w:r>
-        <w:t>In addition to the three main experimental settings, a supplementary sensitivity analysis was performed in order to examine the effect of the TF-IDF n-gram configuration, by comparing unigram-only and unigram–bigram representations for the lexical models.</w:t>
+        <w:t xml:space="preserve">In addition to the three main experimental settings, a supplementary sensitivity analysis was performed </w:t>
+      </w:r>
+      <w:proofErr w:type="gramStart"/>
+      <w:r>
+        <w:t>in order to</w:t>
+      </w:r>
+      <w:proofErr w:type="gramEnd"/>
+      <w:r>
+        <w:t xml:space="preserve"> examine the effect of the TF-IDF n-gram configuration, by comparing unigram-only and unigram–bigram representations for the lexical models.</w:t>
       </w:r>
     </w:p>
     <w:p>
@@ -4212,7 +4356,7 @@
     </w:p>
     <w:tbl>
       <w:tblPr>
-        <w:tblStyle w:val="TableGrid"/>
+        <w:tblStyle w:val="Tabelgril"/>
         <w:tblW w:w="0" w:type="auto"/>
         <w:tblLook w:val="04A0" w:firstRow="1" w:lastRow="0" w:firstColumn="1" w:lastColumn="0" w:noHBand="0" w:noVBand="1"/>
       </w:tblPr>
@@ -5084,7 +5228,7 @@
     </w:p>
     <w:tbl>
       <w:tblPr>
-        <w:tblStyle w:val="TableGrid"/>
+        <w:tblStyle w:val="Tabelgril"/>
         <w:tblW w:w="0" w:type="auto"/>
         <w:tblLook w:val="04A0" w:firstRow="1" w:lastRow="0" w:firstColumn="1" w:lastColumn="0" w:noHBand="0" w:noVBand="1"/>
       </w:tblPr>
@@ -5501,7 +5645,23 @@
                 <w:bCs w:val="0"/>
                 <w:lang w:val="en-US"/>
               </w:rPr>
-              <w:t>contains mild contrast markers similar to generated text</w:t>
+              <w:t xml:space="preserve">contains mild contrast markers </w:t>
+            </w:r>
+            <w:proofErr w:type="gramStart"/>
+            <w:r>
+              <w:rPr>
+                <w:bCs w:val="0"/>
+                <w:lang w:val="en-US"/>
+              </w:rPr>
+              <w:t>similar to</w:t>
+            </w:r>
+            <w:proofErr w:type="gramEnd"/>
+            <w:r>
+              <w:rPr>
+                <w:bCs w:val="0"/>
+                <w:lang w:val="en-US"/>
+              </w:rPr>
+              <w:t xml:space="preserve"> generated text</w:t>
             </w:r>
           </w:p>
         </w:tc>
@@ -5525,7 +5685,55 @@
           <w:lang w:val="en-US"/>
         </w:rPr>
         <w:lastRenderedPageBreak/>
-        <w:t>The examples summarized in Table 5 indicate that the remaining classification errors are not random, but are concentrated in cases where the lexical profile of the two classes partially overlaps. In particular, false positives tend to occur when authentic reviews contain generic positive language, broad evaluative expressions, or balanced formulations similar to those observed in generated content. Such cases suggest that some real reviews naturally exhibit stylistic patterns that resemble the regularized phrasing learned by the model from the AI-generated class.</w:t>
+        <w:t xml:space="preserve">The examples summarized in Table 5 indicate that the remaining classification errors are not </w:t>
+      </w:r>
+      <w:proofErr w:type="gramStart"/>
+      <w:r>
+        <w:rPr>
+          <w:bCs w:val="0"/>
+          <w:lang w:val="en-US"/>
+        </w:rPr>
+        <w:t>random, but</w:t>
+      </w:r>
+      <w:proofErr w:type="gramEnd"/>
+      <w:r>
+        <w:rPr>
+          <w:bCs w:val="0"/>
+          <w:lang w:val="en-US"/>
+        </w:rPr>
+        <w:t xml:space="preserve"> are concentrated in cases where the lexical profile of the two classes partially overlaps. </w:t>
+      </w:r>
+      <w:proofErr w:type="gramStart"/>
+      <w:r>
+        <w:rPr>
+          <w:bCs w:val="0"/>
+          <w:lang w:val="en-US"/>
+        </w:rPr>
+        <w:t>In particular, false</w:t>
+      </w:r>
+      <w:proofErr w:type="gramEnd"/>
+      <w:r>
+        <w:rPr>
+          <w:bCs w:val="0"/>
+          <w:lang w:val="en-US"/>
+        </w:rPr>
+        <w:t xml:space="preserve"> positives tend to occur when authentic reviews contain generic positive language, broad evaluative expressions, or balanced formulations </w:t>
+      </w:r>
+      <w:proofErr w:type="gramStart"/>
+      <w:r>
+        <w:rPr>
+          <w:bCs w:val="0"/>
+          <w:lang w:val="en-US"/>
+        </w:rPr>
+        <w:t>similar to</w:t>
+      </w:r>
+      <w:proofErr w:type="gramEnd"/>
+      <w:r>
+        <w:rPr>
+          <w:bCs w:val="0"/>
+          <w:lang w:val="en-US"/>
+        </w:rPr>
+        <w:t xml:space="preserve"> those observed in generated content. Such cases suggest that some real reviews naturally exhibit stylistic patterns that resemble the regularized phrasing learned by the model from the AI-generated class.</w:t>
       </w:r>
     </w:p>
     <w:p>
@@ -5545,7 +5753,23 @@
           <w:bCs w:val="0"/>
           <w:lang w:val="en-US"/>
         </w:rPr>
-        <w:t>False negatives appear when AI-generated reviews are expressed in a more concise and less formulaic manner, without the stronger lexical regularities that typically characterize generated text. This behavior indicates that the proposed approach is highly effective, but remains sensitive to borderline examples in which the stylistic distinction between authentic and generated reviews is attenuated. Overall, the error pattern is consistent with the explainability analysis presented in Section 6, which showed that the classification is driven primarily by lexical and stylistic regularities rather than by product-specific semantic content.</w:t>
+        <w:t xml:space="preserve">False negatives appear when AI-generated reviews are expressed in a more concise and less formulaic manner, without the stronger lexical regularities that typically characterize generated text. This behavior indicates that the proposed approach is highly </w:t>
+      </w:r>
+      <w:proofErr w:type="gramStart"/>
+      <w:r>
+        <w:rPr>
+          <w:bCs w:val="0"/>
+          <w:lang w:val="en-US"/>
+        </w:rPr>
+        <w:t>effective, but</w:t>
+      </w:r>
+      <w:proofErr w:type="gramEnd"/>
+      <w:r>
+        <w:rPr>
+          <w:bCs w:val="0"/>
+          <w:lang w:val="en-US"/>
+        </w:rPr>
+        <w:t xml:space="preserve"> remains sensitive to borderline examples in which the stylistic distinction between authentic and generated reviews is attenuated. Overall, the error pattern is consistent with the explainability analysis presented in Section 6, which showed that the classification is driven primarily by lexical and stylistic regularities rather than by product-specific semantic content.</w:t>
       </w:r>
     </w:p>
     <w:p>
@@ -5603,8 +5827,13 @@
         <w:adjustRightInd w:val="0"/>
         <w:jc w:val="both"/>
       </w:pPr>
-      <w:r>
-        <w:t xml:space="preserve">In order to further examine the contribution of short contextual information to the detection task, an additional sensitivity analysis was conducted on the lexical models. More specifically, the </w:t>
+      <w:proofErr w:type="gramStart"/>
+      <w:r>
+        <w:t>In order to</w:t>
+      </w:r>
+      <w:proofErr w:type="gramEnd"/>
+      <w:r>
+        <w:t xml:space="preserve"> further examine the contribution of short contextual information to the detection task, an additional sensitivity analysis was conducted on the lexical models. More specifically, the </w:t>
       </w:r>
       <w:r>
         <w:rPr>
@@ -5666,7 +5895,7 @@
     </w:p>
     <w:tbl>
       <w:tblPr>
-        <w:tblStyle w:val="TableGrid"/>
+        <w:tblStyle w:val="Tabelgril"/>
         <w:tblW w:w="0" w:type="auto"/>
         <w:jc w:val="center"/>
         <w:tblLook w:val="04A0" w:firstRow="1" w:lastRow="0" w:firstColumn="1" w:lastColumn="0" w:noHBand="0" w:noVBand="1"/>
@@ -6581,7 +6810,23 @@
           <w:lang w:val="en-US"/>
         </w:rPr>
         <w:lastRenderedPageBreak/>
-        <w:t xml:space="preserve">and authentic content may depend on subtle lexical regularities rather than on obvious semantic cues [8], [17]. For this reason, an additional explainability analysis was conducted in order to identify the features that contribute most strongly to the classification process. The analysis was performed using </w:t>
+        <w:t xml:space="preserve">and authentic content may depend on subtle lexical regularities rather than on obvious semantic cues [8], [17]. For this reason, an additional explainability analysis was conducted </w:t>
+      </w:r>
+      <w:proofErr w:type="gramStart"/>
+      <w:r>
+        <w:rPr>
+          <w:bCs w:val="0"/>
+          <w:lang w:val="en-US"/>
+        </w:rPr>
+        <w:t>in order to</w:t>
+      </w:r>
+      <w:proofErr w:type="gramEnd"/>
+      <w:r>
+        <w:rPr>
+          <w:bCs w:val="0"/>
+          <w:lang w:val="en-US"/>
+        </w:rPr>
+        <w:t xml:space="preserve"> identify the features that contribute most strongly to the classification process. The analysis was performed using </w:t>
       </w:r>
       <w:r>
         <w:rPr>
@@ -6911,7 +7156,23 @@
           <w:bCs w:val="0"/>
           <w:lang w:val="en-US"/>
         </w:rPr>
-        <w:t xml:space="preserve"> values indicate features that increase the probability of the AI-generated class, whereas negative values correspond to features more strongly associated with authentic reviews. The plot shows that the classification is influenced mainly by a limited subset of lexical features, including little, really, product, wish, bit, recommend, great, and definitely. These results suggest that the model captures recurring lexical and stylistic regularities rather than product-specific semantic content. The presence of general evaluative expressions and mild balancing markers further indicates that generated reviews tend to follow more uniform and predictable patterns.</w:t>
+        <w:t xml:space="preserve"> values indicate features that increase the probability of the AI-generated class, whereas negative values correspond to features more strongly associated with authentic reviews. The plot shows that the classification is influenced mainly by a limited subset of lexical features, including little, really, product, wish, bit, recommend, great, </w:t>
+      </w:r>
+      <w:proofErr w:type="gramStart"/>
+      <w:r>
+        <w:rPr>
+          <w:bCs w:val="0"/>
+          <w:lang w:val="en-US"/>
+        </w:rPr>
+        <w:t>and definitely</w:t>
+      </w:r>
+      <w:proofErr w:type="gramEnd"/>
+      <w:r>
+        <w:rPr>
+          <w:bCs w:val="0"/>
+          <w:lang w:val="en-US"/>
+        </w:rPr>
+        <w:t>. These results suggest that the model captures recurring lexical and stylistic regularities rather than product-specific semantic content. The presence of general evaluative expressions and mild balancing markers further indicates that generated reviews tend to follow more uniform and predictable patterns.</w:t>
       </w:r>
     </w:p>
     <w:p>
@@ -6961,7 +7222,13 @@
         <w:t>SHAP</w:t>
       </w:r>
       <w:r>
-        <w:t xml:space="preserve"> distribution also provides a more detailed view of how individual features influence the decision function across different samples. Features placed higher in the plot have a stronger average impact on the model output, while the horizontal spread reflects the variation of their contribution across the dataset. In addition, the </w:t>
+        <w:t xml:space="preserve"> distribution also provides a more detailed view of how individual features influence the decision function across different samples</w:t>
+      </w:r>
+      <w:r>
+        <w:t xml:space="preserve"> [10], [26]</w:t>
+      </w:r>
+      <w:r>
+        <w:t xml:space="preserve">. Features placed higher in the plot have a stronger average impact on the model output, while the horizontal spread reflects the variation of their contribution across the dataset. In addition, the </w:t>
       </w:r>
       <w:proofErr w:type="spellStart"/>
       <w:r>
@@ -6971,6 +7238,97 @@
       <w:r>
         <w:t xml:space="preserve"> gradient indicates the feature value, making it possible to distinguish between the effect of feature presence and the effect of feature absence. This aspect is particularly relevant in the present study, since some terms become strongly discriminative only when they occur in the review, whereas their absence has little or no contribution to the final prediction.</w:t>
       </w:r>
+    </w:p>
+    <w:p>
+      <w:pPr>
+        <w:widowControl w:val="0"/>
+        <w:autoSpaceDE w:val="0"/>
+        <w:autoSpaceDN w:val="0"/>
+        <w:adjustRightInd w:val="0"/>
+        <w:jc w:val="center"/>
+      </w:pPr>
+      <w:r>
+        <w:rPr>
+          <w:noProof/>
+        </w:rPr>
+        <w:drawing>
+          <wp:inline distT="0" distB="0" distL="0" distR="0" wp14:anchorId="4ADFB290" wp14:editId="643CE5B0">
+            <wp:extent cx="3734790" cy="4142896"/>
+            <wp:effectExtent l="0" t="0" r="0" b="0"/>
+            <wp:docPr id="785540534" name="Imagine 1"/>
+            <wp:cNvGraphicFramePr>
+              <a:graphicFrameLocks xmlns:a="http://schemas.openxmlformats.org/drawingml/2006/main" noChangeAspect="1"/>
+            </wp:cNvGraphicFramePr>
+            <a:graphic xmlns:a="http://schemas.openxmlformats.org/drawingml/2006/main">
+              <a:graphicData uri="http://schemas.openxmlformats.org/drawingml/2006/picture">
+                <pic:pic xmlns:pic="http://schemas.openxmlformats.org/drawingml/2006/picture">
+                  <pic:nvPicPr>
+                    <pic:cNvPr id="0" name="Picture 1"/>
+                    <pic:cNvPicPr>
+                      <a:picLocks noChangeAspect="1" noChangeArrowheads="1"/>
+                    </pic:cNvPicPr>
+                  </pic:nvPicPr>
+                  <pic:blipFill>
+                    <a:blip r:embed="rId11" cstate="print">
+                      <a:extLst>
+                        <a:ext uri="{28A0092B-C50C-407E-A947-70E740481C1C}">
+                          <a14:useLocalDpi xmlns:a14="http://schemas.microsoft.com/office/drawing/2010/main" val="0"/>
+                        </a:ext>
+                      </a:extLst>
+                    </a:blip>
+                    <a:srcRect/>
+                    <a:stretch>
+                      <a:fillRect/>
+                    </a:stretch>
+                  </pic:blipFill>
+                  <pic:spPr bwMode="auto">
+                    <a:xfrm>
+                      <a:off x="0" y="0"/>
+                      <a:ext cx="3746602" cy="4155999"/>
+                    </a:xfrm>
+                    <a:prstGeom prst="rect">
+                      <a:avLst/>
+                    </a:prstGeom>
+                    <a:noFill/>
+                    <a:ln>
+                      <a:noFill/>
+                    </a:ln>
+                  </pic:spPr>
+                </pic:pic>
+              </a:graphicData>
+            </a:graphic>
+          </wp:inline>
+        </w:drawing>
+      </w:r>
+    </w:p>
+    <w:p>
+      <w:pPr>
+        <w:widowControl w:val="0"/>
+        <w:autoSpaceDE w:val="0"/>
+        <w:autoSpaceDN w:val="0"/>
+        <w:adjustRightInd w:val="0"/>
+        <w:jc w:val="center"/>
+      </w:pPr>
+      <w:r>
+        <w:rPr>
+          <w:b/>
+          <w:bCs w:val="0"/>
+        </w:rPr>
+        <w:t>Fig. 4.</w:t>
+      </w:r>
+      <w:r>
+        <w:t xml:space="preserve"> SHAP waterfall plot for a representative review classified as AI-generated</w:t>
+      </w:r>
+    </w:p>
+    <w:p>
+      <w:pPr>
+        <w:widowControl w:val="0"/>
+        <w:autoSpaceDE w:val="0"/>
+        <w:autoSpaceDN w:val="0"/>
+        <w:adjustRightInd w:val="0"/>
+        <w:ind w:left="720" w:hanging="720"/>
+        <w:jc w:val="center"/>
+      </w:pPr>
     </w:p>
     <w:p>
       <w:pPr>
@@ -6981,13 +7339,35 @@
         <w:jc w:val="both"/>
       </w:pPr>
       <w:r>
-        <w:t xml:space="preserve">From a practical perspective, the explainability analysis is useful not only for interpreting the current classifier, but also for assessing the robustness of the overall detection framework. By identifying the lexical cues that contribute most strongly to the AI-generated class, the analysis helps determine whether the model relies on plausible stylistic regularities or on accidental artifacts of the dataset. In the present case, the most influential features are consistent with the observed properties of generated reviews, namely generic positive evaluations, mild balancing constructions, and relatively standardized phrasing. At the same time, these explanations remain specific to the current dataset and feature </w:t>
-      </w:r>
-      <w:r>
-        <w:t>representation and</w:t>
-      </w:r>
-      <w:r>
-        <w:t xml:space="preserve"> therefore should not be interpreted as universal markers of AI-generated reviews in all e-commerce settings.</w:t>
+        <w:t xml:space="preserve">Figure 4 provides a local explanation of the decision for a single review classified as AI-generated. The waterfall plot shows that the final prediction is determined by the cumulative contribution of several positively weighted lexical features, among which </w:t>
+      </w:r>
+      <w:r>
+        <w:rPr>
+          <w:i/>
+          <w:iCs/>
+        </w:rPr>
+        <w:t>bit, little, product, sure</w:t>
+      </w:r>
+      <w:r>
+        <w:t xml:space="preserve">, and </w:t>
+      </w:r>
+      <w:r>
+        <w:rPr>
+          <w:i/>
+          <w:iCs/>
+        </w:rPr>
+        <w:t>recommend</w:t>
+      </w:r>
+      <w:r>
+        <w:t xml:space="preserve"> have the strongest effect. A smaller number of terms, such as smells, contribute </w:t>
+      </w:r>
+      <w:proofErr w:type="gramStart"/>
+      <w:r>
+        <w:t>in</w:t>
+      </w:r>
+      <w:proofErr w:type="gramEnd"/>
+      <w:r>
+        <w:t xml:space="preserve"> the opposite direction, but their influence is insufficient to alter the final decision. This example is consistent with the global SHAP analysis and further suggests that the classifier relies mainly on short lexical and stylistic cues characteristic of generated reviews.</w:t>
       </w:r>
     </w:p>
     <w:p>
@@ -6997,13 +7377,19 @@
         <w:autoSpaceDN w:val="0"/>
         <w:adjustRightInd w:val="0"/>
         <w:jc w:val="both"/>
-        <w:rPr>
-          <w:bCs w:val="0"/>
-          <w:lang w:val="en-US"/>
-        </w:rPr>
-      </w:pPr>
-      <w:r>
-        <w:t>These observations provide a useful basis for discussing both the strengths and the limitations of the proposed framework, as presented in the next section.</w:t>
+      </w:pPr>
+      <w:r>
+        <w:t xml:space="preserve">From a practical perspective, the explainability analysis is useful not only for interpreting the current classifier, but also for assessing the robustness of the overall detection framework. By identifying the lexical cues that contribute most strongly to the AI-generated class, the analysis </w:t>
+      </w:r>
+      <w:r>
+        <w:lastRenderedPageBreak/>
+        <w:t xml:space="preserve">helps determine whether the model relies on plausible stylistic regularities or on accidental artifacts of the dataset. In the present case, the most influential features are consistent with the observed properties of generated reviews, namely generic positive evaluations, mild balancing constructions, and relatively standardized phrasing. At the same time, these explanations remain specific to the current dataset and feature </w:t>
+      </w:r>
+      <w:r>
+        <w:t>representation and</w:t>
+      </w:r>
+      <w:r>
+        <w:t xml:space="preserve"> therefore should not be interpreted as universal markers of AI-generated reviews in all e-commerce settings.</w:t>
       </w:r>
     </w:p>
     <w:p>
@@ -7018,6 +7404,9 @@
           <w:lang w:val="en-US"/>
         </w:rPr>
       </w:pPr>
+      <w:r>
+        <w:t>These observations provide a useful basis for discussing both the strengths and the limitations of the proposed framework, as presented in the next section.</w:t>
+      </w:r>
     </w:p>
     <w:p>
       <w:pPr>
@@ -7027,38 +7416,10 @@
         <w:adjustRightInd w:val="0"/>
         <w:jc w:val="both"/>
         <w:rPr>
-          <w:b/>
-          <w:lang w:val="en-US"/>
-        </w:rPr>
-      </w:pPr>
-      <w:r>
-        <w:rPr>
-          <w:b/>
-          <w:lang w:val="en-US"/>
-        </w:rPr>
-        <w:t xml:space="preserve">7 </w:t>
-      </w:r>
-      <w:r>
-        <w:rPr>
-          <w:b/>
-          <w:lang w:val="en-US"/>
-        </w:rPr>
-        <w:t>Discussion</w:t>
-      </w:r>
-      <w:r>
-        <w:rPr>
-          <w:b/>
-          <w:lang w:val="en-US"/>
-        </w:rPr>
-        <w:t xml:space="preserve"> </w:t>
-      </w:r>
-      <w:r>
-        <w:rPr>
-          <w:b/>
-          <w:lang w:val="en-US"/>
-        </w:rPr>
-        <w:t>and Limitations</w:t>
-      </w:r>
+          <w:bCs w:val="0"/>
+          <w:lang w:val="en-US"/>
+        </w:rPr>
+      </w:pPr>
     </w:p>
     <w:p>
       <w:pPr>
@@ -7068,64 +7429,37 @@
         <w:adjustRightInd w:val="0"/>
         <w:jc w:val="both"/>
         <w:rPr>
-          <w:bCs w:val="0"/>
-          <w:lang w:val="en-US"/>
-        </w:rPr>
-      </w:pPr>
-      <w:r>
-        <w:rPr>
-          <w:bCs w:val="0"/>
-          <w:lang w:val="en-US"/>
-        </w:rPr>
-        <w:t xml:space="preserve">The results obtained in this study indicate that the proposed framework is effective for distinguishing between authentic and AI-generated product reviews. A first relevant observation is that the largest performance increase is associated with the transition from surface-level descriptors to lexical </w:t>
-      </w:r>
-      <w:r>
-        <w:rPr>
-          <w:bCs w:val="0"/>
-          <w:i/>
-          <w:iCs/>
-          <w:lang w:val="en-US"/>
-        </w:rPr>
-        <w:t>TF-IDF</w:t>
-      </w:r>
-      <w:r>
-        <w:rPr>
-          <w:bCs w:val="0"/>
-          <w:lang w:val="en-US"/>
-        </w:rPr>
-        <w:t xml:space="preserve"> features, rather than with the choice of classifier alone. While the baseline model based on surface features already achieved a reasonable level of performance, the introduction of </w:t>
-      </w:r>
-      <w:r>
-        <w:rPr>
-          <w:bCs w:val="0"/>
-          <w:i/>
-          <w:iCs/>
-          <w:lang w:val="en-US"/>
-        </w:rPr>
-        <w:t>TF-IDF</w:t>
-      </w:r>
-      <w:r>
-        <w:rPr>
-          <w:bCs w:val="0"/>
-          <w:lang w:val="en-US"/>
-        </w:rPr>
-        <w:t xml:space="preserve"> led to a substantial improvement, and the </w:t>
-      </w:r>
-      <w:r>
-        <w:rPr>
-          <w:bCs w:val="0"/>
-          <w:i/>
-          <w:iCs/>
-          <w:lang w:val="en-US"/>
-        </w:rPr>
-        <w:t>linear SVM</w:t>
-      </w:r>
-      <w:r>
-        <w:rPr>
-          <w:bCs w:val="0"/>
-          <w:lang w:val="en-US"/>
-        </w:rPr>
-        <w:t xml:space="preserve"> model further refined this result. This pattern suggests that the main source of discriminative information lies in the lexical representation of the reviews, whereas the classifier contributes an additional but comparatively smaller gain.</w:t>
+          <w:b/>
+          <w:lang w:val="en-US"/>
+        </w:rPr>
+      </w:pPr>
+      <w:r>
+        <w:rPr>
+          <w:b/>
+          <w:lang w:val="en-US"/>
+        </w:rPr>
+        <w:t xml:space="preserve">7 </w:t>
+      </w:r>
+      <w:r>
+        <w:rPr>
+          <w:b/>
+          <w:lang w:val="en-US"/>
+        </w:rPr>
+        <w:t>Discussion</w:t>
+      </w:r>
+      <w:r>
+        <w:rPr>
+          <w:b/>
+          <w:lang w:val="en-US"/>
+        </w:rPr>
+        <w:t xml:space="preserve"> </w:t>
+      </w:r>
+      <w:r>
+        <w:rPr>
+          <w:b/>
+          <w:lang w:val="en-US"/>
+        </w:rPr>
+        <w:t>and Limitations</w:t>
       </w:r>
     </w:p>
     <w:p>
@@ -7145,7 +7479,55 @@
           <w:bCs w:val="0"/>
           <w:lang w:val="en-US"/>
         </w:rPr>
-        <w:t>The supplementary analyses provide further support for this interpretation. The error analysis showed that the remaining misclassifications are concentrated in borderline cases where the stylistic profile of the two classes overlaps, rather than in cases of complete model failure. Authentic reviews may be classified as AI-generated when they contain broad evaluative language or balanced formulations similar to those found in generated content, while generated reviews may be classified as authentic when they are shorter, less formulaic, or stylistically closer to natural user feedback. In the same direction, the ablation study on the n-gram configuration showed that the inclusion of bigrams improves both lexical models, indicating that the detection task benefits not only from isolated terms, but also from short contextual patterns and recurrent multi-word expressions.</w:t>
+        <w:t xml:space="preserve">The results obtained in this study indicate that the proposed framework is effective for distinguishing between authentic and AI-generated product reviews. A first relevant observation is that the largest performance increase is associated with the transition from surface-level descriptors to lexical </w:t>
+      </w:r>
+      <w:r>
+        <w:rPr>
+          <w:bCs w:val="0"/>
+          <w:i/>
+          <w:iCs/>
+          <w:lang w:val="en-US"/>
+        </w:rPr>
+        <w:t>TF-IDF</w:t>
+      </w:r>
+      <w:r>
+        <w:rPr>
+          <w:bCs w:val="0"/>
+          <w:lang w:val="en-US"/>
+        </w:rPr>
+        <w:t xml:space="preserve"> features, rather than with the choice of classifier alone. While the baseline model based on surface features already achieved a reasonable level of performance, the introduction of </w:t>
+      </w:r>
+      <w:r>
+        <w:rPr>
+          <w:bCs w:val="0"/>
+          <w:i/>
+          <w:iCs/>
+          <w:lang w:val="en-US"/>
+        </w:rPr>
+        <w:t>TF-IDF</w:t>
+      </w:r>
+      <w:r>
+        <w:rPr>
+          <w:bCs w:val="0"/>
+          <w:lang w:val="en-US"/>
+        </w:rPr>
+        <w:t xml:space="preserve"> led to a substantial improvement, and the </w:t>
+      </w:r>
+      <w:r>
+        <w:rPr>
+          <w:bCs w:val="0"/>
+          <w:i/>
+          <w:iCs/>
+          <w:lang w:val="en-US"/>
+        </w:rPr>
+        <w:t>linear SVM</w:t>
+      </w:r>
+      <w:r>
+        <w:rPr>
+          <w:bCs w:val="0"/>
+          <w:lang w:val="en-US"/>
+        </w:rPr>
+        <w:t xml:space="preserve"> model further refined this result. This pattern suggests that the main source of discriminative information lies in the lexical representation of the reviews, whereas the classifier contributes an additional but comparatively smaller gain.</w:t>
       </w:r>
     </w:p>
     <w:p>
@@ -7165,31 +7547,23 @@
           <w:bCs w:val="0"/>
           <w:lang w:val="en-US"/>
         </w:rPr>
-        <w:t xml:space="preserve">The explainability analysis is consistent with these observations. The </w:t>
-      </w:r>
-      <w:r>
-        <w:rPr>
-          <w:bCs w:val="0"/>
-          <w:i/>
-          <w:iCs/>
-          <w:lang w:val="en-US"/>
-        </w:rPr>
-        <w:t>SHAP</w:t>
-      </w:r>
-      <w:r>
-        <w:rPr>
-          <w:bCs w:val="0"/>
-          <w:lang w:val="en-US"/>
-        </w:rPr>
-        <w:t xml:space="preserve"> summary plot suggests that the model relies primarily on lexical and stylistic regularities rather than on product-specific semantic content. Features such as recommend, great, happy, and easy are associated </w:t>
-      </w:r>
-      <w:r>
-        <w:rPr>
-          <w:bCs w:val="0"/>
-          <w:lang w:val="en-US"/>
-        </w:rPr>
-        <w:lastRenderedPageBreak/>
-        <w:t>with a generalized evaluative style, while terms such as little, bit, and wish become informative when they occur in attenuating or balancing constructions. This behavior is plausible in the context of AI-generated reviews, which are often designed to sound coherent, moderately nuanced, and broadly positive. At the same time, the explanations indicate that the classifier separates the two classes mainly through patterns of wording and phrasing, not through deeper contextual understanding.</w:t>
+        <w:t xml:space="preserve">The supplementary analyses provide further support for this interpretation. The error analysis showed that the remaining misclassifications are concentrated in borderline cases where the stylistic profile of the two classes overlaps, rather than in cases of complete model failure. Authentic reviews may be classified as AI-generated when they contain broad evaluative language or balanced formulations </w:t>
+      </w:r>
+      <w:proofErr w:type="gramStart"/>
+      <w:r>
+        <w:rPr>
+          <w:bCs w:val="0"/>
+          <w:lang w:val="en-US"/>
+        </w:rPr>
+        <w:t>similar to</w:t>
+      </w:r>
+      <w:proofErr w:type="gramEnd"/>
+      <w:r>
+        <w:rPr>
+          <w:bCs w:val="0"/>
+          <w:lang w:val="en-US"/>
+        </w:rPr>
+        <w:t xml:space="preserve"> those found in generated content, while generated reviews may be classified as authentic when they are shorter, less formulaic, or stylistically closer to natural user feedback. In the same direction, the ablation study on the n-gram configuration showed that the inclusion of bigrams improves both lexical models, indicating that the detection task benefits not only from isolated terms, but also from short contextual patterns and recurrent multi-word expressions.</w:t>
       </w:r>
     </w:p>
     <w:p>
@@ -7209,7 +7583,7 @@
           <w:bCs w:val="0"/>
           <w:lang w:val="en-US"/>
         </w:rPr>
-        <w:t xml:space="preserve">Several limitations should nevertheless be acknowledged. First, the AI-generated portion of the dataset was produced using a single large language model, namely </w:t>
+        <w:t xml:space="preserve">The explainability analysis is consistent with these observations. The </w:t>
       </w:r>
       <w:r>
         <w:rPr>
@@ -7218,14 +7592,57 @@
           <w:iCs/>
           <w:lang w:val="en-US"/>
         </w:rPr>
-        <w:t>Gemma 2B</w:t>
-      </w:r>
-      <w:r>
-        <w:rPr>
-          <w:bCs w:val="0"/>
-          <w:lang w:val="en-US"/>
-        </w:rPr>
-        <w:t>, under a relatively controlled prompting strategy. As a result, the learned patterns may partly reflect the stylistic tendencies of this specific generator and prompting setup, rather than universal properties of machine-generated reviews. Second, the authentic reviews were collected from a single large-scale e-commerce source, which limits the diversity of writing styles, product categories, and platform-specific conventions represented in the real class. Third, the task was formulated as a binary classification problem, although practical review moderation systems may require more complex distinctions, including human-written deceptive reviews, post-edited AI content, or reviews generated by multiple model families.</w:t>
+        <w:t>SHAP</w:t>
+      </w:r>
+      <w:r>
+        <w:rPr>
+          <w:bCs w:val="0"/>
+          <w:lang w:val="en-US"/>
+        </w:rPr>
+        <w:t xml:space="preserve"> summary plot suggests that the model relies primarily on lexical and stylistic regularities rather than on product-specific semantic content. Features such as </w:t>
+      </w:r>
+      <w:proofErr w:type="gramStart"/>
+      <w:r>
+        <w:rPr>
+          <w:bCs w:val="0"/>
+          <w:i/>
+          <w:iCs/>
+          <w:lang w:val="en-US"/>
+        </w:rPr>
+        <w:t>recommend</w:t>
+      </w:r>
+      <w:proofErr w:type="gramEnd"/>
+      <w:r>
+        <w:rPr>
+          <w:bCs w:val="0"/>
+          <w:i/>
+          <w:iCs/>
+          <w:lang w:val="en-US"/>
+        </w:rPr>
+        <w:t>, great, happy</w:t>
+      </w:r>
+      <w:r>
+        <w:rPr>
+          <w:bCs w:val="0"/>
+          <w:lang w:val="en-US"/>
+        </w:rPr>
+        <w:t xml:space="preserve">, and </w:t>
+      </w:r>
+      <w:r>
+        <w:rPr>
+          <w:bCs w:val="0"/>
+          <w:i/>
+          <w:iCs/>
+          <w:lang w:val="en-US"/>
+        </w:rPr>
+        <w:t>easy</w:t>
+      </w:r>
+      <w:r>
+        <w:rPr>
+          <w:bCs w:val="0"/>
+          <w:lang w:val="en-US"/>
+        </w:rPr>
+        <w:t xml:space="preserve"> are associated with a generalized evaluative style, while terms such as little, bit, and wish become informative when they occur in attenuating or balancing constructions. This behavior is plausible in the context of AI-generated reviews, which are often designed to sound coherent, moderately nuanced, and broadly positive. At the same time, the explanations indicate that the classifier separates the two classes mainly through patterns of wording and phrasing, not through deeper contextual understanding.</w:t>
       </w:r>
     </w:p>
     <w:p>
@@ -7245,7 +7662,7 @@
           <w:bCs w:val="0"/>
           <w:lang w:val="en-US"/>
         </w:rPr>
-        <w:t xml:space="preserve">The proposed methodology also has limitations at representation level. Although </w:t>
+        <w:t xml:space="preserve">Several limitations should nevertheless be acknowledged. First, the AI-generated portion of the dataset was produced using a single large language model, namely </w:t>
       </w:r>
       <w:r>
         <w:rPr>
@@ -7254,46 +7671,14 @@
           <w:iCs/>
           <w:lang w:val="en-US"/>
         </w:rPr>
-        <w:t>TF-IDF</w:t>
-      </w:r>
-      <w:r>
-        <w:rPr>
-          <w:bCs w:val="0"/>
-          <w:lang w:val="en-US"/>
-        </w:rPr>
-        <w:t xml:space="preserve"> and </w:t>
-      </w:r>
-      <w:r>
-        <w:rPr>
-          <w:bCs w:val="0"/>
-          <w:i/>
-          <w:iCs/>
-          <w:lang w:val="en-US"/>
-        </w:rPr>
-        <w:t>linear SVM</w:t>
-      </w:r>
-      <w:r>
-        <w:rPr>
-          <w:bCs w:val="0"/>
-          <w:lang w:val="en-US"/>
-        </w:rPr>
-        <w:t xml:space="preserve"> provide strong performance and remain attractive due to their simplicity, reproducibility, and low computational cost, they operate primarily in a sparse lexical space and do not explicitly model longer-range semantic dependencies. Consequently, the approach may be less robust in situations where generated reviews are heavily paraphrased, deliberately simplified, or manually revised to reduce their stylistic regularity. In addition, the </w:t>
-      </w:r>
-      <w:r>
-        <w:rPr>
-          <w:bCs w:val="0"/>
-          <w:i/>
-          <w:iCs/>
-          <w:lang w:val="en-US"/>
-        </w:rPr>
-        <w:t>SHAP</w:t>
-      </w:r>
-      <w:r>
-        <w:rPr>
-          <w:bCs w:val="0"/>
-          <w:lang w:val="en-US"/>
-        </w:rPr>
-        <w:t xml:space="preserve"> explanations remain specific to the present dataset and modeling configuration. The highlighted terms should therefore be interpreted as informative cues for the current corpus, rather than as stable markers of AI-generated reviews across all e-commerce settings.</w:t>
+        <w:t>Gemma 2B</w:t>
+      </w:r>
+      <w:r>
+        <w:rPr>
+          <w:bCs w:val="0"/>
+          <w:lang w:val="en-US"/>
+        </w:rPr>
+        <w:t>, under a relatively controlled prompting strategy. As a result, the learned patterns may partly reflect the stylistic tendencies of this specific generator and prompting setup, rather than universal properties of machine-generated reviews. Second, the authentic reviews were collected from a single large-scale e-commerce source, which limits the diversity of writing styles, product categories, and platform-specific conventions represented in the real class. Third, the task was formulated as a binary classification problem, although practical review moderation systems may require more complex distinctions, including human-written deceptive reviews, post-edited AI content, or reviews generated by multiple model families.</w:t>
       </w:r>
     </w:p>
     <w:p>
@@ -7313,7 +7698,63 @@
           <w:bCs w:val="0"/>
           <w:lang w:val="en-US"/>
         </w:rPr>
-        <w:t>Despite these limitations, the proposed framework has practical value. Its performance, relative simplicity, and interpretability make it suitable for use as a first-stage screening mechanism in e-commerce environments, where suspicious reviews could be automatically flagged for further inspection. In such a setting, the model would not replace human moderation, but could provide a transparent and computationally efficient decision-support component. Future work may extend this study by incorporating multiple text generators, more diverse sources of authentic reviews, multilingual data, and additional model families, in order to evaluate the robustness of the observed patterns under broader and more realistic conditions.</w:t>
+        <w:t xml:space="preserve">The proposed methodology also has limitations at representation level. Although </w:t>
+      </w:r>
+      <w:r>
+        <w:rPr>
+          <w:bCs w:val="0"/>
+          <w:i/>
+          <w:iCs/>
+          <w:lang w:val="en-US"/>
+        </w:rPr>
+        <w:t>TF-IDF</w:t>
+      </w:r>
+      <w:r>
+        <w:rPr>
+          <w:bCs w:val="0"/>
+          <w:lang w:val="en-US"/>
+        </w:rPr>
+        <w:t xml:space="preserve"> and </w:t>
+      </w:r>
+      <w:r>
+        <w:rPr>
+          <w:bCs w:val="0"/>
+          <w:i/>
+          <w:iCs/>
+          <w:lang w:val="en-US"/>
+        </w:rPr>
+        <w:t>linear SVM</w:t>
+      </w:r>
+      <w:r>
+        <w:rPr>
+          <w:bCs w:val="0"/>
+          <w:lang w:val="en-US"/>
+        </w:rPr>
+        <w:t xml:space="preserve"> provide strong performance and remain attractive due to their simplicity, </w:t>
+      </w:r>
+      <w:r>
+        <w:rPr>
+          <w:bCs w:val="0"/>
+          <w:lang w:val="en-US"/>
+        </w:rPr>
+        <w:lastRenderedPageBreak/>
+        <w:t xml:space="preserve">reproducibility, and low computational cost, they operate primarily in a sparse lexical space and do not explicitly model longer-range semantic dependencies. Consequently, the approach may be less robust in situations where generated reviews are heavily paraphrased, deliberately simplified, or manually revised to reduce their stylistic regularity. In addition, the </w:t>
+      </w:r>
+      <w:r>
+        <w:rPr>
+          <w:bCs w:val="0"/>
+          <w:i/>
+          <w:iCs/>
+          <w:lang w:val="en-US"/>
+        </w:rPr>
+        <w:t>SHAP</w:t>
+      </w:r>
+      <w:r>
+        <w:rPr>
+          <w:bCs w:val="0"/>
+          <w:lang w:val="en-US"/>
+        </w:rPr>
+        <w:t xml:space="preserve"> explanations remain specific to the present dataset and modeling configuration. The highlighted terms should therefore be interpreted as informative cues for the current corpus, rather than as stable markers of AI-generated reviews across all e-commerce settings.</w:t>
       </w:r>
     </w:p>
     <w:p>
@@ -7324,10 +7765,49 @@
         <w:adjustRightInd w:val="0"/>
         <w:jc w:val="both"/>
         <w:rPr>
-          <w:b/>
-          <w:lang w:val="en-US"/>
-        </w:rPr>
-      </w:pPr>
+          <w:bCs w:val="0"/>
+          <w:lang w:val="en-US"/>
+        </w:rPr>
+      </w:pPr>
+      <w:r>
+        <w:rPr>
+          <w:bCs w:val="0"/>
+          <w:lang w:val="en-US"/>
+        </w:rPr>
+        <w:t xml:space="preserve">Despite these limitations, the proposed framework has practical value. Its performance, relative simplicity, and interpretability make it suitable for use as a first-stage screening mechanism in e-commerce environments, where suspicious reviews could be automatically flagged for further inspection. In such a setting, the model would not replace human </w:t>
+      </w:r>
+      <w:proofErr w:type="gramStart"/>
+      <w:r>
+        <w:rPr>
+          <w:bCs w:val="0"/>
+          <w:lang w:val="en-US"/>
+        </w:rPr>
+        <w:t>moderation, but</w:t>
+      </w:r>
+      <w:proofErr w:type="gramEnd"/>
+      <w:r>
+        <w:rPr>
+          <w:bCs w:val="0"/>
+          <w:lang w:val="en-US"/>
+        </w:rPr>
+        <w:t xml:space="preserve"> could provide a transparent and computationally efficient decision-support component. Future work may extend this study by incorporating multiple text generators, more diverse sources of authentic reviews, multilingual data, and additional model families, </w:t>
+      </w:r>
+      <w:proofErr w:type="gramStart"/>
+      <w:r>
+        <w:rPr>
+          <w:bCs w:val="0"/>
+          <w:lang w:val="en-US"/>
+        </w:rPr>
+        <w:t>in order to</w:t>
+      </w:r>
+      <w:proofErr w:type="gramEnd"/>
+      <w:r>
+        <w:rPr>
+          <w:bCs w:val="0"/>
+          <w:lang w:val="en-US"/>
+        </w:rPr>
+        <w:t xml:space="preserve"> evaluate the robustness of the observed patterns under broader and more realistic conditions.</w:t>
+      </w:r>
     </w:p>
     <w:p>
       <w:pPr>
@@ -7341,20 +7821,6 @@
           <w:lang w:val="en-US"/>
         </w:rPr>
       </w:pPr>
-      <w:r>
-        <w:rPr>
-          <w:b/>
-          <w:lang w:val="en-US"/>
-        </w:rPr>
-        <w:t xml:space="preserve">8 </w:t>
-      </w:r>
-      <w:r>
-        <w:rPr>
-          <w:b/>
-          <w:lang w:val="en-US"/>
-        </w:rPr>
-        <w:t>Conclusion</w:t>
-      </w:r>
     </w:p>
     <w:p>
       <w:pPr>
@@ -7364,64 +7830,23 @@
         <w:adjustRightInd w:val="0"/>
         <w:jc w:val="both"/>
         <w:rPr>
-          <w:bCs w:val="0"/>
-          <w:lang w:val="en-US"/>
-        </w:rPr>
-      </w:pPr>
-      <w:r>
-        <w:rPr>
-          <w:bCs w:val="0"/>
-          <w:lang w:val="en-US"/>
-        </w:rPr>
-        <w:t xml:space="preserve">This paper investigated the problem of detecting AI-generated product reviews in e-commerce environments using classical machine learning techniques. A binary classification framework was developed by combining authentic user reviews with content generated using a large language model, followed by a preprocessing stage designed to reduce noise and standardize the textual input. Three experimental configurations were evaluated, including a baseline based on surface features and two lexical models based on </w:t>
-      </w:r>
-      <w:r>
-        <w:rPr>
-          <w:bCs w:val="0"/>
-          <w:i/>
-          <w:iCs/>
-          <w:lang w:val="en-US"/>
-        </w:rPr>
-        <w:t>TF-IDF</w:t>
-      </w:r>
-      <w:r>
-        <w:rPr>
-          <w:bCs w:val="0"/>
-          <w:lang w:val="en-US"/>
-        </w:rPr>
-        <w:t xml:space="preserve"> representations. The results showed that the proposed approach achieves strong classification performance, with the best results obtained for the </w:t>
-      </w:r>
-      <w:r>
-        <w:rPr>
-          <w:bCs w:val="0"/>
-          <w:i/>
-          <w:iCs/>
-          <w:lang w:val="en-US"/>
-        </w:rPr>
-        <w:t>linear SVM</w:t>
-      </w:r>
-      <w:r>
-        <w:rPr>
-          <w:bCs w:val="0"/>
-          <w:lang w:val="en-US"/>
-        </w:rPr>
-        <w:t xml:space="preserve"> model applied to unigram–bigram </w:t>
-      </w:r>
-      <w:r>
-        <w:rPr>
-          <w:bCs w:val="0"/>
-          <w:i/>
-          <w:iCs/>
-          <w:lang w:val="en-US"/>
-        </w:rPr>
-        <w:t>TF-IDF</w:t>
-      </w:r>
-      <w:r>
-        <w:rPr>
-          <w:bCs w:val="0"/>
-          <w:lang w:val="en-US"/>
-        </w:rPr>
-        <w:t xml:space="preserve"> features.</w:t>
+          <w:b/>
+          <w:lang w:val="en-US"/>
+        </w:rPr>
+      </w:pPr>
+      <w:r>
+        <w:rPr>
+          <w:b/>
+          <w:lang w:val="en-US"/>
+        </w:rPr>
+        <w:t xml:space="preserve">8 </w:t>
+      </w:r>
+      <w:r>
+        <w:rPr>
+          <w:b/>
+          <w:lang w:val="en-US"/>
+        </w:rPr>
+        <w:t>Conclusion</w:t>
       </w:r>
     </w:p>
     <w:p>
@@ -7441,7 +7866,7 @@
           <w:bCs w:val="0"/>
           <w:lang w:val="en-US"/>
         </w:rPr>
-        <w:t xml:space="preserve">Beyond predictive accuracy, the study also examined the linguistic patterns underlying the classification process through </w:t>
+        <w:t xml:space="preserve">This paper investigated the problem of detecting AI-generated product reviews in e-commerce environments using classical machine learning techniques. A binary classification framework was developed by combining authentic user reviews with content generated using a large language model, followed by a preprocessing stage designed to reduce noise and standardize the textual input. Three experimental configurations were evaluated, including a baseline based on surface features and two lexical models based on </w:t>
       </w:r>
       <w:r>
         <w:rPr>
@@ -7450,14 +7875,46 @@
           <w:iCs/>
           <w:lang w:val="en-US"/>
         </w:rPr>
-        <w:t>SHAP</w:t>
-      </w:r>
-      <w:r>
-        <w:rPr>
-          <w:bCs w:val="0"/>
-          <w:lang w:val="en-US"/>
-        </w:rPr>
-        <w:t>-based explainability analysis. The obtained explanations suggest that the distinction between authentic and generated reviews is driven mainly by lexical and stylistic regularities, including generic evaluative expressions, mild balancing constructions, and relatively standardized phrasing. These findings indicate that classical text classification models remain effective for this task when combined with suitable lexical representations, while also offering the advantage of transparency and reproducibility.</w:t>
+        <w:t>TF-IDF</w:t>
+      </w:r>
+      <w:r>
+        <w:rPr>
+          <w:bCs w:val="0"/>
+          <w:lang w:val="en-US"/>
+        </w:rPr>
+        <w:t xml:space="preserve"> representations. The results showed that the proposed approach achieves strong classification performance, with the best results obtained for the </w:t>
+      </w:r>
+      <w:r>
+        <w:rPr>
+          <w:bCs w:val="0"/>
+          <w:i/>
+          <w:iCs/>
+          <w:lang w:val="en-US"/>
+        </w:rPr>
+        <w:t>linear SVM</w:t>
+      </w:r>
+      <w:r>
+        <w:rPr>
+          <w:bCs w:val="0"/>
+          <w:lang w:val="en-US"/>
+        </w:rPr>
+        <w:t xml:space="preserve"> model applied to unigram–bigram </w:t>
+      </w:r>
+      <w:r>
+        <w:rPr>
+          <w:bCs w:val="0"/>
+          <w:i/>
+          <w:iCs/>
+          <w:lang w:val="en-US"/>
+        </w:rPr>
+        <w:t>TF-IDF</w:t>
+      </w:r>
+      <w:r>
+        <w:rPr>
+          <w:bCs w:val="0"/>
+          <w:lang w:val="en-US"/>
+        </w:rPr>
+        <w:t xml:space="preserve"> features.</w:t>
       </w:r>
     </w:p>
     <w:p>
@@ -7477,8 +7934,23 @@
           <w:bCs w:val="0"/>
           <w:lang w:val="en-US"/>
         </w:rPr>
-        <w:lastRenderedPageBreak/>
-        <w:t>At the same time, the conclusions of the study should be interpreted in relation to the scope of the dataset and the specific generation setup used for the artificial reviews. Future work may extend the present framework by considering multiple text generators, more diverse sources of authentic reviews, multilingual corpora, and more challenging settings involving post-edited or mixed-origin content. Such extensions would provide a broader evaluation of the robustness and generalizability of the proposed approach.</w:t>
+        <w:t xml:space="preserve">Beyond predictive accuracy, the study also examined the linguistic patterns underlying the classification process through </w:t>
+      </w:r>
+      <w:r>
+        <w:rPr>
+          <w:bCs w:val="0"/>
+          <w:i/>
+          <w:iCs/>
+          <w:lang w:val="en-US"/>
+        </w:rPr>
+        <w:t>SHAP</w:t>
+      </w:r>
+      <w:r>
+        <w:rPr>
+          <w:bCs w:val="0"/>
+          <w:lang w:val="en-US"/>
+        </w:rPr>
+        <w:t>-based explainability analysis. The obtained explanations suggest that the distinction between authentic and generated reviews is driven mainly by lexical and stylistic regularities, including generic evaluative expressions, mild balancing constructions, and relatively standardized phrasing. These findings indicate that classical text classification models remain effective for this task when combined with suitable lexical representations, while also offering the advantage of transparency and reproducibility.</w:t>
       </w:r>
     </w:p>
     <w:p>
@@ -7489,6 +7961,26 @@
         <w:adjustRightInd w:val="0"/>
         <w:jc w:val="both"/>
         <w:rPr>
+          <w:bCs w:val="0"/>
+          <w:lang w:val="en-US"/>
+        </w:rPr>
+      </w:pPr>
+      <w:r>
+        <w:rPr>
+          <w:bCs w:val="0"/>
+          <w:lang w:val="en-US"/>
+        </w:rPr>
+        <w:t>At the same time, the conclusions of the study should be interpreted in relation to the scope of the dataset and the specific generation setup used for the artificial reviews. Future work may extend the present framework by considering multiple text generators, more diverse sources of authentic reviews, multilingual corpora, and more challenging settings involving post-edited or mixed-origin content. Such extensions would provide a broader evaluation of the robustness and generalizability of the proposed approach.</w:t>
+      </w:r>
+    </w:p>
+    <w:p>
+      <w:pPr>
+        <w:widowControl w:val="0"/>
+        <w:autoSpaceDE w:val="0"/>
+        <w:autoSpaceDN w:val="0"/>
+        <w:adjustRightInd w:val="0"/>
+        <w:jc w:val="both"/>
+        <w:rPr>
           <w:lang w:val="en-US"/>
         </w:rPr>
       </w:pPr>
@@ -7584,6 +8076,7 @@
         <w:jc w:val="both"/>
       </w:pPr>
       <w:r>
+        <w:lastRenderedPageBreak/>
         <w:t xml:space="preserve">[4] </w:t>
       </w:r>
       <w:r>
@@ -7854,7 +8347,6 @@
         <w:jc w:val="both"/>
       </w:pPr>
       <w:r>
-        <w:lastRenderedPageBreak/>
         <w:t xml:space="preserve">[16] </w:t>
       </w:r>
       <w:r>
@@ -7979,6 +8471,7 @@
         <w:jc w:val="both"/>
       </w:pPr>
       <w:r>
+        <w:lastRenderedPageBreak/>
         <w:t xml:space="preserve">[22] </w:t>
       </w:r>
       <w:r>
@@ -8046,6 +8539,27 @@
         <w:ind w:left="340" w:hanging="340"/>
         <w:jc w:val="both"/>
       </w:pPr>
+      <w:r>
+        <w:t xml:space="preserve">[26] </w:t>
+      </w:r>
+      <w:r>
+        <w:t xml:space="preserve">Lundberg, S. M., Erion, G., Chen, H., DeGrave, A., </w:t>
+      </w:r>
+      <w:proofErr w:type="spellStart"/>
+      <w:r>
+        <w:t>Prutkin</w:t>
+      </w:r>
+      <w:proofErr w:type="spellEnd"/>
+      <w:r>
+        <w:t>, J. M., Nair, B., ... &amp; Lee, S. I. (2020). From local explanations to global understanding with explainable AI for trees. Nature machine intelligence, 2(1), 56-67.</w:t>
+      </w:r>
+    </w:p>
+    <w:p>
+      <w:pPr>
+        <w:pStyle w:val="Default"/>
+        <w:ind w:left="340" w:hanging="340"/>
+        <w:jc w:val="both"/>
+      </w:pPr>
     </w:p>
     <w:p>
       <w:pPr>
@@ -8055,7 +8569,7 @@
     </w:p>
     <w:tbl>
       <w:tblPr>
-        <w:tblStyle w:val="TableGrid"/>
+        <w:tblStyle w:val="Tabelgril"/>
         <w:tblW w:w="0" w:type="auto"/>
         <w:tblBorders>
           <w:top w:val="none" w:sz="0" w:space="0" w:color="auto"/>
@@ -8103,7 +8617,7 @@
                           <pic:cNvPicPr/>
                         </pic:nvPicPr>
                         <pic:blipFill rotWithShape="1">
-                          <a:blip r:embed="rId11" cstate="print">
+                          <a:blip r:embed="rId12" cstate="print">
                             <a:extLst>
                               <a:ext uri="{28A0092B-C50C-407E-A947-70E740481C1C}">
                                 <a14:useLocalDpi xmlns:a14="http://schemas.microsoft.com/office/drawing/2010/main" val="0"/>
@@ -8168,13 +8682,21 @@
             </w:r>
             <w:proofErr w:type="spellEnd"/>
             <w:r>
-              <w:t xml:space="preserve"> in 2025 and is currently pursuing a Master</w:t>
+              <w:t xml:space="preserve"> in 2025 and is currently pursuing a </w:t>
+            </w:r>
+            <w:proofErr w:type="gramStart"/>
+            <w:r>
+              <w:t>Master</w:t>
             </w:r>
             <w:r>
               <w:t>’</w:t>
             </w:r>
             <w:r>
-              <w:t xml:space="preserve">s degree in Artificial Intelligence at the same institution. He works as a research assistant in AI and serves as an associate teaching assistant for laboratory courses in Basics of Computer Functioning and Numerical Signal Processing. His research interests include </w:t>
+              <w:t>s</w:t>
+            </w:r>
+            <w:proofErr w:type="gramEnd"/>
+            <w:r>
+              <w:t xml:space="preserve"> degree in Artificial Intelligence at the same institution. He works as a research assistant in AI and serves as an associate teaching assistant for laboratory courses in Basics of Computer Functioning and Numerical Signal Processing. His research interests include </w:t>
             </w:r>
             <w:r>
               <w:t>natural language processing</w:t>
@@ -8257,7 +8779,7 @@
                           <pic:cNvPicPr/>
                         </pic:nvPicPr>
                         <pic:blipFill rotWithShape="1">
-                          <a:blip r:embed="rId12" cstate="print">
+                          <a:blip r:embed="rId13" cstate="print">
                             <a:extLst>
                               <a:ext uri="{28A0092B-C50C-407E-A947-70E740481C1C}">
                                 <a14:useLocalDpi xmlns:a14="http://schemas.microsoft.com/office/drawing/2010/main" val="0"/>
@@ -8329,7 +8851,15 @@
             </w:r>
             <w:proofErr w:type="spellEnd"/>
             <w:r>
-              <w:t xml:space="preserve"> in 2025 and is currently pursuing a Master’s degree in Artificial Intelligence at the same institution. She works as a research assistant in AI and serves as an associate teaching assistant for laboratory courses in System Identification. Her research interests include applied computer vision, natural language processing, and explainable AI.</w:t>
+              <w:t xml:space="preserve"> in 2025 and is currently pursuing a </w:t>
+            </w:r>
+            <w:proofErr w:type="gramStart"/>
+            <w:r>
+              <w:t>Master’s</w:t>
+            </w:r>
+            <w:proofErr w:type="gramEnd"/>
+            <w:r>
+              <w:t xml:space="preserve"> degree in Artificial Intelligence at the same institution. She works as a research assistant in AI and serves as an associate teaching assistant for laboratory courses in System Identification. Her research interests include applied computer vision, natural language processing, and explainable AI.</w:t>
             </w:r>
           </w:p>
         </w:tc>
@@ -8342,10 +8872,10 @@
       </w:pPr>
     </w:p>
     <w:sectPr>
-      <w:headerReference w:type="even" r:id="rId13"/>
-      <w:headerReference w:type="default" r:id="rId14"/>
-      <w:footerReference w:type="even" r:id="rId15"/>
-      <w:footerReference w:type="default" r:id="rId16"/>
+      <w:headerReference w:type="even" r:id="rId14"/>
+      <w:headerReference w:type="default" r:id="rId15"/>
+      <w:footerReference w:type="even" r:id="rId16"/>
+      <w:footerReference w:type="default" r:id="rId17"/>
       <w:type w:val="continuous"/>
       <w:pgSz w:w="11907" w:h="16840" w:code="9"/>
       <w:pgMar w:top="1701" w:right="1134" w:bottom="1134" w:left="1418" w:header="964" w:footer="567" w:gutter="284"/>
@@ -8379,7 +8909,7 @@
 <w:ftr xmlns:wpc="http://schemas.microsoft.com/office/word/2010/wordprocessingCanvas" xmlns:cx="http://schemas.microsoft.com/office/drawing/2014/chartex" xmlns:cx1="http://schemas.microsoft.com/office/drawing/2015/9/8/chartex" xmlns:cx2="http://schemas.microsoft.com/office/drawing/2015/10/21/chartex" xmlns:cx3="http://schemas.microsoft.com/office/drawing/2016/5/9/chartex" xmlns:cx4="http://schemas.microsoft.com/office/drawing/2016/5/10/chartex" xmlns:cx5="http://schemas.microsoft.com/office/drawing/2016/5/11/chartex" xmlns:cx6="http://schemas.microsoft.com/office/drawing/2016/5/12/chartex" xmlns:cx7="http://schemas.microsoft.com/office/drawing/2016/5/13/chartex" xmlns:cx8="http://schemas.microsoft.com/office/drawing/2016/5/14/chartex" xmlns:mc="http://schemas.openxmlformats.org/markup-compatibility/2006" xmlns:aink="http://schemas.microsoft.com/office/drawing/2016/ink" xmlns:am3d="http://schemas.microsoft.com/office/drawing/2017/model3d" xmlns:o="urn:schemas-microsoft-com:office:office" xmlns:oel="http://schemas.microsoft.com/office/2019/extlst" xmlns:r="http://schemas.openxmlformats.org/officeDocument/2006/relationships" xmlns:m="http://schemas.openxmlformats.org/officeDocument/2006/math" xmlns:v="urn:schemas-microsoft-com:vml" xmlns:wp14="http://schemas.microsoft.com/office/word/2010/wordprocessingDrawing" xmlns:wp="http://schemas.openxmlformats.org/drawingml/2006/wordprocessingDrawing" xmlns:w10="urn:schemas-microsoft-com:office:word" xmlns:w="http://schemas.openxmlformats.org/wordprocessingml/2006/main" xmlns:w14="http://schemas.microsoft.com/office/word/2010/wordml" xmlns:w15="http://schemas.microsoft.com/office/word/2012/wordml" xmlns:w16cex="http://schemas.microsoft.com/office/word/2018/wordml/cex" xmlns:w16cid="http://schemas.microsoft.com/office/word/2016/wordml/cid" xmlns:w16="http://schemas.microsoft.com/office/word/2018/wordml" xmlns:w16du="http://schemas.microsoft.com/office/word/2023/wordml/word16du" xmlns:w16sdtdh="http://schemas.microsoft.com/office/word/2020/wordml/sdtdatahash" xmlns:w16sdtfl="http://schemas.microsoft.com/office/word/2024/wordml/sdtformatlock" xmlns:w16se="http://schemas.microsoft.com/office/word/2015/wordml/symex" xmlns:wpg="http://schemas.microsoft.com/office/word/2010/wordprocessingGroup" xmlns:wpi="http://schemas.microsoft.com/office/word/2010/wordprocessingInk" xmlns:wne="http://schemas.microsoft.com/office/word/2006/wordml" xmlns:wps="http://schemas.microsoft.com/office/word/2010/wordprocessingShape" mc:Ignorable="w14 w15 w16se w16cid w16 w16cex w16sdtdh w16sdtfl w16du wp14">
   <w:p>
     <w:pPr>
-      <w:pStyle w:val="Footer"/>
+      <w:pStyle w:val="Subsol"/>
       <w:ind w:right="360" w:firstLine="360"/>
     </w:pPr>
   </w:p>
@@ -8390,7 +8920,7 @@
 <w:ftr xmlns:wpc="http://schemas.microsoft.com/office/word/2010/wordprocessingCanvas" xmlns:cx="http://schemas.microsoft.com/office/drawing/2014/chartex" xmlns:cx1="http://schemas.microsoft.com/office/drawing/2015/9/8/chartex" xmlns:cx2="http://schemas.microsoft.com/office/drawing/2015/10/21/chartex" xmlns:cx3="http://schemas.microsoft.com/office/drawing/2016/5/9/chartex" xmlns:cx4="http://schemas.microsoft.com/office/drawing/2016/5/10/chartex" xmlns:cx5="http://schemas.microsoft.com/office/drawing/2016/5/11/chartex" xmlns:cx6="http://schemas.microsoft.com/office/drawing/2016/5/12/chartex" xmlns:cx7="http://schemas.microsoft.com/office/drawing/2016/5/13/chartex" xmlns:cx8="http://schemas.microsoft.com/office/drawing/2016/5/14/chartex" xmlns:mc="http://schemas.openxmlformats.org/markup-compatibility/2006" xmlns:aink="http://schemas.microsoft.com/office/drawing/2016/ink" xmlns:am3d="http://schemas.microsoft.com/office/drawing/2017/model3d" xmlns:o="urn:schemas-microsoft-com:office:office" xmlns:oel="http://schemas.microsoft.com/office/2019/extlst" xmlns:r="http://schemas.openxmlformats.org/officeDocument/2006/relationships" xmlns:m="http://schemas.openxmlformats.org/officeDocument/2006/math" xmlns:v="urn:schemas-microsoft-com:vml" xmlns:wp14="http://schemas.microsoft.com/office/word/2010/wordprocessingDrawing" xmlns:wp="http://schemas.openxmlformats.org/drawingml/2006/wordprocessingDrawing" xmlns:w10="urn:schemas-microsoft-com:office:word" xmlns:w="http://schemas.openxmlformats.org/wordprocessingml/2006/main" xmlns:w14="http://schemas.microsoft.com/office/word/2010/wordml" xmlns:w15="http://schemas.microsoft.com/office/word/2012/wordml" xmlns:w16cex="http://schemas.microsoft.com/office/word/2018/wordml/cex" xmlns:w16cid="http://schemas.microsoft.com/office/word/2016/wordml/cid" xmlns:w16="http://schemas.microsoft.com/office/word/2018/wordml" xmlns:w16du="http://schemas.microsoft.com/office/word/2023/wordml/word16du" xmlns:w16sdtdh="http://schemas.microsoft.com/office/word/2020/wordml/sdtdatahash" xmlns:w16sdtfl="http://schemas.microsoft.com/office/word/2024/wordml/sdtformatlock" xmlns:w16se="http://schemas.microsoft.com/office/word/2015/wordml/symex" xmlns:wpg="http://schemas.microsoft.com/office/word/2010/wordprocessingGroup" xmlns:wpi="http://schemas.microsoft.com/office/word/2010/wordprocessingInk" xmlns:wne="http://schemas.microsoft.com/office/word/2006/wordml" xmlns:wps="http://schemas.microsoft.com/office/word/2010/wordprocessingShape" mc:Ignorable="w14 w15 w16se w16cid w16 w16cex w16sdtdh w16sdtfl w16du wp14">
   <w:p>
     <w:pPr>
-      <w:pStyle w:val="Footer"/>
+      <w:pStyle w:val="Subsol"/>
       <w:ind w:right="360" w:firstLine="360"/>
     </w:pPr>
   </w:p>
@@ -8420,7 +8950,7 @@
 <w:hdr xmlns:wpc="http://schemas.microsoft.com/office/word/2010/wordprocessingCanvas" xmlns:cx="http://schemas.microsoft.com/office/drawing/2014/chartex" xmlns:cx1="http://schemas.microsoft.com/office/drawing/2015/9/8/chartex" xmlns:cx2="http://schemas.microsoft.com/office/drawing/2015/10/21/chartex" xmlns:cx3="http://schemas.microsoft.com/office/drawing/2016/5/9/chartex" xmlns:cx4="http://schemas.microsoft.com/office/drawing/2016/5/10/chartex" xmlns:cx5="http://schemas.microsoft.com/office/drawing/2016/5/11/chartex" xmlns:cx6="http://schemas.microsoft.com/office/drawing/2016/5/12/chartex" xmlns:cx7="http://schemas.microsoft.com/office/drawing/2016/5/13/chartex" xmlns:cx8="http://schemas.microsoft.com/office/drawing/2016/5/14/chartex" xmlns:mc="http://schemas.openxmlformats.org/markup-compatibility/2006" xmlns:aink="http://schemas.microsoft.com/office/drawing/2016/ink" xmlns:am3d="http://schemas.microsoft.com/office/drawing/2017/model3d" xmlns:o="urn:schemas-microsoft-com:office:office" xmlns:oel="http://schemas.microsoft.com/office/2019/extlst" xmlns:r="http://schemas.openxmlformats.org/officeDocument/2006/relationships" xmlns:m="http://schemas.openxmlformats.org/officeDocument/2006/math" xmlns:v="urn:schemas-microsoft-com:vml" xmlns:wp14="http://schemas.microsoft.com/office/word/2010/wordprocessingDrawing" xmlns:wp="http://schemas.openxmlformats.org/drawingml/2006/wordprocessingDrawing" xmlns:w10="urn:schemas-microsoft-com:office:word" xmlns:w="http://schemas.openxmlformats.org/wordprocessingml/2006/main" xmlns:w14="http://schemas.microsoft.com/office/word/2010/wordml" xmlns:w15="http://schemas.microsoft.com/office/word/2012/wordml" xmlns:w16cex="http://schemas.microsoft.com/office/word/2018/wordml/cex" xmlns:w16cid="http://schemas.microsoft.com/office/word/2016/wordml/cid" xmlns:w16="http://schemas.microsoft.com/office/word/2018/wordml" xmlns:w16du="http://schemas.microsoft.com/office/word/2023/wordml/word16du" xmlns:w16sdtdh="http://schemas.microsoft.com/office/word/2020/wordml/sdtdatahash" xmlns:w16sdtfl="http://schemas.microsoft.com/office/word/2024/wordml/sdtformatlock" xmlns:w16se="http://schemas.microsoft.com/office/word/2015/wordml/symex" xmlns:wpg="http://schemas.microsoft.com/office/word/2010/wordprocessingGroup" xmlns:wpi="http://schemas.microsoft.com/office/word/2010/wordprocessingInk" xmlns:wne="http://schemas.microsoft.com/office/word/2006/wordml" xmlns:wps="http://schemas.microsoft.com/office/word/2010/wordprocessingShape" mc:Ignorable="w14 w15 w16se w16cid w16 w16cex w16sdtdh w16sdtfl w16du wp14">
   <w:p>
     <w:pPr>
-      <w:pStyle w:val="Header"/>
+      <w:pStyle w:val="Antet"/>
       <w:pBdr>
         <w:bottom w:val="single" w:sz="4" w:space="1" w:color="auto"/>
       </w:pBdr>
@@ -8601,7 +9131,7 @@
 <w:hdr xmlns:wpc="http://schemas.microsoft.com/office/word/2010/wordprocessingCanvas" xmlns:cx="http://schemas.microsoft.com/office/drawing/2014/chartex" xmlns:cx1="http://schemas.microsoft.com/office/drawing/2015/9/8/chartex" xmlns:cx2="http://schemas.microsoft.com/office/drawing/2015/10/21/chartex" xmlns:cx3="http://schemas.microsoft.com/office/drawing/2016/5/9/chartex" xmlns:cx4="http://schemas.microsoft.com/office/drawing/2016/5/10/chartex" xmlns:cx5="http://schemas.microsoft.com/office/drawing/2016/5/11/chartex" xmlns:cx6="http://schemas.microsoft.com/office/drawing/2016/5/12/chartex" xmlns:cx7="http://schemas.microsoft.com/office/drawing/2016/5/13/chartex" xmlns:cx8="http://schemas.microsoft.com/office/drawing/2016/5/14/chartex" xmlns:mc="http://schemas.openxmlformats.org/markup-compatibility/2006" xmlns:aink="http://schemas.microsoft.com/office/drawing/2016/ink" xmlns:am3d="http://schemas.microsoft.com/office/drawing/2017/model3d" xmlns:o="urn:schemas-microsoft-com:office:office" xmlns:oel="http://schemas.microsoft.com/office/2019/extlst" xmlns:r="http://schemas.openxmlformats.org/officeDocument/2006/relationships" xmlns:m="http://schemas.openxmlformats.org/officeDocument/2006/math" xmlns:v="urn:schemas-microsoft-com:vml" xmlns:wp14="http://schemas.microsoft.com/office/word/2010/wordprocessingDrawing" xmlns:wp="http://schemas.openxmlformats.org/drawingml/2006/wordprocessingDrawing" xmlns:w10="urn:schemas-microsoft-com:office:word" xmlns:w="http://schemas.openxmlformats.org/wordprocessingml/2006/main" xmlns:w14="http://schemas.microsoft.com/office/word/2010/wordml" xmlns:w15="http://schemas.microsoft.com/office/word/2012/wordml" xmlns:w16cex="http://schemas.microsoft.com/office/word/2018/wordml/cex" xmlns:w16cid="http://schemas.microsoft.com/office/word/2016/wordml/cid" xmlns:w16="http://schemas.microsoft.com/office/word/2018/wordml" xmlns:w16du="http://schemas.microsoft.com/office/word/2023/wordml/word16du" xmlns:w16sdtdh="http://schemas.microsoft.com/office/word/2020/wordml/sdtdatahash" xmlns:w16sdtfl="http://schemas.microsoft.com/office/word/2024/wordml/sdtformatlock" xmlns:w16se="http://schemas.microsoft.com/office/word/2015/wordml/symex" xmlns:wpg="http://schemas.microsoft.com/office/word/2010/wordprocessingGroup" xmlns:wpi="http://schemas.microsoft.com/office/word/2010/wordprocessingInk" xmlns:wne="http://schemas.microsoft.com/office/word/2006/wordml" xmlns:wps="http://schemas.microsoft.com/office/word/2010/wordprocessingShape" mc:Ignorable="w14 w15 w16se w16cid w16 w16cex w16sdtdh w16sdtfl w16du wp14">
   <w:p>
     <w:pPr>
-      <w:pStyle w:val="Header"/>
+      <w:pStyle w:val="Antet"/>
       <w:pBdr>
         <w:bottom w:val="single" w:sz="4" w:space="1" w:color="auto"/>
       </w:pBdr>
@@ -14249,11 +14779,11 @@
       <w:lang w:val="en-GB" w:eastAsia="en-US"/>
     </w:rPr>
   </w:style>
-  <w:style w:type="paragraph" w:styleId="Heading1">
+  <w:style w:type="paragraph" w:styleId="Titlu1">
     <w:name w:val="heading 1"/>
     <w:basedOn w:val="Normal"/>
     <w:next w:val="Normal"/>
-    <w:link w:val="Heading1Char"/>
+    <w:link w:val="Titlu1Caracter"/>
     <w:uiPriority w:val="99"/>
     <w:qFormat/>
     <w:rsid w:val="00F0138E"/>
@@ -14267,11 +14797,11 @@
       <w:lang w:val="en-US"/>
     </w:rPr>
   </w:style>
-  <w:style w:type="paragraph" w:styleId="Heading2">
+  <w:style w:type="paragraph" w:styleId="Titlu2">
     <w:name w:val="heading 2"/>
     <w:basedOn w:val="Normal"/>
     <w:next w:val="Normal"/>
-    <w:link w:val="Heading2Char"/>
+    <w:link w:val="Titlu2Caracter"/>
     <w:uiPriority w:val="99"/>
     <w:qFormat/>
     <w:rsid w:val="00F0138E"/>
@@ -14289,11 +14819,11 @@
       <w:szCs w:val="28"/>
     </w:rPr>
   </w:style>
-  <w:style w:type="paragraph" w:styleId="Heading3">
+  <w:style w:type="paragraph" w:styleId="Titlu3">
     <w:name w:val="heading 3"/>
     <w:basedOn w:val="Normal"/>
     <w:next w:val="Normal"/>
-    <w:link w:val="Heading3Char"/>
+    <w:link w:val="Titlu3Caracter"/>
     <w:uiPriority w:val="99"/>
     <w:qFormat/>
     <w:rsid w:val="00072679"/>
@@ -14309,11 +14839,11 @@
       <w:szCs w:val="26"/>
     </w:rPr>
   </w:style>
-  <w:style w:type="paragraph" w:styleId="Heading4">
+  <w:style w:type="paragraph" w:styleId="Titlu4">
     <w:name w:val="heading 4"/>
     <w:basedOn w:val="Normal"/>
     <w:next w:val="Normal"/>
-    <w:link w:val="Heading4Char"/>
+    <w:link w:val="Titlu4Caracter"/>
     <w:uiPriority w:val="99"/>
     <w:qFormat/>
     <w:rsid w:val="00F0138E"/>
@@ -14328,12 +14858,12 @@
       <w:szCs w:val="20"/>
     </w:rPr>
   </w:style>
-  <w:style w:type="character" w:default="1" w:styleId="DefaultParagraphFont">
+  <w:style w:type="character" w:default="1" w:styleId="Fontdeparagrafimplicit">
     <w:name w:val="Default Paragraph Font"/>
     <w:uiPriority w:val="1"/>
     <w:unhideWhenUsed/>
   </w:style>
-  <w:style w:type="table" w:default="1" w:styleId="TableNormal">
+  <w:style w:type="table" w:default="1" w:styleId="TabelNormal">
     <w:name w:val="Normal Table"/>
     <w:uiPriority w:val="99"/>
     <w:semiHidden/>
@@ -14348,16 +14878,16 @@
       </w:tblCellMar>
     </w:tblPr>
   </w:style>
-  <w:style w:type="numbering" w:default="1" w:styleId="NoList">
+  <w:style w:type="numbering" w:default="1" w:styleId="FrListare">
     <w:name w:val="No List"/>
     <w:uiPriority w:val="99"/>
     <w:semiHidden/>
     <w:unhideWhenUsed/>
   </w:style>
-  <w:style w:type="character" w:customStyle="1" w:styleId="Heading1Char">
-    <w:name w:val="Heading 1 Char"/>
-    <w:basedOn w:val="DefaultParagraphFont"/>
-    <w:link w:val="Heading1"/>
+  <w:style w:type="character" w:customStyle="1" w:styleId="Titlu1Caracter">
+    <w:name w:val="Titlu 1 Caracter"/>
+    <w:basedOn w:val="Fontdeparagrafimplicit"/>
+    <w:link w:val="Titlu1"/>
     <w:uiPriority w:val="99"/>
     <w:locked/>
     <w:rsid w:val="008926CD"/>
@@ -14371,10 +14901,10 @@
       <w:lang w:val="en-GB"/>
     </w:rPr>
   </w:style>
-  <w:style w:type="character" w:customStyle="1" w:styleId="Heading2Char">
-    <w:name w:val="Heading 2 Char"/>
-    <w:basedOn w:val="DefaultParagraphFont"/>
-    <w:link w:val="Heading2"/>
+  <w:style w:type="character" w:customStyle="1" w:styleId="Titlu2Caracter">
+    <w:name w:val="Titlu 2 Caracter"/>
+    <w:basedOn w:val="Fontdeparagrafimplicit"/>
+    <w:link w:val="Titlu2"/>
     <w:uiPriority w:val="99"/>
     <w:semiHidden/>
     <w:locked/>
@@ -14390,10 +14920,10 @@
       <w:lang w:val="en-GB"/>
     </w:rPr>
   </w:style>
-  <w:style w:type="character" w:customStyle="1" w:styleId="Heading3Char">
-    <w:name w:val="Heading 3 Char"/>
-    <w:basedOn w:val="DefaultParagraphFont"/>
-    <w:link w:val="Heading3"/>
+  <w:style w:type="character" w:customStyle="1" w:styleId="Titlu3Caracter">
+    <w:name w:val="Titlu 3 Caracter"/>
+    <w:basedOn w:val="Fontdeparagrafimplicit"/>
+    <w:link w:val="Titlu3"/>
     <w:uiPriority w:val="99"/>
     <w:semiHidden/>
     <w:locked/>
@@ -14407,10 +14937,10 @@
       <w:lang w:val="en-GB"/>
     </w:rPr>
   </w:style>
-  <w:style w:type="character" w:customStyle="1" w:styleId="Heading4Char">
-    <w:name w:val="Heading 4 Char"/>
-    <w:basedOn w:val="DefaultParagraphFont"/>
-    <w:link w:val="Heading4"/>
+  <w:style w:type="character" w:customStyle="1" w:styleId="Titlu4Caracter">
+    <w:name w:val="Titlu 4 Caracter"/>
+    <w:basedOn w:val="Fontdeparagrafimplicit"/>
+    <w:link w:val="Titlu4"/>
     <w:uiPriority w:val="99"/>
     <w:semiHidden/>
     <w:locked/>
@@ -14424,20 +14954,20 @@
       <w:lang w:val="en-GB"/>
     </w:rPr>
   </w:style>
-  <w:style w:type="paragraph" w:styleId="BodyText">
+  <w:style w:type="paragraph" w:styleId="Corptext">
     <w:name w:val="Body Text"/>
     <w:basedOn w:val="Normal"/>
-    <w:link w:val="BodyTextChar"/>
+    <w:link w:val="CorptextCaracter"/>
     <w:uiPriority w:val="99"/>
     <w:rsid w:val="00F0138E"/>
     <w:pPr>
       <w:jc w:val="both"/>
     </w:pPr>
   </w:style>
-  <w:style w:type="character" w:customStyle="1" w:styleId="BodyTextChar">
-    <w:name w:val="Body Text Char"/>
-    <w:basedOn w:val="DefaultParagraphFont"/>
-    <w:link w:val="BodyText"/>
+  <w:style w:type="character" w:customStyle="1" w:styleId="CorptextCaracter">
+    <w:name w:val="Corp text Caracter"/>
+    <w:basedOn w:val="Fontdeparagrafimplicit"/>
+    <w:link w:val="Corptext"/>
     <w:uiPriority w:val="99"/>
     <w:semiHidden/>
     <w:locked/>
@@ -14450,7 +14980,7 @@
       <w:lang w:val="en-GB"/>
     </w:rPr>
   </w:style>
-  <w:style w:type="paragraph" w:styleId="Caption">
+  <w:style w:type="paragraph" w:styleId="Legend">
     <w:name w:val="caption"/>
     <w:basedOn w:val="Normal"/>
     <w:next w:val="Normal"/>
@@ -14467,10 +14997,10 @@
       <w:szCs w:val="20"/>
     </w:rPr>
   </w:style>
-  <w:style w:type="paragraph" w:styleId="FootnoteText">
+  <w:style w:type="paragraph" w:styleId="Textnotdesubsol">
     <w:name w:val="footnote text"/>
     <w:basedOn w:val="Normal"/>
-    <w:link w:val="FootnoteTextChar"/>
+    <w:link w:val="TextnotdesubsolCaracter"/>
     <w:uiPriority w:val="99"/>
     <w:semiHidden/>
     <w:rsid w:val="00F0138E"/>
@@ -14479,10 +15009,10 @@
       <w:szCs w:val="20"/>
     </w:rPr>
   </w:style>
-  <w:style w:type="character" w:customStyle="1" w:styleId="FootnoteTextChar">
-    <w:name w:val="Footnote Text Char"/>
-    <w:basedOn w:val="DefaultParagraphFont"/>
-    <w:link w:val="FootnoteText"/>
+  <w:style w:type="character" w:customStyle="1" w:styleId="TextnotdesubsolCaracter">
+    <w:name w:val="Text notă de subsol Caracter"/>
+    <w:basedOn w:val="Fontdeparagrafimplicit"/>
+    <w:link w:val="Textnotdesubsol"/>
     <w:uiPriority w:val="99"/>
     <w:semiHidden/>
     <w:locked/>
@@ -14495,9 +15025,9 @@
       <w:lang w:val="en-GB"/>
     </w:rPr>
   </w:style>
-  <w:style w:type="character" w:styleId="FootnoteReference">
+  <w:style w:type="character" w:styleId="Referinnotdesubsol">
     <w:name w:val="footnote reference"/>
-    <w:basedOn w:val="DefaultParagraphFont"/>
+    <w:basedOn w:val="Fontdeparagrafimplicit"/>
     <w:uiPriority w:val="99"/>
     <w:semiHidden/>
     <w:rsid w:val="00F0138E"/>
@@ -14506,10 +15036,10 @@
       <w:vertAlign w:val="superscript"/>
     </w:rPr>
   </w:style>
-  <w:style w:type="paragraph" w:styleId="BodyTextIndent">
+  <w:style w:type="paragraph" w:styleId="Indentcorptext">
     <w:name w:val="Body Text Indent"/>
     <w:basedOn w:val="Normal"/>
-    <w:link w:val="BodyTextIndentChar"/>
+    <w:link w:val="IndentcorptextCaracter"/>
     <w:uiPriority w:val="99"/>
     <w:rsid w:val="00072679"/>
     <w:pPr>
@@ -14517,10 +15047,10 @@
       <w:ind w:left="283"/>
     </w:pPr>
   </w:style>
-  <w:style w:type="character" w:customStyle="1" w:styleId="BodyTextIndentChar">
-    <w:name w:val="Body Text Indent Char"/>
-    <w:basedOn w:val="DefaultParagraphFont"/>
-    <w:link w:val="BodyTextIndent"/>
+  <w:style w:type="character" w:customStyle="1" w:styleId="IndentcorptextCaracter">
+    <w:name w:val="Indent corp text Caracter"/>
+    <w:basedOn w:val="Fontdeparagrafimplicit"/>
+    <w:link w:val="Indentcorptext"/>
     <w:uiPriority w:val="99"/>
     <w:semiHidden/>
     <w:locked/>
@@ -14533,9 +15063,9 @@
       <w:lang w:val="en-GB"/>
     </w:rPr>
   </w:style>
-  <w:style w:type="table" w:styleId="TableGrid">
+  <w:style w:type="table" w:styleId="Tabelgril">
     <w:name w:val="Table Grid"/>
-    <w:basedOn w:val="TableNormal"/>
+    <w:basedOn w:val="TabelNormal"/>
     <w:uiPriority w:val="99"/>
     <w:rsid w:val="00072679"/>
     <w:tblPr>
@@ -14551,7 +15081,7 @@
   </w:style>
   <w:style w:type="character" w:styleId="Hyperlink">
     <w:name w:val="Hyperlink"/>
-    <w:basedOn w:val="DefaultParagraphFont"/>
+    <w:basedOn w:val="Fontdeparagrafimplicit"/>
     <w:uiPriority w:val="99"/>
     <w:rsid w:val="00324F95"/>
     <w:rPr>
@@ -14560,9 +15090,9 @@
       <w:u w:val="single"/>
     </w:rPr>
   </w:style>
-  <w:style w:type="character" w:styleId="Emphasis">
+  <w:style w:type="character" w:styleId="Accentuat">
     <w:name w:val="Emphasis"/>
-    <w:basedOn w:val="DefaultParagraphFont"/>
+    <w:basedOn w:val="Fontdeparagrafimplicit"/>
     <w:uiPriority w:val="99"/>
     <w:qFormat/>
     <w:rsid w:val="004972C6"/>
@@ -14572,10 +15102,10 @@
       <w:iCs/>
     </w:rPr>
   </w:style>
-  <w:style w:type="paragraph" w:styleId="BodyText2">
+  <w:style w:type="paragraph" w:styleId="Corptext2">
     <w:name w:val="Body Text 2"/>
     <w:basedOn w:val="Normal"/>
-    <w:link w:val="BodyText2Char"/>
+    <w:link w:val="Corptext2Caracter"/>
     <w:uiPriority w:val="99"/>
     <w:rsid w:val="00D376E9"/>
     <w:pPr>
@@ -14586,10 +15116,10 @@
       <w:lang w:val="ro-RO"/>
     </w:rPr>
   </w:style>
-  <w:style w:type="character" w:customStyle="1" w:styleId="BodyText2Char">
-    <w:name w:val="Body Text 2 Char"/>
-    <w:basedOn w:val="DefaultParagraphFont"/>
-    <w:link w:val="BodyText2"/>
+  <w:style w:type="character" w:customStyle="1" w:styleId="Corptext2Caracter">
+    <w:name w:val="Corp text 2 Caracter"/>
+    <w:basedOn w:val="Fontdeparagrafimplicit"/>
+    <w:link w:val="Corptext2"/>
     <w:uiPriority w:val="99"/>
     <w:semiHidden/>
     <w:locked/>
@@ -14628,10 +15158,10 @@
       <w:lang w:val="ro-RO"/>
     </w:rPr>
   </w:style>
-  <w:style w:type="paragraph" w:styleId="BodyText3">
+  <w:style w:type="paragraph" w:styleId="Corptext3">
     <w:name w:val="Body Text 3"/>
     <w:basedOn w:val="Normal"/>
-    <w:link w:val="BodyText3Char"/>
+    <w:link w:val="Corptext3Caracter"/>
     <w:uiPriority w:val="99"/>
     <w:rsid w:val="00D376E9"/>
     <w:pPr>
@@ -14644,10 +15174,10 @@
       <w:lang w:val="ro-RO"/>
     </w:rPr>
   </w:style>
-  <w:style w:type="character" w:customStyle="1" w:styleId="BodyText3Char">
-    <w:name w:val="Body Text 3 Char"/>
-    <w:basedOn w:val="DefaultParagraphFont"/>
-    <w:link w:val="BodyText3"/>
+  <w:style w:type="character" w:customStyle="1" w:styleId="Corptext3Caracter">
+    <w:name w:val="Corp text 3 Caracter"/>
+    <w:basedOn w:val="Fontdeparagrafimplicit"/>
+    <w:link w:val="Corptext3"/>
     <w:uiPriority w:val="99"/>
     <w:semiHidden/>
     <w:locked/>
@@ -14660,9 +15190,9 @@
       <w:lang w:val="en-GB"/>
     </w:rPr>
   </w:style>
-  <w:style w:type="table" w:styleId="TableElegant">
+  <w:style w:type="table" w:styleId="TabelElegant">
     <w:name w:val="Table Elegant"/>
-    <w:basedOn w:val="TableNormal"/>
+    <w:basedOn w:val="TabelNormal"/>
     <w:uiPriority w:val="99"/>
     <w:rsid w:val="00D376E9"/>
     <w:tblPr>
@@ -14692,7 +15222,7 @@
   </w:style>
   <w:style w:type="character" w:customStyle="1" w:styleId="small-text1">
     <w:name w:val="small-text1"/>
-    <w:basedOn w:val="DefaultParagraphFont"/>
+    <w:basedOn w:val="Fontdeparagrafimplicit"/>
     <w:uiPriority w:val="99"/>
     <w:rsid w:val="00D376E9"/>
     <w:rPr>
@@ -14736,7 +15266,7 @@
   </w:style>
   <w:style w:type="character" w:customStyle="1" w:styleId="mediumb-text1">
     <w:name w:val="mediumb-text1"/>
-    <w:basedOn w:val="DefaultParagraphFont"/>
+    <w:basedOn w:val="Fontdeparagrafimplicit"/>
     <w:uiPriority w:val="99"/>
     <w:rsid w:val="00981678"/>
     <w:rPr>
@@ -14748,10 +15278,10 @@
       <w:szCs w:val="24"/>
     </w:rPr>
   </w:style>
-  <w:style w:type="paragraph" w:styleId="Footer">
+  <w:style w:type="paragraph" w:styleId="Subsol">
     <w:name w:val="footer"/>
     <w:basedOn w:val="Normal"/>
-    <w:link w:val="FooterChar"/>
+    <w:link w:val="SubsolCaracter"/>
     <w:uiPriority w:val="99"/>
     <w:rsid w:val="000B66AB"/>
     <w:pPr>
@@ -14761,10 +15291,10 @@
       </w:tabs>
     </w:pPr>
   </w:style>
-  <w:style w:type="character" w:customStyle="1" w:styleId="FooterChar">
-    <w:name w:val="Footer Char"/>
-    <w:basedOn w:val="DefaultParagraphFont"/>
-    <w:link w:val="Footer"/>
+  <w:style w:type="character" w:customStyle="1" w:styleId="SubsolCaracter">
+    <w:name w:val="Subsol Caracter"/>
+    <w:basedOn w:val="Fontdeparagrafimplicit"/>
+    <w:link w:val="Subsol"/>
     <w:uiPriority w:val="99"/>
     <w:semiHidden/>
     <w:locked/>
@@ -14777,19 +15307,19 @@
       <w:lang w:val="en-GB"/>
     </w:rPr>
   </w:style>
-  <w:style w:type="character" w:styleId="PageNumber">
+  <w:style w:type="character" w:styleId="Numrdepagin">
     <w:name w:val="page number"/>
-    <w:basedOn w:val="DefaultParagraphFont"/>
+    <w:basedOn w:val="Fontdeparagrafimplicit"/>
     <w:uiPriority w:val="99"/>
     <w:rsid w:val="000B66AB"/>
     <w:rPr>
       <w:rFonts w:cs="Times New Roman"/>
     </w:rPr>
   </w:style>
-  <w:style w:type="paragraph" w:styleId="Header">
+  <w:style w:type="paragraph" w:styleId="Antet">
     <w:name w:val="header"/>
     <w:basedOn w:val="Normal"/>
-    <w:link w:val="HeaderChar"/>
+    <w:link w:val="AntetCaracter"/>
     <w:uiPriority w:val="99"/>
     <w:rsid w:val="000465F9"/>
     <w:pPr>
@@ -14799,10 +15329,10 @@
       </w:tabs>
     </w:pPr>
   </w:style>
-  <w:style w:type="character" w:customStyle="1" w:styleId="HeaderChar">
-    <w:name w:val="Header Char"/>
-    <w:basedOn w:val="DefaultParagraphFont"/>
-    <w:link w:val="Header"/>
+  <w:style w:type="character" w:customStyle="1" w:styleId="AntetCaracter">
+    <w:name w:val="Antet Caracter"/>
+    <w:basedOn w:val="Fontdeparagrafimplicit"/>
+    <w:link w:val="Antet"/>
     <w:uiPriority w:val="99"/>
     <w:locked/>
     <w:rsid w:val="001304A3"/>
@@ -14814,10 +15344,10 @@
       <w:lang w:val="en-GB" w:eastAsia="en-US" w:bidi="ar-SA"/>
     </w:rPr>
   </w:style>
-  <w:style w:type="paragraph" w:styleId="BalloonText">
+  <w:style w:type="paragraph" w:styleId="TextnBalon">
     <w:name w:val="Balloon Text"/>
     <w:basedOn w:val="Normal"/>
-    <w:link w:val="BalloonTextChar"/>
+    <w:link w:val="TextnBalonCaracter"/>
     <w:uiPriority w:val="99"/>
     <w:rsid w:val="00E17418"/>
     <w:rPr>
@@ -14826,10 +15356,10 @@
       <w:szCs w:val="16"/>
     </w:rPr>
   </w:style>
-  <w:style w:type="character" w:customStyle="1" w:styleId="BalloonTextChar">
-    <w:name w:val="Balloon Text Char"/>
-    <w:basedOn w:val="DefaultParagraphFont"/>
-    <w:link w:val="BalloonText"/>
+  <w:style w:type="character" w:customStyle="1" w:styleId="TextnBalonCaracter">
+    <w:name w:val="Text în Balon Caracter"/>
+    <w:basedOn w:val="Fontdeparagrafimplicit"/>
+    <w:link w:val="TextnBalon"/>
     <w:uiPriority w:val="99"/>
     <w:locked/>
     <w:rsid w:val="00E17418"/>
@@ -14841,9 +15371,9 @@
       <w:lang w:val="en-GB" w:eastAsia="en-US"/>
     </w:rPr>
   </w:style>
-  <w:style w:type="table" w:styleId="TableGrid1">
+  <w:style w:type="table" w:styleId="TabelGril1">
     <w:name w:val="Table Grid 1"/>
-    <w:basedOn w:val="TableNormal"/>
+    <w:basedOn w:val="TabelNormal"/>
     <w:uiPriority w:val="99"/>
     <w:rsid w:val="005C6FFA"/>
     <w:tblPr>
@@ -14885,9 +15415,9 @@
       </w:tcPr>
     </w:tblStylePr>
   </w:style>
-  <w:style w:type="character" w:styleId="Strong">
+  <w:style w:type="character" w:styleId="Robust">
     <w:name w:val="Strong"/>
-    <w:basedOn w:val="DefaultParagraphFont"/>
+    <w:basedOn w:val="Fontdeparagrafimplicit"/>
     <w:uiPriority w:val="99"/>
     <w:qFormat/>
     <w:locked/>
@@ -14919,7 +15449,7 @@
   </w:style>
   <w:style w:type="character" w:customStyle="1" w:styleId="IEEEParagraphChar">
     <w:name w:val="IEEE Paragraph Char"/>
-    <w:basedOn w:val="DefaultParagraphFont"/>
+    <w:basedOn w:val="Fontdeparagrafimplicit"/>
     <w:link w:val="IEEEParagraph"/>
     <w:uiPriority w:val="99"/>
     <w:locked/>
@@ -14969,7 +15499,7 @@
       </w:numPr>
     </w:pPr>
   </w:style>
-  <w:style w:type="paragraph" w:styleId="Bibliography">
+  <w:style w:type="paragraph" w:styleId="Bibliografie">
     <w:name w:val="Bibliography"/>
     <w:basedOn w:val="Normal"/>
     <w:next w:val="Normal"/>
@@ -14977,9 +15507,9 @@
     <w:unhideWhenUsed/>
     <w:rsid w:val="008D0E8D"/>
   </w:style>
-  <w:style w:type="character" w:styleId="PlaceholderText">
+  <w:style w:type="character" w:styleId="Textsubstituent">
     <w:name w:val="Placeholder Text"/>
-    <w:basedOn w:val="DefaultParagraphFont"/>
+    <w:basedOn w:val="Fontdeparagrafimplicit"/>
     <w:uiPriority w:val="99"/>
     <w:semiHidden/>
     <w:rsid w:val="00FF6DE0"/>
@@ -14987,9 +15517,9 @@
       <w:color w:val="666666"/>
     </w:rPr>
   </w:style>
-  <w:style w:type="character" w:styleId="HTMLCode">
+  <w:style w:type="character" w:styleId="CodHTML">
     <w:name w:val="HTML Code"/>
-    <w:basedOn w:val="DefaultParagraphFont"/>
+    <w:basedOn w:val="Fontdeparagrafimplicit"/>
     <w:uiPriority w:val="99"/>
     <w:semiHidden/>
     <w:unhideWhenUsed/>

--- a/doc/journal_paper.docx
+++ b/doc/journal_paper.docx
@@ -4,7 +4,7 @@
   <w:body>
     <w:p>
       <w:pPr>
-        <w:pStyle w:val="Titlu1"/>
+        <w:pStyle w:val="Heading1"/>
         <w:keepNext w:val="0"/>
         <w:widowControl w:val="0"/>
         <w:ind w:firstLine="720"/>
@@ -20,14 +20,22 @@
           <w:sz w:val="28"/>
           <w:szCs w:val="28"/>
         </w:rPr>
-        <w:t xml:space="preserve">Detecting AI-Generated Product Reviews </w:t>
+        <w:t>Detecting AI-Generated Product Reviews</w:t>
+      </w:r>
+      <w:r>
+        <w:rPr>
+          <w:sz w:val="28"/>
+          <w:szCs w:val="28"/>
+        </w:rPr>
+        <w:t xml:space="preserve"> </w:t>
       </w:r>
     </w:p>
     <w:p>
       <w:pPr>
-        <w:pStyle w:val="Titlu1"/>
+        <w:pStyle w:val="Heading1"/>
         <w:keepNext w:val="0"/>
         <w:widowControl w:val="0"/>
+        <w:ind w:firstLine="720"/>
         <w:jc w:val="center"/>
         <w:rPr>
           <w:sz w:val="28"/>
@@ -602,7 +610,49 @@
         <w:rPr>
           <w:lang w:val="en-US"/>
         </w:rPr>
-        <w:t xml:space="preserve"> with artificially generated content obtained using a large language model, followed by a preprocessing stage aimed at removing noise and standardizing the input data. The classification task is addressed using a TF-IDF representation and a linear Support Vector Machine model, selected for its simplicity and effectiveness in high-dimensional text spaces. In addition, an explainability component based on SHAP is introduced to analyze the contribution of </w:t>
+        <w:t xml:space="preserve"> with artificially generated content obtained using a large language model, followed by a preprocessing stage aimed at removing noise and standardizing the input data. The classification task is addressed using a </w:t>
+      </w:r>
+      <w:r>
+        <w:rPr>
+          <w:i/>
+          <w:iCs/>
+          <w:lang w:val="en-US"/>
+        </w:rPr>
+        <w:t>TF-IDF</w:t>
+      </w:r>
+      <w:r>
+        <w:rPr>
+          <w:lang w:val="en-US"/>
+        </w:rPr>
+        <w:t xml:space="preserve"> representation and a </w:t>
+      </w:r>
+      <w:r>
+        <w:rPr>
+          <w:i/>
+          <w:iCs/>
+          <w:lang w:val="en-US"/>
+        </w:rPr>
+        <w:t>linear Support Vector Machine</w:t>
+      </w:r>
+      <w:r>
+        <w:rPr>
+          <w:lang w:val="en-US"/>
+        </w:rPr>
+        <w:t xml:space="preserve"> model, selected for its simplicity and effectiveness in high-dimensional text spaces. In addition, an explainability component based on </w:t>
+      </w:r>
+      <w:r>
+        <w:rPr>
+          <w:i/>
+          <w:iCs/>
+          <w:lang w:val="en-US"/>
+        </w:rPr>
+        <w:t>SHAP</w:t>
+      </w:r>
+      <w:r>
+        <w:rPr>
+          <w:lang w:val="en-US"/>
+        </w:rPr>
+        <w:t xml:space="preserve"> is introduced to analyze the contribution of </w:t>
       </w:r>
       <w:r>
         <w:rPr>
@@ -877,25 +927,38 @@
           <w:bCs w:val="0"/>
           <w:lang w:val="en-US"/>
         </w:rPr>
-        <w:t xml:space="preserve">[8], [17]. At the same time, many contributions remain primarily oriented toward classification performance, whereas the linguistic factors underlying model decisions are discussed less systematically [9], [10], [18]. Against this background, the present study is positioned at the intersection of e-commerce review analytics, AI-generated content detection, and explainable machine learning, with an emphasis on simple and reproducible text classification models applied to a dataset combining real reviews and LLM-generated </w:t>
-      </w:r>
-      <w:r>
-        <w:rPr>
-          <w:bCs w:val="0"/>
-          <w:lang w:val="en-US"/>
-        </w:rPr>
-        <w:lastRenderedPageBreak/>
-        <w:t>content [11].</w:t>
-      </w:r>
-    </w:p>
-    <w:p>
-      <w:pPr>
-        <w:widowControl w:val="0"/>
-        <w:rPr>
-          <w:bCs w:val="0"/>
-          <w:lang w:val="en-US"/>
-        </w:rPr>
-      </w:pPr>
+        <w:t xml:space="preserve">[8], [17]. </w:t>
+      </w:r>
+      <w:r>
+        <w:rPr>
+          <w:bCs w:val="0"/>
+          <w:lang w:val="en-US"/>
+        </w:rPr>
+        <w:t>M</w:t>
+      </w:r>
+      <w:r>
+        <w:rPr>
+          <w:bCs w:val="0"/>
+          <w:lang w:val="en-US"/>
+        </w:rPr>
+        <w:t xml:space="preserve">any contributions remain primarily oriented toward classification performance, whereas the linguistic factors underlying model decisions are discussed less systematically [9], [10], [18]. Against this background, the present study is positioned at the intersection of e-commerce review analytics, AI-generated content detection, and explainable machine learning, with an emphasis on simple and reproducible text classification models applied to a dataset combining real reviews and </w:t>
+      </w:r>
+      <w:r>
+        <w:rPr>
+          <w:bCs w:val="0"/>
+          <w:i/>
+          <w:iCs/>
+          <w:lang w:val="en-US"/>
+        </w:rPr>
+        <w:t>LLM</w:t>
+      </w:r>
+      <w:r>
+        <w:rPr>
+          <w:bCs w:val="0"/>
+          <w:lang w:val="en-US"/>
+        </w:rPr>
+        <w:t>-generated content [11].</w:t>
+      </w:r>
     </w:p>
     <w:bookmarkEnd w:id="0"/>
     <w:bookmarkEnd w:id="1"/>
@@ -920,6 +983,7 @@
           <w:b/>
           <w:lang w:val="en-US"/>
         </w:rPr>
+        <w:lastRenderedPageBreak/>
         <w:t>3</w:t>
       </w:r>
       <w:r>
@@ -1141,7 +1205,21 @@
           <w:bCs w:val="0"/>
           <w:lang w:val="en-US"/>
         </w:rPr>
-        <w:t>contains 5,893 samples, including 3,000 real reviews and 2,893 AI-generated reviews.</w:t>
+        <w:t>contains 5</w:t>
+      </w:r>
+      <w:r>
+        <w:rPr>
+          <w:bCs w:val="0"/>
+          <w:lang w:val="en-US"/>
+        </w:rPr>
+        <w:t>,</w:t>
+      </w:r>
+      <w:r>
+        <w:rPr>
+          <w:bCs w:val="0"/>
+          <w:lang w:val="en-US"/>
+        </w:rPr>
+        <w:t>893 samples, including 3,000 real reviews and 2,893 AI-generated reviews.</w:t>
       </w:r>
     </w:p>
     <w:p>
@@ -1181,7 +1259,7 @@
     </w:p>
     <w:tbl>
       <w:tblPr>
-        <w:tblStyle w:val="Tabelgril"/>
+        <w:tblStyle w:val="TableGrid"/>
         <w:tblW w:w="0" w:type="auto"/>
         <w:tblInd w:w="3685" w:type="dxa"/>
         <w:tblLayout w:type="fixed"/>
@@ -1607,7 +1685,7 @@
     </w:p>
     <w:tbl>
       <w:tblPr>
-        <w:tblStyle w:val="Tabelgril"/>
+        <w:tblStyle w:val="TableGrid"/>
         <w:tblW w:w="0" w:type="auto"/>
         <w:tblInd w:w="279" w:type="dxa"/>
         <w:tblLook w:val="04A0" w:firstRow="1" w:lastRow="0" w:firstColumn="1" w:lastColumn="0" w:noHBand="0" w:noVBand="1"/>
@@ -2143,7 +2221,7 @@
     </w:p>
     <w:tbl>
       <w:tblPr>
-        <w:tblStyle w:val="Tabelgril"/>
+        <w:tblStyle w:val="TableGrid"/>
         <w:tblW w:w="0" w:type="auto"/>
         <w:tblLook w:val="04A0" w:firstRow="1" w:lastRow="0" w:firstColumn="1" w:lastColumn="0" w:noHBand="0" w:noVBand="1"/>
       </w:tblPr>
@@ -2941,7 +3019,7 @@
     </w:p>
     <w:tbl>
       <w:tblPr>
-        <w:tblStyle w:val="Tabelgril"/>
+        <w:tblStyle w:val="TableGrid"/>
         <w:tblW w:w="0" w:type="auto"/>
         <w:tblBorders>
           <w:top w:val="none" w:sz="0" w:space="0" w:color="auto"/>
@@ -4208,7 +4286,17 @@
       </w:r>
       <w:proofErr w:type="gramEnd"/>
       <w:r>
-        <w:t xml:space="preserve"> examine the effect of the TF-IDF n-gram configuration, by comparing unigram-only and unigram–bigram representations for the lexical models.</w:t>
+        <w:t xml:space="preserve"> examine the effect of the </w:t>
+      </w:r>
+      <w:r>
+        <w:rPr>
+          <w:i/>
+          <w:iCs/>
+        </w:rPr>
+        <w:t>TF-IDF</w:t>
+      </w:r>
+      <w:r>
+        <w:t xml:space="preserve"> n-gram configuration, by comparing unigram-only and unigram–bigram representations for the lexical models.</w:t>
       </w:r>
     </w:p>
     <w:p>
@@ -4356,7 +4444,7 @@
     </w:p>
     <w:tbl>
       <w:tblPr>
-        <w:tblStyle w:val="Tabelgril"/>
+        <w:tblStyle w:val="TableGrid"/>
         <w:tblW w:w="0" w:type="auto"/>
         <w:tblLook w:val="04A0" w:firstRow="1" w:lastRow="0" w:firstColumn="1" w:lastColumn="0" w:noHBand="0" w:noVBand="1"/>
       </w:tblPr>
@@ -5228,7 +5316,7 @@
     </w:p>
     <w:tbl>
       <w:tblPr>
-        <w:tblStyle w:val="Tabelgril"/>
+        <w:tblStyle w:val="TableGrid"/>
         <w:tblW w:w="0" w:type="auto"/>
         <w:tblLook w:val="04A0" w:firstRow="1" w:lastRow="0" w:firstColumn="1" w:lastColumn="0" w:noHBand="0" w:noVBand="1"/>
       </w:tblPr>
@@ -5895,7 +5983,7 @@
     </w:p>
     <w:tbl>
       <w:tblPr>
-        <w:tblStyle w:val="Tabelgril"/>
+        <w:tblStyle w:val="TableGrid"/>
         <w:tblW w:w="0" w:type="auto"/>
         <w:jc w:val="center"/>
         <w:tblLook w:val="04A0" w:firstRow="1" w:lastRow="0" w:firstColumn="1" w:lastColumn="0" w:noHBand="0" w:noVBand="1"/>
@@ -6270,7 +6358,10 @@
               </w:rPr>
             </w:pPr>
             <w:r>
-              <w:t>bigrams</w:t>
+              <w:t>B</w:t>
+            </w:r>
+            <w:r>
+              <w:t>igrams</w:t>
             </w:r>
           </w:p>
         </w:tc>
@@ -6556,7 +6647,10 @@
               </w:rPr>
             </w:pPr>
             <w:r>
-              <w:t>bigrams</w:t>
+              <w:t>B</w:t>
+            </w:r>
+            <w:r>
+              <w:t>igrams</w:t>
             </w:r>
           </w:p>
         </w:tc>
@@ -7359,7 +7453,17 @@
         <w:t>recommend</w:t>
       </w:r>
       <w:r>
-        <w:t xml:space="preserve"> have the strongest effect. A smaller number of terms, such as smells, contribute </w:t>
+        <w:t xml:space="preserve"> have the strongest effect. A smaller number of terms, such as </w:t>
+      </w:r>
+      <w:r>
+        <w:rPr>
+          <w:i/>
+          <w:iCs/>
+        </w:rPr>
+        <w:t>smells</w:t>
+      </w:r>
+      <w:r>
+        <w:t xml:space="preserve">, contribute </w:t>
       </w:r>
       <w:proofErr w:type="gramStart"/>
       <w:r>
@@ -7367,7 +7471,17 @@
       </w:r>
       <w:proofErr w:type="gramEnd"/>
       <w:r>
-        <w:t xml:space="preserve"> the opposite direction, but their influence is insufficient to alter the final decision. This example is consistent with the global SHAP analysis and further suggests that the classifier relies mainly on short lexical and stylistic cues characteristic of generated reviews.</w:t>
+        <w:t xml:space="preserve"> the opposite direction, but their influence is insufficient to alter the final decision. This example is consistent with the global </w:t>
+      </w:r>
+      <w:r>
+        <w:rPr>
+          <w:i/>
+          <w:iCs/>
+        </w:rPr>
+        <w:t>SHAP</w:t>
+      </w:r>
+      <w:r>
+        <w:t xml:space="preserve"> analysis and further suggests that the classifier relies mainly on short lexical and stylistic cues characteristic of generated reviews.</w:t>
       </w:r>
     </w:p>
     <w:p>
@@ -8569,7 +8683,7 @@
     </w:p>
     <w:tbl>
       <w:tblPr>
-        <w:tblStyle w:val="Tabelgril"/>
+        <w:tblStyle w:val="TableGrid"/>
         <w:tblW w:w="0" w:type="auto"/>
         <w:tblBorders>
           <w:top w:val="none" w:sz="0" w:space="0" w:color="auto"/>
@@ -8909,7 +9023,7 @@
 <w:ftr xmlns:wpc="http://schemas.microsoft.com/office/word/2010/wordprocessingCanvas" xmlns:cx="http://schemas.microsoft.com/office/drawing/2014/chartex" xmlns:cx1="http://schemas.microsoft.com/office/drawing/2015/9/8/chartex" xmlns:cx2="http://schemas.microsoft.com/office/drawing/2015/10/21/chartex" xmlns:cx3="http://schemas.microsoft.com/office/drawing/2016/5/9/chartex" xmlns:cx4="http://schemas.microsoft.com/office/drawing/2016/5/10/chartex" xmlns:cx5="http://schemas.microsoft.com/office/drawing/2016/5/11/chartex" xmlns:cx6="http://schemas.microsoft.com/office/drawing/2016/5/12/chartex" xmlns:cx7="http://schemas.microsoft.com/office/drawing/2016/5/13/chartex" xmlns:cx8="http://schemas.microsoft.com/office/drawing/2016/5/14/chartex" xmlns:mc="http://schemas.openxmlformats.org/markup-compatibility/2006" xmlns:aink="http://schemas.microsoft.com/office/drawing/2016/ink" xmlns:am3d="http://schemas.microsoft.com/office/drawing/2017/model3d" xmlns:o="urn:schemas-microsoft-com:office:office" xmlns:oel="http://schemas.microsoft.com/office/2019/extlst" xmlns:r="http://schemas.openxmlformats.org/officeDocument/2006/relationships" xmlns:m="http://schemas.openxmlformats.org/officeDocument/2006/math" xmlns:v="urn:schemas-microsoft-com:vml" xmlns:wp14="http://schemas.microsoft.com/office/word/2010/wordprocessingDrawing" xmlns:wp="http://schemas.openxmlformats.org/drawingml/2006/wordprocessingDrawing" xmlns:w10="urn:schemas-microsoft-com:office:word" xmlns:w="http://schemas.openxmlformats.org/wordprocessingml/2006/main" xmlns:w14="http://schemas.microsoft.com/office/word/2010/wordml" xmlns:w15="http://schemas.microsoft.com/office/word/2012/wordml" xmlns:w16cex="http://schemas.microsoft.com/office/word/2018/wordml/cex" xmlns:w16cid="http://schemas.microsoft.com/office/word/2016/wordml/cid" xmlns:w16="http://schemas.microsoft.com/office/word/2018/wordml" xmlns:w16du="http://schemas.microsoft.com/office/word/2023/wordml/word16du" xmlns:w16sdtdh="http://schemas.microsoft.com/office/word/2020/wordml/sdtdatahash" xmlns:w16sdtfl="http://schemas.microsoft.com/office/word/2024/wordml/sdtformatlock" xmlns:w16se="http://schemas.microsoft.com/office/word/2015/wordml/symex" xmlns:wpg="http://schemas.microsoft.com/office/word/2010/wordprocessingGroup" xmlns:wpi="http://schemas.microsoft.com/office/word/2010/wordprocessingInk" xmlns:wne="http://schemas.microsoft.com/office/word/2006/wordml" xmlns:wps="http://schemas.microsoft.com/office/word/2010/wordprocessingShape" mc:Ignorable="w14 w15 w16se w16cid w16 w16cex w16sdtdh w16sdtfl w16du wp14">
   <w:p>
     <w:pPr>
-      <w:pStyle w:val="Subsol"/>
+      <w:pStyle w:val="Footer"/>
       <w:ind w:right="360" w:firstLine="360"/>
     </w:pPr>
   </w:p>
@@ -8920,7 +9034,7 @@
 <w:ftr xmlns:wpc="http://schemas.microsoft.com/office/word/2010/wordprocessingCanvas" xmlns:cx="http://schemas.microsoft.com/office/drawing/2014/chartex" xmlns:cx1="http://schemas.microsoft.com/office/drawing/2015/9/8/chartex" xmlns:cx2="http://schemas.microsoft.com/office/drawing/2015/10/21/chartex" xmlns:cx3="http://schemas.microsoft.com/office/drawing/2016/5/9/chartex" xmlns:cx4="http://schemas.microsoft.com/office/drawing/2016/5/10/chartex" xmlns:cx5="http://schemas.microsoft.com/office/drawing/2016/5/11/chartex" xmlns:cx6="http://schemas.microsoft.com/office/drawing/2016/5/12/chartex" xmlns:cx7="http://schemas.microsoft.com/office/drawing/2016/5/13/chartex" xmlns:cx8="http://schemas.microsoft.com/office/drawing/2016/5/14/chartex" xmlns:mc="http://schemas.openxmlformats.org/markup-compatibility/2006" xmlns:aink="http://schemas.microsoft.com/office/drawing/2016/ink" xmlns:am3d="http://schemas.microsoft.com/office/drawing/2017/model3d" xmlns:o="urn:schemas-microsoft-com:office:office" xmlns:oel="http://schemas.microsoft.com/office/2019/extlst" xmlns:r="http://schemas.openxmlformats.org/officeDocument/2006/relationships" xmlns:m="http://schemas.openxmlformats.org/officeDocument/2006/math" xmlns:v="urn:schemas-microsoft-com:vml" xmlns:wp14="http://schemas.microsoft.com/office/word/2010/wordprocessingDrawing" xmlns:wp="http://schemas.openxmlformats.org/drawingml/2006/wordprocessingDrawing" xmlns:w10="urn:schemas-microsoft-com:office:word" xmlns:w="http://schemas.openxmlformats.org/wordprocessingml/2006/main" xmlns:w14="http://schemas.microsoft.com/office/word/2010/wordml" xmlns:w15="http://schemas.microsoft.com/office/word/2012/wordml" xmlns:w16cex="http://schemas.microsoft.com/office/word/2018/wordml/cex" xmlns:w16cid="http://schemas.microsoft.com/office/word/2016/wordml/cid" xmlns:w16="http://schemas.microsoft.com/office/word/2018/wordml" xmlns:w16du="http://schemas.microsoft.com/office/word/2023/wordml/word16du" xmlns:w16sdtdh="http://schemas.microsoft.com/office/word/2020/wordml/sdtdatahash" xmlns:w16sdtfl="http://schemas.microsoft.com/office/word/2024/wordml/sdtformatlock" xmlns:w16se="http://schemas.microsoft.com/office/word/2015/wordml/symex" xmlns:wpg="http://schemas.microsoft.com/office/word/2010/wordprocessingGroup" xmlns:wpi="http://schemas.microsoft.com/office/word/2010/wordprocessingInk" xmlns:wne="http://schemas.microsoft.com/office/word/2006/wordml" xmlns:wps="http://schemas.microsoft.com/office/word/2010/wordprocessingShape" mc:Ignorable="w14 w15 w16se w16cid w16 w16cex w16sdtdh w16sdtfl w16du wp14">
   <w:p>
     <w:pPr>
-      <w:pStyle w:val="Subsol"/>
+      <w:pStyle w:val="Footer"/>
       <w:ind w:right="360" w:firstLine="360"/>
     </w:pPr>
   </w:p>
@@ -8950,7 +9064,7 @@
 <w:hdr xmlns:wpc="http://schemas.microsoft.com/office/word/2010/wordprocessingCanvas" xmlns:cx="http://schemas.microsoft.com/office/drawing/2014/chartex" xmlns:cx1="http://schemas.microsoft.com/office/drawing/2015/9/8/chartex" xmlns:cx2="http://schemas.microsoft.com/office/drawing/2015/10/21/chartex" xmlns:cx3="http://schemas.microsoft.com/office/drawing/2016/5/9/chartex" xmlns:cx4="http://schemas.microsoft.com/office/drawing/2016/5/10/chartex" xmlns:cx5="http://schemas.microsoft.com/office/drawing/2016/5/11/chartex" xmlns:cx6="http://schemas.microsoft.com/office/drawing/2016/5/12/chartex" xmlns:cx7="http://schemas.microsoft.com/office/drawing/2016/5/13/chartex" xmlns:cx8="http://schemas.microsoft.com/office/drawing/2016/5/14/chartex" xmlns:mc="http://schemas.openxmlformats.org/markup-compatibility/2006" xmlns:aink="http://schemas.microsoft.com/office/drawing/2016/ink" xmlns:am3d="http://schemas.microsoft.com/office/drawing/2017/model3d" xmlns:o="urn:schemas-microsoft-com:office:office" xmlns:oel="http://schemas.microsoft.com/office/2019/extlst" xmlns:r="http://schemas.openxmlformats.org/officeDocument/2006/relationships" xmlns:m="http://schemas.openxmlformats.org/officeDocument/2006/math" xmlns:v="urn:schemas-microsoft-com:vml" xmlns:wp14="http://schemas.microsoft.com/office/word/2010/wordprocessingDrawing" xmlns:wp="http://schemas.openxmlformats.org/drawingml/2006/wordprocessingDrawing" xmlns:w10="urn:schemas-microsoft-com:office:word" xmlns:w="http://schemas.openxmlformats.org/wordprocessingml/2006/main" xmlns:w14="http://schemas.microsoft.com/office/word/2010/wordml" xmlns:w15="http://schemas.microsoft.com/office/word/2012/wordml" xmlns:w16cex="http://schemas.microsoft.com/office/word/2018/wordml/cex" xmlns:w16cid="http://schemas.microsoft.com/office/word/2016/wordml/cid" xmlns:w16="http://schemas.microsoft.com/office/word/2018/wordml" xmlns:w16du="http://schemas.microsoft.com/office/word/2023/wordml/word16du" xmlns:w16sdtdh="http://schemas.microsoft.com/office/word/2020/wordml/sdtdatahash" xmlns:w16sdtfl="http://schemas.microsoft.com/office/word/2024/wordml/sdtformatlock" xmlns:w16se="http://schemas.microsoft.com/office/word/2015/wordml/symex" xmlns:wpg="http://schemas.microsoft.com/office/word/2010/wordprocessingGroup" xmlns:wpi="http://schemas.microsoft.com/office/word/2010/wordprocessingInk" xmlns:wne="http://schemas.microsoft.com/office/word/2006/wordml" xmlns:wps="http://schemas.microsoft.com/office/word/2010/wordprocessingShape" mc:Ignorable="w14 w15 w16se w16cid w16 w16cex w16sdtdh w16sdtfl w16du wp14">
   <w:p>
     <w:pPr>
-      <w:pStyle w:val="Antet"/>
+      <w:pStyle w:val="Header"/>
       <w:pBdr>
         <w:bottom w:val="single" w:sz="4" w:space="1" w:color="auto"/>
       </w:pBdr>
@@ -9131,7 +9245,7 @@
 <w:hdr xmlns:wpc="http://schemas.microsoft.com/office/word/2010/wordprocessingCanvas" xmlns:cx="http://schemas.microsoft.com/office/drawing/2014/chartex" xmlns:cx1="http://schemas.microsoft.com/office/drawing/2015/9/8/chartex" xmlns:cx2="http://schemas.microsoft.com/office/drawing/2015/10/21/chartex" xmlns:cx3="http://schemas.microsoft.com/office/drawing/2016/5/9/chartex" xmlns:cx4="http://schemas.microsoft.com/office/drawing/2016/5/10/chartex" xmlns:cx5="http://schemas.microsoft.com/office/drawing/2016/5/11/chartex" xmlns:cx6="http://schemas.microsoft.com/office/drawing/2016/5/12/chartex" xmlns:cx7="http://schemas.microsoft.com/office/drawing/2016/5/13/chartex" xmlns:cx8="http://schemas.microsoft.com/office/drawing/2016/5/14/chartex" xmlns:mc="http://schemas.openxmlformats.org/markup-compatibility/2006" xmlns:aink="http://schemas.microsoft.com/office/drawing/2016/ink" xmlns:am3d="http://schemas.microsoft.com/office/drawing/2017/model3d" xmlns:o="urn:schemas-microsoft-com:office:office" xmlns:oel="http://schemas.microsoft.com/office/2019/extlst" xmlns:r="http://schemas.openxmlformats.org/officeDocument/2006/relationships" xmlns:m="http://schemas.openxmlformats.org/officeDocument/2006/math" xmlns:v="urn:schemas-microsoft-com:vml" xmlns:wp14="http://schemas.microsoft.com/office/word/2010/wordprocessingDrawing" xmlns:wp="http://schemas.openxmlformats.org/drawingml/2006/wordprocessingDrawing" xmlns:w10="urn:schemas-microsoft-com:office:word" xmlns:w="http://schemas.openxmlformats.org/wordprocessingml/2006/main" xmlns:w14="http://schemas.microsoft.com/office/word/2010/wordml" xmlns:w15="http://schemas.microsoft.com/office/word/2012/wordml" xmlns:w16cex="http://schemas.microsoft.com/office/word/2018/wordml/cex" xmlns:w16cid="http://schemas.microsoft.com/office/word/2016/wordml/cid" xmlns:w16="http://schemas.microsoft.com/office/word/2018/wordml" xmlns:w16du="http://schemas.microsoft.com/office/word/2023/wordml/word16du" xmlns:w16sdtdh="http://schemas.microsoft.com/office/word/2020/wordml/sdtdatahash" xmlns:w16sdtfl="http://schemas.microsoft.com/office/word/2024/wordml/sdtformatlock" xmlns:w16se="http://schemas.microsoft.com/office/word/2015/wordml/symex" xmlns:wpg="http://schemas.microsoft.com/office/word/2010/wordprocessingGroup" xmlns:wpi="http://schemas.microsoft.com/office/word/2010/wordprocessingInk" xmlns:wne="http://schemas.microsoft.com/office/word/2006/wordml" xmlns:wps="http://schemas.microsoft.com/office/word/2010/wordprocessingShape" mc:Ignorable="w14 w15 w16se w16cid w16 w16cex w16sdtdh w16sdtfl w16du wp14">
   <w:p>
     <w:pPr>
-      <w:pStyle w:val="Antet"/>
+      <w:pStyle w:val="Header"/>
       <w:pBdr>
         <w:bottom w:val="single" w:sz="4" w:space="1" w:color="auto"/>
       </w:pBdr>
@@ -14779,11 +14893,11 @@
       <w:lang w:val="en-GB" w:eastAsia="en-US"/>
     </w:rPr>
   </w:style>
-  <w:style w:type="paragraph" w:styleId="Titlu1">
+  <w:style w:type="paragraph" w:styleId="Heading1">
     <w:name w:val="heading 1"/>
     <w:basedOn w:val="Normal"/>
     <w:next w:val="Normal"/>
-    <w:link w:val="Titlu1Caracter"/>
+    <w:link w:val="Heading1Char"/>
     <w:uiPriority w:val="99"/>
     <w:qFormat/>
     <w:rsid w:val="00F0138E"/>
@@ -14797,11 +14911,11 @@
       <w:lang w:val="en-US"/>
     </w:rPr>
   </w:style>
-  <w:style w:type="paragraph" w:styleId="Titlu2">
+  <w:style w:type="paragraph" w:styleId="Heading2">
     <w:name w:val="heading 2"/>
     <w:basedOn w:val="Normal"/>
     <w:next w:val="Normal"/>
-    <w:link w:val="Titlu2Caracter"/>
+    <w:link w:val="Heading2Char"/>
     <w:uiPriority w:val="99"/>
     <w:qFormat/>
     <w:rsid w:val="00F0138E"/>
@@ -14819,11 +14933,11 @@
       <w:szCs w:val="28"/>
     </w:rPr>
   </w:style>
-  <w:style w:type="paragraph" w:styleId="Titlu3">
+  <w:style w:type="paragraph" w:styleId="Heading3">
     <w:name w:val="heading 3"/>
     <w:basedOn w:val="Normal"/>
     <w:next w:val="Normal"/>
-    <w:link w:val="Titlu3Caracter"/>
+    <w:link w:val="Heading3Char"/>
     <w:uiPriority w:val="99"/>
     <w:qFormat/>
     <w:rsid w:val="00072679"/>
@@ -14839,11 +14953,11 @@
       <w:szCs w:val="26"/>
     </w:rPr>
   </w:style>
-  <w:style w:type="paragraph" w:styleId="Titlu4">
+  <w:style w:type="paragraph" w:styleId="Heading4">
     <w:name w:val="heading 4"/>
     <w:basedOn w:val="Normal"/>
     <w:next w:val="Normal"/>
-    <w:link w:val="Titlu4Caracter"/>
+    <w:link w:val="Heading4Char"/>
     <w:uiPriority w:val="99"/>
     <w:qFormat/>
     <w:rsid w:val="00F0138E"/>
@@ -14858,12 +14972,13 @@
       <w:szCs w:val="20"/>
     </w:rPr>
   </w:style>
-  <w:style w:type="character" w:default="1" w:styleId="Fontdeparagrafimplicit">
+  <w:style w:type="character" w:default="1" w:styleId="DefaultParagraphFont">
     <w:name w:val="Default Paragraph Font"/>
     <w:uiPriority w:val="1"/>
+    <w:semiHidden/>
     <w:unhideWhenUsed/>
   </w:style>
-  <w:style w:type="table" w:default="1" w:styleId="TabelNormal">
+  <w:style w:type="table" w:default="1" w:styleId="TableNormal">
     <w:name w:val="Normal Table"/>
     <w:uiPriority w:val="99"/>
     <w:semiHidden/>
@@ -14878,16 +14993,16 @@
       </w:tblCellMar>
     </w:tblPr>
   </w:style>
-  <w:style w:type="numbering" w:default="1" w:styleId="FrListare">
+  <w:style w:type="numbering" w:default="1" w:styleId="NoList">
     <w:name w:val="No List"/>
     <w:uiPriority w:val="99"/>
     <w:semiHidden/>
     <w:unhideWhenUsed/>
   </w:style>
-  <w:style w:type="character" w:customStyle="1" w:styleId="Titlu1Caracter">
-    <w:name w:val="Titlu 1 Caracter"/>
-    <w:basedOn w:val="Fontdeparagrafimplicit"/>
-    <w:link w:val="Titlu1"/>
+  <w:style w:type="character" w:customStyle="1" w:styleId="Heading1Char">
+    <w:name w:val="Heading 1 Char"/>
+    <w:basedOn w:val="DefaultParagraphFont"/>
+    <w:link w:val="Heading1"/>
     <w:uiPriority w:val="99"/>
     <w:locked/>
     <w:rsid w:val="008926CD"/>
@@ -14901,10 +15016,10 @@
       <w:lang w:val="en-GB"/>
     </w:rPr>
   </w:style>
-  <w:style w:type="character" w:customStyle="1" w:styleId="Titlu2Caracter">
-    <w:name w:val="Titlu 2 Caracter"/>
-    <w:basedOn w:val="Fontdeparagrafimplicit"/>
-    <w:link w:val="Titlu2"/>
+  <w:style w:type="character" w:customStyle="1" w:styleId="Heading2Char">
+    <w:name w:val="Heading 2 Char"/>
+    <w:basedOn w:val="DefaultParagraphFont"/>
+    <w:link w:val="Heading2"/>
     <w:uiPriority w:val="99"/>
     <w:semiHidden/>
     <w:locked/>
@@ -14920,10 +15035,10 @@
       <w:lang w:val="en-GB"/>
     </w:rPr>
   </w:style>
-  <w:style w:type="character" w:customStyle="1" w:styleId="Titlu3Caracter">
-    <w:name w:val="Titlu 3 Caracter"/>
-    <w:basedOn w:val="Fontdeparagrafimplicit"/>
-    <w:link w:val="Titlu3"/>
+  <w:style w:type="character" w:customStyle="1" w:styleId="Heading3Char">
+    <w:name w:val="Heading 3 Char"/>
+    <w:basedOn w:val="DefaultParagraphFont"/>
+    <w:link w:val="Heading3"/>
     <w:uiPriority w:val="99"/>
     <w:semiHidden/>
     <w:locked/>
@@ -14937,10 +15052,10 @@
       <w:lang w:val="en-GB"/>
     </w:rPr>
   </w:style>
-  <w:style w:type="character" w:customStyle="1" w:styleId="Titlu4Caracter">
-    <w:name w:val="Titlu 4 Caracter"/>
-    <w:basedOn w:val="Fontdeparagrafimplicit"/>
-    <w:link w:val="Titlu4"/>
+  <w:style w:type="character" w:customStyle="1" w:styleId="Heading4Char">
+    <w:name w:val="Heading 4 Char"/>
+    <w:basedOn w:val="DefaultParagraphFont"/>
+    <w:link w:val="Heading4"/>
     <w:uiPriority w:val="99"/>
     <w:semiHidden/>
     <w:locked/>
@@ -14954,20 +15069,20 @@
       <w:lang w:val="en-GB"/>
     </w:rPr>
   </w:style>
-  <w:style w:type="paragraph" w:styleId="Corptext">
+  <w:style w:type="paragraph" w:styleId="BodyText">
     <w:name w:val="Body Text"/>
     <w:basedOn w:val="Normal"/>
-    <w:link w:val="CorptextCaracter"/>
+    <w:link w:val="BodyTextChar"/>
     <w:uiPriority w:val="99"/>
     <w:rsid w:val="00F0138E"/>
     <w:pPr>
       <w:jc w:val="both"/>
     </w:pPr>
   </w:style>
-  <w:style w:type="character" w:customStyle="1" w:styleId="CorptextCaracter">
-    <w:name w:val="Corp text Caracter"/>
-    <w:basedOn w:val="Fontdeparagrafimplicit"/>
-    <w:link w:val="Corptext"/>
+  <w:style w:type="character" w:customStyle="1" w:styleId="BodyTextChar">
+    <w:name w:val="Body Text Char"/>
+    <w:basedOn w:val="DefaultParagraphFont"/>
+    <w:link w:val="BodyText"/>
     <w:uiPriority w:val="99"/>
     <w:semiHidden/>
     <w:locked/>
@@ -14980,7 +15095,7 @@
       <w:lang w:val="en-GB"/>
     </w:rPr>
   </w:style>
-  <w:style w:type="paragraph" w:styleId="Legend">
+  <w:style w:type="paragraph" w:styleId="Caption">
     <w:name w:val="caption"/>
     <w:basedOn w:val="Normal"/>
     <w:next w:val="Normal"/>
@@ -14997,10 +15112,10 @@
       <w:szCs w:val="20"/>
     </w:rPr>
   </w:style>
-  <w:style w:type="paragraph" w:styleId="Textnotdesubsol">
+  <w:style w:type="paragraph" w:styleId="FootnoteText">
     <w:name w:val="footnote text"/>
     <w:basedOn w:val="Normal"/>
-    <w:link w:val="TextnotdesubsolCaracter"/>
+    <w:link w:val="FootnoteTextChar"/>
     <w:uiPriority w:val="99"/>
     <w:semiHidden/>
     <w:rsid w:val="00F0138E"/>
@@ -15009,10 +15124,10 @@
       <w:szCs w:val="20"/>
     </w:rPr>
   </w:style>
-  <w:style w:type="character" w:customStyle="1" w:styleId="TextnotdesubsolCaracter">
-    <w:name w:val="Text notă de subsol Caracter"/>
-    <w:basedOn w:val="Fontdeparagrafimplicit"/>
-    <w:link w:val="Textnotdesubsol"/>
+  <w:style w:type="character" w:customStyle="1" w:styleId="FootnoteTextChar">
+    <w:name w:val="Footnote Text Char"/>
+    <w:basedOn w:val="DefaultParagraphFont"/>
+    <w:link w:val="FootnoteText"/>
     <w:uiPriority w:val="99"/>
     <w:semiHidden/>
     <w:locked/>
@@ -15025,9 +15140,9 @@
       <w:lang w:val="en-GB"/>
     </w:rPr>
   </w:style>
-  <w:style w:type="character" w:styleId="Referinnotdesubsol">
+  <w:style w:type="character" w:styleId="FootnoteReference">
     <w:name w:val="footnote reference"/>
-    <w:basedOn w:val="Fontdeparagrafimplicit"/>
+    <w:basedOn w:val="DefaultParagraphFont"/>
     <w:uiPriority w:val="99"/>
     <w:semiHidden/>
     <w:rsid w:val="00F0138E"/>
@@ -15036,10 +15151,10 @@
       <w:vertAlign w:val="superscript"/>
     </w:rPr>
   </w:style>
-  <w:style w:type="paragraph" w:styleId="Indentcorptext">
+  <w:style w:type="paragraph" w:styleId="BodyTextIndent">
     <w:name w:val="Body Text Indent"/>
     <w:basedOn w:val="Normal"/>
-    <w:link w:val="IndentcorptextCaracter"/>
+    <w:link w:val="BodyTextIndentChar"/>
     <w:uiPriority w:val="99"/>
     <w:rsid w:val="00072679"/>
     <w:pPr>
@@ -15047,10 +15162,10 @@
       <w:ind w:left="283"/>
     </w:pPr>
   </w:style>
-  <w:style w:type="character" w:customStyle="1" w:styleId="IndentcorptextCaracter">
-    <w:name w:val="Indent corp text Caracter"/>
-    <w:basedOn w:val="Fontdeparagrafimplicit"/>
-    <w:link w:val="Indentcorptext"/>
+  <w:style w:type="character" w:customStyle="1" w:styleId="BodyTextIndentChar">
+    <w:name w:val="Body Text Indent Char"/>
+    <w:basedOn w:val="DefaultParagraphFont"/>
+    <w:link w:val="BodyTextIndent"/>
     <w:uiPriority w:val="99"/>
     <w:semiHidden/>
     <w:locked/>
@@ -15063,9 +15178,9 @@
       <w:lang w:val="en-GB"/>
     </w:rPr>
   </w:style>
-  <w:style w:type="table" w:styleId="Tabelgril">
+  <w:style w:type="table" w:styleId="TableGrid">
     <w:name w:val="Table Grid"/>
-    <w:basedOn w:val="TabelNormal"/>
+    <w:basedOn w:val="TableNormal"/>
     <w:uiPriority w:val="99"/>
     <w:rsid w:val="00072679"/>
     <w:tblPr>
@@ -15081,7 +15196,7 @@
   </w:style>
   <w:style w:type="character" w:styleId="Hyperlink">
     <w:name w:val="Hyperlink"/>
-    <w:basedOn w:val="Fontdeparagrafimplicit"/>
+    <w:basedOn w:val="DefaultParagraphFont"/>
     <w:uiPriority w:val="99"/>
     <w:rsid w:val="00324F95"/>
     <w:rPr>
@@ -15090,9 +15205,9 @@
       <w:u w:val="single"/>
     </w:rPr>
   </w:style>
-  <w:style w:type="character" w:styleId="Accentuat">
+  <w:style w:type="character" w:styleId="Emphasis">
     <w:name w:val="Emphasis"/>
-    <w:basedOn w:val="Fontdeparagrafimplicit"/>
+    <w:basedOn w:val="DefaultParagraphFont"/>
     <w:uiPriority w:val="99"/>
     <w:qFormat/>
     <w:rsid w:val="004972C6"/>
@@ -15102,10 +15217,10 @@
       <w:iCs/>
     </w:rPr>
   </w:style>
-  <w:style w:type="paragraph" w:styleId="Corptext2">
+  <w:style w:type="paragraph" w:styleId="BodyText2">
     <w:name w:val="Body Text 2"/>
     <w:basedOn w:val="Normal"/>
-    <w:link w:val="Corptext2Caracter"/>
+    <w:link w:val="BodyText2Char"/>
     <w:uiPriority w:val="99"/>
     <w:rsid w:val="00D376E9"/>
     <w:pPr>
@@ -15116,10 +15231,10 @@
       <w:lang w:val="ro-RO"/>
     </w:rPr>
   </w:style>
-  <w:style w:type="character" w:customStyle="1" w:styleId="Corptext2Caracter">
-    <w:name w:val="Corp text 2 Caracter"/>
-    <w:basedOn w:val="Fontdeparagrafimplicit"/>
-    <w:link w:val="Corptext2"/>
+  <w:style w:type="character" w:customStyle="1" w:styleId="BodyText2Char">
+    <w:name w:val="Body Text 2 Char"/>
+    <w:basedOn w:val="DefaultParagraphFont"/>
+    <w:link w:val="BodyText2"/>
     <w:uiPriority w:val="99"/>
     <w:semiHidden/>
     <w:locked/>
@@ -15158,10 +15273,10 @@
       <w:lang w:val="ro-RO"/>
     </w:rPr>
   </w:style>
-  <w:style w:type="paragraph" w:styleId="Corptext3">
+  <w:style w:type="paragraph" w:styleId="BodyText3">
     <w:name w:val="Body Text 3"/>
     <w:basedOn w:val="Normal"/>
-    <w:link w:val="Corptext3Caracter"/>
+    <w:link w:val="BodyText3Char"/>
     <w:uiPriority w:val="99"/>
     <w:rsid w:val="00D376E9"/>
     <w:pPr>
@@ -15174,10 +15289,10 @@
       <w:lang w:val="ro-RO"/>
     </w:rPr>
   </w:style>
-  <w:style w:type="character" w:customStyle="1" w:styleId="Corptext3Caracter">
-    <w:name w:val="Corp text 3 Caracter"/>
-    <w:basedOn w:val="Fontdeparagrafimplicit"/>
-    <w:link w:val="Corptext3"/>
+  <w:style w:type="character" w:customStyle="1" w:styleId="BodyText3Char">
+    <w:name w:val="Body Text 3 Char"/>
+    <w:basedOn w:val="DefaultParagraphFont"/>
+    <w:link w:val="BodyText3"/>
     <w:uiPriority w:val="99"/>
     <w:semiHidden/>
     <w:locked/>
@@ -15190,9 +15305,9 @@
       <w:lang w:val="en-GB"/>
     </w:rPr>
   </w:style>
-  <w:style w:type="table" w:styleId="TabelElegant">
+  <w:style w:type="table" w:styleId="TableElegant">
     <w:name w:val="Table Elegant"/>
-    <w:basedOn w:val="TabelNormal"/>
+    <w:basedOn w:val="TableNormal"/>
     <w:uiPriority w:val="99"/>
     <w:rsid w:val="00D376E9"/>
     <w:tblPr>
@@ -15222,7 +15337,7 @@
   </w:style>
   <w:style w:type="character" w:customStyle="1" w:styleId="small-text1">
     <w:name w:val="small-text1"/>
-    <w:basedOn w:val="Fontdeparagrafimplicit"/>
+    <w:basedOn w:val="DefaultParagraphFont"/>
     <w:uiPriority w:val="99"/>
     <w:rsid w:val="00D376E9"/>
     <w:rPr>
@@ -15266,7 +15381,7 @@
   </w:style>
   <w:style w:type="character" w:customStyle="1" w:styleId="mediumb-text1">
     <w:name w:val="mediumb-text1"/>
-    <w:basedOn w:val="Fontdeparagrafimplicit"/>
+    <w:basedOn w:val="DefaultParagraphFont"/>
     <w:uiPriority w:val="99"/>
     <w:rsid w:val="00981678"/>
     <w:rPr>
@@ -15278,10 +15393,10 @@
       <w:szCs w:val="24"/>
     </w:rPr>
   </w:style>
-  <w:style w:type="paragraph" w:styleId="Subsol">
+  <w:style w:type="paragraph" w:styleId="Footer">
     <w:name w:val="footer"/>
     <w:basedOn w:val="Normal"/>
-    <w:link w:val="SubsolCaracter"/>
+    <w:link w:val="FooterChar"/>
     <w:uiPriority w:val="99"/>
     <w:rsid w:val="000B66AB"/>
     <w:pPr>
@@ -15291,10 +15406,10 @@
       </w:tabs>
     </w:pPr>
   </w:style>
-  <w:style w:type="character" w:customStyle="1" w:styleId="SubsolCaracter">
-    <w:name w:val="Subsol Caracter"/>
-    <w:basedOn w:val="Fontdeparagrafimplicit"/>
-    <w:link w:val="Subsol"/>
+  <w:style w:type="character" w:customStyle="1" w:styleId="FooterChar">
+    <w:name w:val="Footer Char"/>
+    <w:basedOn w:val="DefaultParagraphFont"/>
+    <w:link w:val="Footer"/>
     <w:uiPriority w:val="99"/>
     <w:semiHidden/>
     <w:locked/>
@@ -15307,19 +15422,19 @@
       <w:lang w:val="en-GB"/>
     </w:rPr>
   </w:style>
-  <w:style w:type="character" w:styleId="Numrdepagin">
+  <w:style w:type="character" w:styleId="PageNumber">
     <w:name w:val="page number"/>
-    <w:basedOn w:val="Fontdeparagrafimplicit"/>
+    <w:basedOn w:val="DefaultParagraphFont"/>
     <w:uiPriority w:val="99"/>
     <w:rsid w:val="000B66AB"/>
     <w:rPr>
       <w:rFonts w:cs="Times New Roman"/>
     </w:rPr>
   </w:style>
-  <w:style w:type="paragraph" w:styleId="Antet">
+  <w:style w:type="paragraph" w:styleId="Header">
     <w:name w:val="header"/>
     <w:basedOn w:val="Normal"/>
-    <w:link w:val="AntetCaracter"/>
+    <w:link w:val="HeaderChar"/>
     <w:uiPriority w:val="99"/>
     <w:rsid w:val="000465F9"/>
     <w:pPr>
@@ -15329,10 +15444,10 @@
       </w:tabs>
     </w:pPr>
   </w:style>
-  <w:style w:type="character" w:customStyle="1" w:styleId="AntetCaracter">
-    <w:name w:val="Antet Caracter"/>
-    <w:basedOn w:val="Fontdeparagrafimplicit"/>
-    <w:link w:val="Antet"/>
+  <w:style w:type="character" w:customStyle="1" w:styleId="HeaderChar">
+    <w:name w:val="Header Char"/>
+    <w:basedOn w:val="DefaultParagraphFont"/>
+    <w:link w:val="Header"/>
     <w:uiPriority w:val="99"/>
     <w:locked/>
     <w:rsid w:val="001304A3"/>
@@ -15344,10 +15459,10 @@
       <w:lang w:val="en-GB" w:eastAsia="en-US" w:bidi="ar-SA"/>
     </w:rPr>
   </w:style>
-  <w:style w:type="paragraph" w:styleId="TextnBalon">
+  <w:style w:type="paragraph" w:styleId="BalloonText">
     <w:name w:val="Balloon Text"/>
     <w:basedOn w:val="Normal"/>
-    <w:link w:val="TextnBalonCaracter"/>
+    <w:link w:val="BalloonTextChar"/>
     <w:uiPriority w:val="99"/>
     <w:rsid w:val="00E17418"/>
     <w:rPr>
@@ -15356,10 +15471,10 @@
       <w:szCs w:val="16"/>
     </w:rPr>
   </w:style>
-  <w:style w:type="character" w:customStyle="1" w:styleId="TextnBalonCaracter">
-    <w:name w:val="Text în Balon Caracter"/>
-    <w:basedOn w:val="Fontdeparagrafimplicit"/>
-    <w:link w:val="TextnBalon"/>
+  <w:style w:type="character" w:customStyle="1" w:styleId="BalloonTextChar">
+    <w:name w:val="Balloon Text Char"/>
+    <w:basedOn w:val="DefaultParagraphFont"/>
+    <w:link w:val="BalloonText"/>
     <w:uiPriority w:val="99"/>
     <w:locked/>
     <w:rsid w:val="00E17418"/>
@@ -15371,9 +15486,9 @@
       <w:lang w:val="en-GB" w:eastAsia="en-US"/>
     </w:rPr>
   </w:style>
-  <w:style w:type="table" w:styleId="TabelGril1">
+  <w:style w:type="table" w:styleId="TableGrid1">
     <w:name w:val="Table Grid 1"/>
-    <w:basedOn w:val="TabelNormal"/>
+    <w:basedOn w:val="TableNormal"/>
     <w:uiPriority w:val="99"/>
     <w:rsid w:val="005C6FFA"/>
     <w:tblPr>
@@ -15415,9 +15530,9 @@
       </w:tcPr>
     </w:tblStylePr>
   </w:style>
-  <w:style w:type="character" w:styleId="Robust">
+  <w:style w:type="character" w:styleId="Strong">
     <w:name w:val="Strong"/>
-    <w:basedOn w:val="Fontdeparagrafimplicit"/>
+    <w:basedOn w:val="DefaultParagraphFont"/>
     <w:uiPriority w:val="99"/>
     <w:qFormat/>
     <w:locked/>
@@ -15449,7 +15564,7 @@
   </w:style>
   <w:style w:type="character" w:customStyle="1" w:styleId="IEEEParagraphChar">
     <w:name w:val="IEEE Paragraph Char"/>
-    <w:basedOn w:val="Fontdeparagrafimplicit"/>
+    <w:basedOn w:val="DefaultParagraphFont"/>
     <w:link w:val="IEEEParagraph"/>
     <w:uiPriority w:val="99"/>
     <w:locked/>
@@ -15499,7 +15614,7 @@
       </w:numPr>
     </w:pPr>
   </w:style>
-  <w:style w:type="paragraph" w:styleId="Bibliografie">
+  <w:style w:type="paragraph" w:styleId="Bibliography">
     <w:name w:val="Bibliography"/>
     <w:basedOn w:val="Normal"/>
     <w:next w:val="Normal"/>
@@ -15507,9 +15622,9 @@
     <w:unhideWhenUsed/>
     <w:rsid w:val="008D0E8D"/>
   </w:style>
-  <w:style w:type="character" w:styleId="Textsubstituent">
+  <w:style w:type="character" w:styleId="PlaceholderText">
     <w:name w:val="Placeholder Text"/>
-    <w:basedOn w:val="Fontdeparagrafimplicit"/>
+    <w:basedOn w:val="DefaultParagraphFont"/>
     <w:uiPriority w:val="99"/>
     <w:semiHidden/>
     <w:rsid w:val="00FF6DE0"/>
@@ -15517,9 +15632,9 @@
       <w:color w:val="666666"/>
     </w:rPr>
   </w:style>
-  <w:style w:type="character" w:styleId="CodHTML">
+  <w:style w:type="character" w:styleId="HTMLCode">
     <w:name w:val="HTML Code"/>
-    <w:basedOn w:val="Fontdeparagrafimplicit"/>
+    <w:basedOn w:val="DefaultParagraphFont"/>
     <w:uiPriority w:val="99"/>
     <w:semiHidden/>
     <w:unhideWhenUsed/>
